--- a/V03/Pracic_TLS.docx
+++ b/V03/Pracic_TLS.docx
@@ -11,13 +11,23 @@
           <w:lang w:val="hr-HR"/>
         </w:rPr>
       </w:pPr>
+      <w:proofErr w:type="spellStart"/>
       <w:r>
         <w:rPr>
           <w:b/>
           <w:bCs/>
           <w:lang w:val="hr-HR"/>
         </w:rPr>
-        <w:t>Wireshark: TLS i DTLS</w:t>
+        <w:t>Wireshark</w:t>
+      </w:r>
+      <w:proofErr w:type="spellEnd"/>
+      <w:r>
+        <w:rPr>
+          <w:b/>
+          <w:bCs/>
+          <w:lang w:val="hr-HR"/>
+        </w:rPr>
+        <w:t>: TLS i DTLS</w:t>
       </w:r>
     </w:p>
     <w:p>
@@ -74,7 +84,23 @@
           <w:color w:val="FF0000"/>
           <w:lang w:val="hr-HR"/>
         </w:rPr>
-        <w:t>Za prvih 8 Ethernetovih okvira navedite tko je poslao okvir (klijent ili poslužitelj), odredite broj TLS-ovih zapisa sadržanih u tom okviru te navedite tipove TLS-ovih zapisa sadržanih u okviru. Nacrtajte vremenski dijagram razmjene TLS-ovih zapisa između klijenta i poslužitelja sa jednom strelicom za svaki TLS-ov zapis.</w:t>
+        <w:t xml:space="preserve">Za prvih 8 </w:t>
+      </w:r>
+      <w:proofErr w:type="spellStart"/>
+      <w:r>
+        <w:rPr>
+          <w:color w:val="FF0000"/>
+          <w:lang w:val="hr-HR"/>
+        </w:rPr>
+        <w:t>Ethernetovih</w:t>
+      </w:r>
+      <w:proofErr w:type="spellEnd"/>
+      <w:r>
+        <w:rPr>
+          <w:color w:val="FF0000"/>
+          <w:lang w:val="hr-HR"/>
+        </w:rPr>
+        <w:t xml:space="preserve"> okvira navedite tko je poslao okvir (klijent ili poslužitelj), odredite broj TLS-ovih zapisa sadržanih u tom okviru te navedite tipove TLS-ovih zapisa sadržanih u okviru. Nacrtajte vremenski dijagram razmjene TLS-ovih zapisa između klijenta i poslužitelja sa jednom strelicom za svaki TLS-ov zapis.</w:t>
       </w:r>
     </w:p>
     <w:p>
@@ -98,7 +124,7 @@
         </w:rPr>
         <w:t xml:space="preserve">Kako bi se odradila treća vježba, pristupalo se stranici </w:t>
       </w:r>
-      <w:hyperlink r:id="rId5">
+      <w:hyperlink r:id="rId6">
         <w:r>
           <w:rPr>
             <w:rStyle w:val="Hiperveza"/>
@@ -134,7 +160,35 @@
         <w:rPr>
           <w:lang w:val="hr-HR"/>
         </w:rPr>
-        <w:t>Da bi se filtrirao promet vezan uz tu stranicu bilo je potrebno pronaći IP adresu računala te IP adresu same stranice. To se odradilo u Terminalu uz pomoć komandi “ifconfig” i “ping”</w:t>
+        <w:t>Da bi se filtrirao promet vezan uz tu stranicu bilo je potrebno pronaći IP adresu računala te IP adresu same stranice. To se odradilo u Terminalu uz pomoć komandi “</w:t>
+      </w:r>
+      <w:proofErr w:type="spellStart"/>
+      <w:r>
+        <w:rPr>
+          <w:lang w:val="hr-HR"/>
+        </w:rPr>
+        <w:t>ifconfig</w:t>
+      </w:r>
+      <w:proofErr w:type="spellEnd"/>
+      <w:r>
+        <w:rPr>
+          <w:lang w:val="hr-HR"/>
+        </w:rPr>
+        <w:t>” i “</w:t>
+      </w:r>
+      <w:proofErr w:type="spellStart"/>
+      <w:r>
+        <w:rPr>
+          <w:lang w:val="hr-HR"/>
+        </w:rPr>
+        <w:t>ping</w:t>
+      </w:r>
+      <w:proofErr w:type="spellEnd"/>
+      <w:r>
+        <w:rPr>
+          <w:lang w:val="hr-HR"/>
+        </w:rPr>
+        <w:t>”</w:t>
       </w:r>
       <w:r>
         <w:rPr>
@@ -188,7 +242,7 @@
                     </pic:cNvPicPr>
                   </pic:nvPicPr>
                   <pic:blipFill rotWithShape="1">
-                    <a:blip r:embed="rId6"/>
+                    <a:blip r:embed="rId7"/>
                     <a:srcRect l="5480" t="7293" r="5460" b="44791"/>
                     <a:stretch/>
                   </pic:blipFill>
@@ -281,8 +335,18 @@
           <w:iCs w:val="0"/>
           <w:lang w:val="hr-HR"/>
         </w:rPr>
-        <w:t xml:space="preserve"> - ifconfig</w:t>
-      </w:r>
+        <w:t xml:space="preserve"> - </w:t>
+      </w:r>
+      <w:proofErr w:type="spellStart"/>
+      <w:r>
+        <w:rPr>
+          <w:i w:val="0"/>
+          <w:iCs w:val="0"/>
+          <w:lang w:val="hr-HR"/>
+        </w:rPr>
+        <w:t>ifconfig</w:t>
+      </w:r>
+      <w:proofErr w:type="spellEnd"/>
     </w:p>
     <w:p>
       <w:pPr>
@@ -331,7 +395,7 @@
                     </pic:cNvPicPr>
                   </pic:nvPicPr>
                   <pic:blipFill rotWithShape="1">
-                    <a:blip r:embed="rId7"/>
+                    <a:blip r:embed="rId8"/>
                     <a:srcRect l="5231" t="7500" r="5211" b="41042"/>
                     <a:stretch/>
                   </pic:blipFill>
@@ -424,8 +488,18 @@
           <w:iCs w:val="0"/>
           <w:lang w:val="hr-HR"/>
         </w:rPr>
-        <w:t xml:space="preserve"> - ping</w:t>
-      </w:r>
+        <w:t xml:space="preserve"> - </w:t>
+      </w:r>
+      <w:proofErr w:type="spellStart"/>
+      <w:r>
+        <w:rPr>
+          <w:i w:val="0"/>
+          <w:iCs w:val="0"/>
+          <w:lang w:val="hr-HR"/>
+        </w:rPr>
+        <w:t>ping</w:t>
+      </w:r>
+      <w:proofErr w:type="spellEnd"/>
     </w:p>
     <w:p>
       <w:pPr>
@@ -446,7 +520,35 @@
         <w:rPr>
           <w:lang w:val="hr-HR"/>
         </w:rPr>
-        <w:t>Nakon pokretanja Wireshark aplikacije, da bi se stranica učitala iz početka, u pregledniku se uz pomoć kombinacije tipki Ctrl + F5 sadržaj nanovo učitao</w:t>
+        <w:t xml:space="preserve">Nakon pokretanja </w:t>
+      </w:r>
+      <w:proofErr w:type="spellStart"/>
+      <w:r>
+        <w:rPr>
+          <w:lang w:val="hr-HR"/>
+        </w:rPr>
+        <w:t>Wireshark</w:t>
+      </w:r>
+      <w:proofErr w:type="spellEnd"/>
+      <w:r>
+        <w:rPr>
+          <w:lang w:val="hr-HR"/>
+        </w:rPr>
+        <w:t xml:space="preserve"> aplikacije, da bi se stranica učitala iz početka, u pregledniku se uz pomoć kombinacije tipki </w:t>
+      </w:r>
+      <w:proofErr w:type="spellStart"/>
+      <w:r>
+        <w:rPr>
+          <w:lang w:val="hr-HR"/>
+        </w:rPr>
+        <w:t>Ctrl</w:t>
+      </w:r>
+      <w:proofErr w:type="spellEnd"/>
+      <w:r>
+        <w:rPr>
+          <w:lang w:val="hr-HR"/>
+        </w:rPr>
+        <w:t xml:space="preserve"> + F5 sadržaj nanovo učitao</w:t>
       </w:r>
       <w:r>
         <w:rPr>
@@ -500,7 +602,7 @@
                     </pic:cNvPicPr>
                   </pic:nvPicPr>
                   <pic:blipFill rotWithShape="1">
-                    <a:blip r:embed="rId8"/>
+                    <a:blip r:embed="rId9"/>
                     <a:srcRect l="5107" t="4902" r="5335" b="34133"/>
                     <a:stretch/>
                   </pic:blipFill>
@@ -625,11 +727,131 @@
           <w:lang w:val="hr-HR"/>
         </w:rPr>
       </w:pPr>
-      <w:r>
-        <w:rPr>
-          <w:lang w:val="hr-HR"/>
-        </w:rPr>
-        <w:t>tls and ((ip.src == 192.168.1.26 and ip.dst == 34.71.45.200) or (ip.src == 34.71.45.200 and ip.dst == 192.168.1.26))</w:t>
+      <w:proofErr w:type="spellStart"/>
+      <w:r>
+        <w:rPr>
+          <w:lang w:val="hr-HR"/>
+        </w:rPr>
+        <w:t>tls</w:t>
+      </w:r>
+      <w:proofErr w:type="spellEnd"/>
+      <w:r>
+        <w:rPr>
+          <w:lang w:val="hr-HR"/>
+        </w:rPr>
+        <w:t xml:space="preserve"> </w:t>
+      </w:r>
+      <w:proofErr w:type="spellStart"/>
+      <w:r>
+        <w:rPr>
+          <w:lang w:val="hr-HR"/>
+        </w:rPr>
+        <w:t>and</w:t>
+      </w:r>
+      <w:proofErr w:type="spellEnd"/>
+      <w:r>
+        <w:rPr>
+          <w:lang w:val="hr-HR"/>
+        </w:rPr>
+        <w:t xml:space="preserve"> ((</w:t>
+      </w:r>
+      <w:proofErr w:type="spellStart"/>
+      <w:r>
+        <w:rPr>
+          <w:lang w:val="hr-HR"/>
+        </w:rPr>
+        <w:t>ip.src</w:t>
+      </w:r>
+      <w:proofErr w:type="spellEnd"/>
+      <w:r>
+        <w:rPr>
+          <w:lang w:val="hr-HR"/>
+        </w:rPr>
+        <w:t xml:space="preserve"> == 192.168.1.26 </w:t>
+      </w:r>
+      <w:proofErr w:type="spellStart"/>
+      <w:r>
+        <w:rPr>
+          <w:lang w:val="hr-HR"/>
+        </w:rPr>
+        <w:t>and</w:t>
+      </w:r>
+      <w:proofErr w:type="spellEnd"/>
+      <w:r>
+        <w:rPr>
+          <w:lang w:val="hr-HR"/>
+        </w:rPr>
+        <w:t xml:space="preserve"> </w:t>
+      </w:r>
+      <w:proofErr w:type="spellStart"/>
+      <w:r>
+        <w:rPr>
+          <w:lang w:val="hr-HR"/>
+        </w:rPr>
+        <w:t>ip.dst</w:t>
+      </w:r>
+      <w:proofErr w:type="spellEnd"/>
+      <w:r>
+        <w:rPr>
+          <w:lang w:val="hr-HR"/>
+        </w:rPr>
+        <w:t xml:space="preserve"> == 34.71.45.200) </w:t>
+      </w:r>
+      <w:proofErr w:type="spellStart"/>
+      <w:r>
+        <w:rPr>
+          <w:lang w:val="hr-HR"/>
+        </w:rPr>
+        <w:t>or</w:t>
+      </w:r>
+      <w:proofErr w:type="spellEnd"/>
+      <w:r>
+        <w:rPr>
+          <w:lang w:val="hr-HR"/>
+        </w:rPr>
+        <w:t xml:space="preserve"> (</w:t>
+      </w:r>
+      <w:proofErr w:type="spellStart"/>
+      <w:r>
+        <w:rPr>
+          <w:lang w:val="hr-HR"/>
+        </w:rPr>
+        <w:t>ip.src</w:t>
+      </w:r>
+      <w:proofErr w:type="spellEnd"/>
+      <w:r>
+        <w:rPr>
+          <w:lang w:val="hr-HR"/>
+        </w:rPr>
+        <w:t xml:space="preserve"> == 34.71.45.200 </w:t>
+      </w:r>
+      <w:proofErr w:type="spellStart"/>
+      <w:r>
+        <w:rPr>
+          <w:lang w:val="hr-HR"/>
+        </w:rPr>
+        <w:t>and</w:t>
+      </w:r>
+      <w:proofErr w:type="spellEnd"/>
+      <w:r>
+        <w:rPr>
+          <w:lang w:val="hr-HR"/>
+        </w:rPr>
+        <w:t xml:space="preserve"> </w:t>
+      </w:r>
+      <w:proofErr w:type="spellStart"/>
+      <w:r>
+        <w:rPr>
+          <w:lang w:val="hr-HR"/>
+        </w:rPr>
+        <w:t>ip.dst</w:t>
+      </w:r>
+      <w:proofErr w:type="spellEnd"/>
+      <w:r>
+        <w:rPr>
+          <w:lang w:val="hr-HR"/>
+        </w:rPr>
+        <w:t xml:space="preserve"> == 192.168.1.26))</w:t>
       </w:r>
       <w:r>
         <w:rPr>
@@ -677,7 +899,7 @@
                     </pic:cNvPicPr>
                   </pic:nvPicPr>
                   <pic:blipFill rotWithShape="1">
-                    <a:blip r:embed="rId9">
+                    <a:blip r:embed="rId10">
                       <a:extLst>
                         <a:ext uri="{28A0092B-C50C-407E-A947-70E740481C1C}">
                           <a14:useLocalDpi xmlns:a14="http://schemas.microsoft.com/office/drawing/2010/main" val="0"/>
@@ -776,8 +998,18 @@
           <w:iCs w:val="0"/>
           <w:lang w:val="hr-HR"/>
         </w:rPr>
-        <w:t xml:space="preserve"> - Wireshark</w:t>
-      </w:r>
+        <w:t xml:space="preserve"> - </w:t>
+      </w:r>
+      <w:proofErr w:type="spellStart"/>
+      <w:r>
+        <w:rPr>
+          <w:i w:val="0"/>
+          <w:iCs w:val="0"/>
+          <w:lang w:val="hr-HR"/>
+        </w:rPr>
+        <w:t>Wireshark</w:t>
+      </w:r>
+      <w:proofErr w:type="spellEnd"/>
     </w:p>
     <w:p>
       <w:pPr>
@@ -834,7 +1066,21 @@
         <w:rPr>
           <w:lang w:val="hr-HR"/>
         </w:rPr>
-        <w:t xml:space="preserve"> (Source = 192.168.1.26). </w:t>
+        <w:t xml:space="preserve"> (</w:t>
+      </w:r>
+      <w:proofErr w:type="spellStart"/>
+      <w:r>
+        <w:rPr>
+          <w:lang w:val="hr-HR"/>
+        </w:rPr>
+        <w:t>Source</w:t>
+      </w:r>
+      <w:proofErr w:type="spellEnd"/>
+      <w:r>
+        <w:rPr>
+          <w:lang w:val="hr-HR"/>
+        </w:rPr>
+        <w:t xml:space="preserve"> = 192.168.1.26). </w:t>
       </w:r>
       <w:r>
         <w:rPr>
@@ -933,6 +1179,7 @@
         </w:rPr>
         <w:t xml:space="preserve"> </w:t>
       </w:r>
+      <w:proofErr w:type="spellStart"/>
       <w:r>
         <w:rPr>
           <w:b/>
@@ -940,6 +1187,7 @@
         </w:rPr>
         <w:t>ClientHello</w:t>
       </w:r>
+      <w:proofErr w:type="spellEnd"/>
       <w:r>
         <w:rPr>
           <w:lang w:val="hr-HR"/>
@@ -957,8 +1205,16 @@
         <w:rPr>
           <w:lang w:val="hr-HR"/>
         </w:rPr>
-        <w:t>, odnosno Handshaking</w:t>
-      </w:r>
+        <w:t xml:space="preserve">, odnosno </w:t>
+      </w:r>
+      <w:proofErr w:type="spellStart"/>
+      <w:r>
+        <w:rPr>
+          <w:lang w:val="hr-HR"/>
+        </w:rPr>
+        <w:t>Handshaking</w:t>
+      </w:r>
+      <w:proofErr w:type="spellEnd"/>
       <w:r>
         <w:rPr>
           <w:lang w:val="hr-HR"/>
@@ -1009,7 +1265,7 @@
                     <pic:cNvPicPr/>
                   </pic:nvPicPr>
                   <pic:blipFill>
-                    <a:blip r:embed="rId10"/>
+                    <a:blip r:embed="rId11"/>
                     <a:stretch>
                       <a:fillRect/>
                     </a:stretch>
@@ -1151,7 +1407,21 @@
         <w:rPr>
           <w:lang w:val="hr-HR"/>
         </w:rPr>
-        <w:t xml:space="preserve"> (Source = 34.71.45.200). </w:t>
+        <w:t xml:space="preserve"> (</w:t>
+      </w:r>
+      <w:proofErr w:type="spellStart"/>
+      <w:r>
+        <w:rPr>
+          <w:lang w:val="hr-HR"/>
+        </w:rPr>
+        <w:t>Source</w:t>
+      </w:r>
+      <w:proofErr w:type="spellEnd"/>
+      <w:r>
+        <w:rPr>
+          <w:lang w:val="hr-HR"/>
+        </w:rPr>
+        <w:t xml:space="preserve"> = 34.71.45.200). </w:t>
       </w:r>
       <w:r>
         <w:rPr>
@@ -1218,6 +1488,7 @@
         </w:rPr>
         <w:t xml:space="preserve"> </w:t>
       </w:r>
+      <w:proofErr w:type="spellStart"/>
       <w:r>
         <w:rPr>
           <w:b/>
@@ -1225,6 +1496,7 @@
         </w:rPr>
         <w:t>ServerHello</w:t>
       </w:r>
+      <w:proofErr w:type="spellEnd"/>
       <w:r>
         <w:rPr>
           <w:lang w:val="hr-HR"/>
@@ -1242,8 +1514,23 @@
         <w:rPr>
           <w:lang w:val="hr-HR"/>
         </w:rPr>
-        <w:t xml:space="preserve">, odnosno Handshaking. Drugi TLS zapis je </w:t>
-      </w:r>
+        <w:t xml:space="preserve">, odnosno </w:t>
+      </w:r>
+      <w:proofErr w:type="spellStart"/>
+      <w:r>
+        <w:rPr>
+          <w:lang w:val="hr-HR"/>
+        </w:rPr>
+        <w:t>Handshaking</w:t>
+      </w:r>
+      <w:proofErr w:type="spellEnd"/>
+      <w:r>
+        <w:rPr>
+          <w:lang w:val="hr-HR"/>
+        </w:rPr>
+        <w:t xml:space="preserve">. Drugi TLS zapis je </w:t>
+      </w:r>
+      <w:proofErr w:type="spellStart"/>
       <w:r>
         <w:rPr>
           <w:b/>
@@ -1251,6 +1538,7 @@
         </w:rPr>
         <w:t>Certificate</w:t>
       </w:r>
+      <w:proofErr w:type="spellEnd"/>
       <w:r>
         <w:rPr>
           <w:bCs/>
@@ -1303,7 +1591,7 @@
                     <pic:cNvPicPr/>
                   </pic:nvPicPr>
                   <pic:blipFill>
-                    <a:blip r:embed="rId11"/>
+                    <a:blip r:embed="rId12"/>
                     <a:stretch>
                       <a:fillRect/>
                     </a:stretch>
@@ -1447,7 +1735,21 @@
         <w:rPr>
           <w:lang w:val="hr-HR"/>
         </w:rPr>
-        <w:t xml:space="preserve"> (Source = 34.71.45.200). </w:t>
+        <w:t xml:space="preserve"> (</w:t>
+      </w:r>
+      <w:proofErr w:type="spellStart"/>
+      <w:r>
+        <w:rPr>
+          <w:lang w:val="hr-HR"/>
+        </w:rPr>
+        <w:t>Source</w:t>
+      </w:r>
+      <w:proofErr w:type="spellEnd"/>
+      <w:r>
+        <w:rPr>
+          <w:lang w:val="hr-HR"/>
+        </w:rPr>
+        <w:t xml:space="preserve"> = 34.71.45.200). </w:t>
       </w:r>
       <w:r>
         <w:rPr>
@@ -1519,8 +1821,33 @@
           <w:b/>
           <w:lang w:val="hr-HR"/>
         </w:rPr>
-        <w:t>Server Key Exchange i ServerHello</w:t>
-      </w:r>
+        <w:t xml:space="preserve">Server </w:t>
+      </w:r>
+      <w:proofErr w:type="spellStart"/>
+      <w:r>
+        <w:rPr>
+          <w:b/>
+          <w:lang w:val="hr-HR"/>
+        </w:rPr>
+        <w:t>Key</w:t>
+      </w:r>
+      <w:proofErr w:type="spellEnd"/>
+      <w:r>
+        <w:rPr>
+          <w:b/>
+          <w:lang w:val="hr-HR"/>
+        </w:rPr>
+        <w:t xml:space="preserve"> Exchange i </w:t>
+      </w:r>
+      <w:proofErr w:type="spellStart"/>
+      <w:r>
+        <w:rPr>
+          <w:b/>
+          <w:lang w:val="hr-HR"/>
+        </w:rPr>
+        <w:t>ServerHello</w:t>
+      </w:r>
+      <w:proofErr w:type="spellEnd"/>
       <w:r>
         <w:rPr>
           <w:lang w:val="hr-HR"/>
@@ -1588,7 +1915,7 @@
                     <pic:cNvPicPr/>
                   </pic:nvPicPr>
                   <pic:blipFill>
-                    <a:blip r:embed="rId12"/>
+                    <a:blip r:embed="rId13"/>
                     <a:stretch>
                       <a:fillRect/>
                     </a:stretch>
@@ -1750,6 +2077,7 @@
         </w:rPr>
         <w:t xml:space="preserve"> </w:t>
       </w:r>
+      <w:proofErr w:type="spellStart"/>
       <w:r>
         <w:rPr>
           <w:b/>
@@ -1759,13 +2087,32 @@
         </w:rPr>
         <w:t>klijent</w:t>
       </w:r>
-      <w:r>
-        <w:rPr>
-          <w:i w:val="0"/>
-          <w:iCs w:val="0"/>
-          <w:lang w:val="hr-HR"/>
-        </w:rPr>
-        <w:t xml:space="preserve"> (Source = 192.168.1.26). </w:t>
+      <w:proofErr w:type="spellEnd"/>
+      <w:r>
+        <w:rPr>
+          <w:i w:val="0"/>
+          <w:iCs w:val="0"/>
+          <w:lang w:val="hr-HR"/>
+        </w:rPr>
+        <w:t xml:space="preserve"> (</w:t>
+      </w:r>
+      <w:proofErr w:type="spellStart"/>
+      <w:r>
+        <w:rPr>
+          <w:i w:val="0"/>
+          <w:iCs w:val="0"/>
+          <w:lang w:val="hr-HR"/>
+        </w:rPr>
+        <w:t>Source</w:t>
+      </w:r>
+      <w:proofErr w:type="spellEnd"/>
+      <w:r>
+        <w:rPr>
+          <w:i w:val="0"/>
+          <w:iCs w:val="0"/>
+          <w:lang w:val="hr-HR"/>
+        </w:rPr>
+        <w:t xml:space="preserve"> = 192.168.1.26). </w:t>
       </w:r>
       <w:r>
         <w:rPr>
@@ -1869,15 +2216,157 @@
         </w:rPr>
         <w:t xml:space="preserve"> </w:t>
       </w:r>
-      <w:r>
-        <w:rPr>
-          <w:b/>
-          <w:i w:val="0"/>
-          <w:iCs w:val="0"/>
-          <w:lang w:val="hr-HR"/>
-        </w:rPr>
-        <w:t>Client Key Exchange, Change Chiper Spec, Encrypted Handshake Message</w:t>
-      </w:r>
+      <w:proofErr w:type="spellStart"/>
+      <w:r>
+        <w:rPr>
+          <w:b/>
+          <w:i w:val="0"/>
+          <w:iCs w:val="0"/>
+          <w:lang w:val="hr-HR"/>
+        </w:rPr>
+        <w:t>Client</w:t>
+      </w:r>
+      <w:proofErr w:type="spellEnd"/>
+      <w:r>
+        <w:rPr>
+          <w:b/>
+          <w:i w:val="0"/>
+          <w:iCs w:val="0"/>
+          <w:lang w:val="hr-HR"/>
+        </w:rPr>
+        <w:t xml:space="preserve"> </w:t>
+      </w:r>
+      <w:proofErr w:type="spellStart"/>
+      <w:r>
+        <w:rPr>
+          <w:b/>
+          <w:i w:val="0"/>
+          <w:iCs w:val="0"/>
+          <w:lang w:val="hr-HR"/>
+        </w:rPr>
+        <w:t>Key</w:t>
+      </w:r>
+      <w:proofErr w:type="spellEnd"/>
+      <w:r>
+        <w:rPr>
+          <w:b/>
+          <w:i w:val="0"/>
+          <w:iCs w:val="0"/>
+          <w:lang w:val="hr-HR"/>
+        </w:rPr>
+        <w:t xml:space="preserve"> Exchange, </w:t>
+      </w:r>
+      <w:proofErr w:type="spellStart"/>
+      <w:r>
+        <w:rPr>
+          <w:b/>
+          <w:i w:val="0"/>
+          <w:iCs w:val="0"/>
+          <w:lang w:val="hr-HR"/>
+        </w:rPr>
+        <w:t>Change</w:t>
+      </w:r>
+      <w:proofErr w:type="spellEnd"/>
+      <w:r>
+        <w:rPr>
+          <w:b/>
+          <w:i w:val="0"/>
+          <w:iCs w:val="0"/>
+          <w:lang w:val="hr-HR"/>
+        </w:rPr>
+        <w:t xml:space="preserve"> </w:t>
+      </w:r>
+      <w:proofErr w:type="spellStart"/>
+      <w:r>
+        <w:rPr>
+          <w:b/>
+          <w:i w:val="0"/>
+          <w:iCs w:val="0"/>
+          <w:lang w:val="hr-HR"/>
+        </w:rPr>
+        <w:t>Chiper</w:t>
+      </w:r>
+      <w:proofErr w:type="spellEnd"/>
+      <w:r>
+        <w:rPr>
+          <w:b/>
+          <w:i w:val="0"/>
+          <w:iCs w:val="0"/>
+          <w:lang w:val="hr-HR"/>
+        </w:rPr>
+        <w:t xml:space="preserve"> </w:t>
+      </w:r>
+      <w:proofErr w:type="spellStart"/>
+      <w:r>
+        <w:rPr>
+          <w:b/>
+          <w:i w:val="0"/>
+          <w:iCs w:val="0"/>
+          <w:lang w:val="hr-HR"/>
+        </w:rPr>
+        <w:t>Spec</w:t>
+      </w:r>
+      <w:proofErr w:type="spellEnd"/>
+      <w:r>
+        <w:rPr>
+          <w:b/>
+          <w:i w:val="0"/>
+          <w:iCs w:val="0"/>
+          <w:lang w:val="hr-HR"/>
+        </w:rPr>
+        <w:t xml:space="preserve">, </w:t>
+      </w:r>
+      <w:proofErr w:type="spellStart"/>
+      <w:r>
+        <w:rPr>
+          <w:b/>
+          <w:i w:val="0"/>
+          <w:iCs w:val="0"/>
+          <w:lang w:val="hr-HR"/>
+        </w:rPr>
+        <w:t>Encrypted</w:t>
+      </w:r>
+      <w:proofErr w:type="spellEnd"/>
+      <w:r>
+        <w:rPr>
+          <w:b/>
+          <w:i w:val="0"/>
+          <w:iCs w:val="0"/>
+          <w:lang w:val="hr-HR"/>
+        </w:rPr>
+        <w:t xml:space="preserve"> </w:t>
+      </w:r>
+      <w:proofErr w:type="spellStart"/>
+      <w:r>
+        <w:rPr>
+          <w:b/>
+          <w:i w:val="0"/>
+          <w:iCs w:val="0"/>
+          <w:lang w:val="hr-HR"/>
+        </w:rPr>
+        <w:t>Handshake</w:t>
+      </w:r>
+      <w:proofErr w:type="spellEnd"/>
+      <w:r>
+        <w:rPr>
+          <w:b/>
+          <w:i w:val="0"/>
+          <w:iCs w:val="0"/>
+          <w:lang w:val="hr-HR"/>
+        </w:rPr>
+        <w:t xml:space="preserve"> </w:t>
+      </w:r>
+      <w:proofErr w:type="spellStart"/>
+      <w:r>
+        <w:rPr>
+          <w:b/>
+          <w:i w:val="0"/>
+          <w:iCs w:val="0"/>
+          <w:lang w:val="hr-HR"/>
+        </w:rPr>
+        <w:t>Message</w:t>
+      </w:r>
+      <w:proofErr w:type="spellEnd"/>
       <w:r>
         <w:rPr>
           <w:i w:val="0"/>
@@ -1921,7 +2410,7 @@
                     <pic:cNvPicPr/>
                   </pic:nvPicPr>
                   <pic:blipFill>
-                    <a:blip r:embed="rId13"/>
+                    <a:blip r:embed="rId14"/>
                     <a:stretch>
                       <a:fillRect/>
                     </a:stretch>
@@ -2088,7 +2577,25 @@
           <w:iCs w:val="0"/>
           <w:lang w:val="hr-HR"/>
         </w:rPr>
-        <w:t xml:space="preserve"> (Source = 34.71.45.200). </w:t>
+        <w:t xml:space="preserve"> (</w:t>
+      </w:r>
+      <w:proofErr w:type="spellStart"/>
+      <w:r>
+        <w:rPr>
+          <w:i w:val="0"/>
+          <w:iCs w:val="0"/>
+          <w:lang w:val="hr-HR"/>
+        </w:rPr>
+        <w:t>Source</w:t>
+      </w:r>
+      <w:proofErr w:type="spellEnd"/>
+      <w:r>
+        <w:rPr>
+          <w:i w:val="0"/>
+          <w:iCs w:val="0"/>
+          <w:lang w:val="hr-HR"/>
+        </w:rPr>
+        <w:t xml:space="preserve"> = 34.71.45.200). </w:t>
       </w:r>
       <w:r>
         <w:rPr>
@@ -2182,8 +2689,159 @@
           <w:iCs w:val="0"/>
           <w:lang w:val="hr-HR"/>
         </w:rPr>
-        <w:t>New Session Ticket, Change Cipher Spec, Encrypted Handshake Message</w:t>
-      </w:r>
+        <w:t xml:space="preserve">New </w:t>
+      </w:r>
+      <w:proofErr w:type="spellStart"/>
+      <w:r>
+        <w:rPr>
+          <w:b/>
+          <w:i w:val="0"/>
+          <w:iCs w:val="0"/>
+          <w:lang w:val="hr-HR"/>
+        </w:rPr>
+        <w:t>Session</w:t>
+      </w:r>
+      <w:proofErr w:type="spellEnd"/>
+      <w:r>
+        <w:rPr>
+          <w:b/>
+          <w:i w:val="0"/>
+          <w:iCs w:val="0"/>
+          <w:lang w:val="hr-HR"/>
+        </w:rPr>
+        <w:t xml:space="preserve"> </w:t>
+      </w:r>
+      <w:proofErr w:type="spellStart"/>
+      <w:r>
+        <w:rPr>
+          <w:b/>
+          <w:i w:val="0"/>
+          <w:iCs w:val="0"/>
+          <w:lang w:val="hr-HR"/>
+        </w:rPr>
+        <w:t>Ticket</w:t>
+      </w:r>
+      <w:proofErr w:type="spellEnd"/>
+      <w:r>
+        <w:rPr>
+          <w:b/>
+          <w:i w:val="0"/>
+          <w:iCs w:val="0"/>
+          <w:lang w:val="hr-HR"/>
+        </w:rPr>
+        <w:t xml:space="preserve">, </w:t>
+      </w:r>
+      <w:proofErr w:type="spellStart"/>
+      <w:r>
+        <w:rPr>
+          <w:b/>
+          <w:i w:val="0"/>
+          <w:iCs w:val="0"/>
+          <w:lang w:val="hr-HR"/>
+        </w:rPr>
+        <w:t>Change</w:t>
+      </w:r>
+      <w:proofErr w:type="spellEnd"/>
+      <w:r>
+        <w:rPr>
+          <w:b/>
+          <w:i w:val="0"/>
+          <w:iCs w:val="0"/>
+          <w:lang w:val="hr-HR"/>
+        </w:rPr>
+        <w:t xml:space="preserve"> </w:t>
+      </w:r>
+      <w:proofErr w:type="spellStart"/>
+      <w:r>
+        <w:rPr>
+          <w:b/>
+          <w:i w:val="0"/>
+          <w:iCs w:val="0"/>
+          <w:lang w:val="hr-HR"/>
+        </w:rPr>
+        <w:t>Cipher</w:t>
+      </w:r>
+      <w:proofErr w:type="spellEnd"/>
+      <w:r>
+        <w:rPr>
+          <w:b/>
+          <w:i w:val="0"/>
+          <w:iCs w:val="0"/>
+          <w:lang w:val="hr-HR"/>
+        </w:rPr>
+        <w:t xml:space="preserve"> </w:t>
+      </w:r>
+      <w:proofErr w:type="spellStart"/>
+      <w:r>
+        <w:rPr>
+          <w:b/>
+          <w:i w:val="0"/>
+          <w:iCs w:val="0"/>
+          <w:lang w:val="hr-HR"/>
+        </w:rPr>
+        <w:t>Spec</w:t>
+      </w:r>
+      <w:proofErr w:type="spellEnd"/>
+      <w:r>
+        <w:rPr>
+          <w:b/>
+          <w:i w:val="0"/>
+          <w:iCs w:val="0"/>
+          <w:lang w:val="hr-HR"/>
+        </w:rPr>
+        <w:t xml:space="preserve">, </w:t>
+      </w:r>
+      <w:proofErr w:type="spellStart"/>
+      <w:r>
+        <w:rPr>
+          <w:b/>
+          <w:i w:val="0"/>
+          <w:iCs w:val="0"/>
+          <w:lang w:val="hr-HR"/>
+        </w:rPr>
+        <w:t>Encrypted</w:t>
+      </w:r>
+      <w:proofErr w:type="spellEnd"/>
+      <w:r>
+        <w:rPr>
+          <w:b/>
+          <w:i w:val="0"/>
+          <w:iCs w:val="0"/>
+          <w:lang w:val="hr-HR"/>
+        </w:rPr>
+        <w:t xml:space="preserve"> </w:t>
+      </w:r>
+      <w:proofErr w:type="spellStart"/>
+      <w:r>
+        <w:rPr>
+          <w:b/>
+          <w:i w:val="0"/>
+          <w:iCs w:val="0"/>
+          <w:lang w:val="hr-HR"/>
+        </w:rPr>
+        <w:t>Handshake</w:t>
+      </w:r>
+      <w:proofErr w:type="spellEnd"/>
+      <w:r>
+        <w:rPr>
+          <w:b/>
+          <w:i w:val="0"/>
+          <w:iCs w:val="0"/>
+          <w:lang w:val="hr-HR"/>
+        </w:rPr>
+        <w:t xml:space="preserve"> </w:t>
+      </w:r>
+      <w:proofErr w:type="spellStart"/>
+      <w:r>
+        <w:rPr>
+          <w:b/>
+          <w:i w:val="0"/>
+          <w:iCs w:val="0"/>
+          <w:lang w:val="hr-HR"/>
+        </w:rPr>
+        <w:t>Message</w:t>
+      </w:r>
+      <w:proofErr w:type="spellEnd"/>
       <w:r>
         <w:rPr>
           <w:bCs/>
@@ -2227,7 +2885,7 @@
                     <pic:cNvPicPr/>
                   </pic:nvPicPr>
                   <pic:blipFill>
-                    <a:blip r:embed="rId14"/>
+                    <a:blip r:embed="rId15"/>
                     <a:stretch>
                       <a:fillRect/>
                     </a:stretch>
@@ -2258,12 +2916,21 @@
           <w:lang w:val="hr-HR"/>
         </w:rPr>
       </w:pPr>
-      <w:r>
-        <w:rPr>
-          <w:i w:val="0"/>
-          <w:iCs w:val="0"/>
-        </w:rPr>
-        <w:t xml:space="preserve">Slika </w:t>
+      <w:proofErr w:type="spellStart"/>
+      <w:r>
+        <w:rPr>
+          <w:i w:val="0"/>
+          <w:iCs w:val="0"/>
+        </w:rPr>
+        <w:t>Slika</w:t>
+      </w:r>
+      <w:proofErr w:type="spellEnd"/>
+      <w:r>
+        <w:rPr>
+          <w:i w:val="0"/>
+          <w:iCs w:val="0"/>
+        </w:rPr>
+        <w:t xml:space="preserve"> </w:t>
       </w:r>
       <w:r>
         <w:rPr>
@@ -2306,8 +2973,33 @@
           <w:i w:val="0"/>
           <w:iCs w:val="0"/>
         </w:rPr>
-        <w:t xml:space="preserve"> – peti okvir</w:t>
-      </w:r>
+        <w:t xml:space="preserve"> – </w:t>
+      </w:r>
+      <w:proofErr w:type="spellStart"/>
+      <w:r>
+        <w:rPr>
+          <w:i w:val="0"/>
+          <w:iCs w:val="0"/>
+        </w:rPr>
+        <w:t>peti</w:t>
+      </w:r>
+      <w:proofErr w:type="spellEnd"/>
+      <w:r>
+        <w:rPr>
+          <w:i w:val="0"/>
+          <w:iCs w:val="0"/>
+        </w:rPr>
+        <w:t xml:space="preserve"> </w:t>
+      </w:r>
+      <w:proofErr w:type="spellStart"/>
+      <w:r>
+        <w:rPr>
+          <w:i w:val="0"/>
+          <w:iCs w:val="0"/>
+        </w:rPr>
+        <w:t>okvir</w:t>
+      </w:r>
+      <w:proofErr w:type="spellEnd"/>
     </w:p>
     <w:p>
       <w:pPr>
@@ -2388,7 +3080,25 @@
           <w:iCs w:val="0"/>
           <w:lang w:val="hr-HR"/>
         </w:rPr>
-        <w:t xml:space="preserve">(Source = 192.168.1.26). </w:t>
+        <w:t>(</w:t>
+      </w:r>
+      <w:proofErr w:type="spellStart"/>
+      <w:r>
+        <w:rPr>
+          <w:i w:val="0"/>
+          <w:iCs w:val="0"/>
+          <w:lang w:val="hr-HR"/>
+        </w:rPr>
+        <w:t>Source</w:t>
+      </w:r>
+      <w:proofErr w:type="spellEnd"/>
+      <w:r>
+        <w:rPr>
+          <w:i w:val="0"/>
+          <w:iCs w:val="0"/>
+          <w:lang w:val="hr-HR"/>
+        </w:rPr>
+        <w:t xml:space="preserve"> = 192.168.1.26). </w:t>
       </w:r>
       <w:r>
         <w:rPr>
@@ -2482,7 +3192,27 @@
           <w:iCs w:val="0"/>
           <w:lang w:val="hr-HR"/>
         </w:rPr>
-        <w:t>TLS tipu zapisa Application Data</w:t>
+        <w:t xml:space="preserve">TLS tipu zapisa </w:t>
+      </w:r>
+      <w:proofErr w:type="spellStart"/>
+      <w:r>
+        <w:rPr>
+          <w:b/>
+          <w:i w:val="0"/>
+          <w:iCs w:val="0"/>
+          <w:lang w:val="hr-HR"/>
+        </w:rPr>
+        <w:t>Application</w:t>
+      </w:r>
+      <w:proofErr w:type="spellEnd"/>
+      <w:r>
+        <w:rPr>
+          <w:b/>
+          <w:i w:val="0"/>
+          <w:iCs w:val="0"/>
+          <w:lang w:val="hr-HR"/>
+        </w:rPr>
+        <w:t xml:space="preserve"> Data</w:t>
       </w:r>
       <w:r>
         <w:rPr>
@@ -2546,7 +3276,7 @@
                     <pic:cNvPicPr/>
                   </pic:nvPicPr>
                   <pic:blipFill>
-                    <a:blip r:embed="rId15"/>
+                    <a:blip r:embed="rId16"/>
                     <a:stretch>
                       <a:fillRect/>
                     </a:stretch>
@@ -2577,12 +3307,21 @@
           <w:lang w:val="hr-HR"/>
         </w:rPr>
       </w:pPr>
-      <w:r>
-        <w:rPr>
-          <w:i w:val="0"/>
-          <w:iCs w:val="0"/>
-        </w:rPr>
-        <w:t xml:space="preserve">Slika </w:t>
+      <w:proofErr w:type="spellStart"/>
+      <w:r>
+        <w:rPr>
+          <w:i w:val="0"/>
+          <w:iCs w:val="0"/>
+        </w:rPr>
+        <w:t>Slika</w:t>
+      </w:r>
+      <w:proofErr w:type="spellEnd"/>
+      <w:r>
+        <w:rPr>
+          <w:i w:val="0"/>
+          <w:iCs w:val="0"/>
+        </w:rPr>
+        <w:t xml:space="preserve"> </w:t>
       </w:r>
       <w:r>
         <w:rPr>
@@ -2625,8 +3364,33 @@
           <w:i w:val="0"/>
           <w:iCs w:val="0"/>
         </w:rPr>
-        <w:t xml:space="preserve"> – šesti okvir</w:t>
-      </w:r>
+        <w:t xml:space="preserve"> – </w:t>
+      </w:r>
+      <w:proofErr w:type="spellStart"/>
+      <w:r>
+        <w:rPr>
+          <w:i w:val="0"/>
+          <w:iCs w:val="0"/>
+        </w:rPr>
+        <w:t>šesti</w:t>
+      </w:r>
+      <w:proofErr w:type="spellEnd"/>
+      <w:r>
+        <w:rPr>
+          <w:i w:val="0"/>
+          <w:iCs w:val="0"/>
+        </w:rPr>
+        <w:t xml:space="preserve"> </w:t>
+      </w:r>
+      <w:proofErr w:type="spellStart"/>
+      <w:r>
+        <w:rPr>
+          <w:i w:val="0"/>
+          <w:iCs w:val="0"/>
+        </w:rPr>
+        <w:t>okvir</w:t>
+      </w:r>
+      <w:proofErr w:type="spellEnd"/>
     </w:p>
     <w:p>
       <w:pPr>
@@ -2700,7 +3464,25 @@
           <w:iCs w:val="0"/>
           <w:lang w:val="hr-HR"/>
         </w:rPr>
-        <w:t xml:space="preserve"> (Source = 34.71.45.200). </w:t>
+        <w:t xml:space="preserve"> (</w:t>
+      </w:r>
+      <w:proofErr w:type="spellStart"/>
+      <w:r>
+        <w:rPr>
+          <w:i w:val="0"/>
+          <w:iCs w:val="0"/>
+          <w:lang w:val="hr-HR"/>
+        </w:rPr>
+        <w:t>Source</w:t>
+      </w:r>
+      <w:proofErr w:type="spellEnd"/>
+      <w:r>
+        <w:rPr>
+          <w:i w:val="0"/>
+          <w:iCs w:val="0"/>
+          <w:lang w:val="hr-HR"/>
+        </w:rPr>
+        <w:t xml:space="preserve"> = 34.71.45.200). </w:t>
       </w:r>
       <w:r>
         <w:rPr>
@@ -2794,7 +3576,27 @@
           <w:iCs w:val="0"/>
           <w:lang w:val="hr-HR"/>
         </w:rPr>
-        <w:t>TLS tipu zapisa Application Data</w:t>
+        <w:t xml:space="preserve">TLS tipu zapisa </w:t>
+      </w:r>
+      <w:proofErr w:type="spellStart"/>
+      <w:r>
+        <w:rPr>
+          <w:b/>
+          <w:i w:val="0"/>
+          <w:iCs w:val="0"/>
+          <w:lang w:val="hr-HR"/>
+        </w:rPr>
+        <w:t>Application</w:t>
+      </w:r>
+      <w:proofErr w:type="spellEnd"/>
+      <w:r>
+        <w:rPr>
+          <w:b/>
+          <w:i w:val="0"/>
+          <w:iCs w:val="0"/>
+          <w:lang w:val="hr-HR"/>
+        </w:rPr>
+        <w:t xml:space="preserve"> Data</w:t>
       </w:r>
       <w:r>
         <w:rPr>
@@ -2803,25 +3605,7 @@
           <w:iCs w:val="0"/>
           <w:lang w:val="hr-HR"/>
         </w:rPr>
-        <w:t xml:space="preserve"> (Slika 1</w:t>
-      </w:r>
-      <w:r>
-        <w:rPr>
-          <w:bCs/>
-          <w:i w:val="0"/>
-          <w:iCs w:val="0"/>
-          <w:lang w:val="hr-HR"/>
-        </w:rPr>
-        <w:t>1</w:t>
-      </w:r>
-      <w:r>
-        <w:rPr>
-          <w:bCs/>
-          <w:i w:val="0"/>
-          <w:iCs w:val="0"/>
-          <w:lang w:val="hr-HR"/>
-        </w:rPr>
-        <w:t>).</w:t>
+        <w:t xml:space="preserve"> (Slika 11).</w:t>
       </w:r>
     </w:p>
     <w:p>
@@ -2861,7 +3645,7 @@
                     <pic:cNvPicPr/>
                   </pic:nvPicPr>
                   <pic:blipFill>
-                    <a:blip r:embed="rId16"/>
+                    <a:blip r:embed="rId17"/>
                     <a:stretch>
                       <a:fillRect/>
                     </a:stretch>
@@ -2892,12 +3676,21 @@
           <w:lang w:val="hr-HR"/>
         </w:rPr>
       </w:pPr>
-      <w:r>
-        <w:rPr>
-          <w:i w:val="0"/>
-          <w:iCs w:val="0"/>
-        </w:rPr>
-        <w:t xml:space="preserve">Slika </w:t>
+      <w:proofErr w:type="spellStart"/>
+      <w:r>
+        <w:rPr>
+          <w:i w:val="0"/>
+          <w:iCs w:val="0"/>
+        </w:rPr>
+        <w:t>Slika</w:t>
+      </w:r>
+      <w:proofErr w:type="spellEnd"/>
+      <w:r>
+        <w:rPr>
+          <w:i w:val="0"/>
+          <w:iCs w:val="0"/>
+        </w:rPr>
+        <w:t xml:space="preserve"> </w:t>
       </w:r>
       <w:r>
         <w:rPr>
@@ -2940,8 +3733,33 @@
           <w:i w:val="0"/>
           <w:iCs w:val="0"/>
         </w:rPr>
-        <w:t xml:space="preserve"> – sedmi okvir</w:t>
-      </w:r>
+        <w:t xml:space="preserve"> – </w:t>
+      </w:r>
+      <w:proofErr w:type="spellStart"/>
+      <w:r>
+        <w:rPr>
+          <w:i w:val="0"/>
+          <w:iCs w:val="0"/>
+        </w:rPr>
+        <w:t>sedmi</w:t>
+      </w:r>
+      <w:proofErr w:type="spellEnd"/>
+      <w:r>
+        <w:rPr>
+          <w:i w:val="0"/>
+          <w:iCs w:val="0"/>
+        </w:rPr>
+        <w:t xml:space="preserve"> </w:t>
+      </w:r>
+      <w:proofErr w:type="spellStart"/>
+      <w:r>
+        <w:rPr>
+          <w:i w:val="0"/>
+          <w:iCs w:val="0"/>
+        </w:rPr>
+        <w:t>okvir</w:t>
+      </w:r>
+      <w:proofErr w:type="spellEnd"/>
     </w:p>
     <w:p>
       <w:pPr>
@@ -3012,7 +3830,25 @@
           <w:iCs w:val="0"/>
           <w:lang w:val="hr-HR"/>
         </w:rPr>
-        <w:t xml:space="preserve"> (Source = 34.71.45.200). </w:t>
+        <w:t xml:space="preserve"> (</w:t>
+      </w:r>
+      <w:proofErr w:type="spellStart"/>
+      <w:r>
+        <w:rPr>
+          <w:i w:val="0"/>
+          <w:iCs w:val="0"/>
+          <w:lang w:val="hr-HR"/>
+        </w:rPr>
+        <w:t>Source</w:t>
+      </w:r>
+      <w:proofErr w:type="spellEnd"/>
+      <w:r>
+        <w:rPr>
+          <w:i w:val="0"/>
+          <w:iCs w:val="0"/>
+          <w:lang w:val="hr-HR"/>
+        </w:rPr>
+        <w:t xml:space="preserve"> = 34.71.45.200). </w:t>
       </w:r>
       <w:r>
         <w:rPr>
@@ -3106,7 +3942,27 @@
           <w:iCs w:val="0"/>
           <w:lang w:val="hr-HR"/>
         </w:rPr>
-        <w:t>TLS tipu zapisa Application Data</w:t>
+        <w:t xml:space="preserve">TLS tipu zapisa </w:t>
+      </w:r>
+      <w:proofErr w:type="spellStart"/>
+      <w:r>
+        <w:rPr>
+          <w:b/>
+          <w:i w:val="0"/>
+          <w:iCs w:val="0"/>
+          <w:lang w:val="hr-HR"/>
+        </w:rPr>
+        <w:t>Application</w:t>
+      </w:r>
+      <w:proofErr w:type="spellEnd"/>
+      <w:r>
+        <w:rPr>
+          <w:b/>
+          <w:i w:val="0"/>
+          <w:iCs w:val="0"/>
+          <w:lang w:val="hr-HR"/>
+        </w:rPr>
+        <w:t xml:space="preserve"> Data</w:t>
       </w:r>
       <w:r>
         <w:rPr>
@@ -3115,25 +3971,7 @@
           <w:iCs w:val="0"/>
           <w:lang w:val="hr-HR"/>
         </w:rPr>
-        <w:t xml:space="preserve"> (Slika 1</w:t>
-      </w:r>
-      <w:r>
-        <w:rPr>
-          <w:bCs/>
-          <w:i w:val="0"/>
-          <w:iCs w:val="0"/>
-          <w:lang w:val="hr-HR"/>
-        </w:rPr>
-        <w:t>2</w:t>
-      </w:r>
-      <w:r>
-        <w:rPr>
-          <w:bCs/>
-          <w:i w:val="0"/>
-          <w:iCs w:val="0"/>
-          <w:lang w:val="hr-HR"/>
-        </w:rPr>
-        <w:t>).</w:t>
+        <w:t xml:space="preserve"> (Slika 12).</w:t>
       </w:r>
     </w:p>
     <w:p>
@@ -3182,7 +4020,7 @@
                     <pic:cNvPicPr/>
                   </pic:nvPicPr>
                   <pic:blipFill>
-                    <a:blip r:embed="rId17"/>
+                    <a:blip r:embed="rId18"/>
                     <a:stretch>
                       <a:fillRect/>
                     </a:stretch>
@@ -3212,12 +4050,21 @@
           <w:iCs w:val="0"/>
         </w:rPr>
       </w:pPr>
-      <w:r>
-        <w:rPr>
-          <w:i w:val="0"/>
-          <w:iCs w:val="0"/>
-        </w:rPr>
-        <w:t xml:space="preserve">Slika </w:t>
+      <w:proofErr w:type="spellStart"/>
+      <w:r>
+        <w:rPr>
+          <w:i w:val="0"/>
+          <w:iCs w:val="0"/>
+        </w:rPr>
+        <w:t>Slika</w:t>
+      </w:r>
+      <w:proofErr w:type="spellEnd"/>
+      <w:r>
+        <w:rPr>
+          <w:i w:val="0"/>
+          <w:iCs w:val="0"/>
+        </w:rPr>
+        <w:t xml:space="preserve"> </w:t>
       </w:r>
       <w:r>
         <w:rPr>
@@ -3260,8 +4107,33 @@
           <w:i w:val="0"/>
           <w:iCs w:val="0"/>
         </w:rPr>
-        <w:t xml:space="preserve"> – osmi okvir</w:t>
-      </w:r>
+        <w:t xml:space="preserve"> – </w:t>
+      </w:r>
+      <w:proofErr w:type="spellStart"/>
+      <w:r>
+        <w:rPr>
+          <w:i w:val="0"/>
+          <w:iCs w:val="0"/>
+        </w:rPr>
+        <w:t>osmi</w:t>
+      </w:r>
+      <w:proofErr w:type="spellEnd"/>
+      <w:r>
+        <w:rPr>
+          <w:i w:val="0"/>
+          <w:iCs w:val="0"/>
+        </w:rPr>
+        <w:t xml:space="preserve"> </w:t>
+      </w:r>
+      <w:proofErr w:type="spellStart"/>
+      <w:r>
+        <w:rPr>
+          <w:i w:val="0"/>
+          <w:iCs w:val="0"/>
+        </w:rPr>
+        <w:t>okvir</w:t>
+      </w:r>
+      <w:proofErr w:type="spellEnd"/>
     </w:p>
     <w:p>
       <w:pPr>
@@ -3290,23 +4162,7 @@
           <w:lang w:val="hr-HR"/>
         </w:rPr>
         <w:tab/>
-        <w:t xml:space="preserve">Na Slici 13 je vidljiv </w:t>
-      </w:r>
-      <w:r>
-        <w:rPr>
-          <w:i w:val="0"/>
-          <w:iCs w:val="0"/>
-          <w:lang w:val="hr-HR"/>
-        </w:rPr>
-        <w:t>vremenski dijagram razmjene TLS-ovih zapisa između klijenta i poslužitelja</w:t>
-      </w:r>
-      <w:r>
-        <w:rPr>
-          <w:i w:val="0"/>
-          <w:iCs w:val="0"/>
-          <w:lang w:val="hr-HR"/>
-        </w:rPr>
-        <w:t>. U plavom okviru je prvih osam TLS paketa.</w:t>
+        <w:t>Na Slici 13 je vidljiv vremenski dijagram razmjene TLS-ovih zapisa između klijenta i poslužitelja. U plavom okviru je prvih osam TLS paketa.</w:t>
       </w:r>
     </w:p>
     <w:p>
@@ -3420,7 +4276,7 @@
                     </pic:cNvPicPr>
                   </pic:nvPicPr>
                   <pic:blipFill rotWithShape="1">
-                    <a:blip r:embed="rId18">
+                    <a:blip r:embed="rId19">
                       <a:extLst>
                         <a:ext uri="{28A0092B-C50C-407E-A947-70E740481C1C}">
                           <a14:useLocalDpi xmlns:a14="http://schemas.microsoft.com/office/drawing/2010/main" val="0"/>
@@ -3524,23 +4380,7 @@
           <w:iCs w:val="0"/>
           <w:lang w:val="hr-HR"/>
         </w:rPr>
-        <w:t>vremenski dijagram razmjene TLS</w:t>
-      </w:r>
-      <w:r>
-        <w:rPr>
-          <w:i w:val="0"/>
-          <w:iCs w:val="0"/>
-          <w:lang w:val="hr-HR"/>
-        </w:rPr>
-        <w:t xml:space="preserve"> </w:t>
-      </w:r>
-      <w:r>
-        <w:rPr>
-          <w:i w:val="0"/>
-          <w:iCs w:val="0"/>
-          <w:lang w:val="hr-HR"/>
-        </w:rPr>
-        <w:t>zapisa</w:t>
+        <w:t>vremenski dijagram razmjene TLS zapisa</w:t>
       </w:r>
     </w:p>
     <w:p>
@@ -3575,7 +4415,39 @@
           <w:color w:val="FF0000"/>
           <w:lang w:val="hr-HR"/>
         </w:rPr>
-        <w:t xml:space="preserve">Svaki TLS-ov zapis započinje s tri polja (u kojima mogu biti zapisane različite vrijednosti). Jedno od tih polja je content type (“tip sadržaja”) i zauzima jedan bajt. Navedite sva tri polja i njihove duljine. </w:t>
+        <w:t xml:space="preserve">Svaki TLS-ov zapis započinje s tri polja (u kojima mogu biti zapisane različite vrijednosti). Jedno od tih polja je </w:t>
+      </w:r>
+      <w:proofErr w:type="spellStart"/>
+      <w:r>
+        <w:rPr>
+          <w:color w:val="FF0000"/>
+          <w:lang w:val="hr-HR"/>
+        </w:rPr>
+        <w:t>content</w:t>
+      </w:r>
+      <w:proofErr w:type="spellEnd"/>
+      <w:r>
+        <w:rPr>
+          <w:color w:val="FF0000"/>
+          <w:lang w:val="hr-HR"/>
+        </w:rPr>
+        <w:t xml:space="preserve"> </w:t>
+      </w:r>
+      <w:proofErr w:type="spellStart"/>
+      <w:r>
+        <w:rPr>
+          <w:color w:val="FF0000"/>
+          <w:lang w:val="hr-HR"/>
+        </w:rPr>
+        <w:t>type</w:t>
+      </w:r>
+      <w:proofErr w:type="spellEnd"/>
+      <w:r>
+        <w:rPr>
+          <w:color w:val="FF0000"/>
+          <w:lang w:val="hr-HR"/>
+        </w:rPr>
+        <w:t xml:space="preserve"> (“tip sadržaja”) i zauzima jedan bajt. Navedite sva tri polja i njihove duljine. </w:t>
       </w:r>
     </w:p>
     <w:p>
@@ -3753,13 +4625,6 @@
           <w:lang w:val="hr-HR"/>
         </w:rPr>
         <w:tab/>
-      </w:r>
-      <w:r>
-        <w:rPr>
-          <w:i w:val="0"/>
-          <w:iCs w:val="0"/>
-          <w:lang w:val="hr-HR"/>
-        </w:rPr>
         <w:t>Na Slici 14 je odabran jedan okvir i iz njega je vidljivo koja su zajednička polja, a na dnu je žutim okvirom označena duljina polja.</w:t>
       </w:r>
     </w:p>
@@ -3875,7 +4740,7 @@
                     <pic:cNvPicPr/>
                   </pic:nvPicPr>
                   <pic:blipFill>
-                    <a:blip r:embed="rId19"/>
+                    <a:blip r:embed="rId20"/>
                     <a:stretch>
                       <a:fillRect/>
                     </a:stretch>
@@ -3903,24 +4768,62 @@
         <w:rPr>
           <w:i w:val="0"/>
           <w:iCs w:val="0"/>
+          <w:lang w:val="pt-PT"/>
+        </w:rPr>
+      </w:pPr>
+      <w:r>
+        <w:rPr>
+          <w:i w:val="0"/>
+          <w:iCs w:val="0"/>
+          <w:lang w:val="pt-PT"/>
+        </w:rPr>
+        <w:t xml:space="preserve">Slika </w:t>
+      </w:r>
+      <w:r>
+        <w:rPr>
+          <w:i w:val="0"/>
+          <w:iCs w:val="0"/>
+        </w:rPr>
+        <w:fldChar w:fldCharType="begin"/>
+      </w:r>
+      <w:r>
+        <w:rPr>
+          <w:i w:val="0"/>
+          <w:iCs w:val="0"/>
+          <w:lang w:val="pt-PT"/>
+        </w:rPr>
+        <w:instrText xml:space="preserve"> SEQ Slika \* ARABIC </w:instrText>
+      </w:r>
+      <w:r>
+        <w:rPr>
+          <w:i w:val="0"/>
+          <w:iCs w:val="0"/>
+        </w:rPr>
+        <w:fldChar w:fldCharType="separate"/>
+      </w:r>
+      <w:r>
+        <w:rPr>
+          <w:i w:val="0"/>
+          <w:iCs w:val="0"/>
           <w:noProof/>
           <w:lang w:val="pt-PT"/>
         </w:rPr>
-      </w:pPr>
+        <w:t>14</w:t>
+      </w:r>
+      <w:r>
+        <w:rPr>
+          <w:i w:val="0"/>
+          <w:iCs w:val="0"/>
+        </w:rPr>
+        <w:fldChar w:fldCharType="end"/>
+      </w:r>
       <w:r>
         <w:rPr>
           <w:i w:val="0"/>
           <w:iCs w:val="0"/>
           <w:lang w:val="pt-PT"/>
         </w:rPr>
-        <w:t xml:space="preserve">Slika </w:t>
-      </w:r>
-      <w:r>
-        <w:rPr>
-          <w:i w:val="0"/>
-          <w:iCs w:val="0"/>
-        </w:rPr>
-        <w:fldChar w:fldCharType="begin"/>
+        <w:t xml:space="preserve"> – TLS zapis </w:t>
       </w:r>
       <w:r>
         <w:rPr>
@@ -3928,62 +4831,2868 @@
           <w:iCs w:val="0"/>
           <w:lang w:val="pt-PT"/>
         </w:rPr>
-        <w:instrText xml:space="preserve"> SEQ Slika \* ARABIC </w:instrText>
-      </w:r>
-      <w:r>
-        <w:rPr>
-          <w:i w:val="0"/>
-          <w:iCs w:val="0"/>
-        </w:rPr>
-        <w:fldChar w:fldCharType="separate"/>
-      </w:r>
-      <w:r>
+        <w:t>i</w:t>
+      </w:r>
+      <w:r>
+        <w:rPr>
+          <w:i w:val="0"/>
+          <w:iCs w:val="0"/>
+          <w:lang w:val="pt-PT"/>
+        </w:rPr>
+        <w:t xml:space="preserve"> duljina po</w:t>
+      </w:r>
+      <w:r>
+        <w:rPr>
+          <w:i w:val="0"/>
+          <w:iCs w:val="0"/>
+          <w:lang w:val="pt-PT"/>
+        </w:rPr>
+        <w:t>lja</w:t>
+      </w:r>
+    </w:p>
+    <w:p>
+      <w:pPr>
+        <w:pStyle w:val="Opisslike"/>
+        <w:rPr>
+          <w:i w:val="0"/>
+          <w:iCs w:val="0"/>
+          <w:lang w:val="pt-PT"/>
+        </w:rPr>
+      </w:pPr>
+    </w:p>
+    <w:p>
+      <w:pPr>
+        <w:pStyle w:val="Default"/>
+        <w:rPr>
+          <w:b/>
+          <w:bCs/>
+          <w:sz w:val="23"/>
+          <w:szCs w:val="23"/>
+        </w:rPr>
+      </w:pPr>
+      <w:r>
+        <w:rPr>
+          <w:b/>
+          <w:bCs/>
+          <w:sz w:val="23"/>
+          <w:szCs w:val="23"/>
+        </w:rPr>
+        <w:t xml:space="preserve">Zapis </w:t>
+      </w:r>
+      <w:proofErr w:type="spellStart"/>
+      <w:r>
+        <w:rPr>
+          <w:b/>
+          <w:bCs/>
+          <w:i/>
+          <w:iCs/>
+          <w:sz w:val="23"/>
+          <w:szCs w:val="23"/>
+        </w:rPr>
+        <w:t>ClientHello</w:t>
+      </w:r>
+      <w:proofErr w:type="spellEnd"/>
+      <w:r>
+        <w:rPr>
+          <w:b/>
+          <w:bCs/>
+          <w:sz w:val="23"/>
+          <w:szCs w:val="23"/>
+        </w:rPr>
+        <w:t>:</w:t>
+      </w:r>
+    </w:p>
+    <w:p>
+      <w:pPr>
+        <w:pStyle w:val="Default"/>
+        <w:rPr>
+          <w:b/>
+          <w:bCs/>
+          <w:sz w:val="23"/>
+          <w:szCs w:val="23"/>
+        </w:rPr>
+      </w:pPr>
+    </w:p>
+    <w:p>
+      <w:pPr>
+        <w:pStyle w:val="Odlomakpopisa"/>
+        <w:numPr>
+          <w:ilvl w:val="0"/>
+          <w:numId w:val="1"/>
+        </w:numPr>
+        <w:ind w:left="284"/>
+        <w:jc w:val="both"/>
+        <w:rPr>
+          <w:color w:val="FF0000"/>
+          <w:lang w:val="hr-HR"/>
+        </w:rPr>
+      </w:pPr>
+      <w:r>
+        <w:rPr>
+          <w:color w:val="FF0000"/>
+          <w:lang w:val="hr-HR"/>
+        </w:rPr>
+        <w:t xml:space="preserve">Proširite zapis </w:t>
+      </w:r>
+      <w:proofErr w:type="spellStart"/>
+      <w:r>
+        <w:rPr>
+          <w:color w:val="FF0000"/>
+          <w:lang w:val="hr-HR"/>
+        </w:rPr>
+        <w:t>ClientHello</w:t>
+      </w:r>
+      <w:proofErr w:type="spellEnd"/>
+      <w:r>
+        <w:rPr>
+          <w:color w:val="FF0000"/>
+          <w:lang w:val="hr-HR"/>
+        </w:rPr>
+        <w:t xml:space="preserve">. (Ako snimka sadrži više zapisa tipa </w:t>
+      </w:r>
+      <w:proofErr w:type="spellStart"/>
+      <w:r>
+        <w:rPr>
+          <w:color w:val="FF0000"/>
+          <w:lang w:val="hr-HR"/>
+        </w:rPr>
+        <w:t>ClientHello</w:t>
+      </w:r>
+      <w:proofErr w:type="spellEnd"/>
+      <w:r>
+        <w:rPr>
+          <w:color w:val="FF0000"/>
+          <w:lang w:val="hr-HR"/>
+        </w:rPr>
+        <w:t xml:space="preserve">, tada proširite pogled za prvi okvir koji sadrži taj zapis.) Koja je vrijednost polja </w:t>
+      </w:r>
+      <w:proofErr w:type="spellStart"/>
+      <w:r>
+        <w:rPr>
+          <w:color w:val="FF0000"/>
+          <w:lang w:val="hr-HR"/>
+        </w:rPr>
+        <w:t>content</w:t>
+      </w:r>
+      <w:proofErr w:type="spellEnd"/>
+      <w:r>
+        <w:rPr>
+          <w:color w:val="FF0000"/>
+          <w:lang w:val="hr-HR"/>
+        </w:rPr>
+        <w:t xml:space="preserve"> </w:t>
+      </w:r>
+      <w:proofErr w:type="spellStart"/>
+      <w:r>
+        <w:rPr>
+          <w:color w:val="FF0000"/>
+          <w:lang w:val="hr-HR"/>
+        </w:rPr>
+        <w:t>type</w:t>
+      </w:r>
+      <w:proofErr w:type="spellEnd"/>
+      <w:r>
+        <w:rPr>
+          <w:color w:val="FF0000"/>
+          <w:lang w:val="hr-HR"/>
+        </w:rPr>
+        <w:t xml:space="preserve">? </w:t>
+      </w:r>
+    </w:p>
+    <w:p>
+      <w:pPr>
+        <w:pStyle w:val="Opisslike"/>
+        <w:jc w:val="both"/>
+        <w:rPr>
+          <w:i w:val="0"/>
+          <w:iCs w:val="0"/>
+          <w:lang w:val="hr-HR"/>
+        </w:rPr>
+      </w:pPr>
+      <w:r>
+        <w:rPr>
+          <w:i w:val="0"/>
+          <w:iCs w:val="0"/>
+          <w:lang w:val="hr-HR"/>
+        </w:rPr>
+        <w:tab/>
+      </w:r>
+      <w:proofErr w:type="spellStart"/>
+      <w:r>
+        <w:rPr>
+          <w:i w:val="0"/>
+          <w:iCs w:val="0"/>
+          <w:lang w:val="hr-HR"/>
+        </w:rPr>
+        <w:t>Content</w:t>
+      </w:r>
+      <w:proofErr w:type="spellEnd"/>
+      <w:r>
+        <w:rPr>
+          <w:i w:val="0"/>
+          <w:iCs w:val="0"/>
+          <w:lang w:val="hr-HR"/>
+        </w:rPr>
+        <w:t xml:space="preserve"> </w:t>
+      </w:r>
+      <w:proofErr w:type="spellStart"/>
+      <w:r>
+        <w:rPr>
+          <w:i w:val="0"/>
+          <w:iCs w:val="0"/>
+          <w:lang w:val="hr-HR"/>
+        </w:rPr>
+        <w:t>Type</w:t>
+      </w:r>
+      <w:proofErr w:type="spellEnd"/>
+      <w:r>
+        <w:rPr>
+          <w:i w:val="0"/>
+          <w:iCs w:val="0"/>
+          <w:lang w:val="hr-HR"/>
+        </w:rPr>
+        <w:t xml:space="preserve">: </w:t>
+      </w:r>
+      <w:proofErr w:type="spellStart"/>
+      <w:r>
+        <w:rPr>
+          <w:i w:val="0"/>
+          <w:iCs w:val="0"/>
+          <w:lang w:val="hr-HR"/>
+        </w:rPr>
+        <w:t>Handshake</w:t>
+      </w:r>
+      <w:proofErr w:type="spellEnd"/>
+      <w:r>
+        <w:rPr>
+          <w:i w:val="0"/>
+          <w:iCs w:val="0"/>
+          <w:lang w:val="hr-HR"/>
+        </w:rPr>
+        <w:t xml:space="preserve"> (22)</w:t>
+      </w:r>
+    </w:p>
+    <w:p>
+      <w:pPr>
+        <w:pStyle w:val="Opisslike"/>
         <w:rPr>
           <w:i w:val="0"/>
           <w:iCs w:val="0"/>
           <w:noProof/>
+        </w:rPr>
+      </w:pPr>
+    </w:p>
+    <w:p>
+      <w:pPr>
+        <w:pStyle w:val="Odlomakpopisa"/>
+        <w:numPr>
+          <w:ilvl w:val="0"/>
+          <w:numId w:val="1"/>
+        </w:numPr>
+        <w:ind w:left="284"/>
+        <w:jc w:val="both"/>
+        <w:rPr>
+          <w:color w:val="FF0000"/>
+          <w:lang w:val="hr-HR"/>
+        </w:rPr>
+      </w:pPr>
+      <w:r>
+        <w:rPr>
+          <w:color w:val="FF0000"/>
+          <w:lang w:val="hr-HR"/>
+        </w:rPr>
+        <w:t xml:space="preserve">Sadrži li zapis tipa </w:t>
+      </w:r>
+      <w:proofErr w:type="spellStart"/>
+      <w:r>
+        <w:rPr>
+          <w:color w:val="FF0000"/>
+          <w:lang w:val="hr-HR"/>
+        </w:rPr>
+        <w:t>ClientHello</w:t>
+      </w:r>
+      <w:proofErr w:type="spellEnd"/>
+      <w:r>
+        <w:rPr>
+          <w:color w:val="FF0000"/>
+          <w:lang w:val="hr-HR"/>
+        </w:rPr>
+        <w:t xml:space="preserve"> </w:t>
+      </w:r>
+      <w:proofErr w:type="spellStart"/>
+      <w:r>
+        <w:rPr>
+          <w:color w:val="FF0000"/>
+          <w:lang w:val="hr-HR"/>
+        </w:rPr>
+        <w:t>nonce</w:t>
+      </w:r>
+      <w:proofErr w:type="spellEnd"/>
+      <w:r>
+        <w:rPr>
+          <w:color w:val="FF0000"/>
+          <w:lang w:val="hr-HR"/>
+        </w:rPr>
+        <w:t xml:space="preserve"> (poznat i kao “</w:t>
+      </w:r>
+      <w:proofErr w:type="spellStart"/>
+      <w:r>
+        <w:rPr>
+          <w:color w:val="FF0000"/>
+          <w:lang w:val="hr-HR"/>
+        </w:rPr>
+        <w:t>challenge</w:t>
+      </w:r>
+      <w:proofErr w:type="spellEnd"/>
+      <w:r>
+        <w:rPr>
+          <w:color w:val="FF0000"/>
+          <w:lang w:val="hr-HR"/>
+        </w:rPr>
+        <w:t xml:space="preserve">” </w:t>
+      </w:r>
+      <w:proofErr w:type="spellStart"/>
+      <w:r>
+        <w:rPr>
+          <w:color w:val="FF0000"/>
+          <w:lang w:val="hr-HR"/>
+        </w:rPr>
+        <w:t>odn</w:t>
+      </w:r>
+      <w:proofErr w:type="spellEnd"/>
+      <w:r>
+        <w:rPr>
+          <w:color w:val="FF0000"/>
+          <w:lang w:val="hr-HR"/>
+        </w:rPr>
+        <w:t xml:space="preserve">. “izazov”)? Ako sadrži koja je njegova vrijednost (zapišite u </w:t>
+      </w:r>
+      <w:proofErr w:type="spellStart"/>
+      <w:r>
+        <w:rPr>
+          <w:color w:val="FF0000"/>
+          <w:lang w:val="hr-HR"/>
+        </w:rPr>
+        <w:t>heksadekadskom</w:t>
+      </w:r>
+      <w:proofErr w:type="spellEnd"/>
+      <w:r>
+        <w:rPr>
+          <w:color w:val="FF0000"/>
+          <w:lang w:val="hr-HR"/>
+        </w:rPr>
+        <w:t xml:space="preserve"> obliku)? </w:t>
+      </w:r>
+    </w:p>
+    <w:p>
+      <w:pPr>
+        <w:pStyle w:val="Default"/>
+      </w:pPr>
+    </w:p>
+    <w:p>
+      <w:pPr>
+        <w:pStyle w:val="Default"/>
+      </w:pPr>
+      <w:r>
+        <w:tab/>
+      </w:r>
+      <w:r>
+        <w:t>Random: 9521a20cb19617a6ea22116988c87dc84997028c9186701290f7b6a392b07df8</w:t>
+      </w:r>
+    </w:p>
+    <w:p>
+      <w:pPr>
+        <w:pStyle w:val="Odlomakpopisa"/>
+        <w:ind w:left="284"/>
+        <w:jc w:val="both"/>
+        <w:rPr>
+          <w:color w:val="FF0000"/>
+          <w:lang w:val="hr-HR"/>
+        </w:rPr>
+      </w:pPr>
+    </w:p>
+    <w:p>
+      <w:pPr>
+        <w:pStyle w:val="Odlomakpopisa"/>
+        <w:numPr>
+          <w:ilvl w:val="0"/>
+          <w:numId w:val="1"/>
+        </w:numPr>
+        <w:ind w:left="284"/>
+        <w:jc w:val="both"/>
+        <w:rPr>
+          <w:color w:val="FF0000"/>
+          <w:lang w:val="hr-HR"/>
+        </w:rPr>
+      </w:pPr>
+      <w:r>
+        <w:rPr>
+          <w:color w:val="FF0000"/>
+          <w:lang w:val="hr-HR"/>
+        </w:rPr>
+        <w:t xml:space="preserve">Oglašava li klijent u zapisu </w:t>
+      </w:r>
+      <w:proofErr w:type="spellStart"/>
+      <w:r>
+        <w:rPr>
+          <w:color w:val="FF0000"/>
+          <w:lang w:val="hr-HR"/>
+        </w:rPr>
+        <w:t>ClientHello</w:t>
+      </w:r>
+      <w:proofErr w:type="spellEnd"/>
+      <w:r>
+        <w:rPr>
+          <w:color w:val="FF0000"/>
+          <w:lang w:val="hr-HR"/>
+        </w:rPr>
+        <w:t xml:space="preserve"> kriptografske skupove koje podržava? Ako da, tada za prvi kriptografski skup u listi zapišite koji se algoritam asimetričnog kriptiranja koristi, koji algoritam simetričnog kriptiranja te koji algoritam za sigurnosnu funkciju sažimanja? </w:t>
+      </w:r>
+    </w:p>
+    <w:p>
+      <w:pPr>
+        <w:pStyle w:val="Opisslike"/>
+        <w:rPr>
+          <w:i w:val="0"/>
+          <w:iCs w:val="0"/>
+          <w:noProof/>
+          <w:lang w:val="hr-HR"/>
+        </w:rPr>
+      </w:pPr>
+      <w:r>
+        <w:rPr>
+          <w:i w:val="0"/>
+          <w:iCs w:val="0"/>
+          <w:noProof/>
+          <w:lang w:val="hr-HR"/>
+        </w:rPr>
+        <w:t>Cipher Suites (17 suites)</w:t>
+      </w:r>
+    </w:p>
+    <w:p>
+      <w:pPr>
+        <w:pStyle w:val="Opisslike"/>
+        <w:rPr>
+          <w:b/>
+          <w:bCs/>
+          <w:i w:val="0"/>
+          <w:iCs w:val="0"/>
+          <w:noProof/>
+          <w:lang w:val="hr-HR"/>
+        </w:rPr>
+      </w:pPr>
+      <w:r>
+        <w:rPr>
+          <w:b/>
+          <w:bCs/>
+          <w:i w:val="0"/>
+          <w:iCs w:val="0"/>
+          <w:noProof/>
+          <w:lang w:val="hr-HR"/>
+        </w:rPr>
+        <w:t xml:space="preserve">    Cipher Suite: TLS_AES_128_GCM_SHA256 (0x1301)</w:t>
+      </w:r>
+    </w:p>
+    <w:p>
+      <w:pPr>
+        <w:pStyle w:val="Opisslike"/>
+        <w:rPr>
+          <w:i w:val="0"/>
+          <w:iCs w:val="0"/>
+          <w:noProof/>
+          <w:lang w:val="hr-HR"/>
+        </w:rPr>
+      </w:pPr>
+      <w:r>
+        <w:rPr>
+          <w:i w:val="0"/>
+          <w:iCs w:val="0"/>
+          <w:noProof/>
+          <w:lang w:val="hr-HR"/>
+        </w:rPr>
+        <w:t xml:space="preserve">    Cipher Suite: TLS_CHACHA20_POLY1305_SHA256 (0x1303)</w:t>
+      </w:r>
+    </w:p>
+    <w:p>
+      <w:pPr>
+        <w:pStyle w:val="Opisslike"/>
+        <w:rPr>
+          <w:i w:val="0"/>
+          <w:iCs w:val="0"/>
+          <w:noProof/>
+          <w:lang w:val="hr-HR"/>
+        </w:rPr>
+      </w:pPr>
+      <w:r>
+        <w:rPr>
+          <w:i w:val="0"/>
+          <w:iCs w:val="0"/>
+          <w:noProof/>
+          <w:lang w:val="hr-HR"/>
+        </w:rPr>
+        <w:t xml:space="preserve">    Cipher Suite: TLS_AES_256_GCM_SHA384 (0x1302)</w:t>
+      </w:r>
+    </w:p>
+    <w:p>
+      <w:pPr>
+        <w:pStyle w:val="Opisslike"/>
+        <w:rPr>
+          <w:i w:val="0"/>
+          <w:iCs w:val="0"/>
+          <w:noProof/>
+          <w:lang w:val="hr-HR"/>
+        </w:rPr>
+      </w:pPr>
+      <w:r>
+        <w:rPr>
+          <w:i w:val="0"/>
+          <w:iCs w:val="0"/>
+          <w:noProof/>
+          <w:lang w:val="hr-HR"/>
+        </w:rPr>
+        <w:t xml:space="preserve">    Cipher Suite: TLS_ECDHE_ECDSA_WITH_AES_128_GCM_SHA256 (0xc02b)</w:t>
+      </w:r>
+    </w:p>
+    <w:p>
+      <w:pPr>
+        <w:pStyle w:val="Opisslike"/>
+        <w:rPr>
+          <w:i w:val="0"/>
+          <w:iCs w:val="0"/>
+          <w:noProof/>
+          <w:lang w:val="hr-HR"/>
+        </w:rPr>
+      </w:pPr>
+      <w:r>
+        <w:rPr>
+          <w:i w:val="0"/>
+          <w:iCs w:val="0"/>
+          <w:noProof/>
+          <w:lang w:val="hr-HR"/>
+        </w:rPr>
+        <w:t xml:space="preserve">    Cipher Suite: TLS_ECDHE_RSA_WITH_AES_128_GCM_SHA256 (0xc02f)</w:t>
+      </w:r>
+    </w:p>
+    <w:p>
+      <w:pPr>
+        <w:pStyle w:val="Opisslike"/>
+        <w:rPr>
+          <w:i w:val="0"/>
+          <w:iCs w:val="0"/>
+          <w:noProof/>
+          <w:lang w:val="hr-HR"/>
+        </w:rPr>
+      </w:pPr>
+      <w:r>
+        <w:rPr>
+          <w:i w:val="0"/>
+          <w:iCs w:val="0"/>
+          <w:noProof/>
+          <w:lang w:val="hr-HR"/>
+        </w:rPr>
+        <w:t xml:space="preserve">    Cipher Suite: TLS_ECDHE_ECDSA_WITH_CHACHA20_POLY1305_SHA256 (0xcca9)</w:t>
+      </w:r>
+    </w:p>
+    <w:p>
+      <w:pPr>
+        <w:pStyle w:val="Opisslike"/>
+        <w:rPr>
+          <w:i w:val="0"/>
+          <w:iCs w:val="0"/>
+          <w:noProof/>
+          <w:lang w:val="hr-HR"/>
+        </w:rPr>
+      </w:pPr>
+      <w:r>
+        <w:rPr>
+          <w:i w:val="0"/>
+          <w:iCs w:val="0"/>
+          <w:noProof/>
+          <w:lang w:val="hr-HR"/>
+        </w:rPr>
+        <w:t xml:space="preserve">    Cipher Suite: TLS_ECDHE_RSA_WITH_CHACHA20_POLY1305_SHA256 (0xcca8)</w:t>
+      </w:r>
+    </w:p>
+    <w:p>
+      <w:pPr>
+        <w:pStyle w:val="Opisslike"/>
+        <w:rPr>
+          <w:i w:val="0"/>
+          <w:iCs w:val="0"/>
+          <w:noProof/>
+          <w:lang w:val="hr-HR"/>
+        </w:rPr>
+      </w:pPr>
+      <w:r>
+        <w:rPr>
+          <w:i w:val="0"/>
+          <w:iCs w:val="0"/>
+          <w:noProof/>
+          <w:lang w:val="hr-HR"/>
+        </w:rPr>
+        <w:t xml:space="preserve">    Cipher Suite: TLS_ECDHE_ECDSA_WITH_AES_256_GCM_SHA384 (0xc02c)</w:t>
+      </w:r>
+    </w:p>
+    <w:p>
+      <w:pPr>
+        <w:pStyle w:val="Opisslike"/>
+        <w:rPr>
+          <w:i w:val="0"/>
+          <w:iCs w:val="0"/>
+          <w:noProof/>
+          <w:lang w:val="hr-HR"/>
+        </w:rPr>
+      </w:pPr>
+      <w:r>
+        <w:rPr>
+          <w:i w:val="0"/>
+          <w:iCs w:val="0"/>
+          <w:noProof/>
+          <w:lang w:val="hr-HR"/>
+        </w:rPr>
+        <w:t xml:space="preserve">    Cipher Suite: TLS_ECDHE_RSA_WITH_AES_256_GCM_SHA384 (0xc030)</w:t>
+      </w:r>
+    </w:p>
+    <w:p>
+      <w:pPr>
+        <w:pStyle w:val="Opisslike"/>
+        <w:rPr>
+          <w:i w:val="0"/>
+          <w:iCs w:val="0"/>
+          <w:noProof/>
+          <w:lang w:val="hr-HR"/>
+        </w:rPr>
+      </w:pPr>
+      <w:r>
+        <w:rPr>
+          <w:i w:val="0"/>
+          <w:iCs w:val="0"/>
+          <w:noProof/>
+          <w:lang w:val="hr-HR"/>
+        </w:rPr>
+        <w:t xml:space="preserve">    Cipher Suite: TLS_ECDHE_ECDSA_WITH_AES_256_CBC_SHA (0xc00a)</w:t>
+      </w:r>
+    </w:p>
+    <w:p>
+      <w:pPr>
+        <w:pStyle w:val="Opisslike"/>
+        <w:rPr>
+          <w:i w:val="0"/>
+          <w:iCs w:val="0"/>
+          <w:noProof/>
+          <w:lang w:val="hr-HR"/>
+        </w:rPr>
+      </w:pPr>
+      <w:r>
+        <w:rPr>
+          <w:i w:val="0"/>
+          <w:iCs w:val="0"/>
+          <w:noProof/>
+          <w:lang w:val="hr-HR"/>
+        </w:rPr>
+        <w:t xml:space="preserve">    Cipher Suite: TLS_ECDHE_ECDSA_WITH_AES_128_CBC_SHA (0xc009)</w:t>
+      </w:r>
+    </w:p>
+    <w:p>
+      <w:pPr>
+        <w:pStyle w:val="Opisslike"/>
+        <w:rPr>
+          <w:i w:val="0"/>
+          <w:iCs w:val="0"/>
+          <w:noProof/>
+          <w:lang w:val="hr-HR"/>
+        </w:rPr>
+      </w:pPr>
+      <w:r>
+        <w:rPr>
+          <w:i w:val="0"/>
+          <w:iCs w:val="0"/>
+          <w:noProof/>
+          <w:lang w:val="hr-HR"/>
+        </w:rPr>
+        <w:t xml:space="preserve">    Cipher Suite: TLS_ECDHE_RSA_WITH_AES_128_CBC_SHA (0xc013)</w:t>
+      </w:r>
+    </w:p>
+    <w:p>
+      <w:pPr>
+        <w:pStyle w:val="Opisslike"/>
+        <w:rPr>
+          <w:i w:val="0"/>
+          <w:iCs w:val="0"/>
+          <w:noProof/>
+          <w:lang w:val="hr-HR"/>
+        </w:rPr>
+      </w:pPr>
+      <w:r>
+        <w:rPr>
+          <w:i w:val="0"/>
+          <w:iCs w:val="0"/>
+          <w:noProof/>
+          <w:lang w:val="hr-HR"/>
+        </w:rPr>
+        <w:t xml:space="preserve">    Cipher Suite: TLS_ECDHE_RSA_WITH_AES_256_CBC_SHA (0xc014)</w:t>
+      </w:r>
+    </w:p>
+    <w:p>
+      <w:pPr>
+        <w:pStyle w:val="Opisslike"/>
+        <w:rPr>
+          <w:i w:val="0"/>
+          <w:iCs w:val="0"/>
+          <w:noProof/>
+          <w:lang w:val="hr-HR"/>
+        </w:rPr>
+      </w:pPr>
+      <w:r>
+        <w:rPr>
+          <w:i w:val="0"/>
+          <w:iCs w:val="0"/>
+          <w:noProof/>
+          <w:lang w:val="hr-HR"/>
+        </w:rPr>
+        <w:t xml:space="preserve">    Cipher Suite: TLS_RSA_WITH_AES_128_GCM_SHA256 (0x009c)</w:t>
+      </w:r>
+    </w:p>
+    <w:p>
+      <w:pPr>
+        <w:pStyle w:val="Opisslike"/>
+        <w:rPr>
+          <w:i w:val="0"/>
+          <w:iCs w:val="0"/>
+          <w:noProof/>
+          <w:lang w:val="hr-HR"/>
+        </w:rPr>
+      </w:pPr>
+      <w:r>
+        <w:rPr>
+          <w:i w:val="0"/>
+          <w:iCs w:val="0"/>
+          <w:noProof/>
+          <w:lang w:val="hr-HR"/>
+        </w:rPr>
+        <w:t xml:space="preserve">    Cipher Suite: TLS_RSA_WITH_AES_256_GCM_SHA384 (0x009d)</w:t>
+      </w:r>
+    </w:p>
+    <w:p>
+      <w:pPr>
+        <w:pStyle w:val="Opisslike"/>
+        <w:rPr>
+          <w:i w:val="0"/>
+          <w:iCs w:val="0"/>
+          <w:noProof/>
+          <w:lang w:val="hr-HR"/>
+        </w:rPr>
+      </w:pPr>
+      <w:r>
+        <w:rPr>
+          <w:i w:val="0"/>
+          <w:iCs w:val="0"/>
+          <w:noProof/>
+          <w:lang w:val="hr-HR"/>
+        </w:rPr>
+        <w:t xml:space="preserve">    Cipher Suite: TLS_RSA_WITH_AES_128_CBC_SHA (0x002f)</w:t>
+      </w:r>
+    </w:p>
+    <w:p>
+      <w:pPr>
+        <w:pStyle w:val="Opisslike"/>
+        <w:rPr>
+          <w:i w:val="0"/>
+          <w:iCs w:val="0"/>
+          <w:noProof/>
+          <w:lang w:val="hr-HR"/>
+        </w:rPr>
+      </w:pPr>
+      <w:r>
+        <w:rPr>
+          <w:i w:val="0"/>
+          <w:iCs w:val="0"/>
+          <w:noProof/>
+          <w:lang w:val="hr-HR"/>
+        </w:rPr>
+        <w:t xml:space="preserve">    Cipher Suite: TLS_RSA_WITH_AES_256_CBC_SHA (0x0035)</w:t>
+      </w:r>
+    </w:p>
+    <w:p>
+      <w:pPr>
+        <w:pStyle w:val="Opisslike"/>
+        <w:rPr>
+          <w:i w:val="0"/>
+          <w:iCs w:val="0"/>
+          <w:noProof/>
+          <w:lang w:val="hr-HR"/>
+        </w:rPr>
+      </w:pPr>
+    </w:p>
+    <w:p>
+      <w:pPr>
+        <w:rPr>
+          <w:lang w:val="hr-HR"/>
+        </w:rPr>
+      </w:pPr>
+      <w:r>
+        <w:rPr>
+          <w:lang w:val="hr-HR"/>
+        </w:rPr>
+        <w:t xml:space="preserve">Označeni </w:t>
+      </w:r>
+      <w:r>
+        <w:rPr>
+          <w:lang w:val="hr-HR"/>
+        </w:rPr>
+        <w:t>kriptografski skup u listi koristi sljedeće algoritme:</w:t>
+      </w:r>
+    </w:p>
+    <w:p>
+      <w:pPr>
+        <w:pStyle w:val="Odlomakpopisa"/>
+        <w:numPr>
+          <w:ilvl w:val="0"/>
+          <w:numId w:val="3"/>
+        </w:numPr>
+        <w:suppressAutoHyphens w:val="0"/>
+        <w:spacing w:after="160" w:line="259" w:lineRule="auto"/>
+        <w:rPr>
+          <w:b/>
           <w:lang w:val="pt-PT"/>
         </w:rPr>
-        <w:t>14</w:t>
-      </w:r>
-      <w:r>
-        <w:rPr>
-          <w:i w:val="0"/>
-          <w:iCs w:val="0"/>
-        </w:rPr>
-        <w:fldChar w:fldCharType="end"/>
-      </w:r>
-      <w:r>
-        <w:rPr>
-          <w:i w:val="0"/>
-          <w:iCs w:val="0"/>
+      </w:pPr>
+      <w:r>
+        <w:rPr>
+          <w:b/>
           <w:lang w:val="pt-PT"/>
         </w:rPr>
-        <w:t xml:space="preserve"> – TLS zapis </w:t>
-      </w:r>
-      <w:r>
-        <w:rPr>
-          <w:i w:val="0"/>
-          <w:iCs w:val="0"/>
+        <w:t>simetrični algoritam – AES 128</w:t>
+      </w:r>
+    </w:p>
+    <w:p>
+      <w:pPr>
+        <w:pStyle w:val="Odlomakpopisa"/>
+        <w:numPr>
+          <w:ilvl w:val="0"/>
+          <w:numId w:val="3"/>
+        </w:numPr>
+        <w:suppressAutoHyphens w:val="0"/>
+        <w:spacing w:after="160" w:line="259" w:lineRule="auto"/>
+        <w:rPr>
+          <w:b/>
           <w:lang w:val="pt-PT"/>
         </w:rPr>
+      </w:pPr>
+      <w:r>
+        <w:rPr>
+          <w:b/>
+          <w:lang w:val="pt-PT"/>
+        </w:rPr>
+        <w:t>algoritam za kriptiranje toka podataka – GCM (Galois Counter Mode)</w:t>
+      </w:r>
+    </w:p>
+    <w:p>
+      <w:pPr>
+        <w:pStyle w:val="Odlomakpopisa"/>
+        <w:numPr>
+          <w:ilvl w:val="0"/>
+          <w:numId w:val="3"/>
+        </w:numPr>
+        <w:suppressAutoHyphens w:val="0"/>
+        <w:spacing w:after="160" w:line="259" w:lineRule="auto"/>
+        <w:rPr>
+          <w:b/>
+          <w:lang w:val="pt-PT"/>
+        </w:rPr>
+      </w:pPr>
+      <w:r>
+        <w:rPr>
+          <w:b/>
+          <w:lang w:val="pt-PT"/>
+        </w:rPr>
+        <w:t>algoritam za sigurnosnu funkciju sažimanja – SHA256</w:t>
+      </w:r>
+    </w:p>
+    <w:p>
+      <w:pPr>
+        <w:suppressAutoHyphens w:val="0"/>
+        <w:spacing w:after="160" w:line="259" w:lineRule="auto"/>
+        <w:rPr>
+          <w:b/>
+          <w:lang w:val="pt-PT"/>
+        </w:rPr>
+      </w:pPr>
+    </w:p>
+    <w:p>
+      <w:pPr>
+        <w:pStyle w:val="Default"/>
+        <w:rPr>
+          <w:b/>
+          <w:bCs/>
+          <w:sz w:val="23"/>
+          <w:szCs w:val="23"/>
+        </w:rPr>
+      </w:pPr>
+      <w:r>
+        <w:rPr>
+          <w:b/>
+          <w:bCs/>
+          <w:sz w:val="23"/>
+          <w:szCs w:val="23"/>
+        </w:rPr>
+        <w:t xml:space="preserve">Zapis </w:t>
+      </w:r>
+      <w:proofErr w:type="spellStart"/>
+      <w:r>
+        <w:rPr>
+          <w:b/>
+          <w:bCs/>
+          <w:sz w:val="23"/>
+          <w:szCs w:val="23"/>
+        </w:rPr>
+        <w:t>ServerHello</w:t>
+      </w:r>
+      <w:proofErr w:type="spellEnd"/>
+      <w:r>
+        <w:rPr>
+          <w:b/>
+          <w:bCs/>
+          <w:sz w:val="23"/>
+          <w:szCs w:val="23"/>
+        </w:rPr>
+        <w:t>:</w:t>
+      </w:r>
+    </w:p>
+    <w:p>
+      <w:pPr>
+        <w:pStyle w:val="Default"/>
+        <w:rPr>
+          <w:b/>
+          <w:bCs/>
+          <w:sz w:val="23"/>
+          <w:szCs w:val="23"/>
+        </w:rPr>
+      </w:pPr>
+    </w:p>
+    <w:p>
+      <w:pPr>
+        <w:pStyle w:val="Odlomakpopisa"/>
+        <w:numPr>
+          <w:ilvl w:val="0"/>
+          <w:numId w:val="1"/>
+        </w:numPr>
+        <w:ind w:left="284"/>
+        <w:jc w:val="both"/>
+        <w:rPr>
+          <w:color w:val="FF0000"/>
+          <w:lang w:val="hr-HR"/>
+        </w:rPr>
+      </w:pPr>
+      <w:r>
+        <w:rPr>
+          <w:color w:val="FF0000"/>
+          <w:lang w:val="hr-HR"/>
+        </w:rPr>
+        <w:t xml:space="preserve">Pronađite zapis </w:t>
+      </w:r>
+      <w:proofErr w:type="spellStart"/>
+      <w:r>
+        <w:rPr>
+          <w:color w:val="FF0000"/>
+          <w:lang w:val="hr-HR"/>
+        </w:rPr>
+        <w:t>ServerHello</w:t>
+      </w:r>
+      <w:proofErr w:type="spellEnd"/>
+      <w:r>
+        <w:rPr>
+          <w:color w:val="FF0000"/>
+          <w:lang w:val="hr-HR"/>
+        </w:rPr>
+        <w:t xml:space="preserve">. Sadrži li ovaj zapis odabrani kriptografski skup? Koje se algoritmi koriste u odabranom kriptografskom skupu? </w:t>
+      </w:r>
+    </w:p>
+    <w:p>
+      <w:pPr>
+        <w:suppressAutoHyphens w:val="0"/>
+        <w:spacing w:after="160" w:line="259" w:lineRule="auto"/>
+        <w:rPr>
+          <w:b/>
+          <w:lang w:val="pt-PT"/>
+        </w:rPr>
+      </w:pPr>
+    </w:p>
+    <w:p>
+      <w:pPr>
+        <w:suppressAutoHyphens w:val="0"/>
+        <w:spacing w:after="160" w:line="259" w:lineRule="auto"/>
+        <w:rPr>
+          <w:b/>
+        </w:rPr>
+      </w:pPr>
+      <w:r>
+        <w:rPr>
+          <w:b/>
+        </w:rPr>
+        <w:t>Cipher Suite: TLS_ECDHE_RSA_WITH_CHACHA20_POLY1305_SHA256 (0xcca8)</w:t>
+      </w:r>
+    </w:p>
+    <w:p>
+      <w:pPr>
+        <w:suppressAutoHyphens w:val="0"/>
+        <w:spacing w:after="160" w:line="259" w:lineRule="auto"/>
+        <w:rPr>
+          <w:b/>
+        </w:rPr>
+      </w:pPr>
+    </w:p>
+    <w:p>
+      <w:pPr>
+        <w:suppressAutoHyphens w:val="0"/>
+        <w:spacing w:after="160" w:line="259" w:lineRule="auto"/>
+        <w:rPr>
+          <w:bCs/>
+          <w:lang w:val="hr-HR"/>
+        </w:rPr>
+      </w:pPr>
+      <w:r>
+        <w:rPr>
+          <w:b/>
+          <w:lang w:val="hr-HR"/>
+        </w:rPr>
+        <w:t>Asimetrični kriptografski algoritam</w:t>
+      </w:r>
+      <w:r>
+        <w:rPr>
+          <w:bCs/>
+          <w:lang w:val="hr-HR"/>
+        </w:rPr>
+        <w:t>:</w:t>
+      </w:r>
+      <w:r>
+        <w:rPr>
+          <w:bCs/>
+          <w:lang w:val="hr-HR"/>
+        </w:rPr>
+        <w:t xml:space="preserve"> </w:t>
+      </w:r>
+      <w:r>
+        <w:rPr>
+          <w:bCs/>
+          <w:lang w:val="hr-HR"/>
+        </w:rPr>
+        <w:t>ECDHE_RSA (</w:t>
+      </w:r>
+      <w:proofErr w:type="spellStart"/>
+      <w:r>
+        <w:rPr>
+          <w:bCs/>
+          <w:lang w:val="hr-HR"/>
+        </w:rPr>
+        <w:t>Elliptic</w:t>
+      </w:r>
+      <w:proofErr w:type="spellEnd"/>
+      <w:r>
+        <w:rPr>
+          <w:bCs/>
+          <w:lang w:val="hr-HR"/>
+        </w:rPr>
+        <w:t xml:space="preserve"> </w:t>
+      </w:r>
+      <w:proofErr w:type="spellStart"/>
+      <w:r>
+        <w:rPr>
+          <w:bCs/>
+          <w:lang w:val="hr-HR"/>
+        </w:rPr>
+        <w:t>Curve</w:t>
+      </w:r>
+      <w:proofErr w:type="spellEnd"/>
+      <w:r>
+        <w:rPr>
+          <w:bCs/>
+          <w:lang w:val="hr-HR"/>
+        </w:rPr>
+        <w:t xml:space="preserve"> </w:t>
+      </w:r>
+      <w:proofErr w:type="spellStart"/>
+      <w:r>
+        <w:rPr>
+          <w:bCs/>
+          <w:lang w:val="hr-HR"/>
+        </w:rPr>
+        <w:t>Diffie</w:t>
+      </w:r>
+      <w:proofErr w:type="spellEnd"/>
+      <w:r>
+        <w:rPr>
+          <w:bCs/>
+          <w:lang w:val="hr-HR"/>
+        </w:rPr>
+        <w:t xml:space="preserve">-Hellman </w:t>
+      </w:r>
+      <w:proofErr w:type="spellStart"/>
+      <w:r>
+        <w:rPr>
+          <w:bCs/>
+          <w:lang w:val="hr-HR"/>
+        </w:rPr>
+        <w:t>Ephemeral</w:t>
+      </w:r>
+      <w:proofErr w:type="spellEnd"/>
+      <w:r>
+        <w:rPr>
+          <w:bCs/>
+          <w:lang w:val="hr-HR"/>
+        </w:rPr>
+        <w:t xml:space="preserve"> s RSA autentifikacijom).</w:t>
+      </w:r>
+      <w:r>
+        <w:rPr>
+          <w:bCs/>
+          <w:lang w:val="hr-HR"/>
+        </w:rPr>
+        <w:t xml:space="preserve"> </w:t>
+      </w:r>
+      <w:r>
+        <w:rPr>
+          <w:bCs/>
+          <w:lang w:val="hr-HR"/>
+        </w:rPr>
+        <w:t>ECDHE (</w:t>
+      </w:r>
+      <w:proofErr w:type="spellStart"/>
+      <w:r>
+        <w:rPr>
+          <w:bCs/>
+          <w:lang w:val="hr-HR"/>
+        </w:rPr>
+        <w:t>Elliptic</w:t>
+      </w:r>
+      <w:proofErr w:type="spellEnd"/>
+      <w:r>
+        <w:rPr>
+          <w:bCs/>
+          <w:lang w:val="hr-HR"/>
+        </w:rPr>
+        <w:t xml:space="preserve"> </w:t>
+      </w:r>
+      <w:proofErr w:type="spellStart"/>
+      <w:r>
+        <w:rPr>
+          <w:bCs/>
+          <w:lang w:val="hr-HR"/>
+        </w:rPr>
+        <w:t>Curve</w:t>
+      </w:r>
+      <w:proofErr w:type="spellEnd"/>
+      <w:r>
+        <w:rPr>
+          <w:bCs/>
+          <w:lang w:val="hr-HR"/>
+        </w:rPr>
+        <w:t xml:space="preserve"> </w:t>
+      </w:r>
+      <w:proofErr w:type="spellStart"/>
+      <w:r>
+        <w:rPr>
+          <w:bCs/>
+          <w:lang w:val="hr-HR"/>
+        </w:rPr>
+        <w:t>Diffie</w:t>
+      </w:r>
+      <w:proofErr w:type="spellEnd"/>
+      <w:r>
+        <w:rPr>
+          <w:bCs/>
+          <w:lang w:val="hr-HR"/>
+        </w:rPr>
+        <w:t xml:space="preserve">-Hellman </w:t>
+      </w:r>
+      <w:proofErr w:type="spellStart"/>
+      <w:r>
+        <w:rPr>
+          <w:bCs/>
+          <w:lang w:val="hr-HR"/>
+        </w:rPr>
+        <w:t>Ephemeral</w:t>
+      </w:r>
+      <w:proofErr w:type="spellEnd"/>
+      <w:r>
+        <w:rPr>
+          <w:bCs/>
+          <w:lang w:val="hr-HR"/>
+        </w:rPr>
+        <w:t>): Koristi se za razmjenu ključeva.</w:t>
+      </w:r>
+      <w:r>
+        <w:rPr>
+          <w:bCs/>
+          <w:lang w:val="hr-HR"/>
+        </w:rPr>
+        <w:t xml:space="preserve"> </w:t>
+      </w:r>
+      <w:r>
+        <w:rPr>
+          <w:bCs/>
+          <w:lang w:val="hr-HR"/>
+        </w:rPr>
+        <w:t>RSA: Koristi se za autentifikaciju.</w:t>
+      </w:r>
+    </w:p>
+    <w:p>
+      <w:pPr>
+        <w:suppressAutoHyphens w:val="0"/>
+        <w:spacing w:after="160" w:line="259" w:lineRule="auto"/>
+        <w:rPr>
+          <w:bCs/>
+          <w:lang w:val="hr-HR"/>
+        </w:rPr>
+      </w:pPr>
+      <w:r>
+        <w:rPr>
+          <w:b/>
+          <w:lang w:val="hr-HR"/>
+        </w:rPr>
+        <w:t>Simetrični kriptografski algoritam</w:t>
+      </w:r>
+      <w:r>
+        <w:rPr>
+          <w:bCs/>
+          <w:lang w:val="hr-HR"/>
+        </w:rPr>
+        <w:t>:</w:t>
+      </w:r>
+      <w:r>
+        <w:rPr>
+          <w:bCs/>
+          <w:lang w:val="hr-HR"/>
+        </w:rPr>
+        <w:t xml:space="preserve"> </w:t>
+      </w:r>
+      <w:r>
+        <w:rPr>
+          <w:bCs/>
+          <w:lang w:val="hr-HR"/>
+        </w:rPr>
+        <w:t>CHACHA20: Simetrični ključni algoritam za enkripciju podataka.</w:t>
+      </w:r>
+    </w:p>
+    <w:p>
+      <w:pPr>
+        <w:suppressAutoHyphens w:val="0"/>
+        <w:spacing w:after="160" w:line="259" w:lineRule="auto"/>
+        <w:rPr>
+          <w:bCs/>
+          <w:lang w:val="hr-HR"/>
+        </w:rPr>
+      </w:pPr>
+      <w:r>
+        <w:rPr>
+          <w:b/>
+          <w:lang w:val="hr-HR"/>
+        </w:rPr>
+        <w:t>Algoritam za sigurnosnu funkciju sažimanja (</w:t>
+      </w:r>
+      <w:proofErr w:type="spellStart"/>
+      <w:r>
+        <w:rPr>
+          <w:b/>
+          <w:lang w:val="hr-HR"/>
+        </w:rPr>
+        <w:t>hash</w:t>
+      </w:r>
+      <w:proofErr w:type="spellEnd"/>
+      <w:r>
+        <w:rPr>
+          <w:b/>
+          <w:lang w:val="hr-HR"/>
+        </w:rPr>
+        <w:t xml:space="preserve"> funkcija)</w:t>
+      </w:r>
+      <w:r>
+        <w:rPr>
+          <w:bCs/>
+          <w:lang w:val="hr-HR"/>
+        </w:rPr>
+        <w:t>:</w:t>
+      </w:r>
+      <w:r>
+        <w:rPr>
+          <w:bCs/>
+          <w:lang w:val="hr-HR"/>
+        </w:rPr>
+        <w:t xml:space="preserve"> </w:t>
+      </w:r>
+      <w:r>
+        <w:rPr>
+          <w:bCs/>
+          <w:lang w:val="hr-HR"/>
+        </w:rPr>
+        <w:t>POLY1305: Algoritam za autentifikaciju poruka, koji se često koristi zajedno s ChaCha20 za autentifikaciju šifriranih podataka.</w:t>
+      </w:r>
+    </w:p>
+    <w:p>
+      <w:pPr>
+        <w:suppressAutoHyphens w:val="0"/>
+        <w:spacing w:after="160" w:line="259" w:lineRule="auto"/>
+        <w:rPr>
+          <w:bCs/>
+          <w:lang w:val="hr-HR"/>
+        </w:rPr>
+      </w:pPr>
+    </w:p>
+    <w:p/>
+    <w:p>
+      <w:pPr>
+        <w:pStyle w:val="Odlomakpopisa"/>
+        <w:numPr>
+          <w:ilvl w:val="0"/>
+          <w:numId w:val="1"/>
+        </w:numPr>
+        <w:ind w:left="284"/>
+        <w:jc w:val="both"/>
+        <w:rPr>
+          <w:color w:val="FF0000"/>
+          <w:lang w:val="hr-HR"/>
+        </w:rPr>
+      </w:pPr>
+      <w:r>
+        <w:rPr>
+          <w:color w:val="FF0000"/>
+          <w:lang w:val="hr-HR"/>
+        </w:rPr>
+        <w:t xml:space="preserve">Sadrži li ovaj zapis nonce? </w:t>
+      </w:r>
+      <w:proofErr w:type="spellStart"/>
+      <w:r>
+        <w:rPr>
+          <w:color w:val="FF0000"/>
+          <w:lang w:val="hr-HR"/>
+        </w:rPr>
+        <w:t>Ako</w:t>
+      </w:r>
+      <w:proofErr w:type="spellEnd"/>
+      <w:r>
+        <w:rPr>
+          <w:color w:val="FF0000"/>
+          <w:lang w:val="hr-HR"/>
+        </w:rPr>
+        <w:t xml:space="preserve"> </w:t>
+      </w:r>
+      <w:proofErr w:type="spellStart"/>
+      <w:r>
+        <w:rPr>
+          <w:color w:val="FF0000"/>
+          <w:lang w:val="hr-HR"/>
+        </w:rPr>
+        <w:t>sadrži</w:t>
+      </w:r>
+      <w:proofErr w:type="spellEnd"/>
+      <w:r>
+        <w:rPr>
+          <w:color w:val="FF0000"/>
+          <w:lang w:val="hr-HR"/>
+        </w:rPr>
+        <w:t xml:space="preserve">, </w:t>
+      </w:r>
+      <w:proofErr w:type="spellStart"/>
+      <w:r>
+        <w:rPr>
+          <w:color w:val="FF0000"/>
+          <w:lang w:val="hr-HR"/>
+        </w:rPr>
+        <w:t>koliko</w:t>
+      </w:r>
+      <w:proofErr w:type="spellEnd"/>
+      <w:r>
+        <w:rPr>
+          <w:color w:val="FF0000"/>
+          <w:lang w:val="hr-HR"/>
+        </w:rPr>
+        <w:t xml:space="preserve"> je </w:t>
+      </w:r>
+      <w:proofErr w:type="spellStart"/>
+      <w:r>
+        <w:rPr>
+          <w:color w:val="FF0000"/>
+          <w:lang w:val="hr-HR"/>
+        </w:rPr>
+        <w:t>bajtova</w:t>
+      </w:r>
+      <w:proofErr w:type="spellEnd"/>
+      <w:r>
+        <w:rPr>
+          <w:color w:val="FF0000"/>
+          <w:lang w:val="hr-HR"/>
+        </w:rPr>
+        <w:t xml:space="preserve"> </w:t>
+      </w:r>
+      <w:proofErr w:type="spellStart"/>
+      <w:r>
+        <w:rPr>
+          <w:color w:val="FF0000"/>
+          <w:lang w:val="hr-HR"/>
+        </w:rPr>
+        <w:t>dugačak</w:t>
+      </w:r>
+      <w:proofErr w:type="spellEnd"/>
+      <w:r>
+        <w:rPr>
+          <w:color w:val="FF0000"/>
+          <w:lang w:val="hr-HR"/>
+        </w:rPr>
+        <w:t xml:space="preserve">? Koja je </w:t>
+      </w:r>
+      <w:proofErr w:type="spellStart"/>
+      <w:r>
+        <w:rPr>
+          <w:color w:val="FF0000"/>
+          <w:lang w:val="hr-HR"/>
+        </w:rPr>
+        <w:t>svrha</w:t>
+      </w:r>
+      <w:proofErr w:type="spellEnd"/>
+      <w:r>
+        <w:rPr>
+          <w:color w:val="FF0000"/>
+          <w:lang w:val="hr-HR"/>
+        </w:rPr>
+        <w:t xml:space="preserve"> </w:t>
+      </w:r>
+      <w:proofErr w:type="spellStart"/>
+      <w:r>
+        <w:rPr>
+          <w:color w:val="FF0000"/>
+          <w:lang w:val="hr-HR"/>
+        </w:rPr>
+        <w:t>korištenja</w:t>
+      </w:r>
+      <w:proofErr w:type="spellEnd"/>
+      <w:r>
+        <w:rPr>
+          <w:color w:val="FF0000"/>
+          <w:lang w:val="hr-HR"/>
+        </w:rPr>
+        <w:t xml:space="preserve"> </w:t>
+      </w:r>
+      <w:proofErr w:type="spellStart"/>
+      <w:r>
+        <w:rPr>
+          <w:color w:val="FF0000"/>
+          <w:lang w:val="hr-HR"/>
+        </w:rPr>
+        <w:t>klijentskog</w:t>
+      </w:r>
+      <w:proofErr w:type="spellEnd"/>
+      <w:r>
+        <w:rPr>
+          <w:color w:val="FF0000"/>
+          <w:lang w:val="hr-HR"/>
+        </w:rPr>
+        <w:t xml:space="preserve"> </w:t>
+      </w:r>
+      <w:proofErr w:type="spellStart"/>
+      <w:r>
+        <w:rPr>
+          <w:color w:val="FF0000"/>
+          <w:lang w:val="hr-HR"/>
+        </w:rPr>
         <w:t>i</w:t>
       </w:r>
-      <w:r>
-        <w:rPr>
-          <w:i w:val="0"/>
-          <w:iCs w:val="0"/>
+      <w:proofErr w:type="spellEnd"/>
+      <w:r>
+        <w:rPr>
+          <w:color w:val="FF0000"/>
+          <w:lang w:val="hr-HR"/>
+        </w:rPr>
+        <w:t xml:space="preserve"> </w:t>
+      </w:r>
+      <w:proofErr w:type="spellStart"/>
+      <w:r>
+        <w:rPr>
+          <w:color w:val="FF0000"/>
+          <w:lang w:val="hr-HR"/>
+        </w:rPr>
+        <w:t>poslužiteljskog</w:t>
+      </w:r>
+      <w:proofErr w:type="spellEnd"/>
+      <w:r>
+        <w:rPr>
+          <w:color w:val="FF0000"/>
+          <w:lang w:val="hr-HR"/>
+        </w:rPr>
+        <w:t xml:space="preserve"> </w:t>
+      </w:r>
+      <w:proofErr w:type="spellStart"/>
+      <w:r>
+        <w:rPr>
+          <w:color w:val="FF0000"/>
+          <w:lang w:val="hr-HR"/>
+        </w:rPr>
+        <w:t>broja</w:t>
+      </w:r>
+      <w:proofErr w:type="spellEnd"/>
+      <w:r>
+        <w:rPr>
+          <w:color w:val="FF0000"/>
+          <w:lang w:val="hr-HR"/>
+        </w:rPr>
+        <w:t xml:space="preserve"> nonce u TLS-u?</w:t>
+      </w:r>
+    </w:p>
+    <w:p/>
+    <w:p>
+      <w:pPr>
+        <w:pStyle w:val="Odlomakpopisa"/>
+        <w:numPr>
+          <w:ilvl w:val="0"/>
+          <w:numId w:val="1"/>
+        </w:numPr>
+        <w:ind w:left="284"/>
+        <w:jc w:val="both"/>
+        <w:rPr>
+          <w:color w:val="FF0000"/>
+          <w:lang w:val="hr-HR"/>
+        </w:rPr>
+      </w:pPr>
+      <w:r>
+        <w:rPr>
+          <w:color w:val="FF0000"/>
+          <w:lang w:val="hr-HR"/>
+        </w:rPr>
+        <w:t xml:space="preserve">Sadrži li ovaj zapis </w:t>
+      </w:r>
+      <w:proofErr w:type="spellStart"/>
+      <w:r>
+        <w:rPr>
+          <w:color w:val="FF0000"/>
+          <w:lang w:val="hr-HR"/>
+        </w:rPr>
+        <w:t>identifikator</w:t>
+      </w:r>
+      <w:proofErr w:type="spellEnd"/>
+      <w:r>
+        <w:rPr>
+          <w:color w:val="FF0000"/>
+          <w:lang w:val="hr-HR"/>
+        </w:rPr>
+        <w:t xml:space="preserve"> </w:t>
+      </w:r>
+      <w:proofErr w:type="spellStart"/>
+      <w:r>
+        <w:rPr>
+          <w:color w:val="FF0000"/>
+          <w:lang w:val="hr-HR"/>
+        </w:rPr>
+        <w:t>sjednice</w:t>
+      </w:r>
+      <w:proofErr w:type="spellEnd"/>
+      <w:r>
+        <w:rPr>
+          <w:color w:val="FF0000"/>
+          <w:lang w:val="hr-HR"/>
+        </w:rPr>
+        <w:t xml:space="preserve"> (session ID)? Koja je </w:t>
+      </w:r>
+      <w:proofErr w:type="spellStart"/>
+      <w:r>
+        <w:rPr>
+          <w:color w:val="FF0000"/>
+          <w:lang w:val="hr-HR"/>
+        </w:rPr>
+        <w:t>svrha</w:t>
+      </w:r>
+      <w:proofErr w:type="spellEnd"/>
+      <w:r>
+        <w:rPr>
+          <w:color w:val="FF0000"/>
+          <w:lang w:val="hr-HR"/>
+        </w:rPr>
+        <w:t xml:space="preserve"> </w:t>
+      </w:r>
+      <w:proofErr w:type="spellStart"/>
+      <w:r>
+        <w:rPr>
+          <w:color w:val="FF0000"/>
+          <w:lang w:val="hr-HR"/>
+        </w:rPr>
+        <w:t>polja</w:t>
+      </w:r>
+      <w:proofErr w:type="spellEnd"/>
+      <w:r>
+        <w:rPr>
+          <w:color w:val="FF0000"/>
+          <w:lang w:val="hr-HR"/>
+        </w:rPr>
+        <w:t xml:space="preserve"> session ID? </w:t>
+      </w:r>
+    </w:p>
+    <w:p/>
+    <w:p>
+      <w:pPr>
+        <w:pStyle w:val="Odlomakpopisa"/>
+        <w:numPr>
+          <w:ilvl w:val="0"/>
+          <w:numId w:val="1"/>
+        </w:numPr>
+        <w:ind w:left="284"/>
+        <w:jc w:val="both"/>
+        <w:rPr>
+          <w:color w:val="FF0000"/>
+          <w:lang w:val="hr-HR"/>
+        </w:rPr>
+      </w:pPr>
+      <w:r>
+        <w:rPr>
+          <w:color w:val="FF0000"/>
+          <w:lang w:val="hr-HR"/>
+        </w:rPr>
+        <w:t xml:space="preserve">Sadrži li ovaj zapis </w:t>
+      </w:r>
+      <w:proofErr w:type="spellStart"/>
+      <w:r>
+        <w:rPr>
+          <w:color w:val="FF0000"/>
+          <w:lang w:val="hr-HR"/>
+        </w:rPr>
+        <w:t>certifikat</w:t>
+      </w:r>
+      <w:proofErr w:type="spellEnd"/>
+      <w:r>
+        <w:rPr>
+          <w:color w:val="FF0000"/>
+          <w:lang w:val="hr-HR"/>
+        </w:rPr>
+        <w:t xml:space="preserve"> </w:t>
+      </w:r>
+      <w:proofErr w:type="spellStart"/>
+      <w:r>
+        <w:rPr>
+          <w:color w:val="FF0000"/>
+          <w:lang w:val="hr-HR"/>
+        </w:rPr>
+        <w:t>ili</w:t>
+      </w:r>
+      <w:proofErr w:type="spellEnd"/>
+      <w:r>
+        <w:rPr>
+          <w:color w:val="FF0000"/>
+          <w:lang w:val="hr-HR"/>
+        </w:rPr>
+        <w:t xml:space="preserve"> se </w:t>
+      </w:r>
+      <w:proofErr w:type="spellStart"/>
+      <w:r>
+        <w:rPr>
+          <w:color w:val="FF0000"/>
+          <w:lang w:val="hr-HR"/>
+        </w:rPr>
+        <w:t>certifikat</w:t>
+      </w:r>
+      <w:proofErr w:type="spellEnd"/>
+      <w:r>
+        <w:rPr>
+          <w:color w:val="FF0000"/>
+          <w:lang w:val="hr-HR"/>
+        </w:rPr>
+        <w:t xml:space="preserve"> </w:t>
+      </w:r>
+      <w:proofErr w:type="spellStart"/>
+      <w:r>
+        <w:rPr>
+          <w:color w:val="FF0000"/>
+          <w:lang w:val="hr-HR"/>
+        </w:rPr>
+        <w:t>nalazi</w:t>
+      </w:r>
+      <w:proofErr w:type="spellEnd"/>
+      <w:r>
+        <w:rPr>
+          <w:color w:val="FF0000"/>
+          <w:lang w:val="hr-HR"/>
+        </w:rPr>
+        <w:t xml:space="preserve"> u </w:t>
+      </w:r>
+      <w:proofErr w:type="spellStart"/>
+      <w:r>
+        <w:rPr>
+          <w:color w:val="FF0000"/>
+          <w:lang w:val="hr-HR"/>
+        </w:rPr>
+        <w:t>odvojenom</w:t>
+      </w:r>
+      <w:proofErr w:type="spellEnd"/>
+      <w:r>
+        <w:rPr>
+          <w:color w:val="FF0000"/>
+          <w:lang w:val="hr-HR"/>
+        </w:rPr>
+        <w:t xml:space="preserve"> </w:t>
+      </w:r>
+      <w:proofErr w:type="spellStart"/>
+      <w:r>
+        <w:rPr>
+          <w:color w:val="FF0000"/>
+          <w:lang w:val="hr-HR"/>
+        </w:rPr>
+        <w:t>zapisu</w:t>
+      </w:r>
+      <w:proofErr w:type="spellEnd"/>
+      <w:r>
+        <w:rPr>
+          <w:color w:val="FF0000"/>
+          <w:lang w:val="hr-HR"/>
+        </w:rPr>
+        <w:t xml:space="preserve">. Stane li </w:t>
+      </w:r>
+      <w:proofErr w:type="spellStart"/>
+      <w:r>
+        <w:rPr>
+          <w:color w:val="FF0000"/>
+          <w:lang w:val="hr-HR"/>
+        </w:rPr>
+        <w:t>certifikat</w:t>
+      </w:r>
+      <w:proofErr w:type="spellEnd"/>
+      <w:r>
+        <w:rPr>
+          <w:color w:val="FF0000"/>
+          <w:lang w:val="hr-HR"/>
+        </w:rPr>
+        <w:t xml:space="preserve"> u </w:t>
+      </w:r>
+      <w:proofErr w:type="spellStart"/>
+      <w:r>
+        <w:rPr>
+          <w:color w:val="FF0000"/>
+          <w:lang w:val="hr-HR"/>
+        </w:rPr>
+        <w:t>jedan</w:t>
+      </w:r>
+      <w:proofErr w:type="spellEnd"/>
+      <w:r>
+        <w:rPr>
+          <w:color w:val="FF0000"/>
+          <w:lang w:val="hr-HR"/>
+        </w:rPr>
+        <w:t xml:space="preserve"> </w:t>
+      </w:r>
+      <w:proofErr w:type="spellStart"/>
+      <w:r>
+        <w:rPr>
+          <w:color w:val="FF0000"/>
+          <w:lang w:val="hr-HR"/>
+        </w:rPr>
+        <w:t>Ethernetov</w:t>
+      </w:r>
+      <w:proofErr w:type="spellEnd"/>
+      <w:r>
+        <w:rPr>
+          <w:color w:val="FF0000"/>
+          <w:lang w:val="hr-HR"/>
+        </w:rPr>
+        <w:t xml:space="preserve"> </w:t>
+      </w:r>
+      <w:proofErr w:type="spellStart"/>
+      <w:r>
+        <w:rPr>
+          <w:color w:val="FF0000"/>
+          <w:lang w:val="hr-HR"/>
+        </w:rPr>
+        <w:t>okvir</w:t>
+      </w:r>
+      <w:proofErr w:type="spellEnd"/>
+      <w:r>
+        <w:rPr>
+          <w:color w:val="FF0000"/>
+          <w:lang w:val="hr-HR"/>
+        </w:rPr>
+        <w:t xml:space="preserve">? </w:t>
+      </w:r>
+    </w:p>
+    <w:p/>
+    <w:p/>
+    <w:p>
+      <w:pPr>
+        <w:pStyle w:val="Default"/>
+        <w:rPr>
+          <w:b/>
+          <w:bCs/>
+          <w:sz w:val="23"/>
+          <w:szCs w:val="23"/>
+        </w:rPr>
+      </w:pPr>
+      <w:proofErr w:type="spellStart"/>
+      <w:r>
+        <w:rPr>
+          <w:b/>
+          <w:bCs/>
+          <w:sz w:val="23"/>
+          <w:szCs w:val="23"/>
+        </w:rPr>
+        <w:t>Zapis</w:t>
+      </w:r>
+      <w:proofErr w:type="spellEnd"/>
+      <w:r>
+        <w:rPr>
+          <w:b/>
+          <w:bCs/>
+          <w:sz w:val="23"/>
+          <w:szCs w:val="23"/>
+        </w:rPr>
+        <w:t xml:space="preserve"> Client Key Exchange</w:t>
+      </w:r>
+    </w:p>
+    <w:p/>
+    <w:p>
+      <w:pPr>
+        <w:pStyle w:val="Odlomakpopisa"/>
+        <w:numPr>
+          <w:ilvl w:val="0"/>
+          <w:numId w:val="1"/>
+        </w:numPr>
+        <w:ind w:left="284"/>
+        <w:jc w:val="both"/>
+        <w:rPr>
+          <w:color w:val="FF0000"/>
+          <w:lang w:val="hr-HR"/>
+        </w:rPr>
+      </w:pPr>
+      <w:r>
+        <w:rPr>
+          <w:color w:val="FF0000"/>
+          <w:lang w:val="hr-HR"/>
+        </w:rPr>
+        <w:t xml:space="preserve">Pronađite zapis </w:t>
+      </w:r>
+      <w:proofErr w:type="spellStart"/>
+      <w:r>
+        <w:rPr>
+          <w:color w:val="FF0000"/>
+          <w:lang w:val="hr-HR"/>
+        </w:rPr>
+        <w:t>client</w:t>
+      </w:r>
+      <w:proofErr w:type="spellEnd"/>
+      <w:r>
+        <w:rPr>
+          <w:color w:val="FF0000"/>
+          <w:lang w:val="hr-HR"/>
+        </w:rPr>
+        <w:t xml:space="preserve"> </w:t>
+      </w:r>
+      <w:proofErr w:type="spellStart"/>
+      <w:r>
+        <w:rPr>
+          <w:color w:val="FF0000"/>
+          <w:lang w:val="hr-HR"/>
+        </w:rPr>
+        <w:t>key</w:t>
+      </w:r>
+      <w:proofErr w:type="spellEnd"/>
+      <w:r>
+        <w:rPr>
+          <w:color w:val="FF0000"/>
+          <w:lang w:val="hr-HR"/>
+        </w:rPr>
+        <w:t xml:space="preserve"> exchange. </w:t>
+      </w:r>
+      <w:proofErr w:type="spellStart"/>
+      <w:r>
+        <w:rPr>
+          <w:color w:val="FF0000"/>
+          <w:lang w:val="hr-HR"/>
+        </w:rPr>
+        <w:t>Sadrži</w:t>
+      </w:r>
+      <w:proofErr w:type="spellEnd"/>
+      <w:r>
+        <w:rPr>
+          <w:color w:val="FF0000"/>
+          <w:lang w:val="hr-HR"/>
+        </w:rPr>
+        <w:t xml:space="preserve"> li </w:t>
+      </w:r>
+      <w:proofErr w:type="spellStart"/>
+      <w:r>
+        <w:rPr>
+          <w:color w:val="FF0000"/>
+          <w:lang w:val="hr-HR"/>
+        </w:rPr>
+        <w:t>ovaj</w:t>
+      </w:r>
+      <w:proofErr w:type="spellEnd"/>
+      <w:r>
+        <w:rPr>
+          <w:color w:val="FF0000"/>
+          <w:lang w:val="hr-HR"/>
+        </w:rPr>
+        <w:t xml:space="preserve"> </w:t>
+      </w:r>
+      <w:proofErr w:type="spellStart"/>
+      <w:r>
+        <w:rPr>
+          <w:color w:val="FF0000"/>
+          <w:lang w:val="hr-HR"/>
+        </w:rPr>
+        <w:t>zapis</w:t>
+      </w:r>
+      <w:proofErr w:type="spellEnd"/>
+      <w:r>
+        <w:rPr>
+          <w:color w:val="FF0000"/>
+          <w:lang w:val="hr-HR"/>
+        </w:rPr>
+        <w:t xml:space="preserve"> pred-</w:t>
+      </w:r>
+      <w:proofErr w:type="spellStart"/>
+      <w:r>
+        <w:rPr>
+          <w:color w:val="FF0000"/>
+          <w:lang w:val="hr-HR"/>
+        </w:rPr>
+        <w:t>glavu</w:t>
+      </w:r>
+      <w:proofErr w:type="spellEnd"/>
+      <w:r>
+        <w:rPr>
+          <w:color w:val="FF0000"/>
+          <w:lang w:val="hr-HR"/>
+        </w:rPr>
+        <w:t xml:space="preserve"> </w:t>
+      </w:r>
+      <w:proofErr w:type="spellStart"/>
+      <w:r>
+        <w:rPr>
+          <w:color w:val="FF0000"/>
+          <w:lang w:val="hr-HR"/>
+        </w:rPr>
+        <w:t>tajnu</w:t>
+      </w:r>
+      <w:proofErr w:type="spellEnd"/>
+      <w:r>
+        <w:rPr>
+          <w:color w:val="FF0000"/>
+          <w:lang w:val="hr-HR"/>
+        </w:rPr>
+        <w:t xml:space="preserve">? Za </w:t>
+      </w:r>
+      <w:proofErr w:type="spellStart"/>
+      <w:r>
+        <w:rPr>
+          <w:color w:val="FF0000"/>
+          <w:lang w:val="hr-HR"/>
+        </w:rPr>
+        <w:t>što</w:t>
+      </w:r>
+      <w:proofErr w:type="spellEnd"/>
+      <w:r>
+        <w:rPr>
+          <w:color w:val="FF0000"/>
+          <w:lang w:val="hr-HR"/>
+        </w:rPr>
+        <w:t xml:space="preserve"> </w:t>
+      </w:r>
+      <w:proofErr w:type="spellStart"/>
+      <w:r>
+        <w:rPr>
+          <w:color w:val="FF0000"/>
+          <w:lang w:val="hr-HR"/>
+        </w:rPr>
+        <w:t>se ta</w:t>
+      </w:r>
+      <w:proofErr w:type="spellEnd"/>
+      <w:r>
+        <w:rPr>
+          <w:color w:val="FF0000"/>
+          <w:lang w:val="hr-HR"/>
+        </w:rPr>
+        <w:t xml:space="preserve"> </w:t>
+      </w:r>
+      <w:proofErr w:type="spellStart"/>
+      <w:r>
+        <w:rPr>
+          <w:color w:val="FF0000"/>
+          <w:lang w:val="hr-HR"/>
+        </w:rPr>
+        <w:t>tajna</w:t>
+      </w:r>
+      <w:proofErr w:type="spellEnd"/>
+      <w:r>
+        <w:rPr>
+          <w:color w:val="FF0000"/>
+          <w:lang w:val="hr-HR"/>
+        </w:rPr>
+        <w:t xml:space="preserve"> </w:t>
+      </w:r>
+      <w:proofErr w:type="spellStart"/>
+      <w:r>
+        <w:rPr>
+          <w:color w:val="FF0000"/>
+          <w:lang w:val="hr-HR"/>
+        </w:rPr>
+        <w:t>koristi</w:t>
+      </w:r>
+      <w:proofErr w:type="spellEnd"/>
+      <w:r>
+        <w:rPr>
+          <w:color w:val="FF0000"/>
+          <w:lang w:val="hr-HR"/>
+        </w:rPr>
+        <w:t xml:space="preserve">? Je li ta </w:t>
+      </w:r>
+      <w:proofErr w:type="spellStart"/>
+      <w:r>
+        <w:rPr>
+          <w:color w:val="FF0000"/>
+          <w:lang w:val="hr-HR"/>
+        </w:rPr>
+        <w:t>tajna</w:t>
+      </w:r>
+      <w:proofErr w:type="spellEnd"/>
+      <w:r>
+        <w:rPr>
+          <w:color w:val="FF0000"/>
+          <w:lang w:val="hr-HR"/>
+        </w:rPr>
+        <w:t xml:space="preserve"> </w:t>
+      </w:r>
+      <w:proofErr w:type="spellStart"/>
+      <w:r>
+        <w:rPr>
+          <w:color w:val="FF0000"/>
+          <w:lang w:val="hr-HR"/>
+        </w:rPr>
+        <w:t>kriptiranja</w:t>
+      </w:r>
+      <w:proofErr w:type="spellEnd"/>
+      <w:r>
+        <w:rPr>
+          <w:color w:val="FF0000"/>
+          <w:lang w:val="hr-HR"/>
+        </w:rPr>
+        <w:t xml:space="preserve">? </w:t>
+      </w:r>
+      <w:proofErr w:type="spellStart"/>
+      <w:r>
+        <w:rPr>
+          <w:color w:val="FF0000"/>
+          <w:lang w:val="hr-HR"/>
+        </w:rPr>
+        <w:t>Ako</w:t>
+      </w:r>
+      <w:proofErr w:type="spellEnd"/>
+      <w:r>
+        <w:rPr>
+          <w:color w:val="FF0000"/>
+          <w:lang w:val="hr-HR"/>
+        </w:rPr>
+        <w:t xml:space="preserve"> je, </w:t>
+      </w:r>
+      <w:proofErr w:type="spellStart"/>
+      <w:r>
+        <w:rPr>
+          <w:color w:val="FF0000"/>
+          <w:lang w:val="hr-HR"/>
+        </w:rPr>
+        <w:t>kako</w:t>
+      </w:r>
+      <w:proofErr w:type="spellEnd"/>
+      <w:r>
+        <w:rPr>
+          <w:color w:val="FF0000"/>
+          <w:lang w:val="hr-HR"/>
+        </w:rPr>
+        <w:t xml:space="preserve"> je </w:t>
+      </w:r>
+      <w:proofErr w:type="spellStart"/>
+      <w:r>
+        <w:rPr>
+          <w:color w:val="FF0000"/>
+          <w:lang w:val="hr-HR"/>
+        </w:rPr>
+        <w:t>kriptirana</w:t>
+      </w:r>
+      <w:proofErr w:type="spellEnd"/>
+      <w:r>
+        <w:rPr>
+          <w:color w:val="FF0000"/>
+          <w:lang w:val="hr-HR"/>
+        </w:rPr>
+        <w:t xml:space="preserve">? Koliko je </w:t>
+      </w:r>
+      <w:proofErr w:type="spellStart"/>
+      <w:r>
+        <w:rPr>
+          <w:color w:val="FF0000"/>
+          <w:lang w:val="hr-HR"/>
+        </w:rPr>
+        <w:t>velika</w:t>
+      </w:r>
+      <w:proofErr w:type="spellEnd"/>
+      <w:r>
+        <w:rPr>
+          <w:color w:val="FF0000"/>
+          <w:lang w:val="hr-HR"/>
+        </w:rPr>
+        <w:t xml:space="preserve"> </w:t>
+      </w:r>
+      <w:proofErr w:type="spellStart"/>
+      <w:r>
+        <w:rPr>
+          <w:color w:val="FF0000"/>
+          <w:lang w:val="hr-HR"/>
+        </w:rPr>
+        <w:t>kriptirana</w:t>
+      </w:r>
+      <w:proofErr w:type="spellEnd"/>
+      <w:r>
+        <w:rPr>
+          <w:color w:val="FF0000"/>
+          <w:lang w:val="hr-HR"/>
+        </w:rPr>
+        <w:t xml:space="preserve"> </w:t>
+      </w:r>
+      <w:proofErr w:type="spellStart"/>
+      <w:r>
+        <w:rPr>
+          <w:color w:val="FF0000"/>
+          <w:lang w:val="hr-HR"/>
+        </w:rPr>
+        <w:t>tajna</w:t>
+      </w:r>
+      <w:proofErr w:type="spellEnd"/>
+      <w:r>
+        <w:rPr>
+          <w:color w:val="FF0000"/>
+          <w:lang w:val="hr-HR"/>
+        </w:rPr>
+        <w:t xml:space="preserve">? </w:t>
+      </w:r>
+    </w:p>
+    <w:p/>
+    <w:p>
+      <w:pPr>
+        <w:pStyle w:val="Default"/>
+        <w:rPr>
+          <w:b/>
+          <w:bCs/>
+          <w:sz w:val="23"/>
+          <w:szCs w:val="23"/>
+        </w:rPr>
+      </w:pPr>
+      <w:proofErr w:type="spellStart"/>
+      <w:r>
+        <w:rPr>
+          <w:b/>
+          <w:bCs/>
+          <w:sz w:val="23"/>
+          <w:szCs w:val="23"/>
+        </w:rPr>
+        <w:t>Zapisi</w:t>
+      </w:r>
+      <w:proofErr w:type="spellEnd"/>
+      <w:r>
+        <w:rPr>
+          <w:b/>
+          <w:bCs/>
+          <w:sz w:val="23"/>
+          <w:szCs w:val="23"/>
+        </w:rPr>
+        <w:t xml:space="preserve"> Change Cipher Spec (</w:t>
+      </w:r>
+      <w:proofErr w:type="spellStart"/>
+      <w:r>
+        <w:rPr>
+          <w:b/>
+          <w:bCs/>
+          <w:sz w:val="23"/>
+          <w:szCs w:val="23"/>
+        </w:rPr>
+        <w:t>poslan</w:t>
+      </w:r>
+      <w:proofErr w:type="spellEnd"/>
+      <w:r>
+        <w:rPr>
+          <w:b/>
+          <w:bCs/>
+          <w:sz w:val="23"/>
+          <w:szCs w:val="23"/>
+        </w:rPr>
+        <w:t xml:space="preserve"> od </w:t>
+      </w:r>
+      <w:proofErr w:type="spellStart"/>
+      <w:r>
+        <w:rPr>
+          <w:b/>
+          <w:bCs/>
+          <w:sz w:val="23"/>
+          <w:szCs w:val="23"/>
+        </w:rPr>
+        <w:t>klijenta</w:t>
+      </w:r>
+      <w:proofErr w:type="spellEnd"/>
+      <w:r>
+        <w:rPr>
+          <w:b/>
+          <w:bCs/>
+          <w:sz w:val="23"/>
+          <w:szCs w:val="23"/>
+        </w:rPr>
+        <w:t xml:space="preserve">) </w:t>
+      </w:r>
+      <w:proofErr w:type="spellStart"/>
+      <w:r>
+        <w:rPr>
+          <w:b/>
+          <w:bCs/>
+          <w:sz w:val="23"/>
+          <w:szCs w:val="23"/>
+        </w:rPr>
+        <w:t>i</w:t>
+      </w:r>
+      <w:proofErr w:type="spellEnd"/>
+      <w:r>
+        <w:rPr>
+          <w:b/>
+          <w:bCs/>
+          <w:sz w:val="23"/>
+          <w:szCs w:val="23"/>
+        </w:rPr>
+        <w:t xml:space="preserve"> Encrypted Handshake:</w:t>
+      </w:r>
+    </w:p>
+    <w:p/>
+    <w:p>
+      <w:pPr>
+        <w:pStyle w:val="Odlomakpopisa"/>
+        <w:numPr>
+          <w:ilvl w:val="0"/>
+          <w:numId w:val="1"/>
+        </w:numPr>
+        <w:ind w:left="284"/>
+        <w:jc w:val="both"/>
+        <w:rPr>
+          <w:color w:val="FF0000"/>
+          <w:lang w:val="hr-HR"/>
+        </w:rPr>
+      </w:pPr>
+      <w:r>
+        <w:rPr>
+          <w:color w:val="FF0000"/>
+          <w:lang w:val="hr-HR"/>
+        </w:rPr>
+        <w:t xml:space="preserve">Koja je svrha zapisa Change Cipher Spec? Koliko je </w:t>
+      </w:r>
+      <w:proofErr w:type="spellStart"/>
+      <w:r>
+        <w:rPr>
+          <w:color w:val="FF0000"/>
+          <w:lang w:val="hr-HR"/>
+        </w:rPr>
+        <w:t>velik</w:t>
+      </w:r>
+      <w:proofErr w:type="spellEnd"/>
+      <w:r>
+        <w:rPr>
+          <w:color w:val="FF0000"/>
+          <w:lang w:val="hr-HR"/>
+        </w:rPr>
+        <w:t xml:space="preserve"> taj </w:t>
+      </w:r>
+      <w:proofErr w:type="spellStart"/>
+      <w:r>
+        <w:rPr>
+          <w:color w:val="FF0000"/>
+          <w:lang w:val="hr-HR"/>
+        </w:rPr>
+        <w:t>zapis</w:t>
+      </w:r>
+      <w:proofErr w:type="spellEnd"/>
+      <w:r>
+        <w:rPr>
+          <w:color w:val="FF0000"/>
+          <w:lang w:val="hr-HR"/>
+        </w:rPr>
+        <w:t xml:space="preserve"> u </w:t>
+      </w:r>
+      <w:proofErr w:type="spellStart"/>
+      <w:r>
+        <w:rPr>
+          <w:color w:val="FF0000"/>
+          <w:lang w:val="hr-HR"/>
+        </w:rPr>
+        <w:t>snimci</w:t>
+      </w:r>
+      <w:proofErr w:type="spellEnd"/>
+      <w:r>
+        <w:rPr>
+          <w:color w:val="FF0000"/>
+          <w:lang w:val="hr-HR"/>
+        </w:rPr>
+        <w:t xml:space="preserve"> </w:t>
+      </w:r>
+      <w:proofErr w:type="spellStart"/>
+      <w:r>
+        <w:rPr>
+          <w:color w:val="FF0000"/>
+          <w:lang w:val="hr-HR"/>
+        </w:rPr>
+        <w:t>mrežnog</w:t>
+      </w:r>
+      <w:proofErr w:type="spellEnd"/>
+      <w:r>
+        <w:rPr>
+          <w:color w:val="FF0000"/>
+          <w:lang w:val="hr-HR"/>
+        </w:rPr>
+        <w:t xml:space="preserve"> </w:t>
+      </w:r>
+      <w:proofErr w:type="spellStart"/>
+      <w:r>
+        <w:rPr>
+          <w:color w:val="FF0000"/>
+          <w:lang w:val="hr-HR"/>
+        </w:rPr>
+        <w:t>prometa</w:t>
+      </w:r>
+      <w:proofErr w:type="spellEnd"/>
+      <w:r>
+        <w:rPr>
+          <w:color w:val="FF0000"/>
+          <w:lang w:val="hr-HR"/>
+        </w:rPr>
+        <w:t>?</w:t>
+      </w:r>
+    </w:p>
+    <w:p/>
+    <w:p>
+      <w:pPr>
+        <w:pStyle w:val="Odlomakpopisa"/>
+        <w:numPr>
+          <w:ilvl w:val="0"/>
+          <w:numId w:val="1"/>
+        </w:numPr>
+        <w:ind w:left="284"/>
+        <w:jc w:val="both"/>
+        <w:rPr>
+          <w:color w:val="FF0000"/>
+          <w:lang w:val="hr-HR"/>
+        </w:rPr>
+      </w:pPr>
+      <w:r>
+        <w:rPr>
+          <w:color w:val="FF0000"/>
+          <w:lang w:val="hr-HR"/>
+        </w:rPr>
+        <w:t xml:space="preserve">Što je kriptirano u </w:t>
+      </w:r>
+      <w:proofErr w:type="spellStart"/>
+      <w:r>
+        <w:rPr>
+          <w:color w:val="FF0000"/>
+          <w:lang w:val="hr-HR"/>
+        </w:rPr>
+        <w:t>zapisu</w:t>
+      </w:r>
+      <w:proofErr w:type="spellEnd"/>
+      <w:r>
+        <w:rPr>
+          <w:color w:val="FF0000"/>
+          <w:lang w:val="hr-HR"/>
+        </w:rPr>
+        <w:t xml:space="preserve"> encrypted handshake? Kako?</w:t>
+      </w:r>
+    </w:p>
+    <w:p/>
+    <w:p>
+      <w:pPr>
+        <w:pStyle w:val="Odlomakpopisa"/>
+        <w:numPr>
+          <w:ilvl w:val="0"/>
+          <w:numId w:val="1"/>
+        </w:numPr>
+        <w:ind w:left="284"/>
+        <w:jc w:val="both"/>
+        <w:rPr>
+          <w:color w:val="FF0000"/>
+          <w:lang w:val="hr-HR"/>
+        </w:rPr>
+      </w:pPr>
+      <w:r>
+        <w:rPr>
+          <w:color w:val="FF0000"/>
+          <w:lang w:val="hr-HR"/>
+        </w:rPr>
+        <w:t xml:space="preserve">Šalje li i poslužitelj </w:t>
+      </w:r>
+      <w:proofErr w:type="spellStart"/>
+      <w:r>
+        <w:rPr>
+          <w:color w:val="FF0000"/>
+          <w:lang w:val="hr-HR"/>
+        </w:rPr>
+        <w:t>zapise</w:t>
+      </w:r>
+      <w:proofErr w:type="spellEnd"/>
+      <w:r>
+        <w:rPr>
+          <w:color w:val="FF0000"/>
+          <w:lang w:val="hr-HR"/>
+        </w:rPr>
+        <w:t xml:space="preserve"> change cipher </w:t>
+      </w:r>
+      <w:proofErr w:type="spellStart"/>
+      <w:r>
+        <w:rPr>
+          <w:color w:val="FF0000"/>
+          <w:lang w:val="hr-HR"/>
+        </w:rPr>
+        <w:t>i</w:t>
+      </w:r>
+      <w:proofErr w:type="spellEnd"/>
+      <w:r>
+        <w:rPr>
+          <w:color w:val="FF0000"/>
+          <w:lang w:val="hr-HR"/>
+        </w:rPr>
+        <w:t xml:space="preserve"> encrypted handshake </w:t>
+      </w:r>
+      <w:proofErr w:type="spellStart"/>
+      <w:r>
+        <w:rPr>
+          <w:color w:val="FF0000"/>
+          <w:lang w:val="hr-HR"/>
+        </w:rPr>
+        <w:t>klijentu</w:t>
+      </w:r>
+      <w:proofErr w:type="spellEnd"/>
+      <w:r>
+        <w:rPr>
+          <w:color w:val="FF0000"/>
+          <w:lang w:val="hr-HR"/>
+        </w:rPr>
+        <w:t xml:space="preserve">? Kako se </w:t>
+      </w:r>
+      <w:proofErr w:type="spellStart"/>
+      <w:r>
+        <w:rPr>
+          <w:color w:val="FF0000"/>
+          <w:lang w:val="hr-HR"/>
+        </w:rPr>
+        <w:t>ti</w:t>
+      </w:r>
+      <w:proofErr w:type="spellEnd"/>
+      <w:r>
+        <w:rPr>
+          <w:color w:val="FF0000"/>
+          <w:lang w:val="hr-HR"/>
+        </w:rPr>
+        <w:t xml:space="preserve"> </w:t>
+      </w:r>
+      <w:proofErr w:type="spellStart"/>
+      <w:r>
+        <w:rPr>
+          <w:color w:val="FF0000"/>
+          <w:lang w:val="hr-HR"/>
+        </w:rPr>
+        <w:t>zapisi</w:t>
+      </w:r>
+      <w:proofErr w:type="spellEnd"/>
+      <w:r>
+        <w:rPr>
+          <w:color w:val="FF0000"/>
+          <w:lang w:val="hr-HR"/>
+        </w:rPr>
+        <w:t xml:space="preserve"> </w:t>
+      </w:r>
+      <w:proofErr w:type="spellStart"/>
+      <w:r>
+        <w:rPr>
+          <w:color w:val="FF0000"/>
+          <w:lang w:val="hr-HR"/>
+        </w:rPr>
+        <w:t>razlikuju</w:t>
+      </w:r>
+      <w:proofErr w:type="spellEnd"/>
+      <w:r>
+        <w:rPr>
+          <w:color w:val="FF0000"/>
+          <w:lang w:val="hr-HR"/>
+        </w:rPr>
+        <w:t xml:space="preserve"> </w:t>
+      </w:r>
+      <w:proofErr w:type="spellStart"/>
+      <w:r>
+        <w:rPr>
+          <w:color w:val="FF0000"/>
+          <w:lang w:val="hr-HR"/>
+        </w:rPr>
+        <w:t>od</w:t>
+      </w:r>
+      <w:proofErr w:type="spellEnd"/>
+      <w:r>
+        <w:rPr>
+          <w:color w:val="FF0000"/>
+          <w:lang w:val="hr-HR"/>
+        </w:rPr>
+        <w:t xml:space="preserve"> </w:t>
+      </w:r>
+      <w:proofErr w:type="spellStart"/>
+      <w:r>
+        <w:rPr>
+          <w:color w:val="FF0000"/>
+          <w:lang w:val="hr-HR"/>
+        </w:rPr>
+        <w:t>zapisa</w:t>
+      </w:r>
+      <w:proofErr w:type="spellEnd"/>
+      <w:r>
+        <w:rPr>
+          <w:color w:val="FF0000"/>
+          <w:lang w:val="hr-HR"/>
+        </w:rPr>
+        <w:t xml:space="preserve"> </w:t>
+      </w:r>
+      <w:proofErr w:type="spellStart"/>
+      <w:r>
+        <w:rPr>
+          <w:color w:val="FF0000"/>
+          <w:lang w:val="hr-HR"/>
+        </w:rPr>
+        <w:t>koje</w:t>
+      </w:r>
+      <w:proofErr w:type="spellEnd"/>
+      <w:r>
+        <w:rPr>
+          <w:color w:val="FF0000"/>
+          <w:lang w:val="hr-HR"/>
+        </w:rPr>
+        <w:t xml:space="preserve"> je </w:t>
+      </w:r>
+      <w:proofErr w:type="spellStart"/>
+      <w:r>
+        <w:rPr>
+          <w:color w:val="FF0000"/>
+          <w:lang w:val="hr-HR"/>
+        </w:rPr>
+        <w:t>poslao</w:t>
+      </w:r>
+      <w:proofErr w:type="spellEnd"/>
+      <w:r>
+        <w:rPr>
+          <w:color w:val="FF0000"/>
+          <w:lang w:val="hr-HR"/>
+        </w:rPr>
+        <w:t xml:space="preserve"> </w:t>
+      </w:r>
+      <w:proofErr w:type="spellStart"/>
+      <w:r>
+        <w:rPr>
+          <w:color w:val="FF0000"/>
+          <w:lang w:val="hr-HR"/>
+        </w:rPr>
+        <w:t>klijent</w:t>
+      </w:r>
+      <w:proofErr w:type="spellEnd"/>
+      <w:r>
+        <w:rPr>
+          <w:color w:val="FF0000"/>
+          <w:lang w:val="hr-HR"/>
+        </w:rPr>
+        <w:t xml:space="preserve">? </w:t>
+      </w:r>
+    </w:p>
+    <w:p>
+      <w:pPr>
+        <w:rPr>
+          <w:lang w:val="hr-HR"/>
+        </w:rPr>
+      </w:pPr>
+    </w:p>
+    <w:p>
+      <w:pPr>
+        <w:pStyle w:val="Default"/>
+        <w:rPr>
+          <w:b/>
+          <w:bCs/>
+          <w:sz w:val="23"/>
+          <w:szCs w:val="23"/>
+        </w:rPr>
+      </w:pPr>
+      <w:r>
+        <w:rPr>
+          <w:b/>
+          <w:bCs/>
+          <w:sz w:val="23"/>
+          <w:szCs w:val="23"/>
+        </w:rPr>
+        <w:t xml:space="preserve">Tip sadržaja </w:t>
+      </w:r>
+      <w:proofErr w:type="spellStart"/>
+      <w:r>
+        <w:rPr>
+          <w:b/>
+          <w:bCs/>
+          <w:sz w:val="23"/>
+          <w:szCs w:val="23"/>
+        </w:rPr>
+        <w:t>Application</w:t>
+      </w:r>
+      <w:proofErr w:type="spellEnd"/>
+      <w:r>
+        <w:rPr>
+          <w:b/>
+          <w:bCs/>
+          <w:sz w:val="23"/>
+          <w:szCs w:val="23"/>
+        </w:rPr>
+        <w:t xml:space="preserve"> </w:t>
+      </w:r>
+      <w:r>
+        <w:rPr>
+          <w:b/>
+          <w:bCs/>
+          <w:sz w:val="23"/>
+          <w:szCs w:val="23"/>
+        </w:rPr>
+        <w:t>Dana</w:t>
+      </w:r>
+    </w:p>
+    <w:p>
+      <w:pPr>
+        <w:pStyle w:val="Default"/>
+        <w:rPr>
+          <w:sz w:val="23"/>
+          <w:szCs w:val="23"/>
+        </w:rPr>
+      </w:pPr>
+    </w:p>
+    <w:p>
+      <w:pPr>
+        <w:pStyle w:val="Odlomakpopisa"/>
+        <w:numPr>
+          <w:ilvl w:val="0"/>
+          <w:numId w:val="1"/>
+        </w:numPr>
+        <w:ind w:left="284"/>
+        <w:jc w:val="both"/>
+        <w:rPr>
+          <w:color w:val="FF0000"/>
+          <w:lang w:val="hr-HR"/>
+        </w:rPr>
+      </w:pPr>
+      <w:r>
+        <w:rPr>
+          <w:color w:val="FF0000"/>
+          <w:lang w:val="hr-HR"/>
+        </w:rPr>
+        <w:t xml:space="preserve">Kako su aplikacijski podaci kriptirani? Sadrže li zapisi s kriptiranim aplikacijskim podacima i MAC? Razlikuje li </w:t>
+      </w:r>
+      <w:proofErr w:type="spellStart"/>
+      <w:r>
+        <w:rPr>
+          <w:color w:val="FF0000"/>
+          <w:lang w:val="hr-HR"/>
+        </w:rPr>
+        <w:t>Wireshark</w:t>
+      </w:r>
+      <w:proofErr w:type="spellEnd"/>
+      <w:r>
+        <w:rPr>
+          <w:color w:val="FF0000"/>
+          <w:lang w:val="hr-HR"/>
+        </w:rPr>
+        <w:t xml:space="preserve"> kriptirane aplikacijske podatke i MAC? </w:t>
+      </w:r>
+    </w:p>
+    <w:p>
+      <w:pPr>
+        <w:pStyle w:val="Default"/>
+        <w:spacing w:after="27"/>
+        <w:rPr>
+          <w:sz w:val="23"/>
+          <w:szCs w:val="23"/>
+        </w:rPr>
+      </w:pPr>
+    </w:p>
+    <w:p>
+      <w:pPr>
+        <w:pStyle w:val="Odlomakpopisa"/>
+        <w:numPr>
+          <w:ilvl w:val="0"/>
+          <w:numId w:val="1"/>
+        </w:numPr>
+        <w:ind w:left="284"/>
+        <w:jc w:val="both"/>
+        <w:rPr>
+          <w:color w:val="FF0000"/>
+          <w:lang w:val="hr-HR"/>
+        </w:rPr>
+      </w:pPr>
+      <w:r>
+        <w:rPr>
+          <w:color w:val="FF0000"/>
+          <w:lang w:val="hr-HR"/>
+        </w:rPr>
+        <w:t xml:space="preserve">Komentirajte i objasnite bilo što drugo zanimljivo što ste pronašli u snimci TLS-ove sjednice. </w:t>
+      </w:r>
+    </w:p>
+    <w:p>
+      <w:pPr>
+        <w:rPr>
+          <w:lang w:val="hr-HR"/>
+        </w:rPr>
+      </w:pPr>
+    </w:p>
+    <w:p>
+      <w:pPr>
+        <w:rPr>
+          <w:lang w:val="hr-HR"/>
+        </w:rPr>
+      </w:pPr>
+    </w:p>
+    <w:p>
+      <w:pPr>
+        <w:pStyle w:val="Default"/>
+      </w:pPr>
+    </w:p>
+    <w:p>
+      <w:pPr>
+        <w:pStyle w:val="Default"/>
+        <w:numPr>
+          <w:ilvl w:val="0"/>
+          <w:numId w:val="4"/>
+        </w:numPr>
+        <w:rPr>
+          <w:sz w:val="23"/>
+          <w:szCs w:val="23"/>
+        </w:rPr>
+      </w:pPr>
+      <w:r>
+        <w:rPr>
+          <w:sz w:val="23"/>
+          <w:szCs w:val="23"/>
+        </w:rPr>
+        <w:t>Koju verziju protokola ste analizirali?</w:t>
+      </w:r>
+    </w:p>
+    <w:p>
+      <w:pPr>
+        <w:pStyle w:val="Default"/>
+        <w:numPr>
+          <w:ilvl w:val="0"/>
+          <w:numId w:val="4"/>
+        </w:numPr>
+        <w:rPr>
+          <w:sz w:val="23"/>
+          <w:szCs w:val="23"/>
+        </w:rPr>
+      </w:pPr>
+      <w:r>
+        <w:rPr>
+          <w:sz w:val="23"/>
+          <w:szCs w:val="23"/>
+        </w:rPr>
+        <w:t xml:space="preserve">Koja se je metoda koristila za razmjenu ključeva (RSA, DH, …) </w:t>
+      </w:r>
+    </w:p>
+    <w:p>
+      <w:pPr>
+        <w:pStyle w:val="Default"/>
+        <w:numPr>
+          <w:ilvl w:val="0"/>
+          <w:numId w:val="4"/>
+        </w:numPr>
+        <w:rPr>
+          <w:sz w:val="23"/>
+          <w:szCs w:val="23"/>
+        </w:rPr>
+      </w:pPr>
+      <w:r>
+        <w:rPr>
+          <w:sz w:val="23"/>
+          <w:szCs w:val="23"/>
+        </w:rPr>
+        <w:t>Koji asimetrični algoritam se koristi u certifikatu (ako certifikat nije kriptiran – ovisno o verziji TLS-a)? Ako je, onda tu situaciju prokomentirati!</w:t>
+      </w:r>
+    </w:p>
+    <w:p>
+      <w:pPr>
+        <w:pStyle w:val="Default"/>
+        <w:numPr>
+          <w:ilvl w:val="0"/>
+          <w:numId w:val="4"/>
+        </w:numPr>
+        <w:rPr>
+          <w:sz w:val="23"/>
+          <w:szCs w:val="23"/>
+        </w:rPr>
+      </w:pPr>
+      <w:r>
+        <w:rPr>
+          <w:sz w:val="23"/>
+          <w:szCs w:val="23"/>
+        </w:rPr>
+        <w:t xml:space="preserve">Koji se simetrični algoritam koristi za kriptiranje podataka? </w:t>
+      </w:r>
+    </w:p>
+    <w:p>
+      <w:pPr>
+        <w:pStyle w:val="Odlomakpopisa"/>
+        <w:numPr>
+          <w:ilvl w:val="0"/>
+          <w:numId w:val="4"/>
+        </w:numPr>
+        <w:rPr>
+          <w:sz w:val="23"/>
+          <w:szCs w:val="23"/>
           <w:lang w:val="pt-PT"/>
         </w:rPr>
-        <w:t xml:space="preserve"> duljina po</w:t>
-      </w:r>
-      <w:r>
-        <w:rPr>
-          <w:i w:val="0"/>
-          <w:iCs w:val="0"/>
+      </w:pPr>
+      <w:r>
+        <w:rPr>
+          <w:sz w:val="23"/>
+          <w:szCs w:val="23"/>
           <w:lang w:val="pt-PT"/>
         </w:rPr>
-        <w:t>lja</w:t>
+        <w:t>Radi li se o običnom načinu uspostavljanja sjednice/razgovora TLS-a ili o 0-RTT varijanti?</w:t>
+      </w:r>
+    </w:p>
+    <w:p>
+      <w:pPr>
+        <w:rPr>
+          <w:lang w:val="hr-HR"/>
+        </w:rPr>
+      </w:pPr>
+      <w:proofErr w:type="spellStart"/>
+      <w:r>
+        <w:rPr>
+          <w:sz w:val="23"/>
+          <w:szCs w:val="23"/>
+        </w:rPr>
+        <w:t>Objasniti</w:t>
+      </w:r>
+      <w:proofErr w:type="spellEnd"/>
+      <w:r>
+        <w:rPr>
+          <w:sz w:val="23"/>
+          <w:szCs w:val="23"/>
+        </w:rPr>
+        <w:t xml:space="preserve"> </w:t>
+      </w:r>
+      <w:proofErr w:type="spellStart"/>
+      <w:r>
+        <w:rPr>
+          <w:sz w:val="23"/>
+          <w:szCs w:val="23"/>
+        </w:rPr>
+        <w:t>odgovor</w:t>
+      </w:r>
+      <w:proofErr w:type="spellEnd"/>
+      <w:r>
+        <w:rPr>
+          <w:sz w:val="23"/>
+          <w:szCs w:val="23"/>
+        </w:rPr>
+        <w:t>.</w:t>
       </w:r>
     </w:p>
     <w:sectPr>
@@ -4174,11 +7883,284 @@
       </w:pPr>
     </w:lvl>
   </w:abstractNum>
+  <w:abstractNum w:abstractNumId="2" w15:restartNumberingAfterBreak="0">
+    <w:nsid w:val="3F5E301E"/>
+    <w:multiLevelType w:val="hybridMultilevel"/>
+    <w:tmpl w:val="F1F27A58"/>
+    <w:lvl w:ilvl="0" w:tplc="FFFFFFFF">
+      <w:start w:val="1"/>
+      <w:numFmt w:val="decimal"/>
+      <w:lvlText w:val="%1."/>
+      <w:lvlJc w:val="left"/>
+      <w:pPr>
+        <w:ind w:left="720" w:hanging="360"/>
+      </w:pPr>
+      <w:rPr>
+        <w:rFonts w:hint="default"/>
+      </w:rPr>
+    </w:lvl>
+    <w:lvl w:ilvl="1" w:tplc="FFFFFFFF" w:tentative="1">
+      <w:start w:val="1"/>
+      <w:numFmt w:val="lowerLetter"/>
+      <w:lvlText w:val="%2."/>
+      <w:lvlJc w:val="left"/>
+      <w:pPr>
+        <w:ind w:left="1440" w:hanging="360"/>
+      </w:pPr>
+    </w:lvl>
+    <w:lvl w:ilvl="2" w:tplc="FFFFFFFF" w:tentative="1">
+      <w:start w:val="1"/>
+      <w:numFmt w:val="lowerRoman"/>
+      <w:lvlText w:val="%3."/>
+      <w:lvlJc w:val="right"/>
+      <w:pPr>
+        <w:ind w:left="2160" w:hanging="180"/>
+      </w:pPr>
+    </w:lvl>
+    <w:lvl w:ilvl="3" w:tplc="FFFFFFFF" w:tentative="1">
+      <w:start w:val="1"/>
+      <w:numFmt w:val="decimal"/>
+      <w:lvlText w:val="%4."/>
+      <w:lvlJc w:val="left"/>
+      <w:pPr>
+        <w:ind w:left="2880" w:hanging="360"/>
+      </w:pPr>
+    </w:lvl>
+    <w:lvl w:ilvl="4" w:tplc="FFFFFFFF" w:tentative="1">
+      <w:start w:val="1"/>
+      <w:numFmt w:val="lowerLetter"/>
+      <w:lvlText w:val="%5."/>
+      <w:lvlJc w:val="left"/>
+      <w:pPr>
+        <w:ind w:left="3600" w:hanging="360"/>
+      </w:pPr>
+    </w:lvl>
+    <w:lvl w:ilvl="5" w:tplc="FFFFFFFF" w:tentative="1">
+      <w:start w:val="1"/>
+      <w:numFmt w:val="lowerRoman"/>
+      <w:lvlText w:val="%6."/>
+      <w:lvlJc w:val="right"/>
+      <w:pPr>
+        <w:ind w:left="4320" w:hanging="180"/>
+      </w:pPr>
+    </w:lvl>
+    <w:lvl w:ilvl="6" w:tplc="FFFFFFFF" w:tentative="1">
+      <w:start w:val="1"/>
+      <w:numFmt w:val="decimal"/>
+      <w:lvlText w:val="%7."/>
+      <w:lvlJc w:val="left"/>
+      <w:pPr>
+        <w:ind w:left="5040" w:hanging="360"/>
+      </w:pPr>
+    </w:lvl>
+    <w:lvl w:ilvl="7" w:tplc="FFFFFFFF" w:tentative="1">
+      <w:start w:val="1"/>
+      <w:numFmt w:val="lowerLetter"/>
+      <w:lvlText w:val="%8."/>
+      <w:lvlJc w:val="left"/>
+      <w:pPr>
+        <w:ind w:left="5760" w:hanging="360"/>
+      </w:pPr>
+    </w:lvl>
+    <w:lvl w:ilvl="8" w:tplc="FFFFFFFF" w:tentative="1">
+      <w:start w:val="1"/>
+      <w:numFmt w:val="lowerRoman"/>
+      <w:lvlText w:val="%9."/>
+      <w:lvlJc w:val="right"/>
+      <w:pPr>
+        <w:ind w:left="6480" w:hanging="180"/>
+      </w:pPr>
+    </w:lvl>
+  </w:abstractNum>
+  <w:abstractNum w:abstractNumId="3" w15:restartNumberingAfterBreak="0">
+    <w:nsid w:val="5B424069"/>
+    <w:multiLevelType w:val="hybridMultilevel"/>
+    <w:tmpl w:val="8BF4842C"/>
+    <w:lvl w:ilvl="0" w:tplc="E44CC656">
+      <w:start w:val="1"/>
+      <w:numFmt w:val="upperLetter"/>
+      <w:lvlText w:val="%1)"/>
+      <w:lvlJc w:val="left"/>
+      <w:pPr>
+        <w:ind w:left="720" w:hanging="360"/>
+      </w:pPr>
+      <w:rPr>
+        <w:rFonts w:hint="default"/>
+      </w:rPr>
+    </w:lvl>
+    <w:lvl w:ilvl="1" w:tplc="041A0019" w:tentative="1">
+      <w:start w:val="1"/>
+      <w:numFmt w:val="lowerLetter"/>
+      <w:lvlText w:val="%2."/>
+      <w:lvlJc w:val="left"/>
+      <w:pPr>
+        <w:ind w:left="1440" w:hanging="360"/>
+      </w:pPr>
+    </w:lvl>
+    <w:lvl w:ilvl="2" w:tplc="041A001B" w:tentative="1">
+      <w:start w:val="1"/>
+      <w:numFmt w:val="lowerRoman"/>
+      <w:lvlText w:val="%3."/>
+      <w:lvlJc w:val="right"/>
+      <w:pPr>
+        <w:ind w:left="2160" w:hanging="180"/>
+      </w:pPr>
+    </w:lvl>
+    <w:lvl w:ilvl="3" w:tplc="041A000F" w:tentative="1">
+      <w:start w:val="1"/>
+      <w:numFmt w:val="decimal"/>
+      <w:lvlText w:val="%4."/>
+      <w:lvlJc w:val="left"/>
+      <w:pPr>
+        <w:ind w:left="2880" w:hanging="360"/>
+      </w:pPr>
+    </w:lvl>
+    <w:lvl w:ilvl="4" w:tplc="041A0019" w:tentative="1">
+      <w:start w:val="1"/>
+      <w:numFmt w:val="lowerLetter"/>
+      <w:lvlText w:val="%5."/>
+      <w:lvlJc w:val="left"/>
+      <w:pPr>
+        <w:ind w:left="3600" w:hanging="360"/>
+      </w:pPr>
+    </w:lvl>
+    <w:lvl w:ilvl="5" w:tplc="041A001B" w:tentative="1">
+      <w:start w:val="1"/>
+      <w:numFmt w:val="lowerRoman"/>
+      <w:lvlText w:val="%6."/>
+      <w:lvlJc w:val="right"/>
+      <w:pPr>
+        <w:ind w:left="4320" w:hanging="180"/>
+      </w:pPr>
+    </w:lvl>
+    <w:lvl w:ilvl="6" w:tplc="041A000F" w:tentative="1">
+      <w:start w:val="1"/>
+      <w:numFmt w:val="decimal"/>
+      <w:lvlText w:val="%7."/>
+      <w:lvlJc w:val="left"/>
+      <w:pPr>
+        <w:ind w:left="5040" w:hanging="360"/>
+      </w:pPr>
+    </w:lvl>
+    <w:lvl w:ilvl="7" w:tplc="041A0019" w:tentative="1">
+      <w:start w:val="1"/>
+      <w:numFmt w:val="lowerLetter"/>
+      <w:lvlText w:val="%8."/>
+      <w:lvlJc w:val="left"/>
+      <w:pPr>
+        <w:ind w:left="5760" w:hanging="360"/>
+      </w:pPr>
+    </w:lvl>
+    <w:lvl w:ilvl="8" w:tplc="041A001B" w:tentative="1">
+      <w:start w:val="1"/>
+      <w:numFmt w:val="lowerRoman"/>
+      <w:lvlText w:val="%9."/>
+      <w:lvlJc w:val="right"/>
+      <w:pPr>
+        <w:ind w:left="6480" w:hanging="180"/>
+      </w:pPr>
+    </w:lvl>
+  </w:abstractNum>
+  <w:abstractNum w:abstractNumId="4" w15:restartNumberingAfterBreak="0">
+    <w:nsid w:val="613919C8"/>
+    <w:multiLevelType w:val="hybridMultilevel"/>
+    <w:tmpl w:val="8452BE80"/>
+    <w:lvl w:ilvl="0" w:tplc="041A0015">
+      <w:start w:val="1"/>
+      <w:numFmt w:val="upperLetter"/>
+      <w:lvlText w:val="%1."/>
+      <w:lvlJc w:val="left"/>
+      <w:pPr>
+        <w:ind w:left="720" w:hanging="360"/>
+      </w:pPr>
+    </w:lvl>
+    <w:lvl w:ilvl="1" w:tplc="041A0019" w:tentative="1">
+      <w:start w:val="1"/>
+      <w:numFmt w:val="lowerLetter"/>
+      <w:lvlText w:val="%2."/>
+      <w:lvlJc w:val="left"/>
+      <w:pPr>
+        <w:ind w:left="1440" w:hanging="360"/>
+      </w:pPr>
+    </w:lvl>
+    <w:lvl w:ilvl="2" w:tplc="041A001B" w:tentative="1">
+      <w:start w:val="1"/>
+      <w:numFmt w:val="lowerRoman"/>
+      <w:lvlText w:val="%3."/>
+      <w:lvlJc w:val="right"/>
+      <w:pPr>
+        <w:ind w:left="2160" w:hanging="180"/>
+      </w:pPr>
+    </w:lvl>
+    <w:lvl w:ilvl="3" w:tplc="041A000F" w:tentative="1">
+      <w:start w:val="1"/>
+      <w:numFmt w:val="decimal"/>
+      <w:lvlText w:val="%4."/>
+      <w:lvlJc w:val="left"/>
+      <w:pPr>
+        <w:ind w:left="2880" w:hanging="360"/>
+      </w:pPr>
+    </w:lvl>
+    <w:lvl w:ilvl="4" w:tplc="041A0019" w:tentative="1">
+      <w:start w:val="1"/>
+      <w:numFmt w:val="lowerLetter"/>
+      <w:lvlText w:val="%5."/>
+      <w:lvlJc w:val="left"/>
+      <w:pPr>
+        <w:ind w:left="3600" w:hanging="360"/>
+      </w:pPr>
+    </w:lvl>
+    <w:lvl w:ilvl="5" w:tplc="041A001B" w:tentative="1">
+      <w:start w:val="1"/>
+      <w:numFmt w:val="lowerRoman"/>
+      <w:lvlText w:val="%6."/>
+      <w:lvlJc w:val="right"/>
+      <w:pPr>
+        <w:ind w:left="4320" w:hanging="180"/>
+      </w:pPr>
+    </w:lvl>
+    <w:lvl w:ilvl="6" w:tplc="041A000F" w:tentative="1">
+      <w:start w:val="1"/>
+      <w:numFmt w:val="decimal"/>
+      <w:lvlText w:val="%7."/>
+      <w:lvlJc w:val="left"/>
+      <w:pPr>
+        <w:ind w:left="5040" w:hanging="360"/>
+      </w:pPr>
+    </w:lvl>
+    <w:lvl w:ilvl="7" w:tplc="041A0019" w:tentative="1">
+      <w:start w:val="1"/>
+      <w:numFmt w:val="lowerLetter"/>
+      <w:lvlText w:val="%8."/>
+      <w:lvlJc w:val="left"/>
+      <w:pPr>
+        <w:ind w:left="5760" w:hanging="360"/>
+      </w:pPr>
+    </w:lvl>
+    <w:lvl w:ilvl="8" w:tplc="041A001B" w:tentative="1">
+      <w:start w:val="1"/>
+      <w:numFmt w:val="lowerRoman"/>
+      <w:lvlText w:val="%9."/>
+      <w:lvlJc w:val="right"/>
+      <w:pPr>
+        <w:ind w:left="6480" w:hanging="180"/>
+      </w:pPr>
+    </w:lvl>
+  </w:abstractNum>
   <w:num w:numId="1" w16cid:durableId="683896609">
     <w:abstractNumId w:val="1"/>
   </w:num>
   <w:num w:numId="2" w16cid:durableId="2013096615">
     <w:abstractNumId w:val="0"/>
+  </w:num>
+  <w:num w:numId="3" w16cid:durableId="437986618">
+    <w:abstractNumId w:val="2"/>
+  </w:num>
+  <w:num w:numId="4" w16cid:durableId="1620062960">
+    <w:abstractNumId w:val="4"/>
+  </w:num>
+  <w:num w:numId="5" w16cid:durableId="758908633">
+    <w:abstractNumId w:val="3"/>
   </w:num>
 </w:numbering>
 </file>
@@ -4991,4 +8973,16 @@
     </a:ext>
   </a:extLst>
 </a:theme>
+</file>
+
+<file path=customXml/item1.xml><?xml version="1.0" encoding="utf-8"?>
+<b:Sources xmlns:b="http://schemas.openxmlformats.org/officeDocument/2006/bibliography" xmlns="http://schemas.openxmlformats.org/officeDocument/2006/bibliography" SelectedStyle="\APASixthEditionOfficeOnline.xsl" StyleName="APA" Version="6"/>
+</file>
+
+<file path=customXml/itemProps1.xml><?xml version="1.0" encoding="utf-8"?>
+<ds:datastoreItem xmlns:ds="http://schemas.openxmlformats.org/officeDocument/2006/customXml" ds:itemID="{A783322E-61C3-462D-892F-F842EA651CFA}">
+  <ds:schemaRefs>
+    <ds:schemaRef ds:uri="http://schemas.openxmlformats.org/officeDocument/2006/bibliography"/>
+  </ds:schemaRefs>
+</ds:datastoreItem>
 </file>
--- a/V03/Pracic_TLS.docx
+++ b/V03/Pracic_TLS.docx
@@ -2860,6 +2860,7 @@
         <w:rPr>
           <w:i w:val="0"/>
           <w:iCs w:val="0"/>
+          <w:lang w:val="hr-HR"/>
         </w:rPr>
       </w:pPr>
       <w:r>
@@ -2867,6 +2868,7 @@
           <w:i w:val="0"/>
           <w:iCs w:val="0"/>
           <w:noProof/>
+          <w:lang w:val="hr-HR"/>
         </w:rPr>
         <w:lastRenderedPageBreak/>
         <w:drawing>
@@ -2916,26 +2918,19 @@
           <w:lang w:val="hr-HR"/>
         </w:rPr>
       </w:pPr>
-      <w:proofErr w:type="spellStart"/>
-      <w:r>
-        <w:rPr>
-          <w:i w:val="0"/>
-          <w:iCs w:val="0"/>
-        </w:rPr>
-        <w:t>Slika</w:t>
-      </w:r>
-      <w:proofErr w:type="spellEnd"/>
-      <w:r>
-        <w:rPr>
-          <w:i w:val="0"/>
-          <w:iCs w:val="0"/>
-        </w:rPr>
-        <w:t xml:space="preserve"> </w:t>
-      </w:r>
-      <w:r>
-        <w:rPr>
-          <w:i w:val="0"/>
-          <w:iCs w:val="0"/>
+      <w:r>
+        <w:rPr>
+          <w:i w:val="0"/>
+          <w:iCs w:val="0"/>
+          <w:lang w:val="hr-HR"/>
+        </w:rPr>
+        <w:t xml:space="preserve">Slika </w:t>
+      </w:r>
+      <w:r>
+        <w:rPr>
+          <w:i w:val="0"/>
+          <w:iCs w:val="0"/>
+          <w:lang w:val="hr-HR"/>
         </w:rPr>
         <w:fldChar w:fldCharType="begin"/>
       </w:r>
@@ -2943,6 +2938,7 @@
         <w:rPr>
           <w:i w:val="0"/>
           <w:iCs w:val="0"/>
+          <w:lang w:val="hr-HR"/>
         </w:rPr>
         <w:instrText xml:space="preserve"> SEQ Slika \* ARABIC </w:instrText>
       </w:r>
@@ -2950,6 +2946,7 @@
         <w:rPr>
           <w:i w:val="0"/>
           <w:iCs w:val="0"/>
+          <w:lang w:val="hr-HR"/>
         </w:rPr>
         <w:fldChar w:fldCharType="separate"/>
       </w:r>
@@ -2958,6 +2955,7 @@
           <w:i w:val="0"/>
           <w:iCs w:val="0"/>
           <w:noProof/>
+          <w:lang w:val="hr-HR"/>
         </w:rPr>
         <w:t>9</w:t>
       </w:r>
@@ -2965,6 +2963,7 @@
         <w:rPr>
           <w:i w:val="0"/>
           <w:iCs w:val="0"/>
+          <w:lang w:val="hr-HR"/>
         </w:rPr>
         <w:fldChar w:fldCharType="end"/>
       </w:r>
@@ -2972,34 +2971,10 @@
         <w:rPr>
           <w:i w:val="0"/>
           <w:iCs w:val="0"/>
-        </w:rPr>
-        <w:t xml:space="preserve"> – </w:t>
-      </w:r>
-      <w:proofErr w:type="spellStart"/>
-      <w:r>
-        <w:rPr>
-          <w:i w:val="0"/>
-          <w:iCs w:val="0"/>
-        </w:rPr>
-        <w:t>peti</w:t>
-      </w:r>
-      <w:proofErr w:type="spellEnd"/>
-      <w:r>
-        <w:rPr>
-          <w:i w:val="0"/>
-          <w:iCs w:val="0"/>
-        </w:rPr>
-        <w:t xml:space="preserve"> </w:t>
-      </w:r>
-      <w:proofErr w:type="spellStart"/>
-      <w:r>
-        <w:rPr>
-          <w:i w:val="0"/>
-          <w:iCs w:val="0"/>
-        </w:rPr>
-        <w:t>okvir</w:t>
-      </w:r>
-      <w:proofErr w:type="spellEnd"/>
+          <w:lang w:val="hr-HR"/>
+        </w:rPr>
+        <w:t xml:space="preserve"> – peti okvir</w:t>
+      </w:r>
     </w:p>
     <w:p>
       <w:pPr>
@@ -3252,6 +3227,7 @@
         <w:rPr>
           <w:i w:val="0"/>
           <w:iCs w:val="0"/>
+          <w:lang w:val="hr-HR"/>
         </w:rPr>
       </w:pPr>
       <w:r>
@@ -3259,6 +3235,7 @@
           <w:i w:val="0"/>
           <w:iCs w:val="0"/>
           <w:noProof/>
+          <w:lang w:val="hr-HR"/>
         </w:rPr>
         <w:drawing>
           <wp:inline distT="0" distB="0" distL="0" distR="0" wp14:anchorId="34E38068" wp14:editId="0D0BF0F9">
@@ -3307,26 +3284,19 @@
           <w:lang w:val="hr-HR"/>
         </w:rPr>
       </w:pPr>
-      <w:proofErr w:type="spellStart"/>
-      <w:r>
-        <w:rPr>
-          <w:i w:val="0"/>
-          <w:iCs w:val="0"/>
-        </w:rPr>
-        <w:t>Slika</w:t>
-      </w:r>
-      <w:proofErr w:type="spellEnd"/>
-      <w:r>
-        <w:rPr>
-          <w:i w:val="0"/>
-          <w:iCs w:val="0"/>
-        </w:rPr>
-        <w:t xml:space="preserve"> </w:t>
-      </w:r>
-      <w:r>
-        <w:rPr>
-          <w:i w:val="0"/>
-          <w:iCs w:val="0"/>
+      <w:r>
+        <w:rPr>
+          <w:i w:val="0"/>
+          <w:iCs w:val="0"/>
+          <w:lang w:val="hr-HR"/>
+        </w:rPr>
+        <w:t xml:space="preserve">Slika </w:t>
+      </w:r>
+      <w:r>
+        <w:rPr>
+          <w:i w:val="0"/>
+          <w:iCs w:val="0"/>
+          <w:lang w:val="hr-HR"/>
         </w:rPr>
         <w:fldChar w:fldCharType="begin"/>
       </w:r>
@@ -3334,6 +3304,7 @@
         <w:rPr>
           <w:i w:val="0"/>
           <w:iCs w:val="0"/>
+          <w:lang w:val="hr-HR"/>
         </w:rPr>
         <w:instrText xml:space="preserve"> SEQ Slika \* ARABIC </w:instrText>
       </w:r>
@@ -3341,6 +3312,7 @@
         <w:rPr>
           <w:i w:val="0"/>
           <w:iCs w:val="0"/>
+          <w:lang w:val="hr-HR"/>
         </w:rPr>
         <w:fldChar w:fldCharType="separate"/>
       </w:r>
@@ -3349,6 +3321,7 @@
           <w:i w:val="0"/>
           <w:iCs w:val="0"/>
           <w:noProof/>
+          <w:lang w:val="hr-HR"/>
         </w:rPr>
         <w:t>10</w:t>
       </w:r>
@@ -3356,6 +3329,7 @@
         <w:rPr>
           <w:i w:val="0"/>
           <w:iCs w:val="0"/>
+          <w:lang w:val="hr-HR"/>
         </w:rPr>
         <w:fldChar w:fldCharType="end"/>
       </w:r>
@@ -3363,34 +3337,10 @@
         <w:rPr>
           <w:i w:val="0"/>
           <w:iCs w:val="0"/>
-        </w:rPr>
-        <w:t xml:space="preserve"> – </w:t>
-      </w:r>
-      <w:proofErr w:type="spellStart"/>
-      <w:r>
-        <w:rPr>
-          <w:i w:val="0"/>
-          <w:iCs w:val="0"/>
-        </w:rPr>
-        <w:t>šesti</w:t>
-      </w:r>
-      <w:proofErr w:type="spellEnd"/>
-      <w:r>
-        <w:rPr>
-          <w:i w:val="0"/>
-          <w:iCs w:val="0"/>
-        </w:rPr>
-        <w:t xml:space="preserve"> </w:t>
-      </w:r>
-      <w:proofErr w:type="spellStart"/>
-      <w:r>
-        <w:rPr>
-          <w:i w:val="0"/>
-          <w:iCs w:val="0"/>
-        </w:rPr>
-        <w:t>okvir</w:t>
-      </w:r>
-      <w:proofErr w:type="spellEnd"/>
+          <w:lang w:val="hr-HR"/>
+        </w:rPr>
+        <w:t xml:space="preserve"> – šesti okvir</w:t>
+      </w:r>
     </w:p>
     <w:p>
       <w:pPr>
@@ -3624,10 +3574,14 @@
       <w:pPr>
         <w:keepNext/>
         <w:jc w:val="center"/>
+        <w:rPr>
+          <w:lang w:val="hr-HR"/>
+        </w:rPr>
       </w:pPr>
       <w:r>
         <w:rPr>
           <w:noProof/>
+          <w:lang w:val="hr-HR"/>
         </w:rPr>
         <w:drawing>
           <wp:inline distT="0" distB="0" distL="0" distR="0" wp14:anchorId="5AACAEC9" wp14:editId="3E4FA73F">
@@ -3676,26 +3630,19 @@
           <w:lang w:val="hr-HR"/>
         </w:rPr>
       </w:pPr>
-      <w:proofErr w:type="spellStart"/>
-      <w:r>
-        <w:rPr>
-          <w:i w:val="0"/>
-          <w:iCs w:val="0"/>
-        </w:rPr>
-        <w:t>Slika</w:t>
-      </w:r>
-      <w:proofErr w:type="spellEnd"/>
-      <w:r>
-        <w:rPr>
-          <w:i w:val="0"/>
-          <w:iCs w:val="0"/>
-        </w:rPr>
-        <w:t xml:space="preserve"> </w:t>
-      </w:r>
-      <w:r>
-        <w:rPr>
-          <w:i w:val="0"/>
-          <w:iCs w:val="0"/>
+      <w:r>
+        <w:rPr>
+          <w:i w:val="0"/>
+          <w:iCs w:val="0"/>
+          <w:lang w:val="hr-HR"/>
+        </w:rPr>
+        <w:t xml:space="preserve">Slika </w:t>
+      </w:r>
+      <w:r>
+        <w:rPr>
+          <w:i w:val="0"/>
+          <w:iCs w:val="0"/>
+          <w:lang w:val="hr-HR"/>
         </w:rPr>
         <w:fldChar w:fldCharType="begin"/>
       </w:r>
@@ -3703,6 +3650,7 @@
         <w:rPr>
           <w:i w:val="0"/>
           <w:iCs w:val="0"/>
+          <w:lang w:val="hr-HR"/>
         </w:rPr>
         <w:instrText xml:space="preserve"> SEQ Slika \* ARABIC </w:instrText>
       </w:r>
@@ -3710,6 +3658,7 @@
         <w:rPr>
           <w:i w:val="0"/>
           <w:iCs w:val="0"/>
+          <w:lang w:val="hr-HR"/>
         </w:rPr>
         <w:fldChar w:fldCharType="separate"/>
       </w:r>
@@ -3718,6 +3667,7 @@
           <w:i w:val="0"/>
           <w:iCs w:val="0"/>
           <w:noProof/>
+          <w:lang w:val="hr-HR"/>
         </w:rPr>
         <w:t>11</w:t>
       </w:r>
@@ -3725,6 +3675,7 @@
         <w:rPr>
           <w:i w:val="0"/>
           <w:iCs w:val="0"/>
+          <w:lang w:val="hr-HR"/>
         </w:rPr>
         <w:fldChar w:fldCharType="end"/>
       </w:r>
@@ -3732,34 +3683,10 @@
         <w:rPr>
           <w:i w:val="0"/>
           <w:iCs w:val="0"/>
-        </w:rPr>
-        <w:t xml:space="preserve"> – </w:t>
-      </w:r>
-      <w:proofErr w:type="spellStart"/>
-      <w:r>
-        <w:rPr>
-          <w:i w:val="0"/>
-          <w:iCs w:val="0"/>
-        </w:rPr>
-        <w:t>sedmi</w:t>
-      </w:r>
-      <w:proofErr w:type="spellEnd"/>
-      <w:r>
-        <w:rPr>
-          <w:i w:val="0"/>
-          <w:iCs w:val="0"/>
-        </w:rPr>
-        <w:t xml:space="preserve"> </w:t>
-      </w:r>
-      <w:proofErr w:type="spellStart"/>
-      <w:r>
-        <w:rPr>
-          <w:i w:val="0"/>
-          <w:iCs w:val="0"/>
-        </w:rPr>
-        <w:t>okvir</w:t>
-      </w:r>
-      <w:proofErr w:type="spellEnd"/>
+          <w:lang w:val="hr-HR"/>
+        </w:rPr>
+        <w:t xml:space="preserve"> – sedmi okvir</w:t>
+      </w:r>
     </w:p>
     <w:p>
       <w:pPr>
@@ -3999,10 +3926,14 @@
       <w:pPr>
         <w:keepNext/>
         <w:jc w:val="center"/>
+        <w:rPr>
+          <w:lang w:val="hr-HR"/>
+        </w:rPr>
       </w:pPr>
       <w:r>
         <w:rPr>
           <w:noProof/>
+          <w:lang w:val="hr-HR"/>
         </w:rPr>
         <w:drawing>
           <wp:inline distT="0" distB="0" distL="0" distR="0" wp14:anchorId="528AE0CC" wp14:editId="77669EA6">
@@ -4048,28 +3979,22 @@
         <w:rPr>
           <w:i w:val="0"/>
           <w:iCs w:val="0"/>
-        </w:rPr>
-      </w:pPr>
-      <w:proofErr w:type="spellStart"/>
-      <w:r>
-        <w:rPr>
-          <w:i w:val="0"/>
-          <w:iCs w:val="0"/>
-        </w:rPr>
-        <w:t>Slika</w:t>
-      </w:r>
-      <w:proofErr w:type="spellEnd"/>
-      <w:r>
-        <w:rPr>
-          <w:i w:val="0"/>
-          <w:iCs w:val="0"/>
-        </w:rPr>
-        <w:t xml:space="preserve"> </w:t>
-      </w:r>
-      <w:r>
-        <w:rPr>
-          <w:i w:val="0"/>
-          <w:iCs w:val="0"/>
+          <w:lang w:val="hr-HR"/>
+        </w:rPr>
+      </w:pPr>
+      <w:r>
+        <w:rPr>
+          <w:i w:val="0"/>
+          <w:iCs w:val="0"/>
+          <w:lang w:val="hr-HR"/>
+        </w:rPr>
+        <w:t xml:space="preserve">Slika </w:t>
+      </w:r>
+      <w:r>
+        <w:rPr>
+          <w:i w:val="0"/>
+          <w:iCs w:val="0"/>
+          <w:lang w:val="hr-HR"/>
         </w:rPr>
         <w:fldChar w:fldCharType="begin"/>
       </w:r>
@@ -4077,6 +4002,7 @@
         <w:rPr>
           <w:i w:val="0"/>
           <w:iCs w:val="0"/>
+          <w:lang w:val="hr-HR"/>
         </w:rPr>
         <w:instrText xml:space="preserve"> SEQ Slika \* ARABIC </w:instrText>
       </w:r>
@@ -4084,6 +4010,7 @@
         <w:rPr>
           <w:i w:val="0"/>
           <w:iCs w:val="0"/>
+          <w:lang w:val="hr-HR"/>
         </w:rPr>
         <w:fldChar w:fldCharType="separate"/>
       </w:r>
@@ -4092,6 +4019,7 @@
           <w:i w:val="0"/>
           <w:iCs w:val="0"/>
           <w:noProof/>
+          <w:lang w:val="hr-HR"/>
         </w:rPr>
         <w:t>12</w:t>
       </w:r>
@@ -4099,6 +4027,7 @@
         <w:rPr>
           <w:i w:val="0"/>
           <w:iCs w:val="0"/>
+          <w:lang w:val="hr-HR"/>
         </w:rPr>
         <w:fldChar w:fldCharType="end"/>
       </w:r>
@@ -4106,34 +4035,10 @@
         <w:rPr>
           <w:i w:val="0"/>
           <w:iCs w:val="0"/>
-        </w:rPr>
-        <w:t xml:space="preserve"> – </w:t>
-      </w:r>
-      <w:proofErr w:type="spellStart"/>
-      <w:r>
-        <w:rPr>
-          <w:i w:val="0"/>
-          <w:iCs w:val="0"/>
-        </w:rPr>
-        <w:t>osmi</w:t>
-      </w:r>
-      <w:proofErr w:type="spellEnd"/>
-      <w:r>
-        <w:rPr>
-          <w:i w:val="0"/>
-          <w:iCs w:val="0"/>
-        </w:rPr>
-        <w:t xml:space="preserve"> </w:t>
-      </w:r>
-      <w:proofErr w:type="spellStart"/>
-      <w:r>
-        <w:rPr>
-          <w:i w:val="0"/>
-          <w:iCs w:val="0"/>
-        </w:rPr>
-        <w:t>okvir</w:t>
-      </w:r>
-      <w:proofErr w:type="spellEnd"/>
+          <w:lang w:val="hr-HR"/>
+        </w:rPr>
+        <w:t xml:space="preserve"> – osmi okvir</w:t>
+      </w:r>
     </w:p>
     <w:p>
       <w:pPr>
@@ -4142,6 +4047,7 @@
         <w:rPr>
           <w:i w:val="0"/>
           <w:iCs w:val="0"/>
+          <w:lang w:val="hr-HR"/>
         </w:rPr>
       </w:pPr>
     </w:p>
@@ -4177,6 +4083,9 @@
       <w:pPr>
         <w:keepNext/>
         <w:jc w:val="center"/>
+        <w:rPr>
+          <w:lang w:val="hr-HR"/>
+        </w:rPr>
       </w:pPr>
       <w:r>
         <w:rPr>
@@ -4324,7 +4233,7 @@
         <w:rPr>
           <w:i w:val="0"/>
           <w:iCs w:val="0"/>
-          <w:lang w:val="pt-PT"/>
+          <w:lang w:val="hr-HR"/>
         </w:rPr>
         <w:t xml:space="preserve">Slika </w:t>
       </w:r>
@@ -4332,6 +4241,7 @@
         <w:rPr>
           <w:i w:val="0"/>
           <w:iCs w:val="0"/>
+          <w:lang w:val="hr-HR"/>
         </w:rPr>
         <w:fldChar w:fldCharType="begin"/>
       </w:r>
@@ -4339,7 +4249,7 @@
         <w:rPr>
           <w:i w:val="0"/>
           <w:iCs w:val="0"/>
-          <w:lang w:val="pt-PT"/>
+          <w:lang w:val="hr-HR"/>
         </w:rPr>
         <w:instrText xml:space="preserve"> SEQ Slika \* ARABIC </w:instrText>
       </w:r>
@@ -4347,6 +4257,7 @@
         <w:rPr>
           <w:i w:val="0"/>
           <w:iCs w:val="0"/>
+          <w:lang w:val="hr-HR"/>
         </w:rPr>
         <w:fldChar w:fldCharType="separate"/>
       </w:r>
@@ -4355,7 +4266,7 @@
           <w:i w:val="0"/>
           <w:iCs w:val="0"/>
           <w:noProof/>
-          <w:lang w:val="pt-PT"/>
+          <w:lang w:val="hr-HR"/>
         </w:rPr>
         <w:t>13</w:t>
       </w:r>
@@ -4363,6 +4274,7 @@
         <w:rPr>
           <w:i w:val="0"/>
           <w:iCs w:val="0"/>
+          <w:lang w:val="hr-HR"/>
         </w:rPr>
         <w:fldChar w:fldCharType="end"/>
       </w:r>
@@ -4370,17 +4282,9 @@
         <w:rPr>
           <w:i w:val="0"/>
           <w:iCs w:val="0"/>
-          <w:lang w:val="pt-PT"/>
-        </w:rPr>
-        <w:t xml:space="preserve"> – </w:t>
-      </w:r>
-      <w:r>
-        <w:rPr>
-          <w:i w:val="0"/>
-          <w:iCs w:val="0"/>
-          <w:lang w:val="hr-HR"/>
-        </w:rPr>
-        <w:t>vremenski dijagram razmjene TLS zapisa</w:t>
+          <w:lang w:val="hr-HR"/>
+        </w:rPr>
+        <w:t xml:space="preserve"> – vremenski dijagram razmjene TLS zapisa</w:t>
       </w:r>
     </w:p>
     <w:p>
@@ -4484,32 +4388,57 @@
         <w:spacing w:after="160" w:line="259" w:lineRule="auto"/>
         <w:rPr>
           <w:b/>
-          <w:lang w:val="pt-PT"/>
-        </w:rPr>
-      </w:pPr>
-      <w:r>
-        <w:rPr>
-          <w:b/>
-          <w:lang w:val="pt-PT"/>
-        </w:rPr>
-        <w:t xml:space="preserve">Content Type (“Tip sadržaja”) – </w:t>
-      </w:r>
-      <w:r>
-        <w:rPr>
-          <w:lang w:val="pt-PT"/>
+          <w:lang w:val="hr-HR"/>
+        </w:rPr>
+      </w:pPr>
+      <w:proofErr w:type="spellStart"/>
+      <w:r>
+        <w:rPr>
+          <w:b/>
+          <w:lang w:val="hr-HR"/>
+        </w:rPr>
+        <w:t>Content</w:t>
+      </w:r>
+      <w:proofErr w:type="spellEnd"/>
+      <w:r>
+        <w:rPr>
+          <w:b/>
+          <w:lang w:val="hr-HR"/>
+        </w:rPr>
+        <w:t xml:space="preserve"> </w:t>
+      </w:r>
+      <w:proofErr w:type="spellStart"/>
+      <w:r>
+        <w:rPr>
+          <w:b/>
+          <w:lang w:val="hr-HR"/>
+        </w:rPr>
+        <w:t>Type</w:t>
+      </w:r>
+      <w:proofErr w:type="spellEnd"/>
+      <w:r>
+        <w:rPr>
+          <w:b/>
+          <w:lang w:val="hr-HR"/>
+        </w:rPr>
+        <w:t xml:space="preserve"> (“Tip sadržaja”) – </w:t>
+      </w:r>
+      <w:r>
+        <w:rPr>
+          <w:lang w:val="hr-HR"/>
         </w:rPr>
         <w:t xml:space="preserve">navedeno polje zauzima </w:t>
       </w:r>
       <w:r>
         <w:rPr>
           <w:b/>
-          <w:lang w:val="pt-PT"/>
+          <w:lang w:val="hr-HR"/>
         </w:rPr>
         <w:t xml:space="preserve">1 bajt </w:t>
       </w:r>
       <w:r>
         <w:rPr>
-          <w:lang w:val="pt-PT"/>
+          <w:lang w:val="hr-HR"/>
         </w:rPr>
         <w:t>unutar TLS zapisa.</w:t>
       </w:r>
@@ -4525,32 +4454,41 @@
         <w:spacing w:after="160" w:line="259" w:lineRule="auto"/>
         <w:rPr>
           <w:b/>
-          <w:lang w:val="pt-PT"/>
-        </w:rPr>
-      </w:pPr>
-      <w:r>
-        <w:rPr>
-          <w:b/>
-          <w:lang w:val="pt-PT"/>
-        </w:rPr>
-        <w:t xml:space="preserve">Version (“Verzija”) – </w:t>
-      </w:r>
-      <w:r>
-        <w:rPr>
-          <w:lang w:val="pt-PT"/>
+          <w:lang w:val="hr-HR"/>
+        </w:rPr>
+      </w:pPr>
+      <w:proofErr w:type="spellStart"/>
+      <w:r>
+        <w:rPr>
+          <w:b/>
+          <w:lang w:val="hr-HR"/>
+        </w:rPr>
+        <w:t>Version</w:t>
+      </w:r>
+      <w:proofErr w:type="spellEnd"/>
+      <w:r>
+        <w:rPr>
+          <w:b/>
+          <w:lang w:val="hr-HR"/>
+        </w:rPr>
+        <w:t xml:space="preserve"> (“Verzija”) – </w:t>
+      </w:r>
+      <w:r>
+        <w:rPr>
+          <w:lang w:val="hr-HR"/>
         </w:rPr>
         <w:t xml:space="preserve">navedeno polje zauzima </w:t>
       </w:r>
       <w:r>
         <w:rPr>
           <w:b/>
-          <w:lang w:val="pt-PT"/>
+          <w:lang w:val="hr-HR"/>
         </w:rPr>
         <w:t xml:space="preserve">2 bajta </w:t>
       </w:r>
       <w:r>
         <w:rPr>
-          <w:lang w:val="pt-PT"/>
+          <w:lang w:val="hr-HR"/>
         </w:rPr>
         <w:t xml:space="preserve"> unutar TLS zapisa.</w:t>
       </w:r>
@@ -4566,33 +4504,42 @@
         <w:spacing w:after="160" w:line="259" w:lineRule="auto"/>
         <w:rPr>
           <w:b/>
-          <w:lang w:val="pt-PT"/>
-        </w:rPr>
-      </w:pPr>
-      <w:r>
-        <w:rPr>
-          <w:b/>
-          <w:lang w:val="pt-PT"/>
+          <w:lang w:val="hr-HR"/>
+        </w:rPr>
+      </w:pPr>
+      <w:proofErr w:type="spellStart"/>
+      <w:r>
+        <w:rPr>
+          <w:b/>
+          <w:lang w:val="hr-HR"/>
         </w:rPr>
         <w:lastRenderedPageBreak/>
-        <w:t xml:space="preserve">Length (“Duljina”) – </w:t>
-      </w:r>
-      <w:r>
-        <w:rPr>
-          <w:lang w:val="pt-PT"/>
+        <w:t>Length</w:t>
+      </w:r>
+      <w:proofErr w:type="spellEnd"/>
+      <w:r>
+        <w:rPr>
+          <w:b/>
+          <w:lang w:val="hr-HR"/>
+        </w:rPr>
+        <w:t xml:space="preserve"> (“Duljina”) – </w:t>
+      </w:r>
+      <w:r>
+        <w:rPr>
+          <w:lang w:val="hr-HR"/>
         </w:rPr>
         <w:t xml:space="preserve">navedeno polje zauzima </w:t>
       </w:r>
       <w:r>
         <w:rPr>
           <w:b/>
-          <w:lang w:val="pt-PT"/>
+          <w:lang w:val="hr-HR"/>
         </w:rPr>
         <w:t xml:space="preserve">2 bajta </w:t>
       </w:r>
       <w:r>
         <w:rPr>
-          <w:lang w:val="pt-PT"/>
+          <w:lang w:val="hr-HR"/>
         </w:rPr>
         <w:t>unutar TLS zapisa.</w:t>
       </w:r>
@@ -4604,7 +4551,7 @@
         <w:spacing w:after="160" w:line="259" w:lineRule="auto"/>
         <w:rPr>
           <w:b/>
-          <w:lang w:val="pt-PT"/>
+          <w:lang w:val="hr-HR"/>
         </w:rPr>
       </w:pPr>
     </w:p>
@@ -4643,6 +4590,9 @@
       <w:pPr>
         <w:keepNext/>
         <w:jc w:val="center"/>
+        <w:rPr>
+          <w:lang w:val="hr-HR"/>
+        </w:rPr>
       </w:pPr>
       <w:r>
         <w:rPr>
@@ -4768,14 +4718,14 @@
         <w:rPr>
           <w:i w:val="0"/>
           <w:iCs w:val="0"/>
-          <w:lang w:val="pt-PT"/>
-        </w:rPr>
-      </w:pPr>
-      <w:r>
-        <w:rPr>
-          <w:i w:val="0"/>
-          <w:iCs w:val="0"/>
-          <w:lang w:val="pt-PT"/>
+          <w:lang w:val="hr-HR"/>
+        </w:rPr>
+      </w:pPr>
+      <w:r>
+        <w:rPr>
+          <w:i w:val="0"/>
+          <w:iCs w:val="0"/>
+          <w:lang w:val="hr-HR"/>
         </w:rPr>
         <w:t xml:space="preserve">Slika </w:t>
       </w:r>
@@ -4783,6 +4733,7 @@
         <w:rPr>
           <w:i w:val="0"/>
           <w:iCs w:val="0"/>
+          <w:lang w:val="hr-HR"/>
         </w:rPr>
         <w:fldChar w:fldCharType="begin"/>
       </w:r>
@@ -4790,7 +4741,7 @@
         <w:rPr>
           <w:i w:val="0"/>
           <w:iCs w:val="0"/>
-          <w:lang w:val="pt-PT"/>
+          <w:lang w:val="hr-HR"/>
         </w:rPr>
         <w:instrText xml:space="preserve"> SEQ Slika \* ARABIC </w:instrText>
       </w:r>
@@ -4798,6 +4749,7 @@
         <w:rPr>
           <w:i w:val="0"/>
           <w:iCs w:val="0"/>
+          <w:lang w:val="hr-HR"/>
         </w:rPr>
         <w:fldChar w:fldCharType="separate"/>
       </w:r>
@@ -4806,7 +4758,7 @@
           <w:i w:val="0"/>
           <w:iCs w:val="0"/>
           <w:noProof/>
-          <w:lang w:val="pt-PT"/>
+          <w:lang w:val="hr-HR"/>
         </w:rPr>
         <w:t>14</w:t>
       </w:r>
@@ -4814,6 +4766,7 @@
         <w:rPr>
           <w:i w:val="0"/>
           <w:iCs w:val="0"/>
+          <w:lang w:val="hr-HR"/>
         </w:rPr>
         <w:fldChar w:fldCharType="end"/>
       </w:r>
@@ -4821,33 +4774,9 @@
         <w:rPr>
           <w:i w:val="0"/>
           <w:iCs w:val="0"/>
-          <w:lang w:val="pt-PT"/>
-        </w:rPr>
-        <w:t xml:space="preserve"> – TLS zapis </w:t>
-      </w:r>
-      <w:r>
-        <w:rPr>
-          <w:i w:val="0"/>
-          <w:iCs w:val="0"/>
-          <w:lang w:val="pt-PT"/>
-        </w:rPr>
-        <w:t>i</w:t>
-      </w:r>
-      <w:r>
-        <w:rPr>
-          <w:i w:val="0"/>
-          <w:iCs w:val="0"/>
-          <w:lang w:val="pt-PT"/>
-        </w:rPr>
-        <w:t xml:space="preserve"> duljina po</w:t>
-      </w:r>
-      <w:r>
-        <w:rPr>
-          <w:i w:val="0"/>
-          <w:iCs w:val="0"/>
-          <w:lang w:val="pt-PT"/>
-        </w:rPr>
-        <w:t>lja</w:t>
+          <w:lang w:val="hr-HR"/>
+        </w:rPr>
+        <w:t xml:space="preserve"> – TLS zapis i duljina polja</w:t>
       </w:r>
     </w:p>
     <w:p>
@@ -4856,7 +4785,7 @@
         <w:rPr>
           <w:i w:val="0"/>
           <w:iCs w:val="0"/>
-          <w:lang w:val="pt-PT"/>
+          <w:lang w:val="hr-HR"/>
         </w:rPr>
       </w:pPr>
     </w:p>
@@ -5079,6 +5008,7 @@
           <w:i w:val="0"/>
           <w:iCs w:val="0"/>
           <w:noProof/>
+          <w:lang w:val="hr-HR"/>
         </w:rPr>
       </w:pPr>
     </w:p>
@@ -5266,6 +5196,7 @@
           <w:noProof/>
           <w:lang w:val="hr-HR"/>
         </w:rPr>
+        <w:lastRenderedPageBreak/>
         <w:t>Cipher Suites (17 suites)</w:t>
       </w:r>
     </w:p>
@@ -5634,13 +5565,7 @@
         <w:rPr>
           <w:lang w:val="hr-HR"/>
         </w:rPr>
-        <w:t xml:space="preserve">Označeni </w:t>
-      </w:r>
-      <w:r>
-        <w:rPr>
-          <w:lang w:val="hr-HR"/>
-        </w:rPr>
-        <w:t>kriptografski skup u listi koristi sljedeće algoritme:</w:t>
+        <w:t>Označeni kriptografski skup u listi koristi sljedeće algoritme:</w:t>
       </w:r>
     </w:p>
     <w:p>
@@ -5654,13 +5579,13 @@
         <w:spacing w:after="160" w:line="259" w:lineRule="auto"/>
         <w:rPr>
           <w:b/>
-          <w:lang w:val="pt-PT"/>
-        </w:rPr>
-      </w:pPr>
-      <w:r>
-        <w:rPr>
-          <w:b/>
-          <w:lang w:val="pt-PT"/>
+          <w:lang w:val="hr-HR"/>
+        </w:rPr>
+      </w:pPr>
+      <w:r>
+        <w:rPr>
+          <w:b/>
+          <w:lang w:val="hr-HR"/>
         </w:rPr>
         <w:t>simetrični algoritam – AES 128</w:t>
       </w:r>
@@ -5676,15 +5601,47 @@
         <w:spacing w:after="160" w:line="259" w:lineRule="auto"/>
         <w:rPr>
           <w:b/>
-          <w:lang w:val="pt-PT"/>
-        </w:rPr>
-      </w:pPr>
-      <w:r>
-        <w:rPr>
-          <w:b/>
-          <w:lang w:val="pt-PT"/>
-        </w:rPr>
-        <w:t>algoritam za kriptiranje toka podataka – GCM (Galois Counter Mode)</w:t>
+          <w:lang w:val="hr-HR"/>
+        </w:rPr>
+      </w:pPr>
+      <w:r>
+        <w:rPr>
+          <w:b/>
+          <w:lang w:val="hr-HR"/>
+        </w:rPr>
+        <w:t>algoritam za kriptiranje toka podataka – GCM (</w:t>
+      </w:r>
+      <w:proofErr w:type="spellStart"/>
+      <w:r>
+        <w:rPr>
+          <w:b/>
+          <w:lang w:val="hr-HR"/>
+        </w:rPr>
+        <w:t>Galois</w:t>
+      </w:r>
+      <w:proofErr w:type="spellEnd"/>
+      <w:r>
+        <w:rPr>
+          <w:b/>
+          <w:lang w:val="hr-HR"/>
+        </w:rPr>
+        <w:t xml:space="preserve"> </w:t>
+      </w:r>
+      <w:proofErr w:type="spellStart"/>
+      <w:r>
+        <w:rPr>
+          <w:b/>
+          <w:lang w:val="hr-HR"/>
+        </w:rPr>
+        <w:t>Counter</w:t>
+      </w:r>
+      <w:proofErr w:type="spellEnd"/>
+      <w:r>
+        <w:rPr>
+          <w:b/>
+          <w:lang w:val="hr-HR"/>
+        </w:rPr>
+        <w:t xml:space="preserve"> Mode)</w:t>
       </w:r>
     </w:p>
     <w:p>
@@ -5698,13 +5655,13 @@
         <w:spacing w:after="160" w:line="259" w:lineRule="auto"/>
         <w:rPr>
           <w:b/>
-          <w:lang w:val="pt-PT"/>
-        </w:rPr>
-      </w:pPr>
-      <w:r>
-        <w:rPr>
-          <w:b/>
-          <w:lang w:val="pt-PT"/>
+          <w:lang w:val="hr-HR"/>
+        </w:rPr>
+      </w:pPr>
+      <w:r>
+        <w:rPr>
+          <w:b/>
+          <w:lang w:val="hr-HR"/>
         </w:rPr>
         <w:t>algoritam za sigurnosnu funkciju sažimanja – SHA256</w:t>
       </w:r>
@@ -5715,7 +5672,7 @@
         <w:spacing w:after="160" w:line="259" w:lineRule="auto"/>
         <w:rPr>
           <w:b/>
-          <w:lang w:val="pt-PT"/>
+          <w:lang w:val="hr-HR"/>
         </w:rPr>
       </w:pPr>
     </w:p>
@@ -5814,7 +5771,7 @@
         <w:spacing w:after="160" w:line="259" w:lineRule="auto"/>
         <w:rPr>
           <w:b/>
-          <w:lang w:val="pt-PT"/>
+          <w:lang w:val="hr-HR"/>
         </w:rPr>
       </w:pPr>
     </w:p>
@@ -5824,13 +5781,24 @@
         <w:spacing w:after="160" w:line="259" w:lineRule="auto"/>
         <w:rPr>
           <w:b/>
-        </w:rPr>
-      </w:pPr>
-      <w:r>
-        <w:rPr>
-          <w:b/>
-        </w:rPr>
-        <w:t>Cipher Suite: TLS_ECDHE_RSA_WITH_CHACHA20_POLY1305_SHA256 (0xcca8)</w:t>
+          <w:lang w:val="hr-HR"/>
+        </w:rPr>
+      </w:pPr>
+      <w:proofErr w:type="spellStart"/>
+      <w:r>
+        <w:rPr>
+          <w:b/>
+          <w:lang w:val="hr-HR"/>
+        </w:rPr>
+        <w:t>Cipher</w:t>
+      </w:r>
+      <w:proofErr w:type="spellEnd"/>
+      <w:r>
+        <w:rPr>
+          <w:b/>
+          <w:lang w:val="hr-HR"/>
+        </w:rPr>
+        <w:t xml:space="preserve"> Suite: TLS_ECDHE_RSA_WITH_CHACHA20_POLY1305_SHA256 (0xcca8)</w:t>
       </w:r>
     </w:p>
     <w:p>
@@ -5839,6 +5807,7 @@
         <w:spacing w:after="160" w:line="259" w:lineRule="auto"/>
         <w:rPr>
           <w:b/>
+          <w:lang w:val="hr-HR"/>
         </w:rPr>
       </w:pPr>
     </w:p>
@@ -5863,28 +5832,78 @@
           <w:bCs/>
           <w:lang w:val="hr-HR"/>
         </w:rPr>
-        <w:t>:</w:t>
-      </w:r>
+        <w:t>: ECDHE_RSA (</w:t>
+      </w:r>
+      <w:proofErr w:type="spellStart"/>
       <w:r>
         <w:rPr>
           <w:bCs/>
           <w:lang w:val="hr-HR"/>
         </w:rPr>
+        <w:t>Elliptic</w:t>
+      </w:r>
+      <w:proofErr w:type="spellEnd"/>
+      <w:r>
+        <w:rPr>
+          <w:bCs/>
+          <w:lang w:val="hr-HR"/>
+        </w:rPr>
         <w:t xml:space="preserve"> </w:t>
       </w:r>
+      <w:proofErr w:type="spellStart"/>
       <w:r>
         <w:rPr>
           <w:bCs/>
           <w:lang w:val="hr-HR"/>
         </w:rPr>
-        <w:t>ECDHE_RSA (</w:t>
-      </w:r>
-      <w:proofErr w:type="spellStart"/>
+        <w:t>Curve</w:t>
+      </w:r>
+      <w:proofErr w:type="spellEnd"/>
       <w:r>
         <w:rPr>
           <w:bCs/>
           <w:lang w:val="hr-HR"/>
         </w:rPr>
+        <w:t xml:space="preserve"> </w:t>
+      </w:r>
+      <w:proofErr w:type="spellStart"/>
+      <w:r>
+        <w:rPr>
+          <w:bCs/>
+          <w:lang w:val="hr-HR"/>
+        </w:rPr>
+        <w:t>Diffie</w:t>
+      </w:r>
+      <w:proofErr w:type="spellEnd"/>
+      <w:r>
+        <w:rPr>
+          <w:bCs/>
+          <w:lang w:val="hr-HR"/>
+        </w:rPr>
+        <w:t xml:space="preserve">-Hellman </w:t>
+      </w:r>
+      <w:proofErr w:type="spellStart"/>
+      <w:r>
+        <w:rPr>
+          <w:bCs/>
+          <w:lang w:val="hr-HR"/>
+        </w:rPr>
+        <w:t>Ephemeral</w:t>
+      </w:r>
+      <w:proofErr w:type="spellEnd"/>
+      <w:r>
+        <w:rPr>
+          <w:bCs/>
+          <w:lang w:val="hr-HR"/>
+        </w:rPr>
+        <w:t xml:space="preserve"> s RSA autentifikacijom). ECDHE (</w:t>
+      </w:r>
+      <w:proofErr w:type="spellStart"/>
+      <w:r>
+        <w:rPr>
+          <w:bCs/>
+          <w:lang w:val="hr-HR"/>
+        </w:rPr>
         <w:t>Elliptic</w:t>
       </w:r>
       <w:proofErr w:type="spellEnd"/>
@@ -5941,99 +5960,7 @@
           <w:bCs/>
           <w:lang w:val="hr-HR"/>
         </w:rPr>
-        <w:t xml:space="preserve"> s RSA autentifikacijom).</w:t>
-      </w:r>
-      <w:r>
-        <w:rPr>
-          <w:bCs/>
-          <w:lang w:val="hr-HR"/>
-        </w:rPr>
-        <w:t xml:space="preserve"> </w:t>
-      </w:r>
-      <w:r>
-        <w:rPr>
-          <w:bCs/>
-          <w:lang w:val="hr-HR"/>
-        </w:rPr>
-        <w:t>ECDHE (</w:t>
-      </w:r>
-      <w:proofErr w:type="spellStart"/>
-      <w:r>
-        <w:rPr>
-          <w:bCs/>
-          <w:lang w:val="hr-HR"/>
-        </w:rPr>
-        <w:t>Elliptic</w:t>
-      </w:r>
-      <w:proofErr w:type="spellEnd"/>
-      <w:r>
-        <w:rPr>
-          <w:bCs/>
-          <w:lang w:val="hr-HR"/>
-        </w:rPr>
-        <w:t xml:space="preserve"> </w:t>
-      </w:r>
-      <w:proofErr w:type="spellStart"/>
-      <w:r>
-        <w:rPr>
-          <w:bCs/>
-          <w:lang w:val="hr-HR"/>
-        </w:rPr>
-        <w:t>Curve</w:t>
-      </w:r>
-      <w:proofErr w:type="spellEnd"/>
-      <w:r>
-        <w:rPr>
-          <w:bCs/>
-          <w:lang w:val="hr-HR"/>
-        </w:rPr>
-        <w:t xml:space="preserve"> </w:t>
-      </w:r>
-      <w:proofErr w:type="spellStart"/>
-      <w:r>
-        <w:rPr>
-          <w:bCs/>
-          <w:lang w:val="hr-HR"/>
-        </w:rPr>
-        <w:t>Diffie</w:t>
-      </w:r>
-      <w:proofErr w:type="spellEnd"/>
-      <w:r>
-        <w:rPr>
-          <w:bCs/>
-          <w:lang w:val="hr-HR"/>
-        </w:rPr>
-        <w:t xml:space="preserve">-Hellman </w:t>
-      </w:r>
-      <w:proofErr w:type="spellStart"/>
-      <w:r>
-        <w:rPr>
-          <w:bCs/>
-          <w:lang w:val="hr-HR"/>
-        </w:rPr>
-        <w:t>Ephemeral</w:t>
-      </w:r>
-      <w:proofErr w:type="spellEnd"/>
-      <w:r>
-        <w:rPr>
-          <w:bCs/>
-          <w:lang w:val="hr-HR"/>
-        </w:rPr>
-        <w:t>): Koristi se za razmjenu ključeva.</w:t>
-      </w:r>
-      <w:r>
-        <w:rPr>
-          <w:bCs/>
-          <w:lang w:val="hr-HR"/>
-        </w:rPr>
-        <w:t xml:space="preserve"> </w:t>
-      </w:r>
-      <w:r>
-        <w:rPr>
-          <w:bCs/>
-          <w:lang w:val="hr-HR"/>
-        </w:rPr>
-        <w:t>RSA: Koristi se za autentifikaciju.</w:t>
+        <w:t>): Koristi se za razmjenu ključeva. RSA: Koristi se za autentifikaciju.</w:t>
       </w:r>
     </w:p>
     <w:p>
@@ -6057,21 +5984,7 @@
           <w:bCs/>
           <w:lang w:val="hr-HR"/>
         </w:rPr>
-        <w:t>:</w:t>
-      </w:r>
-      <w:r>
-        <w:rPr>
-          <w:bCs/>
-          <w:lang w:val="hr-HR"/>
-        </w:rPr>
-        <w:t xml:space="preserve"> </w:t>
-      </w:r>
-      <w:r>
-        <w:rPr>
-          <w:bCs/>
-          <w:lang w:val="hr-HR"/>
-        </w:rPr>
-        <w:t>CHACHA20: Simetrični ključni algoritam za enkripciju podataka.</w:t>
+        <w:t>: CHACHA20: Simetrični ključni algoritam za enkripciju podataka.</w:t>
       </w:r>
     </w:p>
     <w:p>
@@ -6111,34 +6024,9 @@
           <w:bCs/>
           <w:lang w:val="hr-HR"/>
         </w:rPr>
-        <w:t>:</w:t>
-      </w:r>
-      <w:r>
-        <w:rPr>
-          <w:bCs/>
-          <w:lang w:val="hr-HR"/>
-        </w:rPr>
-        <w:t xml:space="preserve"> </w:t>
-      </w:r>
-      <w:r>
-        <w:rPr>
-          <w:bCs/>
-          <w:lang w:val="hr-HR"/>
-        </w:rPr>
-        <w:t>POLY1305: Algoritam za autentifikaciju poruka, koji se često koristi zajedno s ChaCha20 za autentifikaciju šifriranih podataka.</w:t>
-      </w:r>
-    </w:p>
-    <w:p>
-      <w:pPr>
-        <w:suppressAutoHyphens w:val="0"/>
-        <w:spacing w:after="160" w:line="259" w:lineRule="auto"/>
-        <w:rPr>
-          <w:bCs/>
-          <w:lang w:val="hr-HR"/>
-        </w:rPr>
-      </w:pPr>
-    </w:p>
-    <w:p/>
+        <w:t>: POLY1305: Algoritam za autentifikaciju poruka, koji se često koristi zajedno s ChaCha20 za autentifikaciju šifriranih podataka.</w:t>
+      </w:r>
+    </w:p>
     <w:p>
       <w:pPr>
         <w:pStyle w:val="Odlomakpopisa"/>
@@ -6158,186 +6046,138 @@
           <w:color w:val="FF0000"/>
           <w:lang w:val="hr-HR"/>
         </w:rPr>
-        <w:t xml:space="preserve">Sadrži li ovaj zapis nonce? </w:t>
-      </w:r>
-      <w:proofErr w:type="spellStart"/>
-      <w:r>
-        <w:rPr>
-          <w:color w:val="FF0000"/>
-          <w:lang w:val="hr-HR"/>
-        </w:rPr>
-        <w:t>Ako</w:t>
-      </w:r>
-      <w:proofErr w:type="spellEnd"/>
-      <w:r>
-        <w:rPr>
-          <w:color w:val="FF0000"/>
-          <w:lang w:val="hr-HR"/>
-        </w:rPr>
-        <w:t xml:space="preserve"> </w:t>
-      </w:r>
-      <w:proofErr w:type="spellStart"/>
-      <w:r>
-        <w:rPr>
-          <w:color w:val="FF0000"/>
-          <w:lang w:val="hr-HR"/>
-        </w:rPr>
-        <w:t>sadrži</w:t>
-      </w:r>
-      <w:proofErr w:type="spellEnd"/>
-      <w:r>
-        <w:rPr>
-          <w:color w:val="FF0000"/>
-          <w:lang w:val="hr-HR"/>
-        </w:rPr>
-        <w:t xml:space="preserve">, </w:t>
-      </w:r>
-      <w:proofErr w:type="spellStart"/>
-      <w:r>
-        <w:rPr>
-          <w:color w:val="FF0000"/>
-          <w:lang w:val="hr-HR"/>
-        </w:rPr>
-        <w:t>koliko</w:t>
-      </w:r>
-      <w:proofErr w:type="spellEnd"/>
-      <w:r>
-        <w:rPr>
-          <w:color w:val="FF0000"/>
-          <w:lang w:val="hr-HR"/>
-        </w:rPr>
-        <w:t xml:space="preserve"> je </w:t>
-      </w:r>
-      <w:proofErr w:type="spellStart"/>
-      <w:r>
-        <w:rPr>
-          <w:color w:val="FF0000"/>
-          <w:lang w:val="hr-HR"/>
-        </w:rPr>
-        <w:t>bajtova</w:t>
-      </w:r>
-      <w:proofErr w:type="spellEnd"/>
-      <w:r>
-        <w:rPr>
-          <w:color w:val="FF0000"/>
-          <w:lang w:val="hr-HR"/>
-        </w:rPr>
-        <w:t xml:space="preserve"> </w:t>
-      </w:r>
-      <w:proofErr w:type="spellStart"/>
-      <w:r>
-        <w:rPr>
-          <w:color w:val="FF0000"/>
-          <w:lang w:val="hr-HR"/>
-        </w:rPr>
-        <w:t>dugačak</w:t>
-      </w:r>
-      <w:proofErr w:type="spellEnd"/>
-      <w:r>
-        <w:rPr>
-          <w:color w:val="FF0000"/>
-          <w:lang w:val="hr-HR"/>
-        </w:rPr>
-        <w:t xml:space="preserve">? Koja je </w:t>
-      </w:r>
-      <w:proofErr w:type="spellStart"/>
-      <w:r>
-        <w:rPr>
-          <w:color w:val="FF0000"/>
-          <w:lang w:val="hr-HR"/>
-        </w:rPr>
-        <w:t>svrha</w:t>
-      </w:r>
-      <w:proofErr w:type="spellEnd"/>
-      <w:r>
-        <w:rPr>
-          <w:color w:val="FF0000"/>
-          <w:lang w:val="hr-HR"/>
-        </w:rPr>
-        <w:t xml:space="preserve"> </w:t>
-      </w:r>
-      <w:proofErr w:type="spellStart"/>
-      <w:r>
-        <w:rPr>
-          <w:color w:val="FF0000"/>
-          <w:lang w:val="hr-HR"/>
-        </w:rPr>
-        <w:t>korištenja</w:t>
-      </w:r>
-      <w:proofErr w:type="spellEnd"/>
-      <w:r>
-        <w:rPr>
-          <w:color w:val="FF0000"/>
-          <w:lang w:val="hr-HR"/>
-        </w:rPr>
-        <w:t xml:space="preserve"> </w:t>
-      </w:r>
-      <w:proofErr w:type="spellStart"/>
-      <w:r>
-        <w:rPr>
-          <w:color w:val="FF0000"/>
-          <w:lang w:val="hr-HR"/>
-        </w:rPr>
-        <w:t>klijentskog</w:t>
-      </w:r>
-      <w:proofErr w:type="spellEnd"/>
-      <w:r>
-        <w:rPr>
-          <w:color w:val="FF0000"/>
-          <w:lang w:val="hr-HR"/>
-        </w:rPr>
-        <w:t xml:space="preserve"> </w:t>
-      </w:r>
-      <w:proofErr w:type="spellStart"/>
-      <w:r>
-        <w:rPr>
-          <w:color w:val="FF0000"/>
-          <w:lang w:val="hr-HR"/>
-        </w:rPr>
-        <w:t>i</w:t>
-      </w:r>
-      <w:proofErr w:type="spellEnd"/>
-      <w:r>
-        <w:rPr>
-          <w:color w:val="FF0000"/>
-          <w:lang w:val="hr-HR"/>
-        </w:rPr>
-        <w:t xml:space="preserve"> </w:t>
-      </w:r>
-      <w:proofErr w:type="spellStart"/>
-      <w:r>
-        <w:rPr>
-          <w:color w:val="FF0000"/>
-          <w:lang w:val="hr-HR"/>
-        </w:rPr>
-        <w:t>poslužiteljskog</w:t>
-      </w:r>
-      <w:proofErr w:type="spellEnd"/>
-      <w:r>
-        <w:rPr>
-          <w:color w:val="FF0000"/>
-          <w:lang w:val="hr-HR"/>
-        </w:rPr>
-        <w:t xml:space="preserve"> </w:t>
-      </w:r>
-      <w:proofErr w:type="spellStart"/>
-      <w:r>
-        <w:rPr>
-          <w:color w:val="FF0000"/>
-          <w:lang w:val="hr-HR"/>
-        </w:rPr>
-        <w:t>broja</w:t>
-      </w:r>
-      <w:proofErr w:type="spellEnd"/>
-      <w:r>
-        <w:rPr>
-          <w:color w:val="FF0000"/>
-          <w:lang w:val="hr-HR"/>
-        </w:rPr>
-        <w:t xml:space="preserve"> nonce u TLS-u?</w:t>
-      </w:r>
-    </w:p>
-    <w:p/>
+        <w:lastRenderedPageBreak/>
+        <w:t xml:space="preserve">Sadrži li ovaj zapis </w:t>
+      </w:r>
+      <w:proofErr w:type="spellStart"/>
+      <w:r>
+        <w:rPr>
+          <w:color w:val="FF0000"/>
+          <w:lang w:val="hr-HR"/>
+        </w:rPr>
+        <w:t>nonce</w:t>
+      </w:r>
+      <w:proofErr w:type="spellEnd"/>
+      <w:r>
+        <w:rPr>
+          <w:color w:val="FF0000"/>
+          <w:lang w:val="hr-HR"/>
+        </w:rPr>
+        <w:t xml:space="preserve">? Ako sadrži, koliko je bajtova dugačak? Koja je svrha korištenja klijentskog i poslužiteljskog broja </w:t>
+      </w:r>
+      <w:proofErr w:type="spellStart"/>
+      <w:r>
+        <w:rPr>
+          <w:color w:val="FF0000"/>
+          <w:lang w:val="hr-HR"/>
+        </w:rPr>
+        <w:t>nonce</w:t>
+      </w:r>
+      <w:proofErr w:type="spellEnd"/>
+      <w:r>
+        <w:rPr>
+          <w:color w:val="FF0000"/>
+          <w:lang w:val="hr-HR"/>
+        </w:rPr>
+        <w:t xml:space="preserve"> u TLS-u?</w:t>
+      </w:r>
+    </w:p>
+    <w:p>
+      <w:pPr>
+        <w:rPr>
+          <w:lang w:val="hr-HR"/>
+        </w:rPr>
+      </w:pPr>
+    </w:p>
+    <w:p>
+      <w:pPr>
+        <w:jc w:val="both"/>
+        <w:rPr>
+          <w:lang w:val="hr-HR"/>
+        </w:rPr>
+      </w:pPr>
+      <w:r>
+        <w:rPr>
+          <w:lang w:val="hr-HR"/>
+        </w:rPr>
+        <w:tab/>
+      </w:r>
+      <w:r>
+        <w:rPr>
+          <w:lang w:val="hr-HR"/>
+        </w:rPr>
+        <w:t xml:space="preserve">Sadrži i dugačak je 32 bajta. </w:t>
+      </w:r>
+      <w:r>
+        <w:rPr>
+          <w:lang w:val="hr-HR"/>
+        </w:rPr>
+        <w:t xml:space="preserve">Klijentski i poslužiteljski </w:t>
+      </w:r>
+      <w:proofErr w:type="spellStart"/>
+      <w:r>
+        <w:rPr>
+          <w:lang w:val="hr-HR"/>
+        </w:rPr>
+        <w:t>nonce</w:t>
+      </w:r>
+      <w:proofErr w:type="spellEnd"/>
+      <w:r>
+        <w:rPr>
+          <w:lang w:val="hr-HR"/>
+        </w:rPr>
+        <w:t xml:space="preserve"> brojevi u TLS-u osiguravaju jedinstvenost i sigurnost svake sesije, povećavajući entropiju za generiranje kriptografskih ključeva</w:t>
+      </w:r>
+      <w:r>
+        <w:rPr>
+          <w:lang w:val="hr-HR"/>
+        </w:rPr>
+        <w:t xml:space="preserve"> i time omogućuju </w:t>
+      </w:r>
+      <w:r>
+        <w:rPr>
+          <w:b/>
+          <w:bCs/>
+          <w:iCs/>
+          <w:szCs w:val="20"/>
+          <w:lang w:val="hr-HR"/>
+        </w:rPr>
+        <w:t>sprečavanje napada snimanjem i ponavljanjem poruka</w:t>
+      </w:r>
+      <w:r>
+        <w:rPr>
+          <w:lang w:val="hr-HR"/>
+        </w:rPr>
+        <w:t>.</w:t>
+      </w:r>
+    </w:p>
+    <w:p>
+      <w:pPr>
+        <w:rPr>
+          <w:lang w:val="hr-HR"/>
+        </w:rPr>
+      </w:pPr>
+    </w:p>
+    <w:p>
+      <w:pPr>
+        <w:rPr>
+          <w:lang w:val="hr-HR"/>
+        </w:rPr>
+      </w:pPr>
+      <w:r>
+        <w:rPr>
+          <w:lang w:val="hr-HR"/>
+        </w:rPr>
+        <w:t>Random: 58ee9b0649b7942ad4e53fdfc1313c7b57ffe8683e2b7c7a777ec0322c4b69bf</w:t>
+      </w:r>
+    </w:p>
+    <w:p>
+      <w:pPr>
+        <w:rPr>
+          <w:lang w:val="hr-HR"/>
+        </w:rPr>
+      </w:pPr>
+    </w:p>
     <w:p>
       <w:pPr>
         <w:pStyle w:val="Odlomakpopisa"/>
@@ -6357,20 +6197,126 @@
           <w:color w:val="FF0000"/>
           <w:lang w:val="hr-HR"/>
         </w:rPr>
-        <w:t xml:space="preserve">Sadrži li ovaj zapis </w:t>
-      </w:r>
-      <w:proofErr w:type="spellStart"/>
-      <w:r>
-        <w:rPr>
-          <w:color w:val="FF0000"/>
-          <w:lang w:val="hr-HR"/>
-        </w:rPr>
-        <w:t>identifikator</w:t>
-      </w:r>
-      <w:proofErr w:type="spellEnd"/>
-      <w:r>
-        <w:rPr>
-          <w:color w:val="FF0000"/>
+        <w:t>Sadrži li ovaj zapis identifikator sjednice (</w:t>
+      </w:r>
+      <w:proofErr w:type="spellStart"/>
+      <w:r>
+        <w:rPr>
+          <w:color w:val="FF0000"/>
+          <w:lang w:val="hr-HR"/>
+        </w:rPr>
+        <w:t>session</w:t>
+      </w:r>
+      <w:proofErr w:type="spellEnd"/>
+      <w:r>
+        <w:rPr>
+          <w:color w:val="FF0000"/>
+          <w:lang w:val="hr-HR"/>
+        </w:rPr>
+        <w:t xml:space="preserve"> ID)? Koja je svrha polja </w:t>
+      </w:r>
+      <w:proofErr w:type="spellStart"/>
+      <w:r>
+        <w:rPr>
+          <w:color w:val="FF0000"/>
+          <w:lang w:val="hr-HR"/>
+        </w:rPr>
+        <w:t>session</w:t>
+      </w:r>
+      <w:proofErr w:type="spellEnd"/>
+      <w:r>
+        <w:rPr>
+          <w:color w:val="FF0000"/>
+          <w:lang w:val="hr-HR"/>
+        </w:rPr>
+        <w:t xml:space="preserve"> ID? </w:t>
+      </w:r>
+    </w:p>
+    <w:p>
+      <w:pPr>
+        <w:rPr>
+          <w:lang w:val="hr-HR"/>
+        </w:rPr>
+      </w:pPr>
+    </w:p>
+    <w:p>
+      <w:pPr>
+        <w:rPr>
+          <w:lang w:val="hr-HR"/>
+        </w:rPr>
+      </w:pPr>
+      <w:proofErr w:type="spellStart"/>
+      <w:r>
+        <w:rPr>
+          <w:lang w:val="hr-HR"/>
+        </w:rPr>
+        <w:t>Session</w:t>
+      </w:r>
+      <w:proofErr w:type="spellEnd"/>
+      <w:r>
+        <w:rPr>
+          <w:lang w:val="hr-HR"/>
+        </w:rPr>
+        <w:t xml:space="preserve"> ID </w:t>
+      </w:r>
+      <w:proofErr w:type="spellStart"/>
+      <w:r>
+        <w:rPr>
+          <w:lang w:val="hr-HR"/>
+        </w:rPr>
+        <w:t>Length</w:t>
+      </w:r>
+      <w:proofErr w:type="spellEnd"/>
+      <w:r>
+        <w:rPr>
+          <w:lang w:val="hr-HR"/>
+        </w:rPr>
+        <w:t>: 0</w:t>
+      </w:r>
+    </w:p>
+    <w:p>
+      <w:pPr>
+        <w:rPr>
+          <w:lang w:val="hr-HR"/>
+        </w:rPr>
+      </w:pPr>
+    </w:p>
+    <w:p>
+      <w:pPr>
+        <w:rPr>
+          <w:lang w:val="hr-HR"/>
+        </w:rPr>
+      </w:pPr>
+      <w:r>
+        <w:rPr>
+          <w:lang w:val="hr-HR"/>
+        </w:rPr>
+        <w:t xml:space="preserve">Za razliku od </w:t>
+      </w:r>
+      <w:proofErr w:type="spellStart"/>
+      <w:r>
+        <w:rPr>
+          <w:lang w:val="hr-HR"/>
+        </w:rPr>
+        <w:t>Session</w:t>
+      </w:r>
+      <w:proofErr w:type="spellEnd"/>
+      <w:r>
+        <w:rPr>
+          <w:lang w:val="hr-HR"/>
+        </w:rPr>
+        <w:t xml:space="preserve"> ID kod </w:t>
+      </w:r>
+      <w:proofErr w:type="spellStart"/>
+      <w:r>
+        <w:rPr>
+          <w:lang w:val="hr-HR"/>
+        </w:rPr>
+        <w:t>Client</w:t>
+      </w:r>
+      <w:proofErr w:type="spellEnd"/>
+      <w:r>
+        <w:rPr>
           <w:lang w:val="hr-HR"/>
         </w:rPr>
         <w:t xml:space="preserve"> </w:t>
@@ -6378,53 +6324,89 @@
       <w:proofErr w:type="spellStart"/>
       <w:r>
         <w:rPr>
-          <w:color w:val="FF0000"/>
-          <w:lang w:val="hr-HR"/>
-        </w:rPr>
-        <w:t>sjednice</w:t>
-      </w:r>
-      <w:proofErr w:type="spellEnd"/>
-      <w:r>
-        <w:rPr>
-          <w:color w:val="FF0000"/>
-          <w:lang w:val="hr-HR"/>
-        </w:rPr>
-        <w:t xml:space="preserve"> (session ID)? Koja je </w:t>
-      </w:r>
-      <w:proofErr w:type="spellStart"/>
-      <w:r>
-        <w:rPr>
-          <w:color w:val="FF0000"/>
-          <w:lang w:val="hr-HR"/>
-        </w:rPr>
-        <w:t>svrha</w:t>
-      </w:r>
-      <w:proofErr w:type="spellEnd"/>
-      <w:r>
-        <w:rPr>
-          <w:color w:val="FF0000"/>
-          <w:lang w:val="hr-HR"/>
-        </w:rPr>
-        <w:t xml:space="preserve"> </w:t>
-      </w:r>
-      <w:proofErr w:type="spellStart"/>
-      <w:r>
-        <w:rPr>
-          <w:color w:val="FF0000"/>
-          <w:lang w:val="hr-HR"/>
-        </w:rPr>
-        <w:t>polja</w:t>
-      </w:r>
-      <w:proofErr w:type="spellEnd"/>
-      <w:r>
-        <w:rPr>
-          <w:color w:val="FF0000"/>
-          <w:lang w:val="hr-HR"/>
-        </w:rPr>
-        <w:t xml:space="preserve"> session ID? </w:t>
-      </w:r>
-    </w:p>
-    <w:p/>
+          <w:lang w:val="hr-HR"/>
+        </w:rPr>
+        <w:t>Hello</w:t>
+      </w:r>
+      <w:proofErr w:type="spellEnd"/>
+      <w:r>
+        <w:rPr>
+          <w:lang w:val="hr-HR"/>
+        </w:rPr>
+        <w:t xml:space="preserve">, Server </w:t>
+      </w:r>
+      <w:proofErr w:type="spellStart"/>
+      <w:r>
+        <w:rPr>
+          <w:lang w:val="hr-HR"/>
+        </w:rPr>
+        <w:t>Hello</w:t>
+      </w:r>
+      <w:proofErr w:type="spellEnd"/>
+      <w:r>
+        <w:rPr>
+          <w:lang w:val="hr-HR"/>
+        </w:rPr>
+        <w:t xml:space="preserve"> nema </w:t>
+      </w:r>
+      <w:proofErr w:type="spellStart"/>
+      <w:r>
+        <w:rPr>
+          <w:lang w:val="hr-HR"/>
+        </w:rPr>
+        <w:t>Session</w:t>
+      </w:r>
+      <w:proofErr w:type="spellEnd"/>
+      <w:r>
+        <w:rPr>
+          <w:lang w:val="hr-HR"/>
+        </w:rPr>
+        <w:t xml:space="preserve"> ID.</w:t>
+      </w:r>
+    </w:p>
+    <w:p>
+      <w:pPr>
+        <w:rPr>
+          <w:lang w:val="hr-HR"/>
+        </w:rPr>
+      </w:pPr>
+    </w:p>
+    <w:p>
+      <w:pPr>
+        <w:jc w:val="both"/>
+        <w:rPr>
+          <w:lang w:val="hr-HR"/>
+        </w:rPr>
+      </w:pPr>
+      <w:r>
+        <w:rPr>
+          <w:lang w:val="hr-HR"/>
+        </w:rPr>
+        <w:tab/>
+        <w:t xml:space="preserve">Svrha polja </w:t>
+      </w:r>
+      <w:proofErr w:type="spellStart"/>
+      <w:r>
+        <w:rPr>
+          <w:lang w:val="hr-HR"/>
+        </w:rPr>
+        <w:t>Session</w:t>
+      </w:r>
+      <w:proofErr w:type="spellEnd"/>
+      <w:r>
+        <w:rPr>
+          <w:lang w:val="hr-HR"/>
+        </w:rPr>
+        <w:t xml:space="preserve"> ID u TLS-u je omogućiti ponovno korištenje prethodno uspostavljenih sesija, čime se smanjuje vrijeme i resursi potrebni za uspostavljanje novih veza kroz optimizaciju performansi i smanjenje opterećenja mreže.</w:t>
+      </w:r>
+    </w:p>
+    <w:p>
+      <w:pPr>
+        <w:rPr>
+          <w:lang w:val="hr-HR"/>
+        </w:rPr>
+      </w:pPr>
+    </w:p>
     <w:p>
       <w:pPr>
         <w:pStyle w:val="Odlomakpopisa"/>
@@ -6444,135 +6426,7 @@
           <w:color w:val="FF0000"/>
           <w:lang w:val="hr-HR"/>
         </w:rPr>
-        <w:t xml:space="preserve">Sadrži li ovaj zapis </w:t>
-      </w:r>
-      <w:proofErr w:type="spellStart"/>
-      <w:r>
-        <w:rPr>
-          <w:color w:val="FF0000"/>
-          <w:lang w:val="hr-HR"/>
-        </w:rPr>
-        <w:t>certifikat</w:t>
-      </w:r>
-      <w:proofErr w:type="spellEnd"/>
-      <w:r>
-        <w:rPr>
-          <w:color w:val="FF0000"/>
-          <w:lang w:val="hr-HR"/>
-        </w:rPr>
-        <w:t xml:space="preserve"> </w:t>
-      </w:r>
-      <w:proofErr w:type="spellStart"/>
-      <w:r>
-        <w:rPr>
-          <w:color w:val="FF0000"/>
-          <w:lang w:val="hr-HR"/>
-        </w:rPr>
-        <w:t>ili</w:t>
-      </w:r>
-      <w:proofErr w:type="spellEnd"/>
-      <w:r>
-        <w:rPr>
-          <w:color w:val="FF0000"/>
-          <w:lang w:val="hr-HR"/>
-        </w:rPr>
-        <w:t xml:space="preserve"> se </w:t>
-      </w:r>
-      <w:proofErr w:type="spellStart"/>
-      <w:r>
-        <w:rPr>
-          <w:color w:val="FF0000"/>
-          <w:lang w:val="hr-HR"/>
-        </w:rPr>
-        <w:t>certifikat</w:t>
-      </w:r>
-      <w:proofErr w:type="spellEnd"/>
-      <w:r>
-        <w:rPr>
-          <w:color w:val="FF0000"/>
-          <w:lang w:val="hr-HR"/>
-        </w:rPr>
-        <w:t xml:space="preserve"> </w:t>
-      </w:r>
-      <w:proofErr w:type="spellStart"/>
-      <w:r>
-        <w:rPr>
-          <w:color w:val="FF0000"/>
-          <w:lang w:val="hr-HR"/>
-        </w:rPr>
-        <w:t>nalazi</w:t>
-      </w:r>
-      <w:proofErr w:type="spellEnd"/>
-      <w:r>
-        <w:rPr>
-          <w:color w:val="FF0000"/>
-          <w:lang w:val="hr-HR"/>
-        </w:rPr>
-        <w:t xml:space="preserve"> u </w:t>
-      </w:r>
-      <w:proofErr w:type="spellStart"/>
-      <w:r>
-        <w:rPr>
-          <w:color w:val="FF0000"/>
-          <w:lang w:val="hr-HR"/>
-        </w:rPr>
-        <w:t>odvojenom</w:t>
-      </w:r>
-      <w:proofErr w:type="spellEnd"/>
-      <w:r>
-        <w:rPr>
-          <w:color w:val="FF0000"/>
-          <w:lang w:val="hr-HR"/>
-        </w:rPr>
-        <w:t xml:space="preserve"> </w:t>
-      </w:r>
-      <w:proofErr w:type="spellStart"/>
-      <w:r>
-        <w:rPr>
-          <w:color w:val="FF0000"/>
-          <w:lang w:val="hr-HR"/>
-        </w:rPr>
-        <w:t>zapisu</w:t>
-      </w:r>
-      <w:proofErr w:type="spellEnd"/>
-      <w:r>
-        <w:rPr>
-          <w:color w:val="FF0000"/>
-          <w:lang w:val="hr-HR"/>
-        </w:rPr>
-        <w:t xml:space="preserve">. Stane li </w:t>
-      </w:r>
-      <w:proofErr w:type="spellStart"/>
-      <w:r>
-        <w:rPr>
-          <w:color w:val="FF0000"/>
-          <w:lang w:val="hr-HR"/>
-        </w:rPr>
-        <w:t>certifikat</w:t>
-      </w:r>
-      <w:proofErr w:type="spellEnd"/>
-      <w:r>
-        <w:rPr>
-          <w:color w:val="FF0000"/>
-          <w:lang w:val="hr-HR"/>
-        </w:rPr>
-        <w:t xml:space="preserve"> u </w:t>
-      </w:r>
-      <w:proofErr w:type="spellStart"/>
-      <w:r>
-        <w:rPr>
-          <w:color w:val="FF0000"/>
-          <w:lang w:val="hr-HR"/>
-        </w:rPr>
-        <w:t>jedan</w:t>
-      </w:r>
-      <w:proofErr w:type="spellEnd"/>
-      <w:r>
-        <w:rPr>
-          <w:color w:val="FF0000"/>
-          <w:lang w:val="hr-HR"/>
-        </w:rPr>
-        <w:t xml:space="preserve"> </w:t>
+        <w:t xml:space="preserve">Sadrži li ovaj zapis certifikat ili se certifikat nalazi u odvojenom zapisu. Stane li certifikat u jedan </w:t>
       </w:r>
       <w:proofErr w:type="spellStart"/>
       <w:r>
@@ -6588,27 +6442,66 @@
           <w:color w:val="FF0000"/>
           <w:lang w:val="hr-HR"/>
         </w:rPr>
-        <w:t xml:space="preserve"> </w:t>
-      </w:r>
-      <w:proofErr w:type="spellStart"/>
-      <w:r>
-        <w:rPr>
-          <w:color w:val="FF0000"/>
-          <w:lang w:val="hr-HR"/>
-        </w:rPr>
-        <w:t>okvir</w:t>
-      </w:r>
-      <w:proofErr w:type="spellEnd"/>
-      <w:r>
-        <w:rPr>
-          <w:color w:val="FF0000"/>
-          <w:lang w:val="hr-HR"/>
-        </w:rPr>
-        <w:t xml:space="preserve">? </w:t>
-      </w:r>
-    </w:p>
-    <w:p/>
-    <w:p/>
+        <w:t xml:space="preserve"> okvir? </w:t>
+      </w:r>
+    </w:p>
+    <w:p>
+      <w:pPr>
+        <w:rPr>
+          <w:lang w:val="hr-HR"/>
+        </w:rPr>
+      </w:pPr>
+    </w:p>
+    <w:p>
+      <w:pPr>
+        <w:jc w:val="both"/>
+        <w:rPr>
+          <w:lang w:val="hr-HR"/>
+        </w:rPr>
+      </w:pPr>
+      <w:r>
+        <w:rPr>
+          <w:lang w:val="hr-HR"/>
+        </w:rPr>
+        <w:tab/>
+        <w:t>TLS certifikat se šalje u odvojenom zapisu (</w:t>
+      </w:r>
+      <w:proofErr w:type="spellStart"/>
+      <w:r>
+        <w:rPr>
+          <w:lang w:val="hr-HR"/>
+        </w:rPr>
+        <w:t>Certificate</w:t>
+      </w:r>
+      <w:proofErr w:type="spellEnd"/>
+      <w:r>
+        <w:rPr>
+          <w:lang w:val="hr-HR"/>
+        </w:rPr>
+        <w:t xml:space="preserve"> poruci) nakon </w:t>
+      </w:r>
+      <w:proofErr w:type="spellStart"/>
+      <w:r>
+        <w:rPr>
+          <w:lang w:val="hr-HR"/>
+        </w:rPr>
+        <w:t>ServerHello</w:t>
+      </w:r>
+      <w:proofErr w:type="spellEnd"/>
+      <w:r>
+        <w:rPr>
+          <w:lang w:val="hr-HR"/>
+        </w:rPr>
+        <w:t xml:space="preserve"> poruke. Certifikat obično ne stane u jedan Ethernet okvir zbog svoje veličine, pa se fragmentira i prenosi u više okvira.</w:t>
+      </w:r>
+    </w:p>
+    <w:p>
+      <w:pPr>
+        <w:rPr>
+          <w:lang w:val="hr-HR"/>
+        </w:rPr>
+      </w:pPr>
+    </w:p>
     <w:p>
       <w:pPr>
         <w:pStyle w:val="Default"/>
@@ -6619,7 +6512,6 @@
           <w:szCs w:val="23"/>
         </w:rPr>
       </w:pPr>
-      <w:proofErr w:type="spellStart"/>
       <w:r>
         <w:rPr>
           <w:b/>
@@ -6627,9 +6519,9 @@
           <w:sz w:val="23"/>
           <w:szCs w:val="23"/>
         </w:rPr>
-        <w:t>Zapis</w:t>
-      </w:r>
-      <w:proofErr w:type="spellEnd"/>
+        <w:t xml:space="preserve">Zapis </w:t>
+      </w:r>
+      <w:proofErr w:type="spellStart"/>
       <w:r>
         <w:rPr>
           <w:b/>
@@ -6637,10 +6529,46 @@
           <w:sz w:val="23"/>
           <w:szCs w:val="23"/>
         </w:rPr>
-        <w:t xml:space="preserve"> Client Key Exchange</w:t>
-      </w:r>
-    </w:p>
-    <w:p/>
+        <w:t>Client</w:t>
+      </w:r>
+      <w:proofErr w:type="spellEnd"/>
+      <w:r>
+        <w:rPr>
+          <w:b/>
+          <w:bCs/>
+          <w:sz w:val="23"/>
+          <w:szCs w:val="23"/>
+        </w:rPr>
+        <w:t xml:space="preserve"> </w:t>
+      </w:r>
+      <w:proofErr w:type="spellStart"/>
+      <w:r>
+        <w:rPr>
+          <w:b/>
+          <w:bCs/>
+          <w:sz w:val="23"/>
+          <w:szCs w:val="23"/>
+        </w:rPr>
+        <w:t>Key</w:t>
+      </w:r>
+      <w:proofErr w:type="spellEnd"/>
+      <w:r>
+        <w:rPr>
+          <w:b/>
+          <w:bCs/>
+          <w:sz w:val="23"/>
+          <w:szCs w:val="23"/>
+        </w:rPr>
+        <w:t xml:space="preserve"> Exchange</w:t>
+      </w:r>
+    </w:p>
+    <w:p>
+      <w:pPr>
+        <w:rPr>
+          <w:lang w:val="hr-HR"/>
+        </w:rPr>
+      </w:pPr>
+    </w:p>
     <w:p>
       <w:pPr>
         <w:pStyle w:val="Odlomakpopisa"/>
@@ -6692,38 +6620,6 @@
           <w:color w:val="FF0000"/>
           <w:lang w:val="hr-HR"/>
         </w:rPr>
-        <w:t xml:space="preserve"> exchange. </w:t>
-      </w:r>
-      <w:proofErr w:type="spellStart"/>
-      <w:r>
-        <w:rPr>
-          <w:color w:val="FF0000"/>
-          <w:lang w:val="hr-HR"/>
-        </w:rPr>
-        <w:t>Sadrži</w:t>
-      </w:r>
-      <w:proofErr w:type="spellEnd"/>
-      <w:r>
-        <w:rPr>
-          <w:color w:val="FF0000"/>
-          <w:lang w:val="hr-HR"/>
-        </w:rPr>
-        <w:t xml:space="preserve"> li </w:t>
-      </w:r>
-      <w:proofErr w:type="spellStart"/>
-      <w:r>
-        <w:rPr>
-          <w:color w:val="FF0000"/>
-          <w:lang w:val="hr-HR"/>
-        </w:rPr>
-        <w:t>ovaj</w:t>
-      </w:r>
-      <w:proofErr w:type="spellEnd"/>
-      <w:r>
-        <w:rPr>
-          <w:color w:val="FF0000"/>
-          <w:lang w:val="hr-HR"/>
-        </w:rPr>
         <w:t xml:space="preserve"> </w:t>
       </w:r>
       <w:proofErr w:type="spellStart"/>
@@ -6732,242 +6628,93 @@
           <w:color w:val="FF0000"/>
           <w:lang w:val="hr-HR"/>
         </w:rPr>
-        <w:t>zapis</w:t>
-      </w:r>
-      <w:proofErr w:type="spellEnd"/>
-      <w:r>
-        <w:rPr>
-          <w:color w:val="FF0000"/>
-          <w:lang w:val="hr-HR"/>
-        </w:rPr>
-        <w:t xml:space="preserve"> pred-</w:t>
-      </w:r>
-      <w:proofErr w:type="spellStart"/>
-      <w:r>
-        <w:rPr>
-          <w:color w:val="FF0000"/>
-          <w:lang w:val="hr-HR"/>
-        </w:rPr>
-        <w:t>glavu</w:t>
-      </w:r>
-      <w:proofErr w:type="spellEnd"/>
-      <w:r>
-        <w:rPr>
-          <w:color w:val="FF0000"/>
-          <w:lang w:val="hr-HR"/>
-        </w:rPr>
-        <w:t xml:space="preserve"> </w:t>
-      </w:r>
-      <w:proofErr w:type="spellStart"/>
-      <w:r>
-        <w:rPr>
-          <w:color w:val="FF0000"/>
-          <w:lang w:val="hr-HR"/>
-        </w:rPr>
-        <w:t>tajnu</w:t>
-      </w:r>
-      <w:proofErr w:type="spellEnd"/>
-      <w:r>
-        <w:rPr>
-          <w:color w:val="FF0000"/>
-          <w:lang w:val="hr-HR"/>
-        </w:rPr>
-        <w:t xml:space="preserve">? Za </w:t>
-      </w:r>
-      <w:proofErr w:type="spellStart"/>
-      <w:r>
-        <w:rPr>
-          <w:color w:val="FF0000"/>
-          <w:lang w:val="hr-HR"/>
-        </w:rPr>
-        <w:t>što</w:t>
-      </w:r>
-      <w:proofErr w:type="spellEnd"/>
-      <w:r>
-        <w:rPr>
-          <w:color w:val="FF0000"/>
-          <w:lang w:val="hr-HR"/>
-        </w:rPr>
-        <w:t xml:space="preserve"> </w:t>
-      </w:r>
-      <w:proofErr w:type="spellStart"/>
-      <w:r>
-        <w:rPr>
-          <w:color w:val="FF0000"/>
-          <w:lang w:val="hr-HR"/>
-        </w:rPr>
-        <w:t>se ta</w:t>
-      </w:r>
-      <w:proofErr w:type="spellEnd"/>
-      <w:r>
-        <w:rPr>
-          <w:color w:val="FF0000"/>
-          <w:lang w:val="hr-HR"/>
-        </w:rPr>
-        <w:t xml:space="preserve"> </w:t>
-      </w:r>
-      <w:proofErr w:type="spellStart"/>
-      <w:r>
-        <w:rPr>
-          <w:color w:val="FF0000"/>
-          <w:lang w:val="hr-HR"/>
-        </w:rPr>
-        <w:t>tajna</w:t>
-      </w:r>
-      <w:proofErr w:type="spellEnd"/>
-      <w:r>
-        <w:rPr>
-          <w:color w:val="FF0000"/>
-          <w:lang w:val="hr-HR"/>
-        </w:rPr>
-        <w:t xml:space="preserve"> </w:t>
-      </w:r>
-      <w:proofErr w:type="spellStart"/>
-      <w:r>
-        <w:rPr>
-          <w:color w:val="FF0000"/>
-          <w:lang w:val="hr-HR"/>
-        </w:rPr>
-        <w:t>koristi</w:t>
-      </w:r>
-      <w:proofErr w:type="spellEnd"/>
-      <w:r>
-        <w:rPr>
-          <w:color w:val="FF0000"/>
-          <w:lang w:val="hr-HR"/>
-        </w:rPr>
-        <w:t xml:space="preserve">? Je li ta </w:t>
-      </w:r>
-      <w:proofErr w:type="spellStart"/>
-      <w:r>
-        <w:rPr>
-          <w:color w:val="FF0000"/>
-          <w:lang w:val="hr-HR"/>
-        </w:rPr>
-        <w:t>tajna</w:t>
-      </w:r>
-      <w:proofErr w:type="spellEnd"/>
-      <w:r>
-        <w:rPr>
-          <w:color w:val="FF0000"/>
-          <w:lang w:val="hr-HR"/>
-        </w:rPr>
-        <w:t xml:space="preserve"> </w:t>
-      </w:r>
-      <w:proofErr w:type="spellStart"/>
-      <w:r>
-        <w:rPr>
-          <w:color w:val="FF0000"/>
-          <w:lang w:val="hr-HR"/>
-        </w:rPr>
-        <w:t>kriptiranja</w:t>
-      </w:r>
-      <w:proofErr w:type="spellEnd"/>
-      <w:r>
-        <w:rPr>
-          <w:color w:val="FF0000"/>
-          <w:lang w:val="hr-HR"/>
-        </w:rPr>
-        <w:t xml:space="preserve">? </w:t>
-      </w:r>
-      <w:proofErr w:type="spellStart"/>
-      <w:r>
-        <w:rPr>
-          <w:color w:val="FF0000"/>
-          <w:lang w:val="hr-HR"/>
-        </w:rPr>
-        <w:t>Ako</w:t>
-      </w:r>
-      <w:proofErr w:type="spellEnd"/>
-      <w:r>
-        <w:rPr>
-          <w:color w:val="FF0000"/>
-          <w:lang w:val="hr-HR"/>
-        </w:rPr>
-        <w:t xml:space="preserve"> je, </w:t>
-      </w:r>
-      <w:proofErr w:type="spellStart"/>
-      <w:r>
-        <w:rPr>
-          <w:color w:val="FF0000"/>
-          <w:lang w:val="hr-HR"/>
-        </w:rPr>
-        <w:t>kako</w:t>
-      </w:r>
-      <w:proofErr w:type="spellEnd"/>
-      <w:r>
-        <w:rPr>
-          <w:color w:val="FF0000"/>
-          <w:lang w:val="hr-HR"/>
-        </w:rPr>
-        <w:t xml:space="preserve"> je </w:t>
-      </w:r>
-      <w:proofErr w:type="spellStart"/>
-      <w:r>
-        <w:rPr>
-          <w:color w:val="FF0000"/>
-          <w:lang w:val="hr-HR"/>
-        </w:rPr>
-        <w:t>kriptirana</w:t>
-      </w:r>
-      <w:proofErr w:type="spellEnd"/>
-      <w:r>
-        <w:rPr>
-          <w:color w:val="FF0000"/>
-          <w:lang w:val="hr-HR"/>
-        </w:rPr>
-        <w:t xml:space="preserve">? Koliko je </w:t>
-      </w:r>
-      <w:proofErr w:type="spellStart"/>
-      <w:r>
-        <w:rPr>
-          <w:color w:val="FF0000"/>
-          <w:lang w:val="hr-HR"/>
-        </w:rPr>
-        <w:t>velika</w:t>
-      </w:r>
-      <w:proofErr w:type="spellEnd"/>
-      <w:r>
-        <w:rPr>
-          <w:color w:val="FF0000"/>
-          <w:lang w:val="hr-HR"/>
-        </w:rPr>
-        <w:t xml:space="preserve"> </w:t>
-      </w:r>
-      <w:proofErr w:type="spellStart"/>
-      <w:r>
-        <w:rPr>
-          <w:color w:val="FF0000"/>
-          <w:lang w:val="hr-HR"/>
-        </w:rPr>
-        <w:t>kriptirana</w:t>
-      </w:r>
-      <w:proofErr w:type="spellEnd"/>
-      <w:r>
-        <w:rPr>
-          <w:color w:val="FF0000"/>
-          <w:lang w:val="hr-HR"/>
-        </w:rPr>
-        <w:t xml:space="preserve"> </w:t>
-      </w:r>
-      <w:proofErr w:type="spellStart"/>
-      <w:r>
-        <w:rPr>
-          <w:color w:val="FF0000"/>
-          <w:lang w:val="hr-HR"/>
-        </w:rPr>
-        <w:t>tajna</w:t>
-      </w:r>
-      <w:proofErr w:type="spellEnd"/>
-      <w:r>
-        <w:rPr>
-          <w:color w:val="FF0000"/>
-          <w:lang w:val="hr-HR"/>
-        </w:rPr>
-        <w:t xml:space="preserve">? </w:t>
-      </w:r>
-    </w:p>
-    <w:p/>
+        <w:t>exchange</w:t>
+      </w:r>
+      <w:proofErr w:type="spellEnd"/>
+      <w:r>
+        <w:rPr>
+          <w:color w:val="FF0000"/>
+          <w:lang w:val="hr-HR"/>
+        </w:rPr>
+        <w:t xml:space="preserve">. Sadrži li ovaj zapis pred-glavu tajnu? Za što se ta tajna koristi? Je li ta tajna kriptiranja? Ako je, kako je kriptirana? Koliko je velika kriptirana tajna? </w:t>
+      </w:r>
+    </w:p>
+    <w:p>
+      <w:pPr>
+        <w:rPr>
+          <w:lang w:val="hr-HR"/>
+        </w:rPr>
+      </w:pPr>
+    </w:p>
+    <w:p>
+      <w:pPr>
+        <w:jc w:val="both"/>
+        <w:rPr>
+          <w:lang w:val="hr-HR"/>
+        </w:rPr>
+      </w:pPr>
+      <w:r>
+        <w:rPr>
+          <w:lang w:val="hr-HR"/>
+        </w:rPr>
+        <w:tab/>
+      </w:r>
+      <w:r>
+        <w:rPr>
+          <w:lang w:val="hr-HR"/>
+        </w:rPr>
+        <w:t xml:space="preserve">Klijent šalje svoj </w:t>
+      </w:r>
+      <w:proofErr w:type="spellStart"/>
+      <w:r>
+        <w:rPr>
+          <w:lang w:val="hr-HR"/>
+        </w:rPr>
+        <w:t>Diffie</w:t>
+      </w:r>
+      <w:proofErr w:type="spellEnd"/>
+      <w:r>
+        <w:rPr>
+          <w:lang w:val="hr-HR"/>
+        </w:rPr>
+        <w:t xml:space="preserve">-Hellman javni ključ (32 bajta) serveru u poruci </w:t>
+      </w:r>
+      <w:proofErr w:type="spellStart"/>
+      <w:r>
+        <w:rPr>
+          <w:lang w:val="hr-HR"/>
+        </w:rPr>
+        <w:t>ClientKeyExchange</w:t>
+      </w:r>
+      <w:proofErr w:type="spellEnd"/>
+      <w:r>
+        <w:rPr>
+          <w:lang w:val="hr-HR"/>
+        </w:rPr>
+        <w:t xml:space="preserve">. Zajedno sa </w:t>
+      </w:r>
+      <w:proofErr w:type="spellStart"/>
+      <w:r>
+        <w:rPr>
+          <w:lang w:val="hr-HR"/>
+        </w:rPr>
+        <w:t>serverovim</w:t>
+      </w:r>
+      <w:proofErr w:type="spellEnd"/>
+      <w:r>
+        <w:rPr>
+          <w:lang w:val="hr-HR"/>
+        </w:rPr>
+        <w:t xml:space="preserve"> javnim ključem, ova dva javna ključa se koriste za izračunavanje zajedničkog ključa, koji se zatim koristi za generiranje ključeva za simetričnu enkripciju sesije.</w:t>
+      </w:r>
+    </w:p>
+    <w:p>
+      <w:pPr>
+        <w:rPr>
+          <w:lang w:val="hr-HR"/>
+        </w:rPr>
+      </w:pPr>
+    </w:p>
     <w:p>
       <w:pPr>
         <w:pStyle w:val="Default"/>
@@ -6978,7 +6725,6 @@
           <w:szCs w:val="23"/>
         </w:rPr>
       </w:pPr>
-      <w:proofErr w:type="spellStart"/>
       <w:r>
         <w:rPr>
           <w:b/>
@@ -6986,9 +6732,9 @@
           <w:sz w:val="23"/>
           <w:szCs w:val="23"/>
         </w:rPr>
-        <w:t>Zapisi</w:t>
-      </w:r>
-      <w:proofErr w:type="spellEnd"/>
+        <w:t xml:space="preserve">Zapisi </w:t>
+      </w:r>
+      <w:proofErr w:type="spellStart"/>
       <w:r>
         <w:rPr>
           <w:b/>
@@ -6996,9 +6742,9 @@
           <w:sz w:val="23"/>
           <w:szCs w:val="23"/>
         </w:rPr>
-        <w:t xml:space="preserve"> Change Cipher Spec (</w:t>
-      </w:r>
-      <w:proofErr w:type="spellStart"/>
+        <w:t>Change</w:t>
+      </w:r>
+      <w:proofErr w:type="spellEnd"/>
       <w:r>
         <w:rPr>
           <w:b/>
@@ -7006,9 +6752,9 @@
           <w:sz w:val="23"/>
           <w:szCs w:val="23"/>
         </w:rPr>
-        <w:t>poslan</w:t>
-      </w:r>
-      <w:proofErr w:type="spellEnd"/>
+        <w:t xml:space="preserve"> </w:t>
+      </w:r>
+      <w:proofErr w:type="spellStart"/>
       <w:r>
         <w:rPr>
           <w:b/>
@@ -7016,9 +6762,9 @@
           <w:sz w:val="23"/>
           <w:szCs w:val="23"/>
         </w:rPr>
-        <w:t xml:space="preserve"> od </w:t>
-      </w:r>
-      <w:proofErr w:type="spellStart"/>
+        <w:t>Cipher</w:t>
+      </w:r>
+      <w:proofErr w:type="spellEnd"/>
       <w:r>
         <w:rPr>
           <w:b/>
@@ -7026,9 +6772,9 @@
           <w:sz w:val="23"/>
           <w:szCs w:val="23"/>
         </w:rPr>
-        <w:t>klijenta</w:t>
-      </w:r>
-      <w:proofErr w:type="spellEnd"/>
+        <w:t xml:space="preserve"> </w:t>
+      </w:r>
+      <w:proofErr w:type="spellStart"/>
       <w:r>
         <w:rPr>
           <w:b/>
@@ -7036,9 +6782,9 @@
           <w:sz w:val="23"/>
           <w:szCs w:val="23"/>
         </w:rPr>
-        <w:t xml:space="preserve">) </w:t>
-      </w:r>
-      <w:proofErr w:type="spellStart"/>
+        <w:t>Spec</w:t>
+      </w:r>
+      <w:proofErr w:type="spellEnd"/>
       <w:r>
         <w:rPr>
           <w:b/>
@@ -7046,9 +6792,9 @@
           <w:sz w:val="23"/>
           <w:szCs w:val="23"/>
         </w:rPr>
-        <w:t>i</w:t>
-      </w:r>
-      <w:proofErr w:type="spellEnd"/>
+        <w:t xml:space="preserve"> (poslan od klijenta) i </w:t>
+      </w:r>
+      <w:proofErr w:type="spellStart"/>
       <w:r>
         <w:rPr>
           <w:b/>
@@ -7056,10 +6802,46 @@
           <w:sz w:val="23"/>
           <w:szCs w:val="23"/>
         </w:rPr>
-        <w:t xml:space="preserve"> Encrypted Handshake:</w:t>
-      </w:r>
-    </w:p>
-    <w:p/>
+        <w:t>Encrypted</w:t>
+      </w:r>
+      <w:proofErr w:type="spellEnd"/>
+      <w:r>
+        <w:rPr>
+          <w:b/>
+          <w:bCs/>
+          <w:sz w:val="23"/>
+          <w:szCs w:val="23"/>
+        </w:rPr>
+        <w:t xml:space="preserve"> </w:t>
+      </w:r>
+      <w:proofErr w:type="spellStart"/>
+      <w:r>
+        <w:rPr>
+          <w:b/>
+          <w:bCs/>
+          <w:sz w:val="23"/>
+          <w:szCs w:val="23"/>
+        </w:rPr>
+        <w:t>Handshake</w:t>
+      </w:r>
+      <w:proofErr w:type="spellEnd"/>
+      <w:r>
+        <w:rPr>
+          <w:b/>
+          <w:bCs/>
+          <w:sz w:val="23"/>
+          <w:szCs w:val="23"/>
+        </w:rPr>
+        <w:t>:</w:t>
+      </w:r>
+    </w:p>
+    <w:p>
+      <w:pPr>
+        <w:rPr>
+          <w:lang w:val="hr-HR"/>
+        </w:rPr>
+      </w:pPr>
+    </w:p>
     <w:p>
       <w:pPr>
         <w:pStyle w:val="Odlomakpopisa"/>
@@ -7079,47 +6861,15 @@
           <w:color w:val="FF0000"/>
           <w:lang w:val="hr-HR"/>
         </w:rPr>
-        <w:t xml:space="preserve">Koja je svrha zapisa Change Cipher Spec? Koliko je </w:t>
-      </w:r>
-      <w:proofErr w:type="spellStart"/>
-      <w:r>
-        <w:rPr>
-          <w:color w:val="FF0000"/>
-          <w:lang w:val="hr-HR"/>
-        </w:rPr>
-        <w:t>velik</w:t>
-      </w:r>
-      <w:proofErr w:type="spellEnd"/>
-      <w:r>
-        <w:rPr>
-          <w:color w:val="FF0000"/>
-          <w:lang w:val="hr-HR"/>
-        </w:rPr>
-        <w:t xml:space="preserve"> taj </w:t>
-      </w:r>
-      <w:proofErr w:type="spellStart"/>
-      <w:r>
-        <w:rPr>
-          <w:color w:val="FF0000"/>
-          <w:lang w:val="hr-HR"/>
-        </w:rPr>
-        <w:t>zapis</w:t>
-      </w:r>
-      <w:proofErr w:type="spellEnd"/>
-      <w:r>
-        <w:rPr>
-          <w:color w:val="FF0000"/>
-          <w:lang w:val="hr-HR"/>
-        </w:rPr>
-        <w:t xml:space="preserve"> u </w:t>
-      </w:r>
-      <w:proofErr w:type="spellStart"/>
-      <w:r>
-        <w:rPr>
-          <w:color w:val="FF0000"/>
-          <w:lang w:val="hr-HR"/>
-        </w:rPr>
-        <w:t>snimci</w:t>
+        <w:t xml:space="preserve">Koja je svrha zapisa </w:t>
+      </w:r>
+      <w:proofErr w:type="spellStart"/>
+      <w:r>
+        <w:rPr>
+          <w:color w:val="FF0000"/>
+          <w:lang w:val="hr-HR"/>
+        </w:rPr>
+        <w:t>Change</w:t>
       </w:r>
       <w:proofErr w:type="spellEnd"/>
       <w:r>
@@ -7135,7 +6885,7 @@
           <w:color w:val="FF0000"/>
           <w:lang w:val="hr-HR"/>
         </w:rPr>
-        <w:t>mrežnog</w:t>
+        <w:t>Cipher</w:t>
       </w:r>
       <w:proofErr w:type="spellEnd"/>
       <w:r>
@@ -7151,18 +6901,117 @@
           <w:color w:val="FF0000"/>
           <w:lang w:val="hr-HR"/>
         </w:rPr>
-        <w:t>prometa</w:t>
-      </w:r>
-      <w:proofErr w:type="spellEnd"/>
-      <w:r>
-        <w:rPr>
-          <w:color w:val="FF0000"/>
-          <w:lang w:val="hr-HR"/>
-        </w:rPr>
-        <w:t>?</w:t>
-      </w:r>
-    </w:p>
-    <w:p/>
+        <w:t>Spec</w:t>
+      </w:r>
+      <w:proofErr w:type="spellEnd"/>
+      <w:r>
+        <w:rPr>
+          <w:color w:val="FF0000"/>
+          <w:lang w:val="hr-HR"/>
+        </w:rPr>
+        <w:t>? Koliko je velik taj zapis u snimci mrežnog prometa?</w:t>
+      </w:r>
+    </w:p>
+    <w:p>
+      <w:pPr>
+        <w:rPr>
+          <w:lang w:val="hr-HR"/>
+        </w:rPr>
+      </w:pPr>
+    </w:p>
+    <w:p>
+      <w:pPr>
+        <w:jc w:val="both"/>
+        <w:rPr>
+          <w:lang w:val="hr-HR"/>
+        </w:rPr>
+      </w:pPr>
+      <w:r>
+        <w:rPr>
+          <w:lang w:val="hr-HR"/>
+        </w:rPr>
+        <w:tab/>
+      </w:r>
+      <w:r>
+        <w:rPr>
+          <w:lang w:val="hr-HR"/>
+        </w:rPr>
+        <w:t>S</w:t>
+      </w:r>
+      <w:r>
+        <w:rPr>
+          <w:lang w:val="hr-HR"/>
+        </w:rPr>
+        <w:t xml:space="preserve">vrha zapisa </w:t>
+      </w:r>
+      <w:proofErr w:type="spellStart"/>
+      <w:r>
+        <w:rPr>
+          <w:lang w:val="hr-HR"/>
+        </w:rPr>
+        <w:t>Change</w:t>
+      </w:r>
+      <w:proofErr w:type="spellEnd"/>
+      <w:r>
+        <w:rPr>
+          <w:lang w:val="hr-HR"/>
+        </w:rPr>
+        <w:t xml:space="preserve"> </w:t>
+      </w:r>
+      <w:proofErr w:type="spellStart"/>
+      <w:r>
+        <w:rPr>
+          <w:lang w:val="hr-HR"/>
+        </w:rPr>
+        <w:t>Cipher</w:t>
+      </w:r>
+      <w:proofErr w:type="spellEnd"/>
+      <w:r>
+        <w:rPr>
+          <w:lang w:val="hr-HR"/>
+        </w:rPr>
+        <w:t xml:space="preserve"> </w:t>
+      </w:r>
+      <w:proofErr w:type="spellStart"/>
+      <w:r>
+        <w:rPr>
+          <w:lang w:val="hr-HR"/>
+        </w:rPr>
+        <w:t>Spec</w:t>
+      </w:r>
+      <w:proofErr w:type="spellEnd"/>
+      <w:r>
+        <w:rPr>
+          <w:lang w:val="hr-HR"/>
+        </w:rPr>
+        <w:t xml:space="preserve"> je </w:t>
+      </w:r>
+      <w:r>
+        <w:rPr>
+          <w:lang w:val="hr-HR"/>
+        </w:rPr>
+        <w:t>prijelazu s nekodiranog na kodirani način komunikacije u TLS protokolu. Ona osigurava da su klijent i poslužitelj sinkronizirani u pogledu korištenja dogovorenih kriptografskih parametara za zaštitu podataka tijekom sesije.</w:t>
+      </w:r>
+      <w:r>
+        <w:rPr>
+          <w:lang w:val="hr-HR"/>
+        </w:rPr>
+        <w:t xml:space="preserve"> </w:t>
+      </w:r>
+      <w:r>
+        <w:rPr>
+          <w:lang w:val="hr-HR"/>
+        </w:rPr>
+        <w:t>Zapis je veličine 6 bajta.</w:t>
+      </w:r>
+    </w:p>
+    <w:p>
+      <w:pPr>
+        <w:rPr>
+          <w:lang w:val="hr-HR"/>
+        </w:rPr>
+      </w:pPr>
+    </w:p>
     <w:p>
       <w:pPr>
         <w:pStyle w:val="Odlomakpopisa"/>
@@ -7182,26 +7031,172 @@
           <w:color w:val="FF0000"/>
           <w:lang w:val="hr-HR"/>
         </w:rPr>
-        <w:t xml:space="preserve">Što je kriptirano u </w:t>
-      </w:r>
-      <w:proofErr w:type="spellStart"/>
-      <w:r>
-        <w:rPr>
-          <w:color w:val="FF0000"/>
+        <w:t xml:space="preserve">Što je kriptirano u zapisu </w:t>
+      </w:r>
+      <w:proofErr w:type="spellStart"/>
+      <w:r>
+        <w:rPr>
+          <w:color w:val="FF0000"/>
+          <w:lang w:val="hr-HR"/>
+        </w:rPr>
+        <w:t>encrypted</w:t>
+      </w:r>
+      <w:proofErr w:type="spellEnd"/>
+      <w:r>
+        <w:rPr>
+          <w:color w:val="FF0000"/>
+          <w:lang w:val="hr-HR"/>
+        </w:rPr>
+        <w:t xml:space="preserve"> </w:t>
+      </w:r>
+      <w:proofErr w:type="spellStart"/>
+      <w:r>
+        <w:rPr>
+          <w:color w:val="FF0000"/>
+          <w:lang w:val="hr-HR"/>
+        </w:rPr>
+        <w:t>handshake</w:t>
+      </w:r>
+      <w:proofErr w:type="spellEnd"/>
+      <w:r>
+        <w:rPr>
+          <w:color w:val="FF0000"/>
+          <w:lang w:val="hr-HR"/>
+        </w:rPr>
+        <w:t>? Kako?</w:t>
+      </w:r>
+    </w:p>
+    <w:p>
+      <w:pPr>
+        <w:rPr>
+          <w:lang w:val="hr-HR"/>
+        </w:rPr>
+      </w:pPr>
+    </w:p>
+    <w:p>
+      <w:pPr>
+        <w:jc w:val="both"/>
+        <w:rPr>
+          <w:iCs/>
+          <w:szCs w:val="20"/>
+          <w:lang w:val="hr-HR"/>
+        </w:rPr>
+      </w:pPr>
+      <w:r>
+        <w:rPr>
+          <w:lang w:val="hr-HR"/>
+        </w:rPr>
+        <w:tab/>
+      </w:r>
+      <w:r>
+        <w:rPr>
+          <w:iCs/>
+          <w:szCs w:val="20"/>
+          <w:lang w:val="hr-HR"/>
+        </w:rPr>
+        <w:t xml:space="preserve">U </w:t>
+      </w:r>
+      <w:r>
+        <w:rPr>
+          <w:iCs/>
+          <w:szCs w:val="20"/>
           <w:lang w:val="hr-HR"/>
         </w:rPr>
         <w:t>zapisu</w:t>
       </w:r>
-      <w:proofErr w:type="spellEnd"/>
-      <w:r>
-        <w:rPr>
-          <w:color w:val="FF0000"/>
-          <w:lang w:val="hr-HR"/>
-        </w:rPr>
-        <w:t xml:space="preserve"> encrypted handshake? Kako?</w:t>
-      </w:r>
-    </w:p>
-    <w:p/>
+      <w:r>
+        <w:rPr>
+          <w:iCs/>
+          <w:szCs w:val="20"/>
+          <w:lang w:val="hr-HR"/>
+        </w:rPr>
+        <w:t xml:space="preserve"> </w:t>
+      </w:r>
+      <w:r>
+        <w:rPr>
+          <w:iCs/>
+          <w:szCs w:val="20"/>
+          <w:lang w:val="hr-HR"/>
+        </w:rPr>
+        <w:t>„</w:t>
+      </w:r>
+      <w:proofErr w:type="spellStart"/>
+      <w:r>
+        <w:rPr>
+          <w:iCs/>
+          <w:szCs w:val="20"/>
+          <w:lang w:val="hr-HR"/>
+        </w:rPr>
+        <w:t>e</w:t>
+      </w:r>
+      <w:r>
+        <w:rPr>
+          <w:iCs/>
+          <w:szCs w:val="20"/>
+          <w:lang w:val="hr-HR"/>
+        </w:rPr>
+        <w:t>ncrypted</w:t>
+      </w:r>
+      <w:proofErr w:type="spellEnd"/>
+      <w:r>
+        <w:rPr>
+          <w:iCs/>
+          <w:szCs w:val="20"/>
+          <w:lang w:val="hr-HR"/>
+        </w:rPr>
+        <w:t xml:space="preserve"> </w:t>
+      </w:r>
+      <w:proofErr w:type="spellStart"/>
+      <w:r>
+        <w:rPr>
+          <w:iCs/>
+          <w:szCs w:val="20"/>
+          <w:lang w:val="hr-HR"/>
+        </w:rPr>
+        <w:t>h</w:t>
+      </w:r>
+      <w:r>
+        <w:rPr>
+          <w:iCs/>
+          <w:szCs w:val="20"/>
+          <w:lang w:val="hr-HR"/>
+        </w:rPr>
+        <w:t>andshake</w:t>
+      </w:r>
+      <w:proofErr w:type="spellEnd"/>
+      <w:r>
+        <w:rPr>
+          <w:iCs/>
+          <w:szCs w:val="20"/>
+          <w:lang w:val="hr-HR"/>
+        </w:rPr>
+        <w:t xml:space="preserve">“ </w:t>
+      </w:r>
+      <w:r>
+        <w:rPr>
+          <w:iCs/>
+          <w:szCs w:val="20"/>
+          <w:lang w:val="hr-HR"/>
+        </w:rPr>
+        <w:t>šifriran je MAC svih poruka razmijenjenih tijekom rukovanja. Ovo sprječava napade čovjeka u sredini jer klijent i poslužitelj provjeravaju jesu li primili sve poruke koje je druga strana poslala. Za šifriranje se koristi HMAC-SHA256 funkcija sažimanja i zajednički tajni ključ.</w:t>
+      </w:r>
+    </w:p>
+    <w:p>
+      <w:pPr>
+        <w:jc w:val="both"/>
+        <w:rPr>
+          <w:lang w:val="hr-HR"/>
+        </w:rPr>
+      </w:pPr>
+    </w:p>
+    <w:p>
+      <w:pPr>
+        <w:jc w:val="both"/>
+        <w:rPr>
+          <w:lang w:val="hr-HR"/>
+        </w:rPr>
+      </w:pPr>
+    </w:p>
     <w:p>
       <w:pPr>
         <w:pStyle w:val="Odlomakpopisa"/>
@@ -7221,63 +7216,16 @@
           <w:color w:val="FF0000"/>
           <w:lang w:val="hr-HR"/>
         </w:rPr>
-        <w:t xml:space="preserve">Šalje li i poslužitelj </w:t>
-      </w:r>
-      <w:proofErr w:type="spellStart"/>
-      <w:r>
-        <w:rPr>
-          <w:color w:val="FF0000"/>
-          <w:lang w:val="hr-HR"/>
-        </w:rPr>
-        <w:t>zapise</w:t>
-      </w:r>
-      <w:proofErr w:type="spellEnd"/>
-      <w:r>
-        <w:rPr>
-          <w:color w:val="FF0000"/>
-          <w:lang w:val="hr-HR"/>
-        </w:rPr>
-        <w:t xml:space="preserve"> change cipher </w:t>
-      </w:r>
-      <w:proofErr w:type="spellStart"/>
-      <w:r>
-        <w:rPr>
-          <w:color w:val="FF0000"/>
-          <w:lang w:val="hr-HR"/>
-        </w:rPr>
-        <w:t>i</w:t>
-      </w:r>
-      <w:proofErr w:type="spellEnd"/>
-      <w:r>
-        <w:rPr>
-          <w:color w:val="FF0000"/>
-          <w:lang w:val="hr-HR"/>
-        </w:rPr>
-        <w:t xml:space="preserve"> encrypted handshake </w:t>
-      </w:r>
-      <w:proofErr w:type="spellStart"/>
-      <w:r>
-        <w:rPr>
-          <w:color w:val="FF0000"/>
-          <w:lang w:val="hr-HR"/>
-        </w:rPr>
-        <w:t>klijentu</w:t>
-      </w:r>
-      <w:proofErr w:type="spellEnd"/>
-      <w:r>
-        <w:rPr>
-          <w:color w:val="FF0000"/>
-          <w:lang w:val="hr-HR"/>
-        </w:rPr>
-        <w:t xml:space="preserve">? Kako se </w:t>
-      </w:r>
-      <w:proofErr w:type="spellStart"/>
-      <w:r>
-        <w:rPr>
-          <w:color w:val="FF0000"/>
-          <w:lang w:val="hr-HR"/>
-        </w:rPr>
-        <w:t>ti</w:t>
+        <w:lastRenderedPageBreak/>
+        <w:t xml:space="preserve">Šalje li i poslužitelj zapise </w:t>
+      </w:r>
+      <w:proofErr w:type="spellStart"/>
+      <w:r>
+        <w:rPr>
+          <w:color w:val="FF0000"/>
+          <w:lang w:val="hr-HR"/>
+        </w:rPr>
+        <w:t>change</w:t>
       </w:r>
       <w:proofErr w:type="spellEnd"/>
       <w:r>
@@ -7293,7 +7241,23 @@
           <w:color w:val="FF0000"/>
           <w:lang w:val="hr-HR"/>
         </w:rPr>
-        <w:t>zapisi</w:t>
+        <w:t>cipher</w:t>
+      </w:r>
+      <w:proofErr w:type="spellEnd"/>
+      <w:r>
+        <w:rPr>
+          <w:color w:val="FF0000"/>
+          <w:lang w:val="hr-HR"/>
+        </w:rPr>
+        <w:t xml:space="preserve"> i </w:t>
+      </w:r>
+      <w:proofErr w:type="spellStart"/>
+      <w:r>
+        <w:rPr>
+          <w:color w:val="FF0000"/>
+          <w:lang w:val="hr-HR"/>
+        </w:rPr>
+        <w:t>encrypted</w:t>
       </w:r>
       <w:proofErr w:type="spellEnd"/>
       <w:r>
@@ -7309,12 +7273,65 @@
           <w:color w:val="FF0000"/>
           <w:lang w:val="hr-HR"/>
         </w:rPr>
-        <w:t>razlikuju</w:t>
-      </w:r>
-      <w:proofErr w:type="spellEnd"/>
-      <w:r>
-        <w:rPr>
-          <w:color w:val="FF0000"/>
+        <w:t>handshake</w:t>
+      </w:r>
+      <w:proofErr w:type="spellEnd"/>
+      <w:r>
+        <w:rPr>
+          <w:color w:val="FF0000"/>
+          <w:lang w:val="hr-HR"/>
+        </w:rPr>
+        <w:t xml:space="preserve"> klijentu? Kako se ti zapisi razlikuju od zapisa koje je poslao klijent? </w:t>
+      </w:r>
+    </w:p>
+    <w:p>
+      <w:pPr>
+        <w:rPr>
+          <w:lang w:val="hr-HR"/>
+        </w:rPr>
+      </w:pPr>
+    </w:p>
+    <w:p>
+      <w:pPr>
+        <w:jc w:val="both"/>
+        <w:rPr>
+          <w:lang w:val="hr-HR"/>
+        </w:rPr>
+      </w:pPr>
+      <w:r>
+        <w:rPr>
+          <w:lang w:val="hr-HR"/>
+        </w:rPr>
+        <w:tab/>
+      </w:r>
+      <w:r>
+        <w:rPr>
+          <w:lang w:val="hr-HR"/>
+        </w:rPr>
+        <w:t xml:space="preserve">Poslužitelj također šalje poruke </w:t>
+      </w:r>
+      <w:r>
+        <w:rPr>
+          <w:lang w:val="hr-HR"/>
+        </w:rPr>
+        <w:t>„</w:t>
+      </w:r>
+      <w:proofErr w:type="spellStart"/>
+      <w:r>
+        <w:rPr>
+          <w:lang w:val="hr-HR"/>
+        </w:rPr>
+        <w:t>c</w:t>
+      </w:r>
+      <w:r>
+        <w:rPr>
+          <w:lang w:val="hr-HR"/>
+        </w:rPr>
+        <w:t>hange</w:t>
+      </w:r>
+      <w:proofErr w:type="spellEnd"/>
+      <w:r>
+        <w:rPr>
           <w:lang w:val="hr-HR"/>
         </w:rPr>
         <w:t xml:space="preserve"> </w:t>
@@ -7322,15 +7339,39 @@
       <w:proofErr w:type="spellStart"/>
       <w:r>
         <w:rPr>
-          <w:color w:val="FF0000"/>
-          <w:lang w:val="hr-HR"/>
-        </w:rPr>
-        <w:t>od</w:t>
-      </w:r>
-      <w:proofErr w:type="spellEnd"/>
-      <w:r>
-        <w:rPr>
-          <w:color w:val="FF0000"/>
+          <w:lang w:val="hr-HR"/>
+        </w:rPr>
+        <w:t>c</w:t>
+      </w:r>
+      <w:r>
+        <w:rPr>
+          <w:lang w:val="hr-HR"/>
+        </w:rPr>
+        <w:t>ipher</w:t>
+      </w:r>
+      <w:proofErr w:type="spellEnd"/>
+      <w:r>
+        <w:rPr>
+          <w:lang w:val="hr-HR"/>
+        </w:rPr>
+        <w:t>“ „</w:t>
+      </w:r>
+      <w:proofErr w:type="spellStart"/>
+      <w:r>
+        <w:rPr>
+          <w:lang w:val="hr-HR"/>
+        </w:rPr>
+        <w:t>e</w:t>
+      </w:r>
+      <w:r>
+        <w:rPr>
+          <w:lang w:val="hr-HR"/>
+        </w:rPr>
+        <w:t>ncrypted</w:t>
+      </w:r>
+      <w:proofErr w:type="spellEnd"/>
+      <w:r>
+        <w:rPr>
           <w:lang w:val="hr-HR"/>
         </w:rPr>
         <w:t xml:space="preserve"> </w:t>
@@ -7338,15 +7379,51 @@
       <w:proofErr w:type="spellStart"/>
       <w:r>
         <w:rPr>
-          <w:color w:val="FF0000"/>
-          <w:lang w:val="hr-HR"/>
-        </w:rPr>
-        <w:t>zapisa</w:t>
-      </w:r>
-      <w:proofErr w:type="spellEnd"/>
-      <w:r>
-        <w:rPr>
-          <w:color w:val="FF0000"/>
+          <w:lang w:val="hr-HR"/>
+        </w:rPr>
+        <w:t>h</w:t>
+      </w:r>
+      <w:r>
+        <w:rPr>
+          <w:lang w:val="hr-HR"/>
+        </w:rPr>
+        <w:t>andshake</w:t>
+      </w:r>
+      <w:proofErr w:type="spellEnd"/>
+      <w:r>
+        <w:rPr>
+          <w:lang w:val="hr-HR"/>
+        </w:rPr>
+        <w:t>“</w:t>
+      </w:r>
+      <w:r>
+        <w:rPr>
+          <w:lang w:val="hr-HR"/>
+        </w:rPr>
+        <w:t xml:space="preserve"> klijentu. Poruka </w:t>
+      </w:r>
+      <w:r>
+        <w:rPr>
+          <w:lang w:val="hr-HR"/>
+        </w:rPr>
+        <w:t>„</w:t>
+      </w:r>
+      <w:proofErr w:type="spellStart"/>
+      <w:r>
+        <w:rPr>
+          <w:lang w:val="hr-HR"/>
+        </w:rPr>
+        <w:t>c</w:t>
+      </w:r>
+      <w:r>
+        <w:rPr>
+          <w:lang w:val="hr-HR"/>
+        </w:rPr>
+        <w:t>hange</w:t>
+      </w:r>
+      <w:proofErr w:type="spellEnd"/>
+      <w:r>
+        <w:rPr>
           <w:lang w:val="hr-HR"/>
         </w:rPr>
         <w:t xml:space="preserve"> </w:t>
@@ -7354,31 +7431,51 @@
       <w:proofErr w:type="spellStart"/>
       <w:r>
         <w:rPr>
-          <w:color w:val="FF0000"/>
-          <w:lang w:val="hr-HR"/>
-        </w:rPr>
-        <w:t>koje</w:t>
-      </w:r>
-      <w:proofErr w:type="spellEnd"/>
-      <w:r>
-        <w:rPr>
-          <w:color w:val="FF0000"/>
-          <w:lang w:val="hr-HR"/>
-        </w:rPr>
-        <w:t xml:space="preserve"> je </w:t>
-      </w:r>
-      <w:proofErr w:type="spellStart"/>
-      <w:r>
-        <w:rPr>
-          <w:color w:val="FF0000"/>
-          <w:lang w:val="hr-HR"/>
-        </w:rPr>
-        <w:t>poslao</w:t>
-      </w:r>
-      <w:proofErr w:type="spellEnd"/>
-      <w:r>
-        <w:rPr>
-          <w:color w:val="FF0000"/>
+          <w:lang w:val="hr-HR"/>
+        </w:rPr>
+        <w:t>c</w:t>
+      </w:r>
+      <w:r>
+        <w:rPr>
+          <w:lang w:val="hr-HR"/>
+        </w:rPr>
+        <w:t>ipher</w:t>
+      </w:r>
+      <w:proofErr w:type="spellEnd"/>
+      <w:r>
+        <w:rPr>
+          <w:lang w:val="hr-HR"/>
+        </w:rPr>
+        <w:t>“</w:t>
+      </w:r>
+      <w:r>
+        <w:rPr>
+          <w:lang w:val="hr-HR"/>
+        </w:rPr>
+        <w:t xml:space="preserve"> potvrđuje da će se koristiti prethodno dogovoreni ključevi. U poruci </w:t>
+      </w:r>
+      <w:r>
+        <w:rPr>
+          <w:lang w:val="hr-HR"/>
+        </w:rPr>
+        <w:t>„</w:t>
+      </w:r>
+      <w:proofErr w:type="spellStart"/>
+      <w:r>
+        <w:rPr>
+          <w:lang w:val="hr-HR"/>
+        </w:rPr>
+        <w:t>e</w:t>
+      </w:r>
+      <w:r>
+        <w:rPr>
+          <w:lang w:val="hr-HR"/>
+        </w:rPr>
+        <w:t>ncrypted</w:t>
+      </w:r>
+      <w:proofErr w:type="spellEnd"/>
+      <w:r>
+        <w:rPr>
           <w:lang w:val="hr-HR"/>
         </w:rPr>
         <w:t xml:space="preserve"> </w:t>
@@ -7386,18 +7483,34 @@
       <w:proofErr w:type="spellStart"/>
       <w:r>
         <w:rPr>
-          <w:color w:val="FF0000"/>
-          <w:lang w:val="hr-HR"/>
-        </w:rPr>
-        <w:t>klijent</w:t>
-      </w:r>
-      <w:proofErr w:type="spellEnd"/>
-      <w:r>
-        <w:rPr>
-          <w:color w:val="FF0000"/>
-          <w:lang w:val="hr-HR"/>
-        </w:rPr>
-        <w:t xml:space="preserve">? </w:t>
+          <w:lang w:val="hr-HR"/>
+        </w:rPr>
+        <w:t>h</w:t>
+      </w:r>
+      <w:r>
+        <w:rPr>
+          <w:lang w:val="hr-HR"/>
+        </w:rPr>
+        <w:t>andshake</w:t>
+      </w:r>
+      <w:proofErr w:type="spellEnd"/>
+      <w:r>
+        <w:rPr>
+          <w:lang w:val="hr-HR"/>
+        </w:rPr>
+        <w:t>“</w:t>
+      </w:r>
+      <w:r>
+        <w:rPr>
+          <w:lang w:val="hr-HR"/>
+        </w:rPr>
+        <w:t>, poslužitelj šalje klijentu MAC svih poruka iz rukovanja kako bi spriječio napad čovjeka u sredini</w:t>
+      </w:r>
+      <w:r>
+        <w:rPr>
+          <w:lang w:val="hr-HR"/>
+        </w:rPr>
+        <w:t>.</w:t>
       </w:r>
     </w:p>
     <w:p>
@@ -7444,16 +7557,7 @@
           <w:sz w:val="23"/>
           <w:szCs w:val="23"/>
         </w:rPr>
-        <w:t xml:space="preserve"> </w:t>
-      </w:r>
-      <w:r>
-        <w:rPr>
-          <w:b/>
-          <w:bCs/>
-          <w:sz w:val="23"/>
-          <w:szCs w:val="23"/>
-        </w:rPr>
-        <w:t>Dana</w:t>
+        <w:t xml:space="preserve"> Dana</w:t>
       </w:r>
     </w:p>
     <w:p>
@@ -7644,14 +7748,14 @@
         <w:rPr>
           <w:sz w:val="23"/>
           <w:szCs w:val="23"/>
-          <w:lang w:val="pt-PT"/>
+          <w:lang w:val="hr-HR"/>
         </w:rPr>
       </w:pPr>
       <w:r>
         <w:rPr>
           <w:sz w:val="23"/>
           <w:szCs w:val="23"/>
-          <w:lang w:val="pt-PT"/>
+          <w:lang w:val="hr-HR"/>
         </w:rPr>
         <w:t>Radi li se o običnom načinu uspostavljanja sjednice/razgovora TLS-a ili o 0-RTT varijanti?</w:t>
       </w:r>
@@ -7662,37 +7766,13 @@
           <w:lang w:val="hr-HR"/>
         </w:rPr>
       </w:pPr>
-      <w:proofErr w:type="spellStart"/>
       <w:r>
         <w:rPr>
           <w:sz w:val="23"/>
           <w:szCs w:val="23"/>
-        </w:rPr>
-        <w:t>Objasniti</w:t>
-      </w:r>
-      <w:proofErr w:type="spellEnd"/>
-      <w:r>
-        <w:rPr>
-          <w:sz w:val="23"/>
-          <w:szCs w:val="23"/>
-        </w:rPr>
-        <w:t xml:space="preserve"> </w:t>
-      </w:r>
-      <w:proofErr w:type="spellStart"/>
-      <w:r>
-        <w:rPr>
-          <w:sz w:val="23"/>
-          <w:szCs w:val="23"/>
-        </w:rPr>
-        <w:t>odgovor</w:t>
-      </w:r>
-      <w:proofErr w:type="spellEnd"/>
-      <w:r>
-        <w:rPr>
-          <w:sz w:val="23"/>
-          <w:szCs w:val="23"/>
-        </w:rPr>
-        <w:t>.</w:t>
+          <w:lang w:val="hr-HR"/>
+        </w:rPr>
+        <w:t>Objasniti odgovor.</w:t>
       </w:r>
     </w:p>
     <w:sectPr>

--- a/V03/Pracic_TLS.docx
+++ b/V03/Pracic_TLS.docx
@@ -188,19 +188,7 @@
         <w:rPr>
           <w:lang w:val="hr-HR"/>
         </w:rPr>
-        <w:t>”</w:t>
-      </w:r>
-      <w:r>
-        <w:rPr>
-          <w:lang w:val="hr-HR"/>
-        </w:rPr>
-        <w:t xml:space="preserve"> (Slika 1 i 2)</w:t>
-      </w:r>
-      <w:r>
-        <w:rPr>
-          <w:lang w:val="hr-HR"/>
-        </w:rPr>
-        <w:t xml:space="preserve">. </w:t>
+        <w:t xml:space="preserve">” (Slika 1 i 2). </w:t>
       </w:r>
     </w:p>
     <w:p>
@@ -222,10 +210,9 @@
       <w:r>
         <w:rPr>
           <w:noProof/>
-          <w:lang w:val="hr-HR"/>
         </w:rPr>
         <w:drawing>
-          <wp:inline distT="0" distB="0" distL="0" distR="0" wp14:anchorId="342E5A36" wp14:editId="3B6EE954">
+          <wp:inline distT="0" distB="0" distL="0" distR="0" wp14:anchorId="01B6F903" wp14:editId="637B8622">
             <wp:extent cx="5448300" cy="1752600"/>
             <wp:effectExtent l="0" t="0" r="0" b="0"/>
             <wp:docPr id="1" name="Image3"/>
@@ -241,10 +228,12 @@
                       <a:picLocks noChangeAspect="1" noChangeArrowheads="1"/>
                     </pic:cNvPicPr>
                   </pic:nvPicPr>
-                  <pic:blipFill rotWithShape="1">
+                  <pic:blipFill>
                     <a:blip r:embed="rId7"/>
-                    <a:srcRect l="5480" t="7293" r="5460" b="44791"/>
-                    <a:stretch/>
+                    <a:srcRect l="5475" t="7289" r="5459" b="44786"/>
+                    <a:stretch>
+                      <a:fillRect/>
+                    </a:stretch>
                   </pic:blipFill>
                   <pic:spPr bwMode="auto">
                     <a:xfrm>
@@ -254,14 +243,6 @@
                     <a:prstGeom prst="rect">
                       <a:avLst/>
                     </a:prstGeom>
-                    <a:ln>
-                      <a:noFill/>
-                    </a:ln>
-                    <a:extLst>
-                      <a:ext uri="{53640926-AAD7-44D8-BBD7-CCE9431645EC}">
-                        <a14:shadowObscured xmlns:a14="http://schemas.microsoft.com/office/drawing/2010/main"/>
-                      </a:ext>
-                    </a:extLst>
                   </pic:spPr>
                 </pic:pic>
               </a:graphicData>
@@ -375,12 +356,11 @@
       <w:r>
         <w:rPr>
           <w:noProof/>
-          <w:lang w:val="hr-HR"/>
         </w:rPr>
         <w:drawing>
-          <wp:inline distT="0" distB="0" distL="0" distR="0" wp14:anchorId="64C98C00" wp14:editId="3CB591D5">
+          <wp:inline distT="0" distB="0" distL="0" distR="0" wp14:anchorId="14D5C057" wp14:editId="674088FE">
             <wp:extent cx="5478780" cy="1882140"/>
-            <wp:effectExtent l="0" t="0" r="7620" b="3810"/>
+            <wp:effectExtent l="0" t="0" r="0" b="0"/>
             <wp:docPr id="2" name="Image2"/>
             <wp:cNvGraphicFramePr>
               <a:graphicFrameLocks xmlns:a="http://schemas.openxmlformats.org/drawingml/2006/main" noChangeAspect="1"/>
@@ -394,10 +374,12 @@
                       <a:picLocks noChangeAspect="1" noChangeArrowheads="1"/>
                     </pic:cNvPicPr>
                   </pic:nvPicPr>
-                  <pic:blipFill rotWithShape="1">
+                  <pic:blipFill>
                     <a:blip r:embed="rId8"/>
-                    <a:srcRect l="5231" t="7500" r="5211" b="41042"/>
-                    <a:stretch/>
+                    <a:srcRect l="5228" t="7501" r="5212" b="41044"/>
+                    <a:stretch>
+                      <a:fillRect/>
+                    </a:stretch>
                   </pic:blipFill>
                   <pic:spPr bwMode="auto">
                     <a:xfrm>
@@ -407,14 +389,6 @@
                     <a:prstGeom prst="rect">
                       <a:avLst/>
                     </a:prstGeom>
-                    <a:ln>
-                      <a:noFill/>
-                    </a:ln>
-                    <a:extLst>
-                      <a:ext uri="{53640926-AAD7-44D8-BBD7-CCE9431645EC}">
-                        <a14:shadowObscured xmlns:a14="http://schemas.microsoft.com/office/drawing/2010/main"/>
-                      </a:ext>
-                    </a:extLst>
                   </pic:spPr>
                 </pic:pic>
               </a:graphicData>
@@ -548,19 +522,7 @@
         <w:rPr>
           <w:lang w:val="hr-HR"/>
         </w:rPr>
-        <w:t xml:space="preserve"> + F5 sadržaj nanovo učitao</w:t>
-      </w:r>
-      <w:r>
-        <w:rPr>
-          <w:lang w:val="hr-HR"/>
-        </w:rPr>
-        <w:t xml:space="preserve"> (Slika 3)</w:t>
-      </w:r>
-      <w:r>
-        <w:rPr>
-          <w:lang w:val="hr-HR"/>
-        </w:rPr>
-        <w:t>.</w:t>
+        <w:t xml:space="preserve"> + F5 sadržaj nanovo učitao (Slika 3).</w:t>
       </w:r>
     </w:p>
     <w:p>
@@ -581,13 +543,12 @@
       <w:r>
         <w:rPr>
           <w:noProof/>
-          <w:lang w:val="hr-HR"/>
         </w:rPr>
         <w:lastRenderedPageBreak/>
         <w:drawing>
-          <wp:inline distT="0" distB="0" distL="0" distR="0" wp14:anchorId="3DA81CBD" wp14:editId="583C85D9">
+          <wp:inline distT="0" distB="0" distL="0" distR="0" wp14:anchorId="31D46BBD" wp14:editId="3D3607FA">
             <wp:extent cx="5478780" cy="3032760"/>
-            <wp:effectExtent l="0" t="0" r="7620" b="0"/>
+            <wp:effectExtent l="0" t="0" r="0" b="0"/>
             <wp:docPr id="3" name="Image1"/>
             <wp:cNvGraphicFramePr>
               <a:graphicFrameLocks xmlns:a="http://schemas.openxmlformats.org/drawingml/2006/main" noChangeAspect="1"/>
@@ -601,10 +562,12 @@
                       <a:picLocks noChangeAspect="1" noChangeArrowheads="1"/>
                     </pic:cNvPicPr>
                   </pic:nvPicPr>
-                  <pic:blipFill rotWithShape="1">
+                  <pic:blipFill>
                     <a:blip r:embed="rId9"/>
-                    <a:srcRect l="5107" t="4902" r="5335" b="34133"/>
-                    <a:stretch/>
+                    <a:srcRect l="5107" t="4902" r="5335" b="34129"/>
+                    <a:stretch>
+                      <a:fillRect/>
+                    </a:stretch>
                   </pic:blipFill>
                   <pic:spPr bwMode="auto">
                     <a:xfrm>
@@ -614,14 +577,6 @@
                     <a:prstGeom prst="rect">
                       <a:avLst/>
                     </a:prstGeom>
-                    <a:ln>
-                      <a:noFill/>
-                    </a:ln>
-                    <a:extLst>
-                      <a:ext uri="{53640926-AAD7-44D8-BBD7-CCE9431645EC}">
-                        <a14:shadowObscured xmlns:a14="http://schemas.microsoft.com/office/drawing/2010/main"/>
-                      </a:ext>
-                    </a:extLst>
                   </pic:spPr>
                 </pic:pic>
               </a:graphicData>
@@ -851,13 +806,7 @@
         <w:rPr>
           <w:lang w:val="hr-HR"/>
         </w:rPr>
-        <w:t xml:space="preserve"> == 192.168.1.26))</w:t>
-      </w:r>
-      <w:r>
-        <w:rPr>
-          <w:lang w:val="hr-HR"/>
-        </w:rPr>
-        <w:t xml:space="preserve"> (Slika 4).</w:t>
+        <w:t xml:space="preserve"> == 192.168.1.26)) (Slika 4).</w:t>
       </w:r>
     </w:p>
     <w:p>
@@ -879,12 +828,11 @@
       <w:r>
         <w:rPr>
           <w:noProof/>
-          <w:lang w:val="hr-HR"/>
         </w:rPr>
         <w:drawing>
-          <wp:inline distT="0" distB="0" distL="0" distR="0" wp14:anchorId="7DD148FB" wp14:editId="608571F8">
+          <wp:inline distT="0" distB="0" distL="0" distR="0" wp14:anchorId="5CDCE540" wp14:editId="2153A384">
             <wp:extent cx="5402580" cy="4503420"/>
-            <wp:effectExtent l="0" t="0" r="7620" b="0"/>
+            <wp:effectExtent l="0" t="0" r="0" b="0"/>
             <wp:docPr id="4" name="Image4"/>
             <wp:cNvGraphicFramePr>
               <a:graphicFrameLocks xmlns:a="http://schemas.openxmlformats.org/drawingml/2006/main" noChangeAspect="1"/>
@@ -898,382 +846,17 @@
                       <a:picLocks noChangeAspect="1" noChangeArrowheads="1"/>
                     </pic:cNvPicPr>
                   </pic:nvPicPr>
-                  <pic:blipFill rotWithShape="1">
-                    <a:blip r:embed="rId10">
-                      <a:extLst>
-                        <a:ext uri="{28A0092B-C50C-407E-A947-70E740481C1C}">
-                          <a14:useLocalDpi xmlns:a14="http://schemas.microsoft.com/office/drawing/2010/main" val="0"/>
-                        </a:ext>
-                      </a:extLst>
-                    </a:blip>
-                    <a:srcRect l="5728" t="5563" r="5997" b="7918"/>
-                    <a:stretch/>
+                  <pic:blipFill>
+                    <a:blip r:embed="rId10"/>
+                    <a:srcRect l="5733" t="5558" r="5996" b="7919"/>
+                    <a:stretch>
+                      <a:fillRect/>
+                    </a:stretch>
                   </pic:blipFill>
                   <pic:spPr bwMode="auto">
                     <a:xfrm>
                       <a:off x="0" y="0"/>
                       <a:ext cx="5402580" cy="4503420"/>
-                    </a:xfrm>
-                    <a:prstGeom prst="rect">
-                      <a:avLst/>
-                    </a:prstGeom>
-                    <a:ln>
-                      <a:noFill/>
-                    </a:ln>
-                    <a:extLst>
-                      <a:ext uri="{53640926-AAD7-44D8-BBD7-CCE9431645EC}">
-                        <a14:shadowObscured xmlns:a14="http://schemas.microsoft.com/office/drawing/2010/main"/>
-                      </a:ext>
-                    </a:extLst>
-                  </pic:spPr>
-                </pic:pic>
-              </a:graphicData>
-            </a:graphic>
-          </wp:inline>
-        </w:drawing>
-      </w:r>
-    </w:p>
-    <w:p>
-      <w:pPr>
-        <w:pStyle w:val="Opisslike"/>
-        <w:jc w:val="center"/>
-        <w:rPr>
-          <w:i w:val="0"/>
-          <w:iCs w:val="0"/>
-          <w:lang w:val="hr-HR"/>
-        </w:rPr>
-      </w:pPr>
-      <w:r>
-        <w:rPr>
-          <w:i w:val="0"/>
-          <w:iCs w:val="0"/>
-          <w:lang w:val="hr-HR"/>
-        </w:rPr>
-        <w:t xml:space="preserve">Slika </w:t>
-      </w:r>
-      <w:r>
-        <w:rPr>
-          <w:i w:val="0"/>
-          <w:iCs w:val="0"/>
-          <w:lang w:val="hr-HR"/>
-        </w:rPr>
-        <w:fldChar w:fldCharType="begin"/>
-      </w:r>
-      <w:r>
-        <w:rPr>
-          <w:i w:val="0"/>
-          <w:iCs w:val="0"/>
-          <w:lang w:val="hr-HR"/>
-        </w:rPr>
-        <w:instrText xml:space="preserve"> SEQ Slika \* ARABIC </w:instrText>
-      </w:r>
-      <w:r>
-        <w:rPr>
-          <w:i w:val="0"/>
-          <w:iCs w:val="0"/>
-          <w:lang w:val="hr-HR"/>
-        </w:rPr>
-        <w:fldChar w:fldCharType="separate"/>
-      </w:r>
-      <w:r>
-        <w:rPr>
-          <w:i w:val="0"/>
-          <w:iCs w:val="0"/>
-          <w:noProof/>
-          <w:lang w:val="hr-HR"/>
-        </w:rPr>
-        <w:t>4</w:t>
-      </w:r>
-      <w:r>
-        <w:rPr>
-          <w:i w:val="0"/>
-          <w:iCs w:val="0"/>
-          <w:lang w:val="hr-HR"/>
-        </w:rPr>
-        <w:fldChar w:fldCharType="end"/>
-      </w:r>
-      <w:r>
-        <w:rPr>
-          <w:i w:val="0"/>
-          <w:iCs w:val="0"/>
-          <w:lang w:val="hr-HR"/>
-        </w:rPr>
-        <w:t xml:space="preserve"> - </w:t>
-      </w:r>
-      <w:proofErr w:type="spellStart"/>
-      <w:r>
-        <w:rPr>
-          <w:i w:val="0"/>
-          <w:iCs w:val="0"/>
-          <w:lang w:val="hr-HR"/>
-        </w:rPr>
-        <w:t>Wireshark</w:t>
-      </w:r>
-      <w:proofErr w:type="spellEnd"/>
-    </w:p>
-    <w:p>
-      <w:pPr>
-        <w:jc w:val="both"/>
-        <w:rPr>
-          <w:b/>
-          <w:lang w:val="hr-HR"/>
-        </w:rPr>
-      </w:pPr>
-    </w:p>
-    <w:p>
-      <w:pPr>
-        <w:ind w:firstLine="709"/>
-        <w:jc w:val="both"/>
-        <w:rPr>
-          <w:lang w:val="hr-HR"/>
-        </w:rPr>
-      </w:pPr>
-      <w:r>
-        <w:rPr>
-          <w:b/>
-          <w:lang w:val="hr-HR"/>
-        </w:rPr>
-        <w:lastRenderedPageBreak/>
-        <w:t>Prvi</w:t>
-      </w:r>
-      <w:r>
-        <w:rPr>
-          <w:lang w:val="hr-HR"/>
-        </w:rPr>
-        <w:t xml:space="preserve"> </w:t>
-      </w:r>
-      <w:r>
-        <w:rPr>
-          <w:b/>
-          <w:lang w:val="hr-HR"/>
-        </w:rPr>
-        <w:t>paket</w:t>
-      </w:r>
-      <w:r>
-        <w:rPr>
-          <w:lang w:val="hr-HR"/>
-        </w:rPr>
-        <w:t xml:space="preserve"> je poslao je </w:t>
-      </w:r>
-      <w:r>
-        <w:rPr>
-          <w:b/>
-          <w:lang w:val="hr-HR"/>
-        </w:rPr>
-        <w:t>klijent</w:t>
-      </w:r>
-      <w:r>
-        <w:rPr>
-          <w:lang w:val="hr-HR"/>
-        </w:rPr>
-        <w:t xml:space="preserve"> (</w:t>
-      </w:r>
-      <w:proofErr w:type="spellStart"/>
-      <w:r>
-        <w:rPr>
-          <w:lang w:val="hr-HR"/>
-        </w:rPr>
-        <w:t>Source</w:t>
-      </w:r>
-      <w:proofErr w:type="spellEnd"/>
-      <w:r>
-        <w:rPr>
-          <w:lang w:val="hr-HR"/>
-        </w:rPr>
-        <w:t xml:space="preserve"> = 192.168.1.26). </w:t>
-      </w:r>
-      <w:r>
-        <w:rPr>
-          <w:b/>
-          <w:lang w:val="hr-HR"/>
-        </w:rPr>
-        <w:t>U</w:t>
-      </w:r>
-      <w:r>
-        <w:rPr>
-          <w:lang w:val="hr-HR"/>
-        </w:rPr>
-        <w:t xml:space="preserve"> </w:t>
-      </w:r>
-      <w:r>
-        <w:rPr>
-          <w:b/>
-          <w:lang w:val="hr-HR"/>
-        </w:rPr>
-        <w:t>prvom</w:t>
-      </w:r>
-      <w:r>
-        <w:rPr>
-          <w:lang w:val="hr-HR"/>
-        </w:rPr>
-        <w:t xml:space="preserve"> okviru nalazi se </w:t>
-      </w:r>
-      <w:r>
-        <w:rPr>
-          <w:b/>
-          <w:lang w:val="hr-HR"/>
-        </w:rPr>
-        <w:t>samo</w:t>
-      </w:r>
-      <w:r>
-        <w:rPr>
-          <w:lang w:val="hr-HR"/>
-        </w:rPr>
-        <w:t xml:space="preserve"> </w:t>
-      </w:r>
-      <w:r>
-        <w:rPr>
-          <w:b/>
-          <w:lang w:val="hr-HR"/>
-        </w:rPr>
-        <w:t>jedan</w:t>
-      </w:r>
-      <w:r>
-        <w:rPr>
-          <w:lang w:val="hr-HR"/>
-        </w:rPr>
-        <w:t xml:space="preserve"> </w:t>
-      </w:r>
-      <w:r>
-        <w:rPr>
-          <w:b/>
-          <w:lang w:val="hr-HR"/>
-        </w:rPr>
-        <w:t>TLS</w:t>
-      </w:r>
-      <w:r>
-        <w:rPr>
-          <w:lang w:val="hr-HR"/>
-        </w:rPr>
-        <w:t xml:space="preserve"> </w:t>
-      </w:r>
-      <w:r>
-        <w:rPr>
-          <w:b/>
-          <w:lang w:val="hr-HR"/>
-        </w:rPr>
-        <w:t>zapis</w:t>
-      </w:r>
-      <w:r>
-        <w:rPr>
-          <w:lang w:val="hr-HR"/>
-        </w:rPr>
-        <w:t>. R</w:t>
-      </w:r>
-      <w:r>
-        <w:rPr>
-          <w:lang w:val="hr-HR"/>
-        </w:rPr>
-        <w:t xml:space="preserve">adi se o </w:t>
-      </w:r>
-      <w:r>
-        <w:rPr>
-          <w:b/>
-          <w:lang w:val="hr-HR"/>
-        </w:rPr>
-        <w:t>TLS tipu zapisa</w:t>
-      </w:r>
-      <w:r>
-        <w:rPr>
-          <w:lang w:val="hr-HR"/>
-        </w:rPr>
-        <w:t xml:space="preserve"> </w:t>
-      </w:r>
-      <w:proofErr w:type="spellStart"/>
-      <w:r>
-        <w:rPr>
-          <w:b/>
-          <w:lang w:val="hr-HR"/>
-        </w:rPr>
-        <w:t>ClientHello</w:t>
-      </w:r>
-      <w:proofErr w:type="spellEnd"/>
-      <w:r>
-        <w:rPr>
-          <w:lang w:val="hr-HR"/>
-        </w:rPr>
-        <w:t xml:space="preserve"> kojim započinje sam proces </w:t>
-      </w:r>
-      <w:r>
-        <w:rPr>
-          <w:b/>
-          <w:lang w:val="hr-HR"/>
-        </w:rPr>
-        <w:t>rukovanja</w:t>
-      </w:r>
-      <w:r>
-        <w:rPr>
-          <w:lang w:val="hr-HR"/>
-        </w:rPr>
-        <w:t xml:space="preserve">, odnosno </w:t>
-      </w:r>
-      <w:proofErr w:type="spellStart"/>
-      <w:r>
-        <w:rPr>
-          <w:lang w:val="hr-HR"/>
-        </w:rPr>
-        <w:t>Handshaking</w:t>
-      </w:r>
-      <w:proofErr w:type="spellEnd"/>
-      <w:r>
-        <w:rPr>
-          <w:lang w:val="hr-HR"/>
-        </w:rPr>
-        <w:t xml:space="preserve"> (Slika 5)</w:t>
-      </w:r>
-      <w:r>
-        <w:rPr>
-          <w:lang w:val="hr-HR"/>
-        </w:rPr>
-        <w:t>.</w:t>
-      </w:r>
-    </w:p>
-    <w:p>
-      <w:pPr>
-        <w:jc w:val="both"/>
-        <w:rPr>
-          <w:lang w:val="hr-HR"/>
-        </w:rPr>
-      </w:pPr>
-    </w:p>
-    <w:p>
-      <w:pPr>
-        <w:keepNext/>
-        <w:jc w:val="center"/>
-        <w:rPr>
-          <w:lang w:val="hr-HR"/>
-        </w:rPr>
-      </w:pPr>
-      <w:r>
-        <w:rPr>
-          <w:noProof/>
-          <w:lang w:val="hr-HR"/>
-        </w:rPr>
-        <w:drawing>
-          <wp:inline distT="0" distB="0" distL="0" distR="0" wp14:anchorId="3144B7DF" wp14:editId="4D7F7048">
-            <wp:extent cx="4561905" cy="1314286"/>
-            <wp:effectExtent l="0" t="0" r="0" b="635"/>
-            <wp:docPr id="1149286991" name="Slika 1" descr="Slika na kojoj se prikazuje tekst, snimka zaslona, Font&#10;&#10;Opis je automatski generiran"/>
-            <wp:cNvGraphicFramePr>
-              <a:graphicFrameLocks xmlns:a="http://schemas.openxmlformats.org/drawingml/2006/main" noChangeAspect="1"/>
-            </wp:cNvGraphicFramePr>
-            <a:graphic xmlns:a="http://schemas.openxmlformats.org/drawingml/2006/main">
-              <a:graphicData uri="http://schemas.openxmlformats.org/drawingml/2006/picture">
-                <pic:pic xmlns:pic="http://schemas.openxmlformats.org/drawingml/2006/picture">
-                  <pic:nvPicPr>
-                    <pic:cNvPr id="1149286991" name="Slika 1" descr="Slika na kojoj se prikazuje tekst, snimka zaslona, Font&#10;&#10;Opis je automatski generiran"/>
-                    <pic:cNvPicPr/>
-                  </pic:nvPicPr>
-                  <pic:blipFill>
-                    <a:blip r:embed="rId11"/>
-                    <a:stretch>
-                      <a:fillRect/>
-                    </a:stretch>
-                  </pic:blipFill>
-                  <pic:spPr>
-                    <a:xfrm>
-                      <a:off x="0" y="0"/>
-                      <a:ext cx="4561905" cy="1314286"/>
                     </a:xfrm>
                     <a:prstGeom prst="rect">
                       <a:avLst/>
@@ -1335,7 +918,7 @@
           <w:noProof/>
           <w:lang w:val="hr-HR"/>
         </w:rPr>
-        <w:t>5</w:t>
+        <w:t>4</w:t>
       </w:r>
       <w:r>
         <w:rPr>
@@ -1351,13 +934,24 @@
           <w:iCs w:val="0"/>
           <w:lang w:val="hr-HR"/>
         </w:rPr>
-        <w:t xml:space="preserve"> - prvi okvir</w:t>
-      </w:r>
-    </w:p>
-    <w:p>
-      <w:pPr>
-        <w:jc w:val="center"/>
-        <w:rPr>
+        <w:t xml:space="preserve"> - </w:t>
+      </w:r>
+      <w:proofErr w:type="spellStart"/>
+      <w:r>
+        <w:rPr>
+          <w:i w:val="0"/>
+          <w:iCs w:val="0"/>
+          <w:lang w:val="hr-HR"/>
+        </w:rPr>
+        <w:t>Wireshark</w:t>
+      </w:r>
+      <w:proofErr w:type="spellEnd"/>
+    </w:p>
+    <w:p>
+      <w:pPr>
+        <w:jc w:val="both"/>
+        <w:rPr>
+          <w:b/>
           <w:lang w:val="hr-HR"/>
         </w:rPr>
       </w:pPr>
@@ -1375,7 +969,8 @@
           <w:b/>
           <w:lang w:val="hr-HR"/>
         </w:rPr>
-        <w:t>Drugi</w:t>
+        <w:lastRenderedPageBreak/>
+        <w:t>Prvi</w:t>
       </w:r>
       <w:r>
         <w:rPr>
@@ -1401,7 +996,7 @@
           <w:b/>
           <w:lang w:val="hr-HR"/>
         </w:rPr>
-        <w:t>poslužitelj</w:t>
+        <w:t>klijent</w:t>
       </w:r>
       <w:r>
         <w:rPr>
@@ -1421,7 +1016,7 @@
         <w:rPr>
           <w:lang w:val="hr-HR"/>
         </w:rPr>
-        <w:t xml:space="preserve"> = 34.71.45.200). </w:t>
+        <w:t xml:space="preserve"> = 192.168.1.26). </w:t>
       </w:r>
       <w:r>
         <w:rPr>
@@ -1441,20 +1036,20 @@
           <w:b/>
           <w:lang w:val="hr-HR"/>
         </w:rPr>
-        <w:t>drugom</w:t>
-      </w:r>
-      <w:r>
-        <w:rPr>
-          <w:lang w:val="hr-HR"/>
-        </w:rPr>
-        <w:t xml:space="preserve"> okviru nalaze se </w:t>
-      </w:r>
-      <w:r>
-        <w:rPr>
-          <w:b/>
-          <w:lang w:val="hr-HR"/>
-        </w:rPr>
-        <w:t>dva TLS</w:t>
+        <w:t>prvom</w:t>
+      </w:r>
+      <w:r>
+        <w:rPr>
+          <w:lang w:val="hr-HR"/>
+        </w:rPr>
+        <w:t xml:space="preserve"> okviru nalazi se </w:t>
+      </w:r>
+      <w:r>
+        <w:rPr>
+          <w:b/>
+          <w:lang w:val="hr-HR"/>
+        </w:rPr>
+        <w:t>samo</w:t>
       </w:r>
       <w:r>
         <w:rPr>
@@ -1467,6 +1062,32 @@
           <w:b/>
           <w:lang w:val="hr-HR"/>
         </w:rPr>
+        <w:t>jedan</w:t>
+      </w:r>
+      <w:r>
+        <w:rPr>
+          <w:lang w:val="hr-HR"/>
+        </w:rPr>
+        <w:t xml:space="preserve"> </w:t>
+      </w:r>
+      <w:r>
+        <w:rPr>
+          <w:b/>
+          <w:lang w:val="hr-HR"/>
+        </w:rPr>
+        <w:t>TLS</w:t>
+      </w:r>
+      <w:r>
+        <w:rPr>
+          <w:lang w:val="hr-HR"/>
+        </w:rPr>
+        <w:t xml:space="preserve"> </w:t>
+      </w:r>
+      <w:r>
+        <w:rPr>
+          <w:b/>
+          <w:lang w:val="hr-HR"/>
+        </w:rPr>
         <w:t>zapis</w:t>
       </w:r>
       <w:r>
@@ -1494,14 +1115,14 @@
           <w:b/>
           <w:lang w:val="hr-HR"/>
         </w:rPr>
-        <w:t>ServerHello</w:t>
-      </w:r>
-      <w:proofErr w:type="spellEnd"/>
-      <w:r>
-        <w:rPr>
-          <w:lang w:val="hr-HR"/>
-        </w:rPr>
-        <w:t xml:space="preserve"> kojim se nastavlja proces </w:t>
+        <w:t>ClientHello</w:t>
+      </w:r>
+      <w:proofErr w:type="spellEnd"/>
+      <w:r>
+        <w:rPr>
+          <w:lang w:val="hr-HR"/>
+        </w:rPr>
+        <w:t xml:space="preserve"> kojim započinje sam proces </w:t>
       </w:r>
       <w:r>
         <w:rPr>
@@ -1528,36 +1149,13 @@
         <w:rPr>
           <w:lang w:val="hr-HR"/>
         </w:rPr>
-        <w:t xml:space="preserve">. Drugi TLS zapis je </w:t>
-      </w:r>
-      <w:proofErr w:type="spellStart"/>
-      <w:r>
-        <w:rPr>
-          <w:b/>
-          <w:lang w:val="hr-HR"/>
-        </w:rPr>
-        <w:t>Certificate</w:t>
-      </w:r>
-      <w:proofErr w:type="spellEnd"/>
-      <w:r>
-        <w:rPr>
-          <w:bCs/>
-          <w:lang w:val="hr-HR"/>
-        </w:rPr>
-        <w:t xml:space="preserve"> (Slika 6)</w:t>
-      </w:r>
-      <w:r>
-        <w:rPr>
-          <w:bCs/>
-          <w:lang w:val="hr-HR"/>
-        </w:rPr>
-        <w:t>.</w:t>
-      </w:r>
-    </w:p>
-    <w:p>
-      <w:pPr>
-        <w:rPr>
-          <w:b/>
+        <w:t xml:space="preserve"> (Slika 5).</w:t>
+      </w:r>
+    </w:p>
+    <w:p>
+      <w:pPr>
+        <w:jc w:val="both"/>
+        <w:rPr>
           <w:lang w:val="hr-HR"/>
         </w:rPr>
       </w:pPr>
@@ -1573,13 +1171,12 @@
       <w:r>
         <w:rPr>
           <w:noProof/>
-          <w:lang w:val="hr-HR"/>
         </w:rPr>
         <w:drawing>
-          <wp:inline distT="0" distB="0" distL="0" distR="0" wp14:anchorId="5FAAF7B4" wp14:editId="1D761C12">
-            <wp:extent cx="4704762" cy="2333333"/>
-            <wp:effectExtent l="0" t="0" r="635" b="0"/>
-            <wp:docPr id="106573776" name="Slika 1" descr="Slika na kojoj se prikazuje tekst, snimka zaslona, Font, softver&#10;&#10;Opis je automatski generiran"/>
+          <wp:inline distT="0" distB="0" distL="0" distR="0" wp14:anchorId="20B4BB93" wp14:editId="508CA7DB">
+            <wp:extent cx="4561840" cy="1314450"/>
+            <wp:effectExtent l="0" t="0" r="0" b="0"/>
+            <wp:docPr id="5" name="Slika 1" descr="Slika na kojoj se prikazuje tekst, snimka zaslona, Font&#10;&#10;Opis je automatski generiran"/>
             <wp:cNvGraphicFramePr>
               <a:graphicFrameLocks xmlns:a="http://schemas.openxmlformats.org/drawingml/2006/main" noChangeAspect="1"/>
             </wp:cNvGraphicFramePr>
@@ -1587,19 +1184,21 @@
               <a:graphicData uri="http://schemas.openxmlformats.org/drawingml/2006/picture">
                 <pic:pic xmlns:pic="http://schemas.openxmlformats.org/drawingml/2006/picture">
                   <pic:nvPicPr>
-                    <pic:cNvPr id="106573776" name="Slika 1" descr="Slika na kojoj se prikazuje tekst, snimka zaslona, Font, softver&#10;&#10;Opis je automatski generiran"/>
-                    <pic:cNvPicPr/>
+                    <pic:cNvPr id="5" name="Slika 1" descr="Slika na kojoj se prikazuje tekst, snimka zaslona, Font&#10;&#10;Opis je automatski generiran"/>
+                    <pic:cNvPicPr>
+                      <a:picLocks noChangeAspect="1" noChangeArrowheads="1"/>
+                    </pic:cNvPicPr>
                   </pic:nvPicPr>
                   <pic:blipFill>
-                    <a:blip r:embed="rId12"/>
+                    <a:blip r:embed="rId11"/>
                     <a:stretch>
                       <a:fillRect/>
                     </a:stretch>
                   </pic:blipFill>
-                  <pic:spPr>
+                  <pic:spPr bwMode="auto">
                     <a:xfrm>
                       <a:off x="0" y="0"/>
-                      <a:ext cx="4704762" cy="2333333"/>
+                      <a:ext cx="4561840" cy="1314450"/>
                     </a:xfrm>
                     <a:prstGeom prst="rect">
                       <a:avLst/>
@@ -1661,7 +1260,7 @@
           <w:noProof/>
           <w:lang w:val="hr-HR"/>
         </w:rPr>
-        <w:t>6</w:t>
+        <w:t>5</w:t>
       </w:r>
       <w:r>
         <w:rPr>
@@ -1677,33 +1276,31 @@
           <w:iCs w:val="0"/>
           <w:lang w:val="hr-HR"/>
         </w:rPr>
-        <w:t xml:space="preserve"> - drugi okvir</w:t>
-      </w:r>
+        <w:t xml:space="preserve"> - prvi okvir</w:t>
+      </w:r>
+    </w:p>
+    <w:p>
+      <w:pPr>
+        <w:jc w:val="center"/>
+        <w:rPr>
+          <w:lang w:val="hr-HR"/>
+        </w:rPr>
+      </w:pPr>
     </w:p>
     <w:p>
       <w:pPr>
         <w:ind w:firstLine="709"/>
         <w:jc w:val="both"/>
         <w:rPr>
-          <w:b/>
-          <w:lang w:val="hr-HR"/>
-        </w:rPr>
-      </w:pPr>
-    </w:p>
-    <w:p>
-      <w:pPr>
-        <w:ind w:firstLine="709"/>
-        <w:jc w:val="both"/>
-        <w:rPr>
-          <w:lang w:val="hr-HR"/>
-        </w:rPr>
-      </w:pPr>
-      <w:r>
-        <w:rPr>
-          <w:b/>
-          <w:lang w:val="hr-HR"/>
-        </w:rPr>
-        <w:t>Treći</w:t>
+          <w:lang w:val="hr-HR"/>
+        </w:rPr>
+      </w:pPr>
+      <w:r>
+        <w:rPr>
+          <w:b/>
+          <w:lang w:val="hr-HR"/>
+        </w:rPr>
+        <w:t>Drugi</w:t>
       </w:r>
       <w:r>
         <w:rPr>
@@ -1769,7 +1366,7 @@
           <w:b/>
           <w:lang w:val="hr-HR"/>
         </w:rPr>
-        <w:t>trećem</w:t>
+        <w:t>drugom</w:t>
       </w:r>
       <w:r>
         <w:rPr>
@@ -1782,7 +1379,7 @@
           <w:b/>
           <w:lang w:val="hr-HR"/>
         </w:rPr>
-        <w:t>tri TLS</w:t>
+        <w:t>dva TLS</w:t>
       </w:r>
       <w:r>
         <w:rPr>
@@ -1795,7 +1392,7 @@
           <w:b/>
           <w:lang w:val="hr-HR"/>
         </w:rPr>
-        <w:t>zapisa</w:t>
+        <w:t>zapis</w:t>
       </w:r>
       <w:r>
         <w:rPr>
@@ -1808,7 +1405,7 @@
           <w:b/>
           <w:lang w:val="hr-HR"/>
         </w:rPr>
-        <w:t>TLS tipovima zapisa</w:t>
+        <w:t>TLS tipu zapisa</w:t>
       </w:r>
       <w:r>
         <w:rPr>
@@ -1816,29 +1413,6 @@
         </w:rPr>
         <w:t xml:space="preserve"> </w:t>
       </w:r>
-      <w:r>
-        <w:rPr>
-          <w:b/>
-          <w:lang w:val="hr-HR"/>
-        </w:rPr>
-        <w:t xml:space="preserve">Server </w:t>
-      </w:r>
-      <w:proofErr w:type="spellStart"/>
-      <w:r>
-        <w:rPr>
-          <w:b/>
-          <w:lang w:val="hr-HR"/>
-        </w:rPr>
-        <w:t>Key</w:t>
-      </w:r>
-      <w:proofErr w:type="spellEnd"/>
-      <w:r>
-        <w:rPr>
-          <w:b/>
-          <w:lang w:val="hr-HR"/>
-        </w:rPr>
-        <w:t xml:space="preserve"> Exchange i </w:t>
-      </w:r>
       <w:proofErr w:type="spellStart"/>
       <w:r>
         <w:rPr>
@@ -1852,58 +1426,77 @@
         <w:rPr>
           <w:lang w:val="hr-HR"/>
         </w:rPr>
-        <w:t xml:space="preserve"> </w:t>
-      </w:r>
-      <w:r>
-        <w:rPr>
-          <w:b/>
-          <w:lang w:val="hr-HR"/>
-        </w:rPr>
-        <w:t>Done</w:t>
-      </w:r>
+        <w:t xml:space="preserve"> kojim se nastavlja proces </w:t>
+      </w:r>
+      <w:r>
+        <w:rPr>
+          <w:b/>
+          <w:lang w:val="hr-HR"/>
+        </w:rPr>
+        <w:t>rukovanja</w:t>
+      </w:r>
+      <w:r>
+        <w:rPr>
+          <w:lang w:val="hr-HR"/>
+        </w:rPr>
+        <w:t xml:space="preserve">, odnosno </w:t>
+      </w:r>
+      <w:proofErr w:type="spellStart"/>
+      <w:r>
+        <w:rPr>
+          <w:lang w:val="hr-HR"/>
+        </w:rPr>
+        <w:t>Handshaking</w:t>
+      </w:r>
+      <w:proofErr w:type="spellEnd"/>
+      <w:r>
+        <w:rPr>
+          <w:lang w:val="hr-HR"/>
+        </w:rPr>
+        <w:t xml:space="preserve">. Drugi TLS zapis je </w:t>
+      </w:r>
+      <w:proofErr w:type="spellStart"/>
+      <w:r>
+        <w:rPr>
+          <w:b/>
+          <w:lang w:val="hr-HR"/>
+        </w:rPr>
+        <w:t>Certificate</w:t>
+      </w:r>
+      <w:proofErr w:type="spellEnd"/>
       <w:r>
         <w:rPr>
           <w:bCs/>
           <w:lang w:val="hr-HR"/>
         </w:rPr>
-        <w:t xml:space="preserve"> (Slika 7).</w:t>
-      </w:r>
-    </w:p>
-    <w:p>
-      <w:pPr>
-        <w:pStyle w:val="Opisslike"/>
-        <w:jc w:val="center"/>
-        <w:rPr>
-          <w:i w:val="0"/>
-          <w:iCs w:val="0"/>
-          <w:lang w:val="hr-HR"/>
-        </w:rPr>
-      </w:pPr>
-    </w:p>
-    <w:p>
-      <w:pPr>
-        <w:pStyle w:val="Opisslike"/>
+        <w:t xml:space="preserve"> (Slika 6).</w:t>
+      </w:r>
+    </w:p>
+    <w:p>
+      <w:pPr>
+        <w:rPr>
+          <w:b/>
+          <w:lang w:val="hr-HR"/>
+        </w:rPr>
+      </w:pPr>
+    </w:p>
+    <w:p>
+      <w:pPr>
         <w:keepNext/>
         <w:jc w:val="center"/>
         <w:rPr>
-          <w:i w:val="0"/>
-          <w:iCs w:val="0"/>
-          <w:lang w:val="hr-HR"/>
-        </w:rPr>
-      </w:pPr>
-      <w:r>
-        <w:rPr>
-          <w:i w:val="0"/>
-          <w:iCs w:val="0"/>
+          <w:lang w:val="hr-HR"/>
+        </w:rPr>
+      </w:pPr>
+      <w:r>
+        <w:rPr>
           <w:noProof/>
-          <w:lang w:val="hr-HR"/>
-        </w:rPr>
-        <w:lastRenderedPageBreak/>
+        </w:rPr>
         <w:drawing>
-          <wp:inline distT="0" distB="0" distL="0" distR="0" wp14:anchorId="3B68E08C" wp14:editId="481DDAA9">
-            <wp:extent cx="5428571" cy="2495238"/>
-            <wp:effectExtent l="0" t="0" r="1270" b="635"/>
-            <wp:docPr id="1036005154" name="Slika 1" descr="Slika na kojoj se prikazuje tekst, snimka zaslona, Font, softver&#10;&#10;Opis je automatski generiran"/>
+          <wp:inline distT="0" distB="0" distL="0" distR="0" wp14:anchorId="3F1051E7" wp14:editId="7022E07C">
+            <wp:extent cx="4704715" cy="2332990"/>
+            <wp:effectExtent l="0" t="0" r="0" b="0"/>
+            <wp:docPr id="6" name="Image6" descr="Slika na kojoj se prikazuje tekst, snimka zaslona, Font, softver&#10;&#10;Opis je automatski generiran"/>
             <wp:cNvGraphicFramePr>
               <a:graphicFrameLocks xmlns:a="http://schemas.openxmlformats.org/drawingml/2006/main" noChangeAspect="1"/>
             </wp:cNvGraphicFramePr>
@@ -1911,19 +1504,21 @@
               <a:graphicData uri="http://schemas.openxmlformats.org/drawingml/2006/picture">
                 <pic:pic xmlns:pic="http://schemas.openxmlformats.org/drawingml/2006/picture">
                   <pic:nvPicPr>
-                    <pic:cNvPr id="1036005154" name="Slika 1" descr="Slika na kojoj se prikazuje tekst, snimka zaslona, Font, softver&#10;&#10;Opis je automatski generiran"/>
-                    <pic:cNvPicPr/>
+                    <pic:cNvPr id="6" name="Image6" descr="Slika na kojoj se prikazuje tekst, snimka zaslona, Font, softver&#10;&#10;Opis je automatski generiran"/>
+                    <pic:cNvPicPr>
+                      <a:picLocks noChangeAspect="1" noChangeArrowheads="1"/>
+                    </pic:cNvPicPr>
                   </pic:nvPicPr>
                   <pic:blipFill>
-                    <a:blip r:embed="rId13"/>
+                    <a:blip r:embed="rId12"/>
                     <a:stretch>
                       <a:fillRect/>
                     </a:stretch>
                   </pic:blipFill>
-                  <pic:spPr>
+                  <pic:spPr bwMode="auto">
                     <a:xfrm>
                       <a:off x="0" y="0"/>
-                      <a:ext cx="5428571" cy="2495238"/>
+                      <a:ext cx="4704715" cy="2332990"/>
                     </a:xfrm>
                     <a:prstGeom prst="rect">
                       <a:avLst/>
@@ -1985,7 +1580,7 @@
           <w:noProof/>
           <w:lang w:val="hr-HR"/>
         </w:rPr>
-        <w:t>7</w:t>
+        <w:t>6</w:t>
       </w:r>
       <w:r>
         <w:rPr>
@@ -2001,7 +1596,196 @@
           <w:iCs w:val="0"/>
           <w:lang w:val="hr-HR"/>
         </w:rPr>
-        <w:t xml:space="preserve"> - treći okvir</w:t>
+        <w:t xml:space="preserve"> - drugi okvir</w:t>
+      </w:r>
+    </w:p>
+    <w:p>
+      <w:pPr>
+        <w:ind w:firstLine="709"/>
+        <w:jc w:val="both"/>
+        <w:rPr>
+          <w:b/>
+          <w:lang w:val="hr-HR"/>
+        </w:rPr>
+      </w:pPr>
+    </w:p>
+    <w:p>
+      <w:pPr>
+        <w:ind w:firstLine="709"/>
+        <w:jc w:val="both"/>
+        <w:rPr>
+          <w:lang w:val="hr-HR"/>
+        </w:rPr>
+      </w:pPr>
+      <w:r>
+        <w:rPr>
+          <w:b/>
+          <w:lang w:val="hr-HR"/>
+        </w:rPr>
+        <w:t>Treći</w:t>
+      </w:r>
+      <w:r>
+        <w:rPr>
+          <w:lang w:val="hr-HR"/>
+        </w:rPr>
+        <w:t xml:space="preserve"> </w:t>
+      </w:r>
+      <w:r>
+        <w:rPr>
+          <w:b/>
+          <w:lang w:val="hr-HR"/>
+        </w:rPr>
+        <w:t>paket</w:t>
+      </w:r>
+      <w:r>
+        <w:rPr>
+          <w:lang w:val="hr-HR"/>
+        </w:rPr>
+        <w:t xml:space="preserve"> je poslao je </w:t>
+      </w:r>
+      <w:r>
+        <w:rPr>
+          <w:b/>
+          <w:lang w:val="hr-HR"/>
+        </w:rPr>
+        <w:t>poslužitelj</w:t>
+      </w:r>
+      <w:r>
+        <w:rPr>
+          <w:lang w:val="hr-HR"/>
+        </w:rPr>
+        <w:t xml:space="preserve"> (</w:t>
+      </w:r>
+      <w:proofErr w:type="spellStart"/>
+      <w:r>
+        <w:rPr>
+          <w:lang w:val="hr-HR"/>
+        </w:rPr>
+        <w:t>Source</w:t>
+      </w:r>
+      <w:proofErr w:type="spellEnd"/>
+      <w:r>
+        <w:rPr>
+          <w:lang w:val="hr-HR"/>
+        </w:rPr>
+        <w:t xml:space="preserve"> = 34.71.45.200). </w:t>
+      </w:r>
+      <w:r>
+        <w:rPr>
+          <w:b/>
+          <w:lang w:val="hr-HR"/>
+        </w:rPr>
+        <w:t>U</w:t>
+      </w:r>
+      <w:r>
+        <w:rPr>
+          <w:lang w:val="hr-HR"/>
+        </w:rPr>
+        <w:t xml:space="preserve"> </w:t>
+      </w:r>
+      <w:r>
+        <w:rPr>
+          <w:b/>
+          <w:lang w:val="hr-HR"/>
+        </w:rPr>
+        <w:t>trećem</w:t>
+      </w:r>
+      <w:r>
+        <w:rPr>
+          <w:lang w:val="hr-HR"/>
+        </w:rPr>
+        <w:t xml:space="preserve"> okviru nalaze se </w:t>
+      </w:r>
+      <w:r>
+        <w:rPr>
+          <w:b/>
+          <w:lang w:val="hr-HR"/>
+        </w:rPr>
+        <w:t>tri TLS</w:t>
+      </w:r>
+      <w:r>
+        <w:rPr>
+          <w:lang w:val="hr-HR"/>
+        </w:rPr>
+        <w:t xml:space="preserve"> </w:t>
+      </w:r>
+      <w:r>
+        <w:rPr>
+          <w:b/>
+          <w:lang w:val="hr-HR"/>
+        </w:rPr>
+        <w:t>zapisa</w:t>
+      </w:r>
+      <w:r>
+        <w:rPr>
+          <w:lang w:val="hr-HR"/>
+        </w:rPr>
+        <w:t xml:space="preserve">. Radi se o </w:t>
+      </w:r>
+      <w:r>
+        <w:rPr>
+          <w:b/>
+          <w:lang w:val="hr-HR"/>
+        </w:rPr>
+        <w:t>TLS tipovima zapisa</w:t>
+      </w:r>
+      <w:r>
+        <w:rPr>
+          <w:lang w:val="hr-HR"/>
+        </w:rPr>
+        <w:t xml:space="preserve"> </w:t>
+      </w:r>
+      <w:r>
+        <w:rPr>
+          <w:b/>
+          <w:lang w:val="hr-HR"/>
+        </w:rPr>
+        <w:t xml:space="preserve">Server </w:t>
+      </w:r>
+      <w:proofErr w:type="spellStart"/>
+      <w:r>
+        <w:rPr>
+          <w:b/>
+          <w:lang w:val="hr-HR"/>
+        </w:rPr>
+        <w:t>Key</w:t>
+      </w:r>
+      <w:proofErr w:type="spellEnd"/>
+      <w:r>
+        <w:rPr>
+          <w:b/>
+          <w:lang w:val="hr-HR"/>
+        </w:rPr>
+        <w:t xml:space="preserve"> Exchange i </w:t>
+      </w:r>
+      <w:proofErr w:type="spellStart"/>
+      <w:r>
+        <w:rPr>
+          <w:b/>
+          <w:lang w:val="hr-HR"/>
+        </w:rPr>
+        <w:t>ServerHello</w:t>
+      </w:r>
+      <w:proofErr w:type="spellEnd"/>
+      <w:r>
+        <w:rPr>
+          <w:lang w:val="hr-HR"/>
+        </w:rPr>
+        <w:t xml:space="preserve"> </w:t>
+      </w:r>
+      <w:r>
+        <w:rPr>
+          <w:b/>
+          <w:lang w:val="hr-HR"/>
+        </w:rPr>
+        <w:t>Done</w:t>
+      </w:r>
+      <w:r>
+        <w:rPr>
+          <w:bCs/>
+          <w:lang w:val="hr-HR"/>
+        </w:rPr>
+        <w:t xml:space="preserve"> (Slika 7).</w:t>
       </w:r>
     </w:p>
     <w:p>
@@ -2014,367 +1798,6 @@
           <w:lang w:val="hr-HR"/>
         </w:rPr>
       </w:pPr>
-    </w:p>
-    <w:p>
-      <w:pPr>
-        <w:pStyle w:val="Opisslike"/>
-        <w:ind w:firstLine="709"/>
-        <w:jc w:val="both"/>
-        <w:rPr>
-          <w:i w:val="0"/>
-          <w:iCs w:val="0"/>
-          <w:lang w:val="hr-HR"/>
-        </w:rPr>
-      </w:pPr>
-      <w:r>
-        <w:rPr>
-          <w:b/>
-          <w:i w:val="0"/>
-          <w:iCs w:val="0"/>
-          <w:lang w:val="hr-HR"/>
-        </w:rPr>
-        <w:t>Četvrti</w:t>
-      </w:r>
-      <w:r>
-        <w:rPr>
-          <w:i w:val="0"/>
-          <w:iCs w:val="0"/>
-          <w:lang w:val="hr-HR"/>
-        </w:rPr>
-        <w:t xml:space="preserve"> </w:t>
-      </w:r>
-      <w:r>
-        <w:rPr>
-          <w:b/>
-          <w:i w:val="0"/>
-          <w:iCs w:val="0"/>
-          <w:lang w:val="hr-HR"/>
-        </w:rPr>
-        <w:t>paket</w:t>
-      </w:r>
-      <w:r>
-        <w:rPr>
-          <w:i w:val="0"/>
-          <w:iCs w:val="0"/>
-          <w:lang w:val="hr-HR"/>
-        </w:rPr>
-        <w:t xml:space="preserve"> je poslao je </w:t>
-      </w:r>
-      <w:r>
-        <w:rPr>
-          <w:b/>
-          <w:i w:val="0"/>
-          <w:iCs w:val="0"/>
-          <w:lang w:val="hr-HR"/>
-        </w:rPr>
-        <w:t>klijent</w:t>
-      </w:r>
-      <w:r>
-        <w:rPr>
-          <w:i w:val="0"/>
-          <w:iCs w:val="0"/>
-          <w:lang w:val="hr-HR"/>
-        </w:rPr>
-        <w:t xml:space="preserve"> </w:t>
-      </w:r>
-      <w:proofErr w:type="spellStart"/>
-      <w:r>
-        <w:rPr>
-          <w:b/>
-          <w:i w:val="0"/>
-          <w:iCs w:val="0"/>
-          <w:lang w:val="hr-HR"/>
-        </w:rPr>
-        <w:t>klijent</w:t>
-      </w:r>
-      <w:proofErr w:type="spellEnd"/>
-      <w:r>
-        <w:rPr>
-          <w:i w:val="0"/>
-          <w:iCs w:val="0"/>
-          <w:lang w:val="hr-HR"/>
-        </w:rPr>
-        <w:t xml:space="preserve"> (</w:t>
-      </w:r>
-      <w:proofErr w:type="spellStart"/>
-      <w:r>
-        <w:rPr>
-          <w:i w:val="0"/>
-          <w:iCs w:val="0"/>
-          <w:lang w:val="hr-HR"/>
-        </w:rPr>
-        <w:t>Source</w:t>
-      </w:r>
-      <w:proofErr w:type="spellEnd"/>
-      <w:r>
-        <w:rPr>
-          <w:i w:val="0"/>
-          <w:iCs w:val="0"/>
-          <w:lang w:val="hr-HR"/>
-        </w:rPr>
-        <w:t xml:space="preserve"> = 192.168.1.26). </w:t>
-      </w:r>
-      <w:r>
-        <w:rPr>
-          <w:b/>
-          <w:i w:val="0"/>
-          <w:iCs w:val="0"/>
-          <w:lang w:val="hr-HR"/>
-        </w:rPr>
-        <w:t>U</w:t>
-      </w:r>
-      <w:r>
-        <w:rPr>
-          <w:i w:val="0"/>
-          <w:iCs w:val="0"/>
-          <w:lang w:val="hr-HR"/>
-        </w:rPr>
-        <w:t xml:space="preserve"> </w:t>
-      </w:r>
-      <w:r>
-        <w:rPr>
-          <w:b/>
-          <w:i w:val="0"/>
-          <w:iCs w:val="0"/>
-          <w:lang w:val="hr-HR"/>
-        </w:rPr>
-        <w:t>četvrtom</w:t>
-      </w:r>
-      <w:r>
-        <w:rPr>
-          <w:i w:val="0"/>
-          <w:iCs w:val="0"/>
-          <w:lang w:val="hr-HR"/>
-        </w:rPr>
-        <w:t xml:space="preserve"> okviru nalaze se </w:t>
-      </w:r>
-      <w:r>
-        <w:rPr>
-          <w:b/>
-          <w:i w:val="0"/>
-          <w:iCs w:val="0"/>
-          <w:lang w:val="hr-HR"/>
-        </w:rPr>
-        <w:t>tri</w:t>
-      </w:r>
-      <w:r>
-        <w:rPr>
-          <w:i w:val="0"/>
-          <w:iCs w:val="0"/>
-          <w:lang w:val="hr-HR"/>
-        </w:rPr>
-        <w:t xml:space="preserve"> </w:t>
-      </w:r>
-      <w:r>
-        <w:rPr>
-          <w:b/>
-          <w:i w:val="0"/>
-          <w:iCs w:val="0"/>
-          <w:lang w:val="hr-HR"/>
-        </w:rPr>
-        <w:t>TLS</w:t>
-      </w:r>
-      <w:r>
-        <w:rPr>
-          <w:i w:val="0"/>
-          <w:iCs w:val="0"/>
-          <w:lang w:val="hr-HR"/>
-        </w:rPr>
-        <w:t xml:space="preserve"> </w:t>
-      </w:r>
-      <w:r>
-        <w:rPr>
-          <w:b/>
-          <w:i w:val="0"/>
-          <w:iCs w:val="0"/>
-          <w:lang w:val="hr-HR"/>
-        </w:rPr>
-        <w:t>zapisa.</w:t>
-      </w:r>
-      <w:r>
-        <w:rPr>
-          <w:i w:val="0"/>
-          <w:iCs w:val="0"/>
-          <w:lang w:val="hr-HR"/>
-        </w:rPr>
-        <w:t xml:space="preserve"> Radi se o </w:t>
-      </w:r>
-      <w:r>
-        <w:rPr>
-          <w:b/>
-          <w:i w:val="0"/>
-          <w:iCs w:val="0"/>
-          <w:lang w:val="hr-HR"/>
-        </w:rPr>
-        <w:t>TLS tipovima zapisa</w:t>
-      </w:r>
-      <w:r>
-        <w:rPr>
-          <w:i w:val="0"/>
-          <w:iCs w:val="0"/>
-          <w:lang w:val="hr-HR"/>
-        </w:rPr>
-        <w:t xml:space="preserve"> </w:t>
-      </w:r>
-      <w:proofErr w:type="spellStart"/>
-      <w:r>
-        <w:rPr>
-          <w:b/>
-          <w:i w:val="0"/>
-          <w:iCs w:val="0"/>
-          <w:lang w:val="hr-HR"/>
-        </w:rPr>
-        <w:t>Client</w:t>
-      </w:r>
-      <w:proofErr w:type="spellEnd"/>
-      <w:r>
-        <w:rPr>
-          <w:b/>
-          <w:i w:val="0"/>
-          <w:iCs w:val="0"/>
-          <w:lang w:val="hr-HR"/>
-        </w:rPr>
-        <w:t xml:space="preserve"> </w:t>
-      </w:r>
-      <w:proofErr w:type="spellStart"/>
-      <w:r>
-        <w:rPr>
-          <w:b/>
-          <w:i w:val="0"/>
-          <w:iCs w:val="0"/>
-          <w:lang w:val="hr-HR"/>
-        </w:rPr>
-        <w:t>Key</w:t>
-      </w:r>
-      <w:proofErr w:type="spellEnd"/>
-      <w:r>
-        <w:rPr>
-          <w:b/>
-          <w:i w:val="0"/>
-          <w:iCs w:val="0"/>
-          <w:lang w:val="hr-HR"/>
-        </w:rPr>
-        <w:t xml:space="preserve"> Exchange, </w:t>
-      </w:r>
-      <w:proofErr w:type="spellStart"/>
-      <w:r>
-        <w:rPr>
-          <w:b/>
-          <w:i w:val="0"/>
-          <w:iCs w:val="0"/>
-          <w:lang w:val="hr-HR"/>
-        </w:rPr>
-        <w:t>Change</w:t>
-      </w:r>
-      <w:proofErr w:type="spellEnd"/>
-      <w:r>
-        <w:rPr>
-          <w:b/>
-          <w:i w:val="0"/>
-          <w:iCs w:val="0"/>
-          <w:lang w:val="hr-HR"/>
-        </w:rPr>
-        <w:t xml:space="preserve"> </w:t>
-      </w:r>
-      <w:proofErr w:type="spellStart"/>
-      <w:r>
-        <w:rPr>
-          <w:b/>
-          <w:i w:val="0"/>
-          <w:iCs w:val="0"/>
-          <w:lang w:val="hr-HR"/>
-        </w:rPr>
-        <w:t>Chiper</w:t>
-      </w:r>
-      <w:proofErr w:type="spellEnd"/>
-      <w:r>
-        <w:rPr>
-          <w:b/>
-          <w:i w:val="0"/>
-          <w:iCs w:val="0"/>
-          <w:lang w:val="hr-HR"/>
-        </w:rPr>
-        <w:t xml:space="preserve"> </w:t>
-      </w:r>
-      <w:proofErr w:type="spellStart"/>
-      <w:r>
-        <w:rPr>
-          <w:b/>
-          <w:i w:val="0"/>
-          <w:iCs w:val="0"/>
-          <w:lang w:val="hr-HR"/>
-        </w:rPr>
-        <w:t>Spec</w:t>
-      </w:r>
-      <w:proofErr w:type="spellEnd"/>
-      <w:r>
-        <w:rPr>
-          <w:b/>
-          <w:i w:val="0"/>
-          <w:iCs w:val="0"/>
-          <w:lang w:val="hr-HR"/>
-        </w:rPr>
-        <w:t xml:space="preserve">, </w:t>
-      </w:r>
-      <w:proofErr w:type="spellStart"/>
-      <w:r>
-        <w:rPr>
-          <w:b/>
-          <w:i w:val="0"/>
-          <w:iCs w:val="0"/>
-          <w:lang w:val="hr-HR"/>
-        </w:rPr>
-        <w:t>Encrypted</w:t>
-      </w:r>
-      <w:proofErr w:type="spellEnd"/>
-      <w:r>
-        <w:rPr>
-          <w:b/>
-          <w:i w:val="0"/>
-          <w:iCs w:val="0"/>
-          <w:lang w:val="hr-HR"/>
-        </w:rPr>
-        <w:t xml:space="preserve"> </w:t>
-      </w:r>
-      <w:proofErr w:type="spellStart"/>
-      <w:r>
-        <w:rPr>
-          <w:b/>
-          <w:i w:val="0"/>
-          <w:iCs w:val="0"/>
-          <w:lang w:val="hr-HR"/>
-        </w:rPr>
-        <w:t>Handshake</w:t>
-      </w:r>
-      <w:proofErr w:type="spellEnd"/>
-      <w:r>
-        <w:rPr>
-          <w:b/>
-          <w:i w:val="0"/>
-          <w:iCs w:val="0"/>
-          <w:lang w:val="hr-HR"/>
-        </w:rPr>
-        <w:t xml:space="preserve"> </w:t>
-      </w:r>
-      <w:proofErr w:type="spellStart"/>
-      <w:r>
-        <w:rPr>
-          <w:b/>
-          <w:i w:val="0"/>
-          <w:iCs w:val="0"/>
-          <w:lang w:val="hr-HR"/>
-        </w:rPr>
-        <w:t>Message</w:t>
-      </w:r>
-      <w:proofErr w:type="spellEnd"/>
-      <w:r>
-        <w:rPr>
-          <w:i w:val="0"/>
-          <w:iCs w:val="0"/>
-          <w:lang w:val="hr-HR"/>
-        </w:rPr>
-        <w:t xml:space="preserve"> (Slika 8).</w:t>
-      </w:r>
     </w:p>
     <w:p>
       <w:pPr>
@@ -2389,16 +1812,13 @@
       </w:pPr>
       <w:r>
         <w:rPr>
-          <w:i w:val="0"/>
-          <w:iCs w:val="0"/>
           <w:noProof/>
-          <w:lang w:val="hr-HR"/>
         </w:rPr>
         <w:drawing>
-          <wp:inline distT="0" distB="0" distL="0" distR="0" wp14:anchorId="02A36CAE" wp14:editId="2523990F">
-            <wp:extent cx="5838095" cy="3285714"/>
-            <wp:effectExtent l="0" t="0" r="0" b="0"/>
-            <wp:docPr id="1550108008" name="Slika 1" descr="Slika na kojoj se prikazuje tekst, snimka zaslona, softver, Font&#10;&#10;Opis je automatski generiran"/>
+          <wp:inline distT="0" distB="0" distL="0" distR="0" wp14:anchorId="050ADF86" wp14:editId="742121CE">
+            <wp:extent cx="4678680" cy="2150255"/>
+            <wp:effectExtent l="0" t="0" r="7620" b="2540"/>
+            <wp:docPr id="7" name="Image7" descr="Slika na kojoj se prikazuje tekst, snimka zaslona, Font, softver&#10;&#10;Opis je automatski generiran"/>
             <wp:cNvGraphicFramePr>
               <a:graphicFrameLocks xmlns:a="http://schemas.openxmlformats.org/drawingml/2006/main" noChangeAspect="1"/>
             </wp:cNvGraphicFramePr>
@@ -2406,19 +1826,21 @@
               <a:graphicData uri="http://schemas.openxmlformats.org/drawingml/2006/picture">
                 <pic:pic xmlns:pic="http://schemas.openxmlformats.org/drawingml/2006/picture">
                   <pic:nvPicPr>
-                    <pic:cNvPr id="1550108008" name="Slika 1" descr="Slika na kojoj se prikazuje tekst, snimka zaslona, softver, Font&#10;&#10;Opis je automatski generiran"/>
-                    <pic:cNvPicPr/>
+                    <pic:cNvPr id="7" name="Image7" descr="Slika na kojoj se prikazuje tekst, snimka zaslona, Font, softver&#10;&#10;Opis je automatski generiran"/>
+                    <pic:cNvPicPr>
+                      <a:picLocks noChangeAspect="1" noChangeArrowheads="1"/>
+                    </pic:cNvPicPr>
                   </pic:nvPicPr>
                   <pic:blipFill>
-                    <a:blip r:embed="rId14"/>
+                    <a:blip r:embed="rId13"/>
                     <a:stretch>
                       <a:fillRect/>
                     </a:stretch>
                   </pic:blipFill>
-                  <pic:spPr>
+                  <pic:spPr bwMode="auto">
                     <a:xfrm>
                       <a:off x="0" y="0"/>
-                      <a:ext cx="5838095" cy="3285714"/>
+                      <a:ext cx="4683184" cy="2152325"/>
                     </a:xfrm>
                     <a:prstGeom prst="rect">
                       <a:avLst/>
@@ -2480,7 +1902,7 @@
           <w:noProof/>
           <w:lang w:val="hr-HR"/>
         </w:rPr>
-        <w:t>8</w:t>
+        <w:t>7</w:t>
       </w:r>
       <w:r>
         <w:rPr>
@@ -2496,23 +1918,13 @@
           <w:iCs w:val="0"/>
           <w:lang w:val="hr-HR"/>
         </w:rPr>
-        <w:t xml:space="preserve"> - četvrti okvir</w:t>
+        <w:t xml:space="preserve"> - treći okvir</w:t>
       </w:r>
     </w:p>
     <w:p>
       <w:pPr>
         <w:pStyle w:val="Opisslike"/>
-        <w:jc w:val="center"/>
-        <w:rPr>
-          <w:i w:val="0"/>
-          <w:iCs w:val="0"/>
-          <w:lang w:val="hr-HR"/>
-        </w:rPr>
-      </w:pPr>
-    </w:p>
-    <w:p>
-      <w:pPr>
-        <w:pStyle w:val="Opisslike"/>
+        <w:ind w:firstLine="709"/>
         <w:jc w:val="both"/>
         <w:rPr>
           <w:i w:val="0"/>
@@ -2522,20 +1934,13 @@
       </w:pPr>
       <w:r>
         <w:rPr>
-          <w:i w:val="0"/>
-          <w:iCs w:val="0"/>
-          <w:lang w:val="hr-HR"/>
-        </w:rPr>
-        <w:tab/>
-      </w:r>
-      <w:r>
-        <w:rPr>
-          <w:b/>
-          <w:i w:val="0"/>
-          <w:iCs w:val="0"/>
-          <w:lang w:val="hr-HR"/>
-        </w:rPr>
-        <w:t>Peti</w:t>
+          <w:b/>
+          <w:i w:val="0"/>
+          <w:iCs w:val="0"/>
+          <w:lang w:val="hr-HR"/>
+        </w:rPr>
+        <w:lastRenderedPageBreak/>
+        <w:t>Četvrti</w:t>
       </w:r>
       <w:r>
         <w:rPr>
@@ -2560,17 +1965,36 @@
           <w:iCs w:val="0"/>
           <w:lang w:val="hr-HR"/>
         </w:rPr>
-        <w:t xml:space="preserve"> je poslao </w:t>
-      </w:r>
-      <w:r>
-        <w:rPr>
-          <w:b/>
-          <w:i w:val="0"/>
-          <w:iCs w:val="0"/>
-          <w:lang w:val="hr-HR"/>
-        </w:rPr>
-        <w:t>poslužitelj</w:t>
-      </w:r>
+        <w:t xml:space="preserve"> je poslao je </w:t>
+      </w:r>
+      <w:r>
+        <w:rPr>
+          <w:b/>
+          <w:i w:val="0"/>
+          <w:iCs w:val="0"/>
+          <w:lang w:val="hr-HR"/>
+        </w:rPr>
+        <w:t>klijent</w:t>
+      </w:r>
+      <w:r>
+        <w:rPr>
+          <w:i w:val="0"/>
+          <w:iCs w:val="0"/>
+          <w:lang w:val="hr-HR"/>
+        </w:rPr>
+        <w:t xml:space="preserve"> </w:t>
+      </w:r>
+      <w:proofErr w:type="spellStart"/>
+      <w:r>
+        <w:rPr>
+          <w:b/>
+          <w:i w:val="0"/>
+          <w:iCs w:val="0"/>
+          <w:lang w:val="hr-HR"/>
+        </w:rPr>
+        <w:t>klijent</w:t>
+      </w:r>
+      <w:proofErr w:type="spellEnd"/>
       <w:r>
         <w:rPr>
           <w:i w:val="0"/>
@@ -2595,7 +2019,7 @@
           <w:iCs w:val="0"/>
           <w:lang w:val="hr-HR"/>
         </w:rPr>
-        <w:t xml:space="preserve"> = 34.71.45.200). </w:t>
+        <w:t xml:space="preserve"> = 192.168.1.26). </w:t>
       </w:r>
       <w:r>
         <w:rPr>
@@ -2621,7 +2045,7 @@
           <w:iCs w:val="0"/>
           <w:lang w:val="hr-HR"/>
         </w:rPr>
-        <w:t>petom</w:t>
+        <w:t>četvrtom</w:t>
       </w:r>
       <w:r>
         <w:rPr>
@@ -2638,7 +2062,7 @@
           <w:iCs w:val="0"/>
           <w:lang w:val="hr-HR"/>
         </w:rPr>
-        <w:t>tri TLS</w:t>
+        <w:t>tri</w:t>
       </w:r>
       <w:r>
         <w:rPr>
@@ -2655,15 +2079,32 @@
           <w:iCs w:val="0"/>
           <w:lang w:val="hr-HR"/>
         </w:rPr>
-        <w:t>zapisa</w:t>
-      </w:r>
-      <w:r>
-        <w:rPr>
-          <w:i w:val="0"/>
-          <w:iCs w:val="0"/>
-          <w:lang w:val="hr-HR"/>
-        </w:rPr>
-        <w:t xml:space="preserve">. Radi se o </w:t>
+        <w:t>TLS</w:t>
+      </w:r>
+      <w:r>
+        <w:rPr>
+          <w:i w:val="0"/>
+          <w:iCs w:val="0"/>
+          <w:lang w:val="hr-HR"/>
+        </w:rPr>
+        <w:t xml:space="preserve"> </w:t>
+      </w:r>
+      <w:r>
+        <w:rPr>
+          <w:b/>
+          <w:i w:val="0"/>
+          <w:iCs w:val="0"/>
+          <w:lang w:val="hr-HR"/>
+        </w:rPr>
+        <w:t>zapisa.</w:t>
+      </w:r>
+      <w:r>
+        <w:rPr>
+          <w:i w:val="0"/>
+          <w:iCs w:val="0"/>
+          <w:lang w:val="hr-HR"/>
+        </w:rPr>
+        <w:t xml:space="preserve"> Radi se o </w:t>
       </w:r>
       <w:r>
         <w:rPr>
@@ -2682,24 +2123,15 @@
         </w:rPr>
         <w:t xml:space="preserve"> </w:t>
       </w:r>
-      <w:r>
-        <w:rPr>
-          <w:b/>
-          <w:i w:val="0"/>
-          <w:iCs w:val="0"/>
-          <w:lang w:val="hr-HR"/>
-        </w:rPr>
-        <w:t xml:space="preserve">New </w:t>
-      </w:r>
-      <w:proofErr w:type="spellStart"/>
-      <w:r>
-        <w:rPr>
-          <w:b/>
-          <w:i w:val="0"/>
-          <w:iCs w:val="0"/>
-          <w:lang w:val="hr-HR"/>
-        </w:rPr>
-        <w:t>Session</w:t>
+      <w:proofErr w:type="spellStart"/>
+      <w:r>
+        <w:rPr>
+          <w:b/>
+          <w:i w:val="0"/>
+          <w:iCs w:val="0"/>
+          <w:lang w:val="hr-HR"/>
+        </w:rPr>
+        <w:t>Client</w:t>
       </w:r>
       <w:proofErr w:type="spellEnd"/>
       <w:r>
@@ -2719,7 +2151,67 @@
           <w:iCs w:val="0"/>
           <w:lang w:val="hr-HR"/>
         </w:rPr>
-        <w:t>Ticket</w:t>
+        <w:t>Key</w:t>
+      </w:r>
+      <w:proofErr w:type="spellEnd"/>
+      <w:r>
+        <w:rPr>
+          <w:b/>
+          <w:i w:val="0"/>
+          <w:iCs w:val="0"/>
+          <w:lang w:val="hr-HR"/>
+        </w:rPr>
+        <w:t xml:space="preserve"> Exchange, </w:t>
+      </w:r>
+      <w:proofErr w:type="spellStart"/>
+      <w:r>
+        <w:rPr>
+          <w:b/>
+          <w:i w:val="0"/>
+          <w:iCs w:val="0"/>
+          <w:lang w:val="hr-HR"/>
+        </w:rPr>
+        <w:t>Change</w:t>
+      </w:r>
+      <w:proofErr w:type="spellEnd"/>
+      <w:r>
+        <w:rPr>
+          <w:b/>
+          <w:i w:val="0"/>
+          <w:iCs w:val="0"/>
+          <w:lang w:val="hr-HR"/>
+        </w:rPr>
+        <w:t xml:space="preserve"> </w:t>
+      </w:r>
+      <w:proofErr w:type="spellStart"/>
+      <w:r>
+        <w:rPr>
+          <w:b/>
+          <w:i w:val="0"/>
+          <w:iCs w:val="0"/>
+          <w:lang w:val="hr-HR"/>
+        </w:rPr>
+        <w:t>Chiper</w:t>
+      </w:r>
+      <w:proofErr w:type="spellEnd"/>
+      <w:r>
+        <w:rPr>
+          <w:b/>
+          <w:i w:val="0"/>
+          <w:iCs w:val="0"/>
+          <w:lang w:val="hr-HR"/>
+        </w:rPr>
+        <w:t xml:space="preserve"> </w:t>
+      </w:r>
+      <w:proofErr w:type="spellStart"/>
+      <w:r>
+        <w:rPr>
+          <w:b/>
+          <w:i w:val="0"/>
+          <w:iCs w:val="0"/>
+          <w:lang w:val="hr-HR"/>
+        </w:rPr>
+        <w:t>Spec</w:t>
       </w:r>
       <w:proofErr w:type="spellEnd"/>
       <w:r>
@@ -2739,7 +2231,7 @@
           <w:iCs w:val="0"/>
           <w:lang w:val="hr-HR"/>
         </w:rPr>
-        <w:t>Change</w:t>
+        <w:t>Encrypted</w:t>
       </w:r>
       <w:proofErr w:type="spellEnd"/>
       <w:r>
@@ -2759,7 +2251,7 @@
           <w:iCs w:val="0"/>
           <w:lang w:val="hr-HR"/>
         </w:rPr>
-        <w:t>Cipher</w:t>
+        <w:t>Handshake</w:t>
       </w:r>
       <w:proofErr w:type="spellEnd"/>
       <w:r>
@@ -2779,77 +2271,16 @@
           <w:iCs w:val="0"/>
           <w:lang w:val="hr-HR"/>
         </w:rPr>
-        <w:t>Spec</w:t>
-      </w:r>
-      <w:proofErr w:type="spellEnd"/>
-      <w:r>
-        <w:rPr>
-          <w:b/>
-          <w:i w:val="0"/>
-          <w:iCs w:val="0"/>
-          <w:lang w:val="hr-HR"/>
-        </w:rPr>
-        <w:t xml:space="preserve">, </w:t>
-      </w:r>
-      <w:proofErr w:type="spellStart"/>
-      <w:r>
-        <w:rPr>
-          <w:b/>
-          <w:i w:val="0"/>
-          <w:iCs w:val="0"/>
-          <w:lang w:val="hr-HR"/>
-        </w:rPr>
-        <w:t>Encrypted</w:t>
-      </w:r>
-      <w:proofErr w:type="spellEnd"/>
-      <w:r>
-        <w:rPr>
-          <w:b/>
-          <w:i w:val="0"/>
-          <w:iCs w:val="0"/>
-          <w:lang w:val="hr-HR"/>
-        </w:rPr>
-        <w:t xml:space="preserve"> </w:t>
-      </w:r>
-      <w:proofErr w:type="spellStart"/>
-      <w:r>
-        <w:rPr>
-          <w:b/>
-          <w:i w:val="0"/>
-          <w:iCs w:val="0"/>
-          <w:lang w:val="hr-HR"/>
-        </w:rPr>
-        <w:t>Handshake</w:t>
-      </w:r>
-      <w:proofErr w:type="spellEnd"/>
-      <w:r>
-        <w:rPr>
-          <w:b/>
-          <w:i w:val="0"/>
-          <w:iCs w:val="0"/>
-          <w:lang w:val="hr-HR"/>
-        </w:rPr>
-        <w:t xml:space="preserve"> </w:t>
-      </w:r>
-      <w:proofErr w:type="spellStart"/>
-      <w:r>
-        <w:rPr>
-          <w:b/>
-          <w:i w:val="0"/>
-          <w:iCs w:val="0"/>
-          <w:lang w:val="hr-HR"/>
-        </w:rPr>
         <w:t>Message</w:t>
       </w:r>
       <w:proofErr w:type="spellEnd"/>
       <w:r>
         <w:rPr>
-          <w:bCs/>
-          <w:i w:val="0"/>
-          <w:iCs w:val="0"/>
-          <w:lang w:val="hr-HR"/>
-        </w:rPr>
-        <w:t xml:space="preserve"> (Slika 9).</w:t>
+          <w:i w:val="0"/>
+          <w:iCs w:val="0"/>
+          <w:lang w:val="hr-HR"/>
+        </w:rPr>
+        <w:t xml:space="preserve"> (Slika 8).</w:t>
       </w:r>
     </w:p>
     <w:p>
@@ -2865,17 +2296,13 @@
       </w:pPr>
       <w:r>
         <w:rPr>
-          <w:i w:val="0"/>
-          <w:iCs w:val="0"/>
           <w:noProof/>
-          <w:lang w:val="hr-HR"/>
-        </w:rPr>
-        <w:lastRenderedPageBreak/>
+        </w:rPr>
         <w:drawing>
-          <wp:inline distT="0" distB="0" distL="0" distR="0" wp14:anchorId="1A4C768E" wp14:editId="114F4166">
-            <wp:extent cx="5847619" cy="3314286"/>
-            <wp:effectExtent l="0" t="0" r="1270" b="635"/>
-            <wp:docPr id="339160332" name="Slika 1" descr="Slika na kojoj se prikazuje tekst, snimka zaslona, softver, Font&#10;&#10;Opis je automatski generiran"/>
+          <wp:inline distT="0" distB="0" distL="0" distR="0" wp14:anchorId="317E47B4" wp14:editId="4810A984">
+            <wp:extent cx="4907280" cy="2761613"/>
+            <wp:effectExtent l="0" t="0" r="7620" b="1270"/>
+            <wp:docPr id="8" name="Image8" descr="Slika na kojoj se prikazuje tekst, snimka zaslona, softver, Font&#10;&#10;Opis je automatski generiran"/>
             <wp:cNvGraphicFramePr>
               <a:graphicFrameLocks xmlns:a="http://schemas.openxmlformats.org/drawingml/2006/main" noChangeAspect="1"/>
             </wp:cNvGraphicFramePr>
@@ -2883,19 +2310,21 @@
               <a:graphicData uri="http://schemas.openxmlformats.org/drawingml/2006/picture">
                 <pic:pic xmlns:pic="http://schemas.openxmlformats.org/drawingml/2006/picture">
                   <pic:nvPicPr>
-                    <pic:cNvPr id="339160332" name="Slika 1" descr="Slika na kojoj se prikazuje tekst, snimka zaslona, softver, Font&#10;&#10;Opis je automatski generiran"/>
-                    <pic:cNvPicPr/>
+                    <pic:cNvPr id="8" name="Image8" descr="Slika na kojoj se prikazuje tekst, snimka zaslona, softver, Font&#10;&#10;Opis je automatski generiran"/>
+                    <pic:cNvPicPr>
+                      <a:picLocks noChangeAspect="1" noChangeArrowheads="1"/>
+                    </pic:cNvPicPr>
                   </pic:nvPicPr>
                   <pic:blipFill>
-                    <a:blip r:embed="rId15"/>
+                    <a:blip r:embed="rId14"/>
                     <a:stretch>
                       <a:fillRect/>
                     </a:stretch>
                   </pic:blipFill>
-                  <pic:spPr>
+                  <pic:spPr bwMode="auto">
                     <a:xfrm>
                       <a:off x="0" y="0"/>
-                      <a:ext cx="5847619" cy="3314286"/>
+                      <a:ext cx="4916213" cy="2766640"/>
                     </a:xfrm>
                     <a:prstGeom prst="rect">
                       <a:avLst/>
@@ -2957,7 +2386,7 @@
           <w:noProof/>
           <w:lang w:val="hr-HR"/>
         </w:rPr>
-        <w:t>9</w:t>
+        <w:t>8</w:t>
       </w:r>
       <w:r>
         <w:rPr>
@@ -2973,7 +2402,7 @@
           <w:iCs w:val="0"/>
           <w:lang w:val="hr-HR"/>
         </w:rPr>
-        <w:t xml:space="preserve"> – peti okvir</w:t>
+        <w:t xml:space="preserve"> - četvrti okvir</w:t>
       </w:r>
     </w:p>
     <w:p>
@@ -2990,7 +2419,6 @@
     <w:p>
       <w:pPr>
         <w:pStyle w:val="Opisslike"/>
-        <w:ind w:firstLine="709"/>
         <w:jc w:val="both"/>
         <w:rPr>
           <w:i w:val="0"/>
@@ -3000,12 +2428,20 @@
       </w:pPr>
       <w:r>
         <w:rPr>
-          <w:b/>
-          <w:i w:val="0"/>
-          <w:iCs w:val="0"/>
-          <w:lang w:val="hr-HR"/>
-        </w:rPr>
-        <w:t>Šesti</w:t>
+          <w:i w:val="0"/>
+          <w:iCs w:val="0"/>
+          <w:lang w:val="hr-HR"/>
+        </w:rPr>
+        <w:tab/>
+      </w:r>
+      <w:r>
+        <w:rPr>
+          <w:b/>
+          <w:i w:val="0"/>
+          <w:iCs w:val="0"/>
+          <w:lang w:val="hr-HR"/>
+        </w:rPr>
+        <w:t>Peti</w:t>
       </w:r>
       <w:r>
         <w:rPr>
@@ -3030,16 +2466,51 @@
           <w:iCs w:val="0"/>
           <w:lang w:val="hr-HR"/>
         </w:rPr>
-        <w:t xml:space="preserve"> je poslao je </w:t>
-      </w:r>
-      <w:r>
-        <w:rPr>
-          <w:b/>
-          <w:i w:val="0"/>
-          <w:iCs w:val="0"/>
-          <w:lang w:val="hr-HR"/>
-        </w:rPr>
-        <w:t>klijent</w:t>
+        <w:t xml:space="preserve"> je poslao </w:t>
+      </w:r>
+      <w:r>
+        <w:rPr>
+          <w:b/>
+          <w:i w:val="0"/>
+          <w:iCs w:val="0"/>
+          <w:lang w:val="hr-HR"/>
+        </w:rPr>
+        <w:t>poslužitelj</w:t>
+      </w:r>
+      <w:r>
+        <w:rPr>
+          <w:i w:val="0"/>
+          <w:iCs w:val="0"/>
+          <w:lang w:val="hr-HR"/>
+        </w:rPr>
+        <w:t xml:space="preserve"> (</w:t>
+      </w:r>
+      <w:proofErr w:type="spellStart"/>
+      <w:r>
+        <w:rPr>
+          <w:i w:val="0"/>
+          <w:iCs w:val="0"/>
+          <w:lang w:val="hr-HR"/>
+        </w:rPr>
+        <w:t>Source</w:t>
+      </w:r>
+      <w:proofErr w:type="spellEnd"/>
+      <w:r>
+        <w:rPr>
+          <w:i w:val="0"/>
+          <w:iCs w:val="0"/>
+          <w:lang w:val="hr-HR"/>
+        </w:rPr>
+        <w:t xml:space="preserve"> = 34.71.45.200). </w:t>
+      </w:r>
+      <w:r>
+        <w:rPr>
+          <w:b/>
+          <w:i w:val="0"/>
+          <w:iCs w:val="0"/>
+          <w:lang w:val="hr-HR"/>
+        </w:rPr>
+        <w:t>U</w:t>
       </w:r>
       <w:r>
         <w:rPr>
@@ -3051,38 +2522,29 @@
       </w:r>
       <w:r>
         <w:rPr>
-          <w:i w:val="0"/>
-          <w:iCs w:val="0"/>
-          <w:lang w:val="hr-HR"/>
-        </w:rPr>
-        <w:t>(</w:t>
-      </w:r>
-      <w:proofErr w:type="spellStart"/>
-      <w:r>
-        <w:rPr>
-          <w:i w:val="0"/>
-          <w:iCs w:val="0"/>
-          <w:lang w:val="hr-HR"/>
-        </w:rPr>
-        <w:t>Source</w:t>
-      </w:r>
-      <w:proofErr w:type="spellEnd"/>
-      <w:r>
-        <w:rPr>
-          <w:i w:val="0"/>
-          <w:iCs w:val="0"/>
-          <w:lang w:val="hr-HR"/>
-        </w:rPr>
-        <w:t xml:space="preserve"> = 192.168.1.26). </w:t>
-      </w:r>
-      <w:r>
-        <w:rPr>
-          <w:b/>
-          <w:i w:val="0"/>
-          <w:iCs w:val="0"/>
-          <w:lang w:val="hr-HR"/>
-        </w:rPr>
-        <w:t>U</w:t>
+          <w:b/>
+          <w:i w:val="0"/>
+          <w:iCs w:val="0"/>
+          <w:lang w:val="hr-HR"/>
+        </w:rPr>
+        <w:t>petom</w:t>
+      </w:r>
+      <w:r>
+        <w:rPr>
+          <w:i w:val="0"/>
+          <w:iCs w:val="0"/>
+          <w:lang w:val="hr-HR"/>
+        </w:rPr>
+        <w:t xml:space="preserve"> okviru nalaze se </w:t>
+      </w:r>
+      <w:r>
+        <w:rPr>
+          <w:b/>
+          <w:i w:val="0"/>
+          <w:iCs w:val="0"/>
+          <w:lang w:val="hr-HR"/>
+        </w:rPr>
+        <w:t>tri TLS</w:t>
       </w:r>
       <w:r>
         <w:rPr>
@@ -3099,24 +2561,24 @@
           <w:iCs w:val="0"/>
           <w:lang w:val="hr-HR"/>
         </w:rPr>
-        <w:t>šestom</w:t>
-      </w:r>
-      <w:r>
-        <w:rPr>
-          <w:i w:val="0"/>
-          <w:iCs w:val="0"/>
-          <w:lang w:val="hr-HR"/>
-        </w:rPr>
-        <w:t xml:space="preserve"> okviru nalazi se </w:t>
-      </w:r>
-      <w:r>
-        <w:rPr>
-          <w:b/>
-          <w:i w:val="0"/>
-          <w:iCs w:val="0"/>
-          <w:lang w:val="hr-HR"/>
-        </w:rPr>
-        <w:t>jedan</w:t>
+        <w:t>zapisa</w:t>
+      </w:r>
+      <w:r>
+        <w:rPr>
+          <w:i w:val="0"/>
+          <w:iCs w:val="0"/>
+          <w:lang w:val="hr-HR"/>
+        </w:rPr>
+        <w:t xml:space="preserve">. Radi se o </w:t>
+      </w:r>
+      <w:r>
+        <w:rPr>
+          <w:b/>
+          <w:i w:val="0"/>
+          <w:iCs w:val="0"/>
+          <w:lang w:val="hr-HR"/>
+        </w:rPr>
+        <w:t>TLS tipovima zapisa</w:t>
       </w:r>
       <w:r>
         <w:rPr>
@@ -3133,62 +2595,159 @@
           <w:iCs w:val="0"/>
           <w:lang w:val="hr-HR"/>
         </w:rPr>
-        <w:t>TLS</w:t>
-      </w:r>
-      <w:r>
-        <w:rPr>
+        <w:t xml:space="preserve">New </w:t>
+      </w:r>
+      <w:proofErr w:type="spellStart"/>
+      <w:r>
+        <w:rPr>
+          <w:b/>
+          <w:i w:val="0"/>
+          <w:iCs w:val="0"/>
+          <w:lang w:val="hr-HR"/>
+        </w:rPr>
+        <w:t>Session</w:t>
+      </w:r>
+      <w:proofErr w:type="spellEnd"/>
+      <w:r>
+        <w:rPr>
+          <w:b/>
           <w:i w:val="0"/>
           <w:iCs w:val="0"/>
           <w:lang w:val="hr-HR"/>
         </w:rPr>
         <w:t xml:space="preserve"> </w:t>
       </w:r>
-      <w:r>
-        <w:rPr>
-          <w:b/>
-          <w:i w:val="0"/>
-          <w:iCs w:val="0"/>
-          <w:lang w:val="hr-HR"/>
-        </w:rPr>
-        <w:t>zapis</w:t>
-      </w:r>
-      <w:r>
-        <w:rPr>
-          <w:i w:val="0"/>
-          <w:iCs w:val="0"/>
-          <w:lang w:val="hr-HR"/>
-        </w:rPr>
-        <w:t xml:space="preserve">. Radi se o </w:t>
-      </w:r>
-      <w:r>
-        <w:rPr>
-          <w:b/>
-          <w:i w:val="0"/>
-          <w:iCs w:val="0"/>
-          <w:lang w:val="hr-HR"/>
-        </w:rPr>
-        <w:t xml:space="preserve">TLS tipu zapisa </w:t>
-      </w:r>
-      <w:proofErr w:type="spellStart"/>
-      <w:r>
-        <w:rPr>
-          <w:b/>
-          <w:i w:val="0"/>
-          <w:iCs w:val="0"/>
-          <w:lang w:val="hr-HR"/>
-        </w:rPr>
-        <w:t>Application</w:t>
-      </w:r>
-      <w:proofErr w:type="spellEnd"/>
-      <w:r>
-        <w:rPr>
-          <w:b/>
-          <w:i w:val="0"/>
-          <w:iCs w:val="0"/>
-          <w:lang w:val="hr-HR"/>
-        </w:rPr>
-        <w:t xml:space="preserve"> Data</w:t>
-      </w:r>
+      <w:proofErr w:type="spellStart"/>
+      <w:r>
+        <w:rPr>
+          <w:b/>
+          <w:i w:val="0"/>
+          <w:iCs w:val="0"/>
+          <w:lang w:val="hr-HR"/>
+        </w:rPr>
+        <w:t>Ticket</w:t>
+      </w:r>
+      <w:proofErr w:type="spellEnd"/>
+      <w:r>
+        <w:rPr>
+          <w:b/>
+          <w:i w:val="0"/>
+          <w:iCs w:val="0"/>
+          <w:lang w:val="hr-HR"/>
+        </w:rPr>
+        <w:t xml:space="preserve">, </w:t>
+      </w:r>
+      <w:proofErr w:type="spellStart"/>
+      <w:r>
+        <w:rPr>
+          <w:b/>
+          <w:i w:val="0"/>
+          <w:iCs w:val="0"/>
+          <w:lang w:val="hr-HR"/>
+        </w:rPr>
+        <w:t>Change</w:t>
+      </w:r>
+      <w:proofErr w:type="spellEnd"/>
+      <w:r>
+        <w:rPr>
+          <w:b/>
+          <w:i w:val="0"/>
+          <w:iCs w:val="0"/>
+          <w:lang w:val="hr-HR"/>
+        </w:rPr>
+        <w:t xml:space="preserve"> </w:t>
+      </w:r>
+      <w:proofErr w:type="spellStart"/>
+      <w:r>
+        <w:rPr>
+          <w:b/>
+          <w:i w:val="0"/>
+          <w:iCs w:val="0"/>
+          <w:lang w:val="hr-HR"/>
+        </w:rPr>
+        <w:t>Cipher</w:t>
+      </w:r>
+      <w:proofErr w:type="spellEnd"/>
+      <w:r>
+        <w:rPr>
+          <w:b/>
+          <w:i w:val="0"/>
+          <w:iCs w:val="0"/>
+          <w:lang w:val="hr-HR"/>
+        </w:rPr>
+        <w:t xml:space="preserve"> </w:t>
+      </w:r>
+      <w:proofErr w:type="spellStart"/>
+      <w:r>
+        <w:rPr>
+          <w:b/>
+          <w:i w:val="0"/>
+          <w:iCs w:val="0"/>
+          <w:lang w:val="hr-HR"/>
+        </w:rPr>
+        <w:t>Spec</w:t>
+      </w:r>
+      <w:proofErr w:type="spellEnd"/>
+      <w:r>
+        <w:rPr>
+          <w:b/>
+          <w:i w:val="0"/>
+          <w:iCs w:val="0"/>
+          <w:lang w:val="hr-HR"/>
+        </w:rPr>
+        <w:t xml:space="preserve">, </w:t>
+      </w:r>
+      <w:proofErr w:type="spellStart"/>
+      <w:r>
+        <w:rPr>
+          <w:b/>
+          <w:i w:val="0"/>
+          <w:iCs w:val="0"/>
+          <w:lang w:val="hr-HR"/>
+        </w:rPr>
+        <w:t>Encrypted</w:t>
+      </w:r>
+      <w:proofErr w:type="spellEnd"/>
+      <w:r>
+        <w:rPr>
+          <w:b/>
+          <w:i w:val="0"/>
+          <w:iCs w:val="0"/>
+          <w:lang w:val="hr-HR"/>
+        </w:rPr>
+        <w:t xml:space="preserve"> </w:t>
+      </w:r>
+      <w:proofErr w:type="spellStart"/>
+      <w:r>
+        <w:rPr>
+          <w:b/>
+          <w:i w:val="0"/>
+          <w:iCs w:val="0"/>
+          <w:lang w:val="hr-HR"/>
+        </w:rPr>
+        <w:t>Handshake</w:t>
+      </w:r>
+      <w:proofErr w:type="spellEnd"/>
+      <w:r>
+        <w:rPr>
+          <w:b/>
+          <w:i w:val="0"/>
+          <w:iCs w:val="0"/>
+          <w:lang w:val="hr-HR"/>
+        </w:rPr>
+        <w:t xml:space="preserve"> </w:t>
+      </w:r>
+      <w:proofErr w:type="spellStart"/>
+      <w:r>
+        <w:rPr>
+          <w:b/>
+          <w:i w:val="0"/>
+          <w:iCs w:val="0"/>
+          <w:lang w:val="hr-HR"/>
+        </w:rPr>
+        <w:t>Message</w:t>
+      </w:r>
+      <w:proofErr w:type="spellEnd"/>
       <w:r>
         <w:rPr>
           <w:bCs/>
@@ -3196,28 +2755,8 @@
           <w:iCs w:val="0"/>
           <w:lang w:val="hr-HR"/>
         </w:rPr>
-        <w:t xml:space="preserve"> (Slika 10)</w:t>
-      </w:r>
-      <w:r>
-        <w:rPr>
-          <w:bCs/>
-          <w:i w:val="0"/>
-          <w:iCs w:val="0"/>
-          <w:lang w:val="hr-HR"/>
-        </w:rPr>
-        <w:t>.</w:t>
-      </w:r>
-    </w:p>
-    <w:p>
-      <w:pPr>
-        <w:pStyle w:val="Opisslike"/>
-        <w:jc w:val="center"/>
-        <w:rPr>
-          <w:i w:val="0"/>
-          <w:iCs w:val="0"/>
-          <w:lang w:val="hr-HR"/>
-        </w:rPr>
-      </w:pPr>
+        <w:t xml:space="preserve"> (Slika 9).</w:t>
+      </w:r>
     </w:p>
     <w:p>
       <w:pPr>
@@ -3232,16 +2771,13 @@
       </w:pPr>
       <w:r>
         <w:rPr>
-          <w:i w:val="0"/>
-          <w:iCs w:val="0"/>
           <w:noProof/>
-          <w:lang w:val="hr-HR"/>
         </w:rPr>
         <w:drawing>
-          <wp:inline distT="0" distB="0" distL="0" distR="0" wp14:anchorId="34E38068" wp14:editId="0D0BF0F9">
-            <wp:extent cx="6120130" cy="1162050"/>
+          <wp:inline distT="0" distB="0" distL="0" distR="0" wp14:anchorId="700B9F24" wp14:editId="1CCE7B99">
+            <wp:extent cx="5052060" cy="2863145"/>
             <wp:effectExtent l="0" t="0" r="0" b="0"/>
-            <wp:docPr id="1882782054" name="Slika 1" descr="Slika na kojoj se prikazuje tekst, Font, softver, snimka zaslona&#10;&#10;Opis je automatski generiran"/>
+            <wp:docPr id="9" name="Image9" descr="Slika na kojoj se prikazuje tekst, snimka zaslona, softver, Font&#10;&#10;Opis je automatski generiran"/>
             <wp:cNvGraphicFramePr>
               <a:graphicFrameLocks xmlns:a="http://schemas.openxmlformats.org/drawingml/2006/main" noChangeAspect="1"/>
             </wp:cNvGraphicFramePr>
@@ -3249,8 +2785,403 @@
               <a:graphicData uri="http://schemas.openxmlformats.org/drawingml/2006/picture">
                 <pic:pic xmlns:pic="http://schemas.openxmlformats.org/drawingml/2006/picture">
                   <pic:nvPicPr>
-                    <pic:cNvPr id="1882782054" name="Slika 1" descr="Slika na kojoj se prikazuje tekst, Font, softver, snimka zaslona&#10;&#10;Opis je automatski generiran"/>
-                    <pic:cNvPicPr/>
+                    <pic:cNvPr id="9" name="Image9" descr="Slika na kojoj se prikazuje tekst, snimka zaslona, softver, Font&#10;&#10;Opis je automatski generiran"/>
+                    <pic:cNvPicPr>
+                      <a:picLocks noChangeAspect="1" noChangeArrowheads="1"/>
+                    </pic:cNvPicPr>
+                  </pic:nvPicPr>
+                  <pic:blipFill>
+                    <a:blip r:embed="rId15"/>
+                    <a:stretch>
+                      <a:fillRect/>
+                    </a:stretch>
+                  </pic:blipFill>
+                  <pic:spPr bwMode="auto">
+                    <a:xfrm>
+                      <a:off x="0" y="0"/>
+                      <a:ext cx="5054367" cy="2864452"/>
+                    </a:xfrm>
+                    <a:prstGeom prst="rect">
+                      <a:avLst/>
+                    </a:prstGeom>
+                  </pic:spPr>
+                </pic:pic>
+              </a:graphicData>
+            </a:graphic>
+          </wp:inline>
+        </w:drawing>
+      </w:r>
+    </w:p>
+    <w:p>
+      <w:pPr>
+        <w:pStyle w:val="Opisslike"/>
+        <w:jc w:val="center"/>
+        <w:rPr>
+          <w:i w:val="0"/>
+          <w:iCs w:val="0"/>
+          <w:lang w:val="hr-HR"/>
+        </w:rPr>
+      </w:pPr>
+      <w:r>
+        <w:rPr>
+          <w:i w:val="0"/>
+          <w:iCs w:val="0"/>
+          <w:lang w:val="hr-HR"/>
+        </w:rPr>
+        <w:t xml:space="preserve">Slika </w:t>
+      </w:r>
+      <w:r>
+        <w:rPr>
+          <w:i w:val="0"/>
+          <w:iCs w:val="0"/>
+          <w:lang w:val="hr-HR"/>
+        </w:rPr>
+        <w:fldChar w:fldCharType="begin"/>
+      </w:r>
+      <w:r>
+        <w:rPr>
+          <w:i w:val="0"/>
+          <w:iCs w:val="0"/>
+          <w:lang w:val="hr-HR"/>
+        </w:rPr>
+        <w:instrText xml:space="preserve"> SEQ Slika \* ARABIC </w:instrText>
+      </w:r>
+      <w:r>
+        <w:rPr>
+          <w:i w:val="0"/>
+          <w:iCs w:val="0"/>
+          <w:lang w:val="hr-HR"/>
+        </w:rPr>
+        <w:fldChar w:fldCharType="separate"/>
+      </w:r>
+      <w:r>
+        <w:rPr>
+          <w:i w:val="0"/>
+          <w:iCs w:val="0"/>
+          <w:noProof/>
+          <w:lang w:val="hr-HR"/>
+        </w:rPr>
+        <w:t>9</w:t>
+      </w:r>
+      <w:r>
+        <w:rPr>
+          <w:i w:val="0"/>
+          <w:iCs w:val="0"/>
+          <w:lang w:val="hr-HR"/>
+        </w:rPr>
+        <w:fldChar w:fldCharType="end"/>
+      </w:r>
+      <w:r>
+        <w:rPr>
+          <w:i w:val="0"/>
+          <w:iCs w:val="0"/>
+          <w:lang w:val="hr-HR"/>
+        </w:rPr>
+        <w:t xml:space="preserve"> – peti okvir</w:t>
+      </w:r>
+    </w:p>
+    <w:p>
+      <w:pPr>
+        <w:pStyle w:val="Opisslike"/>
+        <w:jc w:val="center"/>
+        <w:rPr>
+          <w:i w:val="0"/>
+          <w:iCs w:val="0"/>
+          <w:lang w:val="hr-HR"/>
+        </w:rPr>
+      </w:pPr>
+    </w:p>
+    <w:p>
+      <w:pPr>
+        <w:pStyle w:val="Opisslike"/>
+        <w:jc w:val="center"/>
+        <w:rPr>
+          <w:i w:val="0"/>
+          <w:iCs w:val="0"/>
+          <w:lang w:val="hr-HR"/>
+        </w:rPr>
+      </w:pPr>
+    </w:p>
+    <w:p>
+      <w:pPr>
+        <w:pStyle w:val="Opisslike"/>
+        <w:jc w:val="center"/>
+        <w:rPr>
+          <w:i w:val="0"/>
+          <w:iCs w:val="0"/>
+          <w:lang w:val="hr-HR"/>
+        </w:rPr>
+      </w:pPr>
+    </w:p>
+    <w:p>
+      <w:pPr>
+        <w:pStyle w:val="Opisslike"/>
+        <w:jc w:val="center"/>
+        <w:rPr>
+          <w:i w:val="0"/>
+          <w:iCs w:val="0"/>
+          <w:lang w:val="hr-HR"/>
+        </w:rPr>
+      </w:pPr>
+    </w:p>
+    <w:p>
+      <w:pPr>
+        <w:pStyle w:val="Opisslike"/>
+        <w:jc w:val="center"/>
+        <w:rPr>
+          <w:i w:val="0"/>
+          <w:iCs w:val="0"/>
+          <w:lang w:val="hr-HR"/>
+        </w:rPr>
+      </w:pPr>
+    </w:p>
+    <w:p>
+      <w:pPr>
+        <w:pStyle w:val="Opisslike"/>
+        <w:ind w:firstLine="709"/>
+        <w:jc w:val="both"/>
+        <w:rPr>
+          <w:i w:val="0"/>
+          <w:iCs w:val="0"/>
+          <w:lang w:val="hr-HR"/>
+        </w:rPr>
+      </w:pPr>
+      <w:r>
+        <w:rPr>
+          <w:b/>
+          <w:i w:val="0"/>
+          <w:iCs w:val="0"/>
+          <w:lang w:val="hr-HR"/>
+        </w:rPr>
+        <w:lastRenderedPageBreak/>
+        <w:t>Šesti</w:t>
+      </w:r>
+      <w:r>
+        <w:rPr>
+          <w:i w:val="0"/>
+          <w:iCs w:val="0"/>
+          <w:lang w:val="hr-HR"/>
+        </w:rPr>
+        <w:t xml:space="preserve"> </w:t>
+      </w:r>
+      <w:r>
+        <w:rPr>
+          <w:b/>
+          <w:i w:val="0"/>
+          <w:iCs w:val="0"/>
+          <w:lang w:val="hr-HR"/>
+        </w:rPr>
+        <w:t>paket</w:t>
+      </w:r>
+      <w:r>
+        <w:rPr>
+          <w:i w:val="0"/>
+          <w:iCs w:val="0"/>
+          <w:lang w:val="hr-HR"/>
+        </w:rPr>
+        <w:t xml:space="preserve"> je poslao je </w:t>
+      </w:r>
+      <w:r>
+        <w:rPr>
+          <w:b/>
+          <w:i w:val="0"/>
+          <w:iCs w:val="0"/>
+          <w:lang w:val="hr-HR"/>
+        </w:rPr>
+        <w:t>klijent</w:t>
+      </w:r>
+      <w:r>
+        <w:rPr>
+          <w:i w:val="0"/>
+          <w:iCs w:val="0"/>
+          <w:lang w:val="hr-HR"/>
+        </w:rPr>
+        <w:t xml:space="preserve"> (</w:t>
+      </w:r>
+      <w:proofErr w:type="spellStart"/>
+      <w:r>
+        <w:rPr>
+          <w:i w:val="0"/>
+          <w:iCs w:val="0"/>
+          <w:lang w:val="hr-HR"/>
+        </w:rPr>
+        <w:t>Source</w:t>
+      </w:r>
+      <w:proofErr w:type="spellEnd"/>
+      <w:r>
+        <w:rPr>
+          <w:i w:val="0"/>
+          <w:iCs w:val="0"/>
+          <w:lang w:val="hr-HR"/>
+        </w:rPr>
+        <w:t xml:space="preserve"> = 192.168.1.26). </w:t>
+      </w:r>
+      <w:r>
+        <w:rPr>
+          <w:b/>
+          <w:i w:val="0"/>
+          <w:iCs w:val="0"/>
+          <w:lang w:val="hr-HR"/>
+        </w:rPr>
+        <w:t>U</w:t>
+      </w:r>
+      <w:r>
+        <w:rPr>
+          <w:i w:val="0"/>
+          <w:iCs w:val="0"/>
+          <w:lang w:val="hr-HR"/>
+        </w:rPr>
+        <w:t xml:space="preserve"> </w:t>
+      </w:r>
+      <w:r>
+        <w:rPr>
+          <w:b/>
+          <w:i w:val="0"/>
+          <w:iCs w:val="0"/>
+          <w:lang w:val="hr-HR"/>
+        </w:rPr>
+        <w:t>šestom</w:t>
+      </w:r>
+      <w:r>
+        <w:rPr>
+          <w:i w:val="0"/>
+          <w:iCs w:val="0"/>
+          <w:lang w:val="hr-HR"/>
+        </w:rPr>
+        <w:t xml:space="preserve"> okviru nalazi se </w:t>
+      </w:r>
+      <w:r>
+        <w:rPr>
+          <w:b/>
+          <w:i w:val="0"/>
+          <w:iCs w:val="0"/>
+          <w:lang w:val="hr-HR"/>
+        </w:rPr>
+        <w:t>jedan</w:t>
+      </w:r>
+      <w:r>
+        <w:rPr>
+          <w:i w:val="0"/>
+          <w:iCs w:val="0"/>
+          <w:lang w:val="hr-HR"/>
+        </w:rPr>
+        <w:t xml:space="preserve"> </w:t>
+      </w:r>
+      <w:r>
+        <w:rPr>
+          <w:b/>
+          <w:i w:val="0"/>
+          <w:iCs w:val="0"/>
+          <w:lang w:val="hr-HR"/>
+        </w:rPr>
+        <w:t>TLS</w:t>
+      </w:r>
+      <w:r>
+        <w:rPr>
+          <w:i w:val="0"/>
+          <w:iCs w:val="0"/>
+          <w:lang w:val="hr-HR"/>
+        </w:rPr>
+        <w:t xml:space="preserve"> </w:t>
+      </w:r>
+      <w:r>
+        <w:rPr>
+          <w:b/>
+          <w:i w:val="0"/>
+          <w:iCs w:val="0"/>
+          <w:lang w:val="hr-HR"/>
+        </w:rPr>
+        <w:t>zapis</w:t>
+      </w:r>
+      <w:r>
+        <w:rPr>
+          <w:i w:val="0"/>
+          <w:iCs w:val="0"/>
+          <w:lang w:val="hr-HR"/>
+        </w:rPr>
+        <w:t xml:space="preserve">. Radi se o </w:t>
+      </w:r>
+      <w:r>
+        <w:rPr>
+          <w:b/>
+          <w:i w:val="0"/>
+          <w:iCs w:val="0"/>
+          <w:lang w:val="hr-HR"/>
+        </w:rPr>
+        <w:t xml:space="preserve">TLS tipu zapisa </w:t>
+      </w:r>
+      <w:proofErr w:type="spellStart"/>
+      <w:r>
+        <w:rPr>
+          <w:b/>
+          <w:i w:val="0"/>
+          <w:iCs w:val="0"/>
+          <w:lang w:val="hr-HR"/>
+        </w:rPr>
+        <w:t>Application</w:t>
+      </w:r>
+      <w:proofErr w:type="spellEnd"/>
+      <w:r>
+        <w:rPr>
+          <w:b/>
+          <w:i w:val="0"/>
+          <w:iCs w:val="0"/>
+          <w:lang w:val="hr-HR"/>
+        </w:rPr>
+        <w:t xml:space="preserve"> Data</w:t>
+      </w:r>
+      <w:r>
+        <w:rPr>
+          <w:bCs/>
+          <w:i w:val="0"/>
+          <w:iCs w:val="0"/>
+          <w:lang w:val="hr-HR"/>
+        </w:rPr>
+        <w:t xml:space="preserve"> (Slika 10).</w:t>
+      </w:r>
+    </w:p>
+    <w:p>
+      <w:pPr>
+        <w:pStyle w:val="Opisslike"/>
+        <w:jc w:val="center"/>
+        <w:rPr>
+          <w:i w:val="0"/>
+          <w:iCs w:val="0"/>
+          <w:lang w:val="hr-HR"/>
+        </w:rPr>
+      </w:pPr>
+    </w:p>
+    <w:p>
+      <w:pPr>
+        <w:pStyle w:val="Opisslike"/>
+        <w:keepNext/>
+        <w:jc w:val="center"/>
+        <w:rPr>
+          <w:i w:val="0"/>
+          <w:iCs w:val="0"/>
+          <w:lang w:val="hr-HR"/>
+        </w:rPr>
+      </w:pPr>
+      <w:r>
+        <w:rPr>
+          <w:noProof/>
+        </w:rPr>
+        <w:drawing>
+          <wp:inline distT="0" distB="0" distL="0" distR="0" wp14:anchorId="564D91AF" wp14:editId="78DAC7FA">
+            <wp:extent cx="6120130" cy="1162050"/>
+            <wp:effectExtent l="0" t="0" r="0" b="0"/>
+            <wp:docPr id="10" name="Image10" descr="Slika na kojoj se prikazuje tekst, Font, softver, snimka zaslona&#10;&#10;Opis je automatski generiran"/>
+            <wp:cNvGraphicFramePr>
+              <a:graphicFrameLocks xmlns:a="http://schemas.openxmlformats.org/drawingml/2006/main" noChangeAspect="1"/>
+            </wp:cNvGraphicFramePr>
+            <a:graphic xmlns:a="http://schemas.openxmlformats.org/drawingml/2006/main">
+              <a:graphicData uri="http://schemas.openxmlformats.org/drawingml/2006/picture">
+                <pic:pic xmlns:pic="http://schemas.openxmlformats.org/drawingml/2006/picture">
+                  <pic:nvPicPr>
+                    <pic:cNvPr id="10" name="Image10" descr="Slika na kojoj se prikazuje tekst, Font, softver, snimka zaslona&#10;&#10;Opis je automatski generiran"/>
+                    <pic:cNvPicPr>
+                      <a:picLocks noChangeAspect="1" noChangeArrowheads="1"/>
+                    </pic:cNvPicPr>
                   </pic:nvPicPr>
                   <pic:blipFill>
                     <a:blip r:embed="rId16"/>
@@ -3258,7 +3189,7 @@
                       <a:fillRect/>
                     </a:stretch>
                   </pic:blipFill>
-                  <pic:spPr>
+                  <pic:spPr bwMode="auto">
                     <a:xfrm>
                       <a:off x="0" y="0"/>
                       <a:ext cx="6120130" cy="1162050"/>
@@ -3581,13 +3512,12 @@
       <w:r>
         <w:rPr>
           <w:noProof/>
-          <w:lang w:val="hr-HR"/>
         </w:rPr>
         <w:drawing>
-          <wp:inline distT="0" distB="0" distL="0" distR="0" wp14:anchorId="5AACAEC9" wp14:editId="3E4FA73F">
+          <wp:inline distT="0" distB="0" distL="0" distR="0" wp14:anchorId="7C36C71D" wp14:editId="5C81A922">
             <wp:extent cx="6120130" cy="1200150"/>
             <wp:effectExtent l="0" t="0" r="0" b="0"/>
-            <wp:docPr id="720712380" name="Slika 1" descr="Slika na kojoj se prikazuje tekst, Font, softver, snimka zaslona&#10;&#10;Opis je automatski generiran"/>
+            <wp:docPr id="11" name="Image11" descr="Slika na kojoj se prikazuje tekst, Font, softver, snimka zaslona&#10;&#10;Opis je automatski generiran"/>
             <wp:cNvGraphicFramePr>
               <a:graphicFrameLocks xmlns:a="http://schemas.openxmlformats.org/drawingml/2006/main" noChangeAspect="1"/>
             </wp:cNvGraphicFramePr>
@@ -3595,8 +3525,10 @@
               <a:graphicData uri="http://schemas.openxmlformats.org/drawingml/2006/picture">
                 <pic:pic xmlns:pic="http://schemas.openxmlformats.org/drawingml/2006/picture">
                   <pic:nvPicPr>
-                    <pic:cNvPr id="720712380" name="Slika 1" descr="Slika na kojoj se prikazuje tekst, Font, softver, snimka zaslona&#10;&#10;Opis je automatski generiran"/>
-                    <pic:cNvPicPr/>
+                    <pic:cNvPr id="11" name="Image11" descr="Slika na kojoj se prikazuje tekst, Font, softver, snimka zaslona&#10;&#10;Opis je automatski generiran"/>
+                    <pic:cNvPicPr>
+                      <a:picLocks noChangeAspect="1" noChangeArrowheads="1"/>
+                    </pic:cNvPicPr>
                   </pic:nvPicPr>
                   <pic:blipFill>
                     <a:blip r:embed="rId17"/>
@@ -3604,7 +3536,7 @@
                       <a:fillRect/>
                     </a:stretch>
                   </pic:blipFill>
-                  <pic:spPr>
+                  <pic:spPr bwMode="auto">
                     <a:xfrm>
                       <a:off x="0" y="0"/>
                       <a:ext cx="6120130" cy="1200150"/>
@@ -3933,13 +3865,12 @@
       <w:r>
         <w:rPr>
           <w:noProof/>
-          <w:lang w:val="hr-HR"/>
         </w:rPr>
         <w:drawing>
-          <wp:inline distT="0" distB="0" distL="0" distR="0" wp14:anchorId="528AE0CC" wp14:editId="77669EA6">
+          <wp:inline distT="0" distB="0" distL="0" distR="0" wp14:anchorId="75425218" wp14:editId="0C544D45">
             <wp:extent cx="6120130" cy="1237615"/>
-            <wp:effectExtent l="0" t="0" r="0" b="635"/>
-            <wp:docPr id="1274944787" name="Slika 1" descr="Slika na kojoj se prikazuje tekst, Font, snimka zaslona&#10;&#10;Opis je automatski generiran"/>
+            <wp:effectExtent l="0" t="0" r="0" b="0"/>
+            <wp:docPr id="12" name="Image12" descr="Slika na kojoj se prikazuje tekst, Font, snimka zaslona&#10;&#10;Opis je automatski generiran"/>
             <wp:cNvGraphicFramePr>
               <a:graphicFrameLocks xmlns:a="http://schemas.openxmlformats.org/drawingml/2006/main" noChangeAspect="1"/>
             </wp:cNvGraphicFramePr>
@@ -3947,8 +3878,10 @@
               <a:graphicData uri="http://schemas.openxmlformats.org/drawingml/2006/picture">
                 <pic:pic xmlns:pic="http://schemas.openxmlformats.org/drawingml/2006/picture">
                   <pic:nvPicPr>
-                    <pic:cNvPr id="1274944787" name="Slika 1" descr="Slika na kojoj se prikazuje tekst, Font, snimka zaslona&#10;&#10;Opis je automatski generiran"/>
-                    <pic:cNvPicPr/>
+                    <pic:cNvPr id="12" name="Image12" descr="Slika na kojoj se prikazuje tekst, Font, snimka zaslona&#10;&#10;Opis je automatski generiran"/>
+                    <pic:cNvPicPr>
+                      <a:picLocks noChangeAspect="1" noChangeArrowheads="1"/>
+                    </pic:cNvPicPr>
                   </pic:nvPicPr>
                   <pic:blipFill>
                     <a:blip r:embed="rId18"/>
@@ -3956,7 +3889,7 @@
                       <a:fillRect/>
                     </a:stretch>
                   </pic:blipFill>
-                  <pic:spPr>
+                  <pic:spPr bwMode="auto">
                     <a:xfrm>
                       <a:off x="0" y="0"/>
                       <a:ext cx="6120130" cy="1237615"/>
@@ -4054,6 +3987,72 @@
     <w:p>
       <w:pPr>
         <w:pStyle w:val="Opisslike"/>
+        <w:jc w:val="center"/>
+        <w:rPr>
+          <w:i w:val="0"/>
+          <w:iCs w:val="0"/>
+          <w:lang w:val="hr-HR"/>
+        </w:rPr>
+      </w:pPr>
+    </w:p>
+    <w:p>
+      <w:pPr>
+        <w:pStyle w:val="Opisslike"/>
+        <w:jc w:val="center"/>
+        <w:rPr>
+          <w:i w:val="0"/>
+          <w:iCs w:val="0"/>
+          <w:lang w:val="hr-HR"/>
+        </w:rPr>
+      </w:pPr>
+    </w:p>
+    <w:p>
+      <w:pPr>
+        <w:pStyle w:val="Opisslike"/>
+        <w:jc w:val="center"/>
+        <w:rPr>
+          <w:i w:val="0"/>
+          <w:iCs w:val="0"/>
+          <w:lang w:val="hr-HR"/>
+        </w:rPr>
+      </w:pPr>
+    </w:p>
+    <w:p>
+      <w:pPr>
+        <w:pStyle w:val="Opisslike"/>
+        <w:jc w:val="center"/>
+        <w:rPr>
+          <w:i w:val="0"/>
+          <w:iCs w:val="0"/>
+          <w:lang w:val="hr-HR"/>
+        </w:rPr>
+      </w:pPr>
+    </w:p>
+    <w:p>
+      <w:pPr>
+        <w:pStyle w:val="Opisslike"/>
+        <w:jc w:val="center"/>
+        <w:rPr>
+          <w:i w:val="0"/>
+          <w:iCs w:val="0"/>
+          <w:lang w:val="hr-HR"/>
+        </w:rPr>
+      </w:pPr>
+    </w:p>
+    <w:p>
+      <w:pPr>
+        <w:pStyle w:val="Opisslike"/>
+        <w:jc w:val="center"/>
+        <w:rPr>
+          <w:i w:val="0"/>
+          <w:iCs w:val="0"/>
+          <w:lang w:val="hr-HR"/>
+        </w:rPr>
+      </w:pPr>
+    </w:p>
+    <w:p>
+      <w:pPr>
+        <w:pStyle w:val="Opisslike"/>
         <w:jc w:val="both"/>
         <w:rPr>
           <w:i w:val="0"/>
@@ -4067,6 +4066,7 @@
           <w:iCs w:val="0"/>
           <w:lang w:val="hr-HR"/>
         </w:rPr>
+        <w:lastRenderedPageBreak/>
         <w:tab/>
         <w:t>Na Slici 13 je vidljiv vremenski dijagram razmjene TLS-ovih zapisa između klijenta i poslužitelja. U plavom okviru je prvih osam TLS paketa.</w:t>
       </w:r>
@@ -4090,12 +4090,11 @@
       <w:r>
         <w:rPr>
           <w:noProof/>
-          <w:lang w:val="hr-HR"/>
         </w:rPr>
         <mc:AlternateContent>
           <mc:Choice Requires="wps">
             <w:drawing>
-              <wp:anchor distT="0" distB="0" distL="114300" distR="114300" simplePos="0" relativeHeight="251659264" behindDoc="0" locked="0" layoutInCell="1" allowOverlap="1" wp14:anchorId="4A2956CA" wp14:editId="4DE6C5D8">
+              <wp:anchor distT="14605" distB="14605" distL="14605" distR="14605" simplePos="0" relativeHeight="17" behindDoc="0" locked="0" layoutInCell="0" allowOverlap="1" wp14:anchorId="19250EEF" wp14:editId="3DBAA983">
                 <wp:simplePos x="0" y="0"/>
                 <wp:positionH relativeFrom="column">
                   <wp:posOffset>415290</wp:posOffset>
@@ -4104,9 +4103,9 @@
                   <wp:posOffset>251460</wp:posOffset>
                 </wp:positionV>
                 <wp:extent cx="5166360" cy="1386840"/>
-                <wp:effectExtent l="19050" t="19050" r="15240" b="22860"/>
+                <wp:effectExtent l="14605" t="14605" r="14605" b="14605"/>
                 <wp:wrapNone/>
-                <wp:docPr id="1371987811" name="Pravokutnik 1"/>
+                <wp:docPr id="13" name="Pravokutnik 1"/>
                 <wp:cNvGraphicFramePr/>
                 <a:graphic xmlns:a="http://schemas.openxmlformats.org/drawingml/2006/main">
                   <a:graphicData uri="http://schemas.microsoft.com/office/word/2010/wordprocessingShape">
@@ -4115,7 +4114,7 @@
                       <wps:spPr>
                         <a:xfrm>
                           <a:off x="0" y="0"/>
-                          <a:ext cx="5166360" cy="1386840"/>
+                          <a:ext cx="5166360" cy="1386720"/>
                         </a:xfrm>
                         <a:prstGeom prst="rect">
                           <a:avLst/>
@@ -4139,16 +4138,9 @@
                         <a:effectRef idx="0">
                           <a:schemeClr val="accent1"/>
                         </a:effectRef>
-                        <a:fontRef idx="minor">
-                          <a:schemeClr val="lt1"/>
-                        </a:fontRef>
+                        <a:fontRef idx="minor"/>
                       </wps:style>
-                      <wps:bodyPr rot="0" spcFirstLastPara="0" vertOverflow="overflow" horzOverflow="overflow" vert="horz" wrap="square" lIns="91440" tIns="45720" rIns="91440" bIns="45720" numCol="1" spcCol="0" rtlCol="0" fromWordArt="0" anchor="ctr" anchorCtr="0" forceAA="0" compatLnSpc="1">
-                        <a:prstTxWarp prst="textNoShape">
-                          <a:avLst/>
-                        </a:prstTxWarp>
-                        <a:noAutofit/>
-                      </wps:bodyPr>
+                      <wps:bodyPr/>
                     </wps:wsp>
                   </a:graphicData>
                 </a:graphic>
@@ -4157,7 +4149,11 @@
           </mc:Choice>
           <mc:Fallback>
             <w:pict>
-              <v:rect w14:anchorId="2A9C2C46" id="Pravokutnik 1" o:spid="_x0000_s1026" style="position:absolute;margin-left:32.7pt;margin-top:19.8pt;width:406.8pt;height:109.2pt;z-index:251659264;visibility:visible;mso-wrap-style:square;mso-wrap-distance-left:9pt;mso-wrap-distance-top:0;mso-wrap-distance-right:9pt;mso-wrap-distance-bottom:0;mso-position-horizontal:absolute;mso-position-horizontal-relative:text;mso-position-vertical:absolute;mso-position-vertical-relative:text;v-text-anchor:middle" o:gfxdata="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" filled="f" strokecolor="#00b0f0" strokeweight="2.25pt"/>
+              <v:rect id="shape_0" ID="Pravokutnik 1" path="m0,0l-2147483645,0l-2147483645,-2147483646l0,-2147483646xe" stroked="t" o:allowincell="f" style="position:absolute;margin-left:32.7pt;margin-top:19.8pt;width:406.75pt;height:109.15pt;mso-wrap-style:none;v-text-anchor:middle" wp14:anchorId="7C4AC523">
+                <v:fill o:detectmouseclick="t" on="false"/>
+                <v:stroke color="#00b0f0" weight="28440" joinstyle="miter" endcap="flat"/>
+                <w10:wrap type="none"/>
+              </v:rect>
             </w:pict>
           </mc:Fallback>
         </mc:AlternateContent>
@@ -4165,13 +4161,12 @@
       <w:r>
         <w:rPr>
           <w:noProof/>
-          <w:lang w:val="hr-HR"/>
         </w:rPr>
         <w:drawing>
-          <wp:inline distT="0" distB="0" distL="0" distR="0" wp14:anchorId="03013BD2" wp14:editId="520A5E4F">
-            <wp:extent cx="5464800" cy="4413600"/>
-            <wp:effectExtent l="0" t="0" r="3175" b="6350"/>
-            <wp:docPr id="5" name="Image5"/>
+          <wp:inline distT="0" distB="0" distL="0" distR="0" wp14:anchorId="3D05D364" wp14:editId="238B8423">
+            <wp:extent cx="5464810" cy="4413885"/>
+            <wp:effectExtent l="0" t="0" r="0" b="0"/>
+            <wp:docPr id="14" name="Image5"/>
             <wp:cNvGraphicFramePr>
               <a:graphicFrameLocks xmlns:a="http://schemas.openxmlformats.org/drawingml/2006/main" noChangeAspect="1"/>
             </wp:cNvGraphicFramePr>
@@ -4179,38 +4174,26 @@
               <a:graphicData uri="http://schemas.openxmlformats.org/drawingml/2006/picture">
                 <pic:pic xmlns:pic="http://schemas.openxmlformats.org/drawingml/2006/picture">
                   <pic:nvPicPr>
-                    <pic:cNvPr id="5" name="Image5"/>
+                    <pic:cNvPr id="14" name="Image5"/>
                     <pic:cNvPicPr>
                       <a:picLocks noChangeAspect="1" noChangeArrowheads="1"/>
                     </pic:cNvPicPr>
                   </pic:nvPicPr>
-                  <pic:blipFill rotWithShape="1">
-                    <a:blip r:embed="rId19">
-                      <a:extLst>
-                        <a:ext uri="{28A0092B-C50C-407E-A947-70E740481C1C}">
-                          <a14:useLocalDpi xmlns:a14="http://schemas.microsoft.com/office/drawing/2010/main" val="0"/>
-                        </a:ext>
-                      </a:extLst>
-                    </a:blip>
-                    <a:srcRect l="5354" t="5125" r="5375" b="7611"/>
-                    <a:stretch/>
+                  <pic:blipFill>
+                    <a:blip r:embed="rId19"/>
+                    <a:srcRect l="5356" t="5126" r="5378" b="7611"/>
+                    <a:stretch>
+                      <a:fillRect/>
+                    </a:stretch>
                   </pic:blipFill>
                   <pic:spPr bwMode="auto">
                     <a:xfrm>
                       <a:off x="0" y="0"/>
-                      <a:ext cx="5464800" cy="4413600"/>
+                      <a:ext cx="5464810" cy="4413885"/>
                     </a:xfrm>
                     <a:prstGeom prst="rect">
                       <a:avLst/>
                     </a:prstGeom>
-                    <a:ln>
-                      <a:noFill/>
-                    </a:ln>
-                    <a:extLst>
-                      <a:ext uri="{53640926-AAD7-44D8-BBD7-CCE9431645EC}">
-                        <a14:shadowObscured xmlns:a14="http://schemas.microsoft.com/office/drawing/2010/main"/>
-                      </a:ext>
-                    </a:extLst>
                   </pic:spPr>
                 </pic:pic>
               </a:graphicData>
@@ -4513,7 +4496,6 @@
           <w:b/>
           <w:lang w:val="hr-HR"/>
         </w:rPr>
-        <w:lastRenderedPageBreak/>
         <w:t>Length</w:t>
       </w:r>
       <w:proofErr w:type="spellEnd"/>
@@ -4597,12 +4579,12 @@
       <w:r>
         <w:rPr>
           <w:noProof/>
-          <w:lang w:val="hr-HR"/>
-        </w:rPr>
+        </w:rPr>
+        <w:lastRenderedPageBreak/>
         <mc:AlternateContent>
           <mc:Choice Requires="wps">
             <w:drawing>
-              <wp:anchor distT="0" distB="0" distL="114300" distR="114300" simplePos="0" relativeHeight="251660288" behindDoc="0" locked="0" layoutInCell="1" allowOverlap="1" wp14:anchorId="74D416CC" wp14:editId="09CBEC55">
+              <wp:anchor distT="15240" distB="13970" distL="14605" distR="14605" simplePos="0" relativeHeight="18" behindDoc="0" locked="0" layoutInCell="0" allowOverlap="1" wp14:anchorId="3A590044" wp14:editId="036C0A79">
                 <wp:simplePos x="0" y="0"/>
                 <wp:positionH relativeFrom="column">
                   <wp:posOffset>697230</wp:posOffset>
@@ -4611,9 +4593,9 @@
                   <wp:posOffset>4370070</wp:posOffset>
                 </wp:positionV>
                 <wp:extent cx="2796540" cy="254635"/>
-                <wp:effectExtent l="19050" t="19050" r="22860" b="12065"/>
+                <wp:effectExtent l="14605" t="15240" r="14605" b="13970"/>
                 <wp:wrapNone/>
-                <wp:docPr id="1693758852" name="Pravokutnik 2"/>
+                <wp:docPr id="15" name="Pravokutnik 2"/>
                 <wp:cNvGraphicFramePr/>
                 <a:graphic xmlns:a="http://schemas.openxmlformats.org/drawingml/2006/main">
                   <a:graphicData uri="http://schemas.microsoft.com/office/word/2010/wordprocessingShape">
@@ -4622,7 +4604,7 @@
                       <wps:spPr>
                         <a:xfrm>
                           <a:off x="0" y="0"/>
-                          <a:ext cx="2796540" cy="254635"/>
+                          <a:ext cx="2796480" cy="254520"/>
                         </a:xfrm>
                         <a:prstGeom prst="rect">
                           <a:avLst/>
@@ -4646,16 +4628,9 @@
                         <a:effectRef idx="0">
                           <a:schemeClr val="accent1"/>
                         </a:effectRef>
-                        <a:fontRef idx="minor">
-                          <a:schemeClr val="lt1"/>
-                        </a:fontRef>
+                        <a:fontRef idx="minor"/>
                       </wps:style>
-                      <wps:bodyPr rot="0" spcFirstLastPara="0" vertOverflow="overflow" horzOverflow="overflow" vert="horz" wrap="square" lIns="91440" tIns="45720" rIns="91440" bIns="45720" numCol="1" spcCol="0" rtlCol="0" fromWordArt="0" anchor="ctr" anchorCtr="0" forceAA="0" compatLnSpc="1">
-                        <a:prstTxWarp prst="textNoShape">
-                          <a:avLst/>
-                        </a:prstTxWarp>
-                        <a:noAutofit/>
-                      </wps:bodyPr>
+                      <wps:bodyPr/>
                     </wps:wsp>
                   </a:graphicData>
                 </a:graphic>
@@ -4664,7 +4639,11 @@
           </mc:Choice>
           <mc:Fallback>
             <w:pict>
-              <v:rect w14:anchorId="0BA4C401" id="Pravokutnik 2" o:spid="_x0000_s1026" style="position:absolute;margin-left:54.9pt;margin-top:344.1pt;width:220.2pt;height:20.05pt;z-index:251660288;visibility:visible;mso-wrap-style:square;mso-wrap-distance-left:9pt;mso-wrap-distance-top:0;mso-wrap-distance-right:9pt;mso-wrap-distance-bottom:0;mso-position-horizontal:absolute;mso-position-horizontal-relative:text;mso-position-vertical:absolute;mso-position-vertical-relative:text;v-text-anchor:middle" o:gfxdata="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" filled="f" strokecolor="yellow" strokeweight="2.25pt"/>
+              <v:rect id="shape_0" ID="Pravokutnik 2" path="m0,0l-2147483645,0l-2147483645,-2147483646l0,-2147483646xe" stroked="t" o:allowincell="f" style="position:absolute;margin-left:54.9pt;margin-top:344.1pt;width:220.15pt;height:20pt;mso-wrap-style:none;v-text-anchor:middle" wp14:anchorId="0A02BCD3">
+                <v:fill o:detectmouseclick="t" on="false"/>
+                <v:stroke color="yellow" weight="28440" joinstyle="miter" endcap="flat"/>
+                <w10:wrap type="none"/>
+              </v:rect>
             </w:pict>
           </mc:Fallback>
         </mc:AlternateContent>
@@ -4672,13 +4651,12 @@
       <w:r>
         <w:rPr>
           <w:noProof/>
-          <w:lang w:val="hr-HR"/>
         </w:rPr>
         <w:drawing>
-          <wp:inline distT="0" distB="0" distL="0" distR="0" wp14:anchorId="48B8BAC4" wp14:editId="33EACDA1">
-            <wp:extent cx="5704762" cy="4628571"/>
-            <wp:effectExtent l="0" t="0" r="0" b="635"/>
-            <wp:docPr id="227231397" name="Slika 1" descr="Slika na kojoj se prikazuje tekst, snimka zaslona, softver, Multimedijski softver&#10;&#10;Opis je automatski generiran"/>
+          <wp:inline distT="0" distB="0" distL="0" distR="0" wp14:anchorId="62DA684C" wp14:editId="6FE0091E">
+            <wp:extent cx="5704840" cy="4628515"/>
+            <wp:effectExtent l="0" t="0" r="0" b="0"/>
+            <wp:docPr id="16" name="Image14" descr="Slika na kojoj se prikazuje tekst, snimka zaslona, softver, Multimedijski softver&#10;&#10;Opis je automatski generiran"/>
             <wp:cNvGraphicFramePr>
               <a:graphicFrameLocks xmlns:a="http://schemas.openxmlformats.org/drawingml/2006/main" noChangeAspect="1"/>
             </wp:cNvGraphicFramePr>
@@ -4686,8 +4664,10 @@
               <a:graphicData uri="http://schemas.openxmlformats.org/drawingml/2006/picture">
                 <pic:pic xmlns:pic="http://schemas.openxmlformats.org/drawingml/2006/picture">
                   <pic:nvPicPr>
-                    <pic:cNvPr id="227231397" name="Slika 1" descr="Slika na kojoj se prikazuje tekst, snimka zaslona, softver, Multimedijski softver&#10;&#10;Opis je automatski generiran"/>
-                    <pic:cNvPicPr/>
+                    <pic:cNvPr id="16" name="Image14" descr="Slika na kojoj se prikazuje tekst, snimka zaslona, softver, Multimedijski softver&#10;&#10;Opis je automatski generiran"/>
+                    <pic:cNvPicPr>
+                      <a:picLocks noChangeAspect="1" noChangeArrowheads="1"/>
+                    </pic:cNvPicPr>
                   </pic:nvPicPr>
                   <pic:blipFill>
                     <a:blip r:embed="rId20"/>
@@ -4695,10 +4675,10 @@
                       <a:fillRect/>
                     </a:stretch>
                   </pic:blipFill>
-                  <pic:spPr>
+                  <pic:spPr bwMode="auto">
                     <a:xfrm>
                       <a:off x="0" y="0"/>
-                      <a:ext cx="5704762" cy="4628571"/>
+                      <a:ext cx="5704840" cy="4628515"/>
                     </a:xfrm>
                     <a:prstGeom prst="rect">
                       <a:avLst/>
@@ -5007,7 +4987,6 @@
         <w:rPr>
           <w:i w:val="0"/>
           <w:iCs w:val="0"/>
-          <w:noProof/>
           <w:lang w:val="hr-HR"/>
         </w:rPr>
       </w:pPr>
@@ -5125,8 +5104,6 @@
       </w:pPr>
       <w:r>
         <w:tab/>
-      </w:r>
-      <w:r>
         <w:t>Random: 9521a20cb19617a6ea22116988c87dc84997028c9186701290f7b6a392b07df8</w:t>
       </w:r>
     </w:p>
@@ -5185,43 +5162,287 @@
         <w:rPr>
           <w:i w:val="0"/>
           <w:iCs w:val="0"/>
-          <w:noProof/>
-          <w:lang w:val="hr-HR"/>
-        </w:rPr>
-      </w:pPr>
-      <w:r>
-        <w:rPr>
-          <w:i w:val="0"/>
-          <w:iCs w:val="0"/>
-          <w:noProof/>
+          <w:lang w:val="hr-HR"/>
+        </w:rPr>
+      </w:pPr>
+      <w:proofErr w:type="spellStart"/>
+      <w:r>
+        <w:rPr>
+          <w:i w:val="0"/>
+          <w:iCs w:val="0"/>
+          <w:lang w:val="hr-HR"/>
+        </w:rPr>
+        <w:t>Cipher</w:t>
+      </w:r>
+      <w:proofErr w:type="spellEnd"/>
+      <w:r>
+        <w:rPr>
+          <w:i w:val="0"/>
+          <w:iCs w:val="0"/>
+          <w:lang w:val="hr-HR"/>
+        </w:rPr>
+        <w:t xml:space="preserve"> </w:t>
+      </w:r>
+      <w:proofErr w:type="spellStart"/>
+      <w:r>
+        <w:rPr>
+          <w:i w:val="0"/>
+          <w:iCs w:val="0"/>
+          <w:lang w:val="hr-HR"/>
+        </w:rPr>
+        <w:t>Suites</w:t>
+      </w:r>
+      <w:proofErr w:type="spellEnd"/>
+      <w:r>
+        <w:rPr>
+          <w:i w:val="0"/>
+          <w:iCs w:val="0"/>
+          <w:lang w:val="hr-HR"/>
+        </w:rPr>
+        <w:t xml:space="preserve"> (17 </w:t>
+      </w:r>
+      <w:proofErr w:type="spellStart"/>
+      <w:r>
+        <w:rPr>
+          <w:i w:val="0"/>
+          <w:iCs w:val="0"/>
+          <w:lang w:val="hr-HR"/>
+        </w:rPr>
+        <w:t>suites</w:t>
+      </w:r>
+      <w:proofErr w:type="spellEnd"/>
+      <w:r>
+        <w:rPr>
+          <w:i w:val="0"/>
+          <w:iCs w:val="0"/>
+          <w:lang w:val="hr-HR"/>
+        </w:rPr>
+        <w:t>)</w:t>
+      </w:r>
+    </w:p>
+    <w:p>
+      <w:pPr>
+        <w:pStyle w:val="Opisslike"/>
+        <w:rPr>
+          <w:b/>
+          <w:bCs/>
+          <w:i w:val="0"/>
+          <w:iCs w:val="0"/>
+          <w:lang w:val="hr-HR"/>
+        </w:rPr>
+      </w:pPr>
+      <w:r>
+        <w:rPr>
+          <w:b/>
+          <w:bCs/>
+          <w:i w:val="0"/>
+          <w:iCs w:val="0"/>
+          <w:lang w:val="hr-HR"/>
+        </w:rPr>
+        <w:t xml:space="preserve">    </w:t>
+      </w:r>
+      <w:proofErr w:type="spellStart"/>
+      <w:r>
+        <w:rPr>
+          <w:b/>
+          <w:bCs/>
+          <w:i w:val="0"/>
+          <w:iCs w:val="0"/>
+          <w:lang w:val="hr-HR"/>
+        </w:rPr>
+        <w:t>Cipher</w:t>
+      </w:r>
+      <w:proofErr w:type="spellEnd"/>
+      <w:r>
+        <w:rPr>
+          <w:b/>
+          <w:bCs/>
+          <w:i w:val="0"/>
+          <w:iCs w:val="0"/>
+          <w:lang w:val="hr-HR"/>
+        </w:rPr>
+        <w:t xml:space="preserve"> Suite: TLS_AES_128_GCM_SHA256 (0x1301)</w:t>
+      </w:r>
+    </w:p>
+    <w:p>
+      <w:pPr>
+        <w:pStyle w:val="Opisslike"/>
+        <w:rPr>
+          <w:i w:val="0"/>
+          <w:iCs w:val="0"/>
+          <w:lang w:val="hr-HR"/>
+        </w:rPr>
+      </w:pPr>
+      <w:r>
+        <w:rPr>
+          <w:i w:val="0"/>
+          <w:iCs w:val="0"/>
+          <w:lang w:val="hr-HR"/>
+        </w:rPr>
+        <w:t xml:space="preserve">    </w:t>
+      </w:r>
+      <w:proofErr w:type="spellStart"/>
+      <w:r>
+        <w:rPr>
+          <w:i w:val="0"/>
+          <w:iCs w:val="0"/>
+          <w:lang w:val="hr-HR"/>
+        </w:rPr>
+        <w:t>Cipher</w:t>
+      </w:r>
+      <w:proofErr w:type="spellEnd"/>
+      <w:r>
+        <w:rPr>
+          <w:i w:val="0"/>
+          <w:iCs w:val="0"/>
+          <w:lang w:val="hr-HR"/>
+        </w:rPr>
+        <w:t xml:space="preserve"> Suite: TLS_CHACHA20_POLY1305_SHA256 (0x1303)</w:t>
+      </w:r>
+    </w:p>
+    <w:p>
+      <w:pPr>
+        <w:pStyle w:val="Opisslike"/>
+        <w:rPr>
+          <w:i w:val="0"/>
+          <w:iCs w:val="0"/>
+          <w:lang w:val="hr-HR"/>
+        </w:rPr>
+      </w:pPr>
+      <w:r>
+        <w:rPr>
+          <w:i w:val="0"/>
+          <w:iCs w:val="0"/>
+          <w:lang w:val="hr-HR"/>
+        </w:rPr>
+        <w:t xml:space="preserve">    </w:t>
+      </w:r>
+      <w:proofErr w:type="spellStart"/>
+      <w:r>
+        <w:rPr>
+          <w:i w:val="0"/>
+          <w:iCs w:val="0"/>
+          <w:lang w:val="hr-HR"/>
+        </w:rPr>
+        <w:t>Cipher</w:t>
+      </w:r>
+      <w:proofErr w:type="spellEnd"/>
+      <w:r>
+        <w:rPr>
+          <w:i w:val="0"/>
+          <w:iCs w:val="0"/>
+          <w:lang w:val="hr-HR"/>
+        </w:rPr>
+        <w:t xml:space="preserve"> Suite: TLS_AES_256_GCM_SHA384 (0x1302)</w:t>
+      </w:r>
+    </w:p>
+    <w:p>
+      <w:pPr>
+        <w:pStyle w:val="Opisslike"/>
+        <w:rPr>
+          <w:i w:val="0"/>
+          <w:iCs w:val="0"/>
+          <w:lang w:val="hr-HR"/>
+        </w:rPr>
+      </w:pPr>
+      <w:r>
+        <w:rPr>
+          <w:i w:val="0"/>
+          <w:iCs w:val="0"/>
+          <w:lang w:val="hr-HR"/>
+        </w:rPr>
+        <w:t xml:space="preserve">    </w:t>
+      </w:r>
+      <w:proofErr w:type="spellStart"/>
+      <w:r>
+        <w:rPr>
+          <w:i w:val="0"/>
+          <w:iCs w:val="0"/>
+          <w:lang w:val="hr-HR"/>
+        </w:rPr>
+        <w:t>Cipher</w:t>
+      </w:r>
+      <w:proofErr w:type="spellEnd"/>
+      <w:r>
+        <w:rPr>
+          <w:i w:val="0"/>
+          <w:iCs w:val="0"/>
+          <w:lang w:val="hr-HR"/>
+        </w:rPr>
+        <w:t xml:space="preserve"> Suite: TLS_ECDHE_ECDSA_WITH_AES_128_GCM_SHA256 (0xc02b)</w:t>
+      </w:r>
+    </w:p>
+    <w:p>
+      <w:pPr>
+        <w:pStyle w:val="Opisslike"/>
+        <w:rPr>
+          <w:i w:val="0"/>
+          <w:iCs w:val="0"/>
+          <w:lang w:val="hr-HR"/>
+        </w:rPr>
+      </w:pPr>
+      <w:r>
+        <w:rPr>
+          <w:i w:val="0"/>
+          <w:iCs w:val="0"/>
           <w:lang w:val="hr-HR"/>
         </w:rPr>
         <w:lastRenderedPageBreak/>
-        <w:t>Cipher Suites (17 suites)</w:t>
+        <w:t xml:space="preserve">    </w:t>
+      </w:r>
+      <w:proofErr w:type="spellStart"/>
+      <w:r>
+        <w:rPr>
+          <w:i w:val="0"/>
+          <w:iCs w:val="0"/>
+          <w:lang w:val="hr-HR"/>
+        </w:rPr>
+        <w:t>Cipher</w:t>
+      </w:r>
+      <w:proofErr w:type="spellEnd"/>
+      <w:r>
+        <w:rPr>
+          <w:i w:val="0"/>
+          <w:iCs w:val="0"/>
+          <w:lang w:val="hr-HR"/>
+        </w:rPr>
+        <w:t xml:space="preserve"> Suite: TLS_ECDHE_RSA_WITH_AES_128_GCM_SHA256 (0xc02f)</w:t>
       </w:r>
     </w:p>
     <w:p>
       <w:pPr>
         <w:pStyle w:val="Opisslike"/>
         <w:rPr>
-          <w:b/>
-          <w:bCs/>
-          <w:i w:val="0"/>
-          <w:iCs w:val="0"/>
-          <w:noProof/>
-          <w:lang w:val="hr-HR"/>
-        </w:rPr>
-      </w:pPr>
-      <w:r>
-        <w:rPr>
-          <w:b/>
-          <w:bCs/>
-          <w:i w:val="0"/>
-          <w:iCs w:val="0"/>
-          <w:noProof/>
-          <w:lang w:val="hr-HR"/>
-        </w:rPr>
-        <w:t xml:space="preserve">    Cipher Suite: TLS_AES_128_GCM_SHA256 (0x1301)</w:t>
+          <w:i w:val="0"/>
+          <w:iCs w:val="0"/>
+          <w:lang w:val="hr-HR"/>
+        </w:rPr>
+      </w:pPr>
+      <w:r>
+        <w:rPr>
+          <w:i w:val="0"/>
+          <w:iCs w:val="0"/>
+          <w:lang w:val="hr-HR"/>
+        </w:rPr>
+        <w:t xml:space="preserve">    </w:t>
+      </w:r>
+      <w:proofErr w:type="spellStart"/>
+      <w:r>
+        <w:rPr>
+          <w:i w:val="0"/>
+          <w:iCs w:val="0"/>
+          <w:lang w:val="hr-HR"/>
+        </w:rPr>
+        <w:t>Cipher</w:t>
+      </w:r>
+      <w:proofErr w:type="spellEnd"/>
+      <w:r>
+        <w:rPr>
+          <w:i w:val="0"/>
+          <w:iCs w:val="0"/>
+          <w:lang w:val="hr-HR"/>
+        </w:rPr>
+        <w:t xml:space="preserve"> Suite: TLS_ECDHE_ECDSA_WITH_CHACHA20_POLY1305_SHA256 (0xcca9)</w:t>
       </w:r>
     </w:p>
     <w:p>
@@ -5230,18 +5451,34 @@
         <w:rPr>
           <w:i w:val="0"/>
           <w:iCs w:val="0"/>
-          <w:noProof/>
-          <w:lang w:val="hr-HR"/>
-        </w:rPr>
-      </w:pPr>
-      <w:r>
-        <w:rPr>
-          <w:i w:val="0"/>
-          <w:iCs w:val="0"/>
-          <w:noProof/>
-          <w:lang w:val="hr-HR"/>
-        </w:rPr>
-        <w:t xml:space="preserve">    Cipher Suite: TLS_CHACHA20_POLY1305_SHA256 (0x1303)</w:t>
+          <w:lang w:val="hr-HR"/>
+        </w:rPr>
+      </w:pPr>
+      <w:r>
+        <w:rPr>
+          <w:i w:val="0"/>
+          <w:iCs w:val="0"/>
+          <w:lang w:val="hr-HR"/>
+        </w:rPr>
+        <w:t xml:space="preserve">    </w:t>
+      </w:r>
+      <w:proofErr w:type="spellStart"/>
+      <w:r>
+        <w:rPr>
+          <w:i w:val="0"/>
+          <w:iCs w:val="0"/>
+          <w:lang w:val="hr-HR"/>
+        </w:rPr>
+        <w:t>Cipher</w:t>
+      </w:r>
+      <w:proofErr w:type="spellEnd"/>
+      <w:r>
+        <w:rPr>
+          <w:i w:val="0"/>
+          <w:iCs w:val="0"/>
+          <w:lang w:val="hr-HR"/>
+        </w:rPr>
+        <w:t xml:space="preserve"> Suite: TLS_ECDHE_RSA_WITH_CHACHA20_POLY1305_SHA256 (0xcca8)</w:t>
       </w:r>
     </w:p>
     <w:p>
@@ -5250,18 +5487,34 @@
         <w:rPr>
           <w:i w:val="0"/>
           <w:iCs w:val="0"/>
-          <w:noProof/>
-          <w:lang w:val="hr-HR"/>
-        </w:rPr>
-      </w:pPr>
-      <w:r>
-        <w:rPr>
-          <w:i w:val="0"/>
-          <w:iCs w:val="0"/>
-          <w:noProof/>
-          <w:lang w:val="hr-HR"/>
-        </w:rPr>
-        <w:t xml:space="preserve">    Cipher Suite: TLS_AES_256_GCM_SHA384 (0x1302)</w:t>
+          <w:lang w:val="hr-HR"/>
+        </w:rPr>
+      </w:pPr>
+      <w:r>
+        <w:rPr>
+          <w:i w:val="0"/>
+          <w:iCs w:val="0"/>
+          <w:lang w:val="hr-HR"/>
+        </w:rPr>
+        <w:t xml:space="preserve">    </w:t>
+      </w:r>
+      <w:proofErr w:type="spellStart"/>
+      <w:r>
+        <w:rPr>
+          <w:i w:val="0"/>
+          <w:iCs w:val="0"/>
+          <w:lang w:val="hr-HR"/>
+        </w:rPr>
+        <w:t>Cipher</w:t>
+      </w:r>
+      <w:proofErr w:type="spellEnd"/>
+      <w:r>
+        <w:rPr>
+          <w:i w:val="0"/>
+          <w:iCs w:val="0"/>
+          <w:lang w:val="hr-HR"/>
+        </w:rPr>
+        <w:t xml:space="preserve"> Suite: TLS_ECDHE_ECDSA_WITH_AES_256_GCM_SHA384 (0xc02c)</w:t>
       </w:r>
     </w:p>
     <w:p>
@@ -5270,18 +5523,34 @@
         <w:rPr>
           <w:i w:val="0"/>
           <w:iCs w:val="0"/>
-          <w:noProof/>
-          <w:lang w:val="hr-HR"/>
-        </w:rPr>
-      </w:pPr>
-      <w:r>
-        <w:rPr>
-          <w:i w:val="0"/>
-          <w:iCs w:val="0"/>
-          <w:noProof/>
-          <w:lang w:val="hr-HR"/>
-        </w:rPr>
-        <w:t xml:space="preserve">    Cipher Suite: TLS_ECDHE_ECDSA_WITH_AES_128_GCM_SHA256 (0xc02b)</w:t>
+          <w:lang w:val="hr-HR"/>
+        </w:rPr>
+      </w:pPr>
+      <w:r>
+        <w:rPr>
+          <w:i w:val="0"/>
+          <w:iCs w:val="0"/>
+          <w:lang w:val="hr-HR"/>
+        </w:rPr>
+        <w:t xml:space="preserve">    </w:t>
+      </w:r>
+      <w:proofErr w:type="spellStart"/>
+      <w:r>
+        <w:rPr>
+          <w:i w:val="0"/>
+          <w:iCs w:val="0"/>
+          <w:lang w:val="hr-HR"/>
+        </w:rPr>
+        <w:t>Cipher</w:t>
+      </w:r>
+      <w:proofErr w:type="spellEnd"/>
+      <w:r>
+        <w:rPr>
+          <w:i w:val="0"/>
+          <w:iCs w:val="0"/>
+          <w:lang w:val="hr-HR"/>
+        </w:rPr>
+        <w:t xml:space="preserve"> Suite: TLS_ECDHE_RSA_WITH_AES_256_GCM_SHA384 (0xc030)</w:t>
       </w:r>
     </w:p>
     <w:p>
@@ -5290,18 +5559,34 @@
         <w:rPr>
           <w:i w:val="0"/>
           <w:iCs w:val="0"/>
-          <w:noProof/>
-          <w:lang w:val="hr-HR"/>
-        </w:rPr>
-      </w:pPr>
-      <w:r>
-        <w:rPr>
-          <w:i w:val="0"/>
-          <w:iCs w:val="0"/>
-          <w:noProof/>
-          <w:lang w:val="hr-HR"/>
-        </w:rPr>
-        <w:t xml:space="preserve">    Cipher Suite: TLS_ECDHE_RSA_WITH_AES_128_GCM_SHA256 (0xc02f)</w:t>
+          <w:lang w:val="hr-HR"/>
+        </w:rPr>
+      </w:pPr>
+      <w:r>
+        <w:rPr>
+          <w:i w:val="0"/>
+          <w:iCs w:val="0"/>
+          <w:lang w:val="hr-HR"/>
+        </w:rPr>
+        <w:t xml:space="preserve">    </w:t>
+      </w:r>
+      <w:proofErr w:type="spellStart"/>
+      <w:r>
+        <w:rPr>
+          <w:i w:val="0"/>
+          <w:iCs w:val="0"/>
+          <w:lang w:val="hr-HR"/>
+        </w:rPr>
+        <w:t>Cipher</w:t>
+      </w:r>
+      <w:proofErr w:type="spellEnd"/>
+      <w:r>
+        <w:rPr>
+          <w:i w:val="0"/>
+          <w:iCs w:val="0"/>
+          <w:lang w:val="hr-HR"/>
+        </w:rPr>
+        <w:t xml:space="preserve"> Suite: TLS_ECDHE_ECDSA_WITH_AES_256_CBC_SHA (0xc00a)</w:t>
       </w:r>
     </w:p>
     <w:p>
@@ -5310,18 +5595,34 @@
         <w:rPr>
           <w:i w:val="0"/>
           <w:iCs w:val="0"/>
-          <w:noProof/>
-          <w:lang w:val="hr-HR"/>
-        </w:rPr>
-      </w:pPr>
-      <w:r>
-        <w:rPr>
-          <w:i w:val="0"/>
-          <w:iCs w:val="0"/>
-          <w:noProof/>
-          <w:lang w:val="hr-HR"/>
-        </w:rPr>
-        <w:t xml:space="preserve">    Cipher Suite: TLS_ECDHE_ECDSA_WITH_CHACHA20_POLY1305_SHA256 (0xcca9)</w:t>
+          <w:lang w:val="hr-HR"/>
+        </w:rPr>
+      </w:pPr>
+      <w:r>
+        <w:rPr>
+          <w:i w:val="0"/>
+          <w:iCs w:val="0"/>
+          <w:lang w:val="hr-HR"/>
+        </w:rPr>
+        <w:t xml:space="preserve">    </w:t>
+      </w:r>
+      <w:proofErr w:type="spellStart"/>
+      <w:r>
+        <w:rPr>
+          <w:i w:val="0"/>
+          <w:iCs w:val="0"/>
+          <w:lang w:val="hr-HR"/>
+        </w:rPr>
+        <w:t>Cipher</w:t>
+      </w:r>
+      <w:proofErr w:type="spellEnd"/>
+      <w:r>
+        <w:rPr>
+          <w:i w:val="0"/>
+          <w:iCs w:val="0"/>
+          <w:lang w:val="hr-HR"/>
+        </w:rPr>
+        <w:t xml:space="preserve"> Suite: TLS_ECDHE_ECDSA_WITH_AES_128_CBC_SHA (0xc009)</w:t>
       </w:r>
     </w:p>
     <w:p>
@@ -5330,18 +5631,34 @@
         <w:rPr>
           <w:i w:val="0"/>
           <w:iCs w:val="0"/>
-          <w:noProof/>
-          <w:lang w:val="hr-HR"/>
-        </w:rPr>
-      </w:pPr>
-      <w:r>
-        <w:rPr>
-          <w:i w:val="0"/>
-          <w:iCs w:val="0"/>
-          <w:noProof/>
-          <w:lang w:val="hr-HR"/>
-        </w:rPr>
-        <w:t xml:space="preserve">    Cipher Suite: TLS_ECDHE_RSA_WITH_CHACHA20_POLY1305_SHA256 (0xcca8)</w:t>
+          <w:lang w:val="hr-HR"/>
+        </w:rPr>
+      </w:pPr>
+      <w:r>
+        <w:rPr>
+          <w:i w:val="0"/>
+          <w:iCs w:val="0"/>
+          <w:lang w:val="hr-HR"/>
+        </w:rPr>
+        <w:t xml:space="preserve">    </w:t>
+      </w:r>
+      <w:proofErr w:type="spellStart"/>
+      <w:r>
+        <w:rPr>
+          <w:i w:val="0"/>
+          <w:iCs w:val="0"/>
+          <w:lang w:val="hr-HR"/>
+        </w:rPr>
+        <w:t>Cipher</w:t>
+      </w:r>
+      <w:proofErr w:type="spellEnd"/>
+      <w:r>
+        <w:rPr>
+          <w:i w:val="0"/>
+          <w:iCs w:val="0"/>
+          <w:lang w:val="hr-HR"/>
+        </w:rPr>
+        <w:t xml:space="preserve"> Suite: TLS_ECDHE_RSA_WITH_AES_128_CBC_SHA (0xc013)</w:t>
       </w:r>
     </w:p>
     <w:p>
@@ -5350,18 +5667,34 @@
         <w:rPr>
           <w:i w:val="0"/>
           <w:iCs w:val="0"/>
-          <w:noProof/>
-          <w:lang w:val="hr-HR"/>
-        </w:rPr>
-      </w:pPr>
-      <w:r>
-        <w:rPr>
-          <w:i w:val="0"/>
-          <w:iCs w:val="0"/>
-          <w:noProof/>
-          <w:lang w:val="hr-HR"/>
-        </w:rPr>
-        <w:t xml:space="preserve">    Cipher Suite: TLS_ECDHE_ECDSA_WITH_AES_256_GCM_SHA384 (0xc02c)</w:t>
+          <w:lang w:val="hr-HR"/>
+        </w:rPr>
+      </w:pPr>
+      <w:r>
+        <w:rPr>
+          <w:i w:val="0"/>
+          <w:iCs w:val="0"/>
+          <w:lang w:val="hr-HR"/>
+        </w:rPr>
+        <w:t xml:space="preserve">    </w:t>
+      </w:r>
+      <w:proofErr w:type="spellStart"/>
+      <w:r>
+        <w:rPr>
+          <w:i w:val="0"/>
+          <w:iCs w:val="0"/>
+          <w:lang w:val="hr-HR"/>
+        </w:rPr>
+        <w:t>Cipher</w:t>
+      </w:r>
+      <w:proofErr w:type="spellEnd"/>
+      <w:r>
+        <w:rPr>
+          <w:i w:val="0"/>
+          <w:iCs w:val="0"/>
+          <w:lang w:val="hr-HR"/>
+        </w:rPr>
+        <w:t xml:space="preserve"> Suite: TLS_ECDHE_RSA_WITH_AES_256_CBC_SHA (0xc014)</w:t>
       </w:r>
     </w:p>
     <w:p>
@@ -5370,18 +5703,34 @@
         <w:rPr>
           <w:i w:val="0"/>
           <w:iCs w:val="0"/>
-          <w:noProof/>
-          <w:lang w:val="hr-HR"/>
-        </w:rPr>
-      </w:pPr>
-      <w:r>
-        <w:rPr>
-          <w:i w:val="0"/>
-          <w:iCs w:val="0"/>
-          <w:noProof/>
-          <w:lang w:val="hr-HR"/>
-        </w:rPr>
-        <w:t xml:space="preserve">    Cipher Suite: TLS_ECDHE_RSA_WITH_AES_256_GCM_SHA384 (0xc030)</w:t>
+          <w:lang w:val="hr-HR"/>
+        </w:rPr>
+      </w:pPr>
+      <w:r>
+        <w:rPr>
+          <w:i w:val="0"/>
+          <w:iCs w:val="0"/>
+          <w:lang w:val="hr-HR"/>
+        </w:rPr>
+        <w:t xml:space="preserve">    </w:t>
+      </w:r>
+      <w:proofErr w:type="spellStart"/>
+      <w:r>
+        <w:rPr>
+          <w:i w:val="0"/>
+          <w:iCs w:val="0"/>
+          <w:lang w:val="hr-HR"/>
+        </w:rPr>
+        <w:t>Cipher</w:t>
+      </w:r>
+      <w:proofErr w:type="spellEnd"/>
+      <w:r>
+        <w:rPr>
+          <w:i w:val="0"/>
+          <w:iCs w:val="0"/>
+          <w:lang w:val="hr-HR"/>
+        </w:rPr>
+        <w:t xml:space="preserve"> Suite: TLS_RSA_WITH_AES_128_GCM_SHA256 (0x009c)</w:t>
       </w:r>
     </w:p>
     <w:p>
@@ -5390,18 +5739,34 @@
         <w:rPr>
           <w:i w:val="0"/>
           <w:iCs w:val="0"/>
-          <w:noProof/>
-          <w:lang w:val="hr-HR"/>
-        </w:rPr>
-      </w:pPr>
-      <w:r>
-        <w:rPr>
-          <w:i w:val="0"/>
-          <w:iCs w:val="0"/>
-          <w:noProof/>
-          <w:lang w:val="hr-HR"/>
-        </w:rPr>
-        <w:t xml:space="preserve">    Cipher Suite: TLS_ECDHE_ECDSA_WITH_AES_256_CBC_SHA (0xc00a)</w:t>
+          <w:lang w:val="hr-HR"/>
+        </w:rPr>
+      </w:pPr>
+      <w:r>
+        <w:rPr>
+          <w:i w:val="0"/>
+          <w:iCs w:val="0"/>
+          <w:lang w:val="hr-HR"/>
+        </w:rPr>
+        <w:t xml:space="preserve">    </w:t>
+      </w:r>
+      <w:proofErr w:type="spellStart"/>
+      <w:r>
+        <w:rPr>
+          <w:i w:val="0"/>
+          <w:iCs w:val="0"/>
+          <w:lang w:val="hr-HR"/>
+        </w:rPr>
+        <w:t>Cipher</w:t>
+      </w:r>
+      <w:proofErr w:type="spellEnd"/>
+      <w:r>
+        <w:rPr>
+          <w:i w:val="0"/>
+          <w:iCs w:val="0"/>
+          <w:lang w:val="hr-HR"/>
+        </w:rPr>
+        <w:t xml:space="preserve"> Suite: TLS_RSA_WITH_AES_256_GCM_SHA384 (0x009d)</w:t>
       </w:r>
     </w:p>
     <w:p>
@@ -5410,18 +5775,34 @@
         <w:rPr>
           <w:i w:val="0"/>
           <w:iCs w:val="0"/>
-          <w:noProof/>
-          <w:lang w:val="hr-HR"/>
-        </w:rPr>
-      </w:pPr>
-      <w:r>
-        <w:rPr>
-          <w:i w:val="0"/>
-          <w:iCs w:val="0"/>
-          <w:noProof/>
-          <w:lang w:val="hr-HR"/>
-        </w:rPr>
-        <w:t xml:space="preserve">    Cipher Suite: TLS_ECDHE_ECDSA_WITH_AES_128_CBC_SHA (0xc009)</w:t>
+          <w:lang w:val="hr-HR"/>
+        </w:rPr>
+      </w:pPr>
+      <w:r>
+        <w:rPr>
+          <w:i w:val="0"/>
+          <w:iCs w:val="0"/>
+          <w:lang w:val="hr-HR"/>
+        </w:rPr>
+        <w:t xml:space="preserve">    </w:t>
+      </w:r>
+      <w:proofErr w:type="spellStart"/>
+      <w:r>
+        <w:rPr>
+          <w:i w:val="0"/>
+          <w:iCs w:val="0"/>
+          <w:lang w:val="hr-HR"/>
+        </w:rPr>
+        <w:t>Cipher</w:t>
+      </w:r>
+      <w:proofErr w:type="spellEnd"/>
+      <w:r>
+        <w:rPr>
+          <w:i w:val="0"/>
+          <w:iCs w:val="0"/>
+          <w:lang w:val="hr-HR"/>
+        </w:rPr>
+        <w:t xml:space="preserve"> Suite: TLS_RSA_WITH_AES_128_CBC_SHA (0x002f)</w:t>
       </w:r>
     </w:p>
     <w:p>
@@ -5430,18 +5811,34 @@
         <w:rPr>
           <w:i w:val="0"/>
           <w:iCs w:val="0"/>
-          <w:noProof/>
-          <w:lang w:val="hr-HR"/>
-        </w:rPr>
-      </w:pPr>
-      <w:r>
-        <w:rPr>
-          <w:i w:val="0"/>
-          <w:iCs w:val="0"/>
-          <w:noProof/>
-          <w:lang w:val="hr-HR"/>
-        </w:rPr>
-        <w:t xml:space="preserve">    Cipher Suite: TLS_ECDHE_RSA_WITH_AES_128_CBC_SHA (0xc013)</w:t>
+          <w:lang w:val="hr-HR"/>
+        </w:rPr>
+      </w:pPr>
+      <w:r>
+        <w:rPr>
+          <w:i w:val="0"/>
+          <w:iCs w:val="0"/>
+          <w:lang w:val="hr-HR"/>
+        </w:rPr>
+        <w:t xml:space="preserve">    </w:t>
+      </w:r>
+      <w:proofErr w:type="spellStart"/>
+      <w:r>
+        <w:rPr>
+          <w:i w:val="0"/>
+          <w:iCs w:val="0"/>
+          <w:lang w:val="hr-HR"/>
+        </w:rPr>
+        <w:t>Cipher</w:t>
+      </w:r>
+      <w:proofErr w:type="spellEnd"/>
+      <w:r>
+        <w:rPr>
+          <w:i w:val="0"/>
+          <w:iCs w:val="0"/>
+          <w:lang w:val="hr-HR"/>
+        </w:rPr>
+        <w:t xml:space="preserve"> Suite: TLS_RSA_WITH_AES_256_CBC_SHA (0x0035)</w:t>
       </w:r>
     </w:p>
     <w:p>
@@ -5450,107 +5847,6 @@
         <w:rPr>
           <w:i w:val="0"/>
           <w:iCs w:val="0"/>
-          <w:noProof/>
-          <w:lang w:val="hr-HR"/>
-        </w:rPr>
-      </w:pPr>
-      <w:r>
-        <w:rPr>
-          <w:i w:val="0"/>
-          <w:iCs w:val="0"/>
-          <w:noProof/>
-          <w:lang w:val="hr-HR"/>
-        </w:rPr>
-        <w:t xml:space="preserve">    Cipher Suite: TLS_ECDHE_RSA_WITH_AES_256_CBC_SHA (0xc014)</w:t>
-      </w:r>
-    </w:p>
-    <w:p>
-      <w:pPr>
-        <w:pStyle w:val="Opisslike"/>
-        <w:rPr>
-          <w:i w:val="0"/>
-          <w:iCs w:val="0"/>
-          <w:noProof/>
-          <w:lang w:val="hr-HR"/>
-        </w:rPr>
-      </w:pPr>
-      <w:r>
-        <w:rPr>
-          <w:i w:val="0"/>
-          <w:iCs w:val="0"/>
-          <w:noProof/>
-          <w:lang w:val="hr-HR"/>
-        </w:rPr>
-        <w:t xml:space="preserve">    Cipher Suite: TLS_RSA_WITH_AES_128_GCM_SHA256 (0x009c)</w:t>
-      </w:r>
-    </w:p>
-    <w:p>
-      <w:pPr>
-        <w:pStyle w:val="Opisslike"/>
-        <w:rPr>
-          <w:i w:val="0"/>
-          <w:iCs w:val="0"/>
-          <w:noProof/>
-          <w:lang w:val="hr-HR"/>
-        </w:rPr>
-      </w:pPr>
-      <w:r>
-        <w:rPr>
-          <w:i w:val="0"/>
-          <w:iCs w:val="0"/>
-          <w:noProof/>
-          <w:lang w:val="hr-HR"/>
-        </w:rPr>
-        <w:t xml:space="preserve">    Cipher Suite: TLS_RSA_WITH_AES_256_GCM_SHA384 (0x009d)</w:t>
-      </w:r>
-    </w:p>
-    <w:p>
-      <w:pPr>
-        <w:pStyle w:val="Opisslike"/>
-        <w:rPr>
-          <w:i w:val="0"/>
-          <w:iCs w:val="0"/>
-          <w:noProof/>
-          <w:lang w:val="hr-HR"/>
-        </w:rPr>
-      </w:pPr>
-      <w:r>
-        <w:rPr>
-          <w:i w:val="0"/>
-          <w:iCs w:val="0"/>
-          <w:noProof/>
-          <w:lang w:val="hr-HR"/>
-        </w:rPr>
-        <w:t xml:space="preserve">    Cipher Suite: TLS_RSA_WITH_AES_128_CBC_SHA (0x002f)</w:t>
-      </w:r>
-    </w:p>
-    <w:p>
-      <w:pPr>
-        <w:pStyle w:val="Opisslike"/>
-        <w:rPr>
-          <w:i w:val="0"/>
-          <w:iCs w:val="0"/>
-          <w:noProof/>
-          <w:lang w:val="hr-HR"/>
-        </w:rPr>
-      </w:pPr>
-      <w:r>
-        <w:rPr>
-          <w:i w:val="0"/>
-          <w:iCs w:val="0"/>
-          <w:noProof/>
-          <w:lang w:val="hr-HR"/>
-        </w:rPr>
-        <w:t xml:space="preserve">    Cipher Suite: TLS_RSA_WITH_AES_256_CBC_SHA (0x0035)</w:t>
-      </w:r>
-    </w:p>
-    <w:p>
-      <w:pPr>
-        <w:pStyle w:val="Opisslike"/>
-        <w:rPr>
-          <w:i w:val="0"/>
-          <w:iCs w:val="0"/>
-          <w:noProof/>
           <w:lang w:val="hr-HR"/>
         </w:rPr>
       </w:pPr>
@@ -6046,7 +6342,6 @@
           <w:color w:val="FF0000"/>
           <w:lang w:val="hr-HR"/>
         </w:rPr>
-        <w:lastRenderedPageBreak/>
         <w:t xml:space="preserve">Sadrži li ovaj zapis </w:t>
       </w:r>
       <w:proofErr w:type="spellStart"/>
@@ -6101,18 +6396,7 @@
           <w:lang w:val="hr-HR"/>
         </w:rPr>
         <w:tab/>
-      </w:r>
-      <w:r>
-        <w:rPr>
-          <w:lang w:val="hr-HR"/>
-        </w:rPr>
-        <w:t xml:space="preserve">Sadrži i dugačak je 32 bajta. </w:t>
-      </w:r>
-      <w:r>
-        <w:rPr>
-          <w:lang w:val="hr-HR"/>
-        </w:rPr>
-        <w:t xml:space="preserve">Klijentski i poslužiteljski </w:t>
+        <w:t xml:space="preserve">Sadrži i dugačak je 32 bajta. Klijentski i poslužiteljski </w:t>
       </w:r>
       <w:proofErr w:type="spellStart"/>
       <w:r>
@@ -6126,13 +6410,7 @@
         <w:rPr>
           <w:lang w:val="hr-HR"/>
         </w:rPr>
-        <w:t xml:space="preserve"> brojevi u TLS-u osiguravaju jedinstvenost i sigurnost svake sesije, povećavajući entropiju za generiranje kriptografskih ključeva</w:t>
-      </w:r>
-      <w:r>
-        <w:rPr>
-          <w:lang w:val="hr-HR"/>
-        </w:rPr>
-        <w:t xml:space="preserve"> i time omogućuju </w:t>
+        <w:t xml:space="preserve"> brojevi u TLS-u osiguravaju jedinstvenost i sigurnost svake sesije, povećavajući entropiju za generiranje kriptografskih ključeva i time omogućuju </w:t>
       </w:r>
       <w:r>
         <w:rPr>
@@ -6658,11 +6936,6 @@
           <w:lang w:val="hr-HR"/>
         </w:rPr>
         <w:tab/>
-      </w:r>
-      <w:r>
-        <w:rPr>
-          <w:lang w:val="hr-HR"/>
-        </w:rPr>
         <w:t xml:space="preserve">Klijent šalje svoj </w:t>
       </w:r>
       <w:proofErr w:type="spellStart"/>
@@ -6931,18 +7204,7 @@
           <w:lang w:val="hr-HR"/>
         </w:rPr>
         <w:tab/>
-      </w:r>
-      <w:r>
-        <w:rPr>
-          <w:lang w:val="hr-HR"/>
-        </w:rPr>
-        <w:t>S</w:t>
-      </w:r>
-      <w:r>
-        <w:rPr>
-          <w:lang w:val="hr-HR"/>
-        </w:rPr>
-        <w:t xml:space="preserve">vrha zapisa </w:t>
+        <w:t xml:space="preserve">Svrha zapisa </w:t>
       </w:r>
       <w:proofErr w:type="spellStart"/>
       <w:r>
@@ -6984,25 +7246,7 @@
         <w:rPr>
           <w:lang w:val="hr-HR"/>
         </w:rPr>
-        <w:t xml:space="preserve"> je </w:t>
-      </w:r>
-      <w:r>
-        <w:rPr>
-          <w:lang w:val="hr-HR"/>
-        </w:rPr>
-        <w:t>prijelazu s nekodiranog na kodirani način komunikacije u TLS protokolu. Ona osigurava da su klijent i poslužitelj sinkronizirani u pogledu korištenja dogovorenih kriptografskih parametara za zaštitu podataka tijekom sesije.</w:t>
-      </w:r>
-      <w:r>
-        <w:rPr>
-          <w:lang w:val="hr-HR"/>
-        </w:rPr>
-        <w:t xml:space="preserve"> </w:t>
-      </w:r>
-      <w:r>
-        <w:rPr>
-          <w:lang w:val="hr-HR"/>
-        </w:rPr>
-        <w:t>Zapis je veličine 6 bajta.</w:t>
+        <w:t xml:space="preserve"> je prijelazu s nekodiranog na kodirani način komunikacije u TLS protokolu. Ona osigurava da su klijent i poslužitelj sinkronizirani u pogledu korištenja dogovorenih kriptografskih parametara za zaštitu podataka tijekom sesije. Zapis je veličine 6 bajta.</w:t>
       </w:r>
     </w:p>
     <w:p>
@@ -7094,16 +7338,18 @@
           <w:szCs w:val="20"/>
           <w:lang w:val="hr-HR"/>
         </w:rPr>
-        <w:t xml:space="preserve">U </w:t>
-      </w:r>
+        <w:t>U zapisu „</w:t>
+      </w:r>
+      <w:proofErr w:type="spellStart"/>
       <w:r>
         <w:rPr>
           <w:iCs/>
           <w:szCs w:val="20"/>
           <w:lang w:val="hr-HR"/>
         </w:rPr>
-        <w:t>zapisu</w:t>
-      </w:r>
+        <w:t>encrypted</w:t>
+      </w:r>
+      <w:proofErr w:type="spellEnd"/>
       <w:r>
         <w:rPr>
           <w:iCs/>
@@ -7112,73 +7358,23 @@
         </w:rPr>
         <w:t xml:space="preserve"> </w:t>
       </w:r>
+      <w:proofErr w:type="spellStart"/>
       <w:r>
         <w:rPr>
           <w:iCs/>
           <w:szCs w:val="20"/>
           <w:lang w:val="hr-HR"/>
         </w:rPr>
-        <w:t>„</w:t>
-      </w:r>
-      <w:proofErr w:type="spellStart"/>
+        <w:t>handshake</w:t>
+      </w:r>
+      <w:proofErr w:type="spellEnd"/>
       <w:r>
         <w:rPr>
           <w:iCs/>
           <w:szCs w:val="20"/>
           <w:lang w:val="hr-HR"/>
         </w:rPr>
-        <w:t>e</w:t>
-      </w:r>
-      <w:r>
-        <w:rPr>
-          <w:iCs/>
-          <w:szCs w:val="20"/>
-          <w:lang w:val="hr-HR"/>
-        </w:rPr>
-        <w:t>ncrypted</w:t>
-      </w:r>
-      <w:proofErr w:type="spellEnd"/>
-      <w:r>
-        <w:rPr>
-          <w:iCs/>
-          <w:szCs w:val="20"/>
-          <w:lang w:val="hr-HR"/>
-        </w:rPr>
-        <w:t xml:space="preserve"> </w:t>
-      </w:r>
-      <w:proofErr w:type="spellStart"/>
-      <w:r>
-        <w:rPr>
-          <w:iCs/>
-          <w:szCs w:val="20"/>
-          <w:lang w:val="hr-HR"/>
-        </w:rPr>
-        <w:t>h</w:t>
-      </w:r>
-      <w:r>
-        <w:rPr>
-          <w:iCs/>
-          <w:szCs w:val="20"/>
-          <w:lang w:val="hr-HR"/>
-        </w:rPr>
-        <w:t>andshake</w:t>
-      </w:r>
-      <w:proofErr w:type="spellEnd"/>
-      <w:r>
-        <w:rPr>
-          <w:iCs/>
-          <w:szCs w:val="20"/>
-          <w:lang w:val="hr-HR"/>
-        </w:rPr>
-        <w:t xml:space="preserve">“ </w:t>
-      </w:r>
-      <w:r>
-        <w:rPr>
-          <w:iCs/>
-          <w:szCs w:val="20"/>
-          <w:lang w:val="hr-HR"/>
-        </w:rPr>
-        <w:t>šifriran je MAC svih poruka razmijenjenih tijekom rukovanja. Ovo sprječava napade čovjeka u sredini jer klijent i poslužitelj provjeravaju jesu li primili sve poruke koje je druga strana poslala. Za šifriranje se koristi HMAC-SHA256 funkcija sažimanja i zajednički tajni ključ.</w:t>
+        <w:t>“ šifriran je MAC svih poruka razmijenjenih tijekom rukovanja. Ovo sprječava napade čovjeka u sredini jer klijent i poslužitelj provjeravaju jesu li primili sve poruke koje je druga strana poslala. Za šifriranje se koristi HMAC-SHA256 funkcija sažimanja i zajednički tajni ključ.</w:t>
       </w:r>
     </w:p>
     <w:p>
@@ -7216,7 +7412,6 @@
           <w:color w:val="FF0000"/>
           <w:lang w:val="hr-HR"/>
         </w:rPr>
-        <w:lastRenderedPageBreak/>
         <w:t xml:space="preserve">Šalje li i poslužitelj zapise </w:t>
       </w:r>
       <w:proofErr w:type="spellStart"/>
@@ -7303,31 +7498,14 @@
           <w:lang w:val="hr-HR"/>
         </w:rPr>
         <w:tab/>
-      </w:r>
-      <w:r>
-        <w:rPr>
-          <w:lang w:val="hr-HR"/>
-        </w:rPr>
-        <w:t xml:space="preserve">Poslužitelj također šalje poruke </w:t>
-      </w:r>
-      <w:r>
-        <w:rPr>
-          <w:lang w:val="hr-HR"/>
-        </w:rPr>
-        <w:t>„</w:t>
-      </w:r>
-      <w:proofErr w:type="spellStart"/>
-      <w:r>
-        <w:rPr>
-          <w:lang w:val="hr-HR"/>
-        </w:rPr>
-        <w:t>c</w:t>
-      </w:r>
-      <w:r>
-        <w:rPr>
-          <w:lang w:val="hr-HR"/>
-        </w:rPr>
-        <w:t>hange</w:t>
+        <w:t>Poslužitelj također šalje poruke „</w:t>
+      </w:r>
+      <w:proofErr w:type="spellStart"/>
+      <w:r>
+        <w:rPr>
+          <w:lang w:val="hr-HR"/>
+        </w:rPr>
+        <w:t>change</w:t>
       </w:r>
       <w:proofErr w:type="spellEnd"/>
       <w:r>
@@ -7341,13 +7519,7 @@
         <w:rPr>
           <w:lang w:val="hr-HR"/>
         </w:rPr>
-        <w:t>c</w:t>
-      </w:r>
-      <w:r>
-        <w:rPr>
-          <w:lang w:val="hr-HR"/>
-        </w:rPr>
-        <w:t>ipher</w:t>
+        <w:t>cipher</w:t>
       </w:r>
       <w:proofErr w:type="spellEnd"/>
       <w:r>
@@ -7361,13 +7533,7 @@
         <w:rPr>
           <w:lang w:val="hr-HR"/>
         </w:rPr>
-        <w:t>e</w:t>
-      </w:r>
-      <w:r>
-        <w:rPr>
-          <w:lang w:val="hr-HR"/>
-        </w:rPr>
-        <w:t>ncrypted</w:t>
+        <w:t>encrypted</w:t>
       </w:r>
       <w:proofErr w:type="spellEnd"/>
       <w:r>
@@ -7381,45 +7547,21 @@
         <w:rPr>
           <w:lang w:val="hr-HR"/>
         </w:rPr>
-        <w:t>h</w:t>
-      </w:r>
-      <w:r>
-        <w:rPr>
-          <w:lang w:val="hr-HR"/>
-        </w:rPr>
-        <w:t>andshake</w:t>
-      </w:r>
-      <w:proofErr w:type="spellEnd"/>
-      <w:r>
-        <w:rPr>
-          <w:lang w:val="hr-HR"/>
-        </w:rPr>
-        <w:t>“</w:t>
-      </w:r>
-      <w:r>
-        <w:rPr>
-          <w:lang w:val="hr-HR"/>
-        </w:rPr>
-        <w:t xml:space="preserve"> klijentu. Poruka </w:t>
-      </w:r>
-      <w:r>
-        <w:rPr>
-          <w:lang w:val="hr-HR"/>
-        </w:rPr>
-        <w:t>„</w:t>
-      </w:r>
-      <w:proofErr w:type="spellStart"/>
-      <w:r>
-        <w:rPr>
-          <w:lang w:val="hr-HR"/>
-        </w:rPr>
-        <w:t>c</w:t>
-      </w:r>
-      <w:r>
-        <w:rPr>
-          <w:lang w:val="hr-HR"/>
-        </w:rPr>
-        <w:t>hange</w:t>
+        <w:t>handshake</w:t>
+      </w:r>
+      <w:proofErr w:type="spellEnd"/>
+      <w:r>
+        <w:rPr>
+          <w:lang w:val="hr-HR"/>
+        </w:rPr>
+        <w:t>“ klijentu. Poruka „</w:t>
+      </w:r>
+      <w:proofErr w:type="spellStart"/>
+      <w:r>
+        <w:rPr>
+          <w:lang w:val="hr-HR"/>
+        </w:rPr>
+        <w:t>change</w:t>
       </w:r>
       <w:proofErr w:type="spellEnd"/>
       <w:r>
@@ -7433,45 +7575,21 @@
         <w:rPr>
           <w:lang w:val="hr-HR"/>
         </w:rPr>
-        <w:t>c</w:t>
-      </w:r>
-      <w:r>
-        <w:rPr>
-          <w:lang w:val="hr-HR"/>
-        </w:rPr>
-        <w:t>ipher</w:t>
-      </w:r>
-      <w:proofErr w:type="spellEnd"/>
-      <w:r>
-        <w:rPr>
-          <w:lang w:val="hr-HR"/>
-        </w:rPr>
-        <w:t>“</w:t>
-      </w:r>
-      <w:r>
-        <w:rPr>
-          <w:lang w:val="hr-HR"/>
-        </w:rPr>
-        <w:t xml:space="preserve"> potvrđuje da će se koristiti prethodno dogovoreni ključevi. U poruci </w:t>
-      </w:r>
-      <w:r>
-        <w:rPr>
-          <w:lang w:val="hr-HR"/>
-        </w:rPr>
-        <w:t>„</w:t>
-      </w:r>
-      <w:proofErr w:type="spellStart"/>
-      <w:r>
-        <w:rPr>
-          <w:lang w:val="hr-HR"/>
-        </w:rPr>
-        <w:t>e</w:t>
-      </w:r>
-      <w:r>
-        <w:rPr>
-          <w:lang w:val="hr-HR"/>
-        </w:rPr>
-        <w:t>ncrypted</w:t>
+        <w:t>cipher</w:t>
+      </w:r>
+      <w:proofErr w:type="spellEnd"/>
+      <w:r>
+        <w:rPr>
+          <w:lang w:val="hr-HR"/>
+        </w:rPr>
+        <w:t>“ potvrđuje da će se koristiti prethodno dogovoreni ključevi. U poruci „</w:t>
+      </w:r>
+      <w:proofErr w:type="spellStart"/>
+      <w:r>
+        <w:rPr>
+          <w:lang w:val="hr-HR"/>
+        </w:rPr>
+        <w:t>encrypted</w:t>
       </w:r>
       <w:proofErr w:type="spellEnd"/>
       <w:r>
@@ -7485,33 +7603,22 @@
         <w:rPr>
           <w:lang w:val="hr-HR"/>
         </w:rPr>
-        <w:t>h</w:t>
-      </w:r>
-      <w:r>
-        <w:rPr>
-          <w:lang w:val="hr-HR"/>
-        </w:rPr>
-        <w:t>andshake</w:t>
-      </w:r>
-      <w:proofErr w:type="spellEnd"/>
-      <w:r>
-        <w:rPr>
-          <w:lang w:val="hr-HR"/>
-        </w:rPr>
-        <w:t>“</w:t>
-      </w:r>
-      <w:r>
-        <w:rPr>
-          <w:lang w:val="hr-HR"/>
-        </w:rPr>
-        <w:t>, poslužitelj šalje klijentu MAC svih poruka iz rukovanja kako bi spriječio napad čovjeka u sredini</w:t>
-      </w:r>
-      <w:r>
-        <w:rPr>
-          <w:lang w:val="hr-HR"/>
-        </w:rPr>
-        <w:t>.</w:t>
-      </w:r>
+        <w:t>handshake</w:t>
+      </w:r>
+      <w:proofErr w:type="spellEnd"/>
+      <w:r>
+        <w:rPr>
+          <w:lang w:val="hr-HR"/>
+        </w:rPr>
+        <w:t>“, poslužitelj šalje klijentu MAC svih poruka iz rukovanja kako bi spriječio napad čovjeka u sredini.</w:t>
+      </w:r>
+    </w:p>
+    <w:p>
+      <w:pPr>
+        <w:rPr>
+          <w:lang w:val="hr-HR"/>
+        </w:rPr>
+      </w:pPr>
     </w:p>
     <w:p>
       <w:pPr>
@@ -7537,6 +7644,7 @@
           <w:sz w:val="23"/>
           <w:szCs w:val="23"/>
         </w:rPr>
+        <w:lastRenderedPageBreak/>
         <w:t xml:space="preserve">Tip sadržaja </w:t>
       </w:r>
       <w:proofErr w:type="spellStart"/>
@@ -7619,6 +7727,69 @@
     </w:p>
     <w:p>
       <w:pPr>
+        <w:pStyle w:val="Default"/>
+        <w:spacing w:after="27"/>
+        <w:jc w:val="both"/>
+        <w:rPr>
+          <w:sz w:val="23"/>
+          <w:szCs w:val="23"/>
+        </w:rPr>
+      </w:pPr>
+      <w:r>
+        <w:tab/>
+      </w:r>
+      <w:r>
+        <w:rPr>
+          <w:sz w:val="23"/>
+          <w:szCs w:val="23"/>
+        </w:rPr>
+        <w:t xml:space="preserve">Aplikacijski podaci u TLS-u kriptiraju se simetričnim ključem dogovorenim tijekom TLS rukovanja, najčešće koristeći algoritme poput AES-a. TLS zapisi obično sadrže i kriptirane aplikacijske podatke i MAC za provjeru integriteta. </w:t>
+      </w:r>
+      <w:proofErr w:type="spellStart"/>
+      <w:r>
+        <w:rPr>
+          <w:sz w:val="23"/>
+          <w:szCs w:val="23"/>
+        </w:rPr>
+        <w:t>Wireshark</w:t>
+      </w:r>
+      <w:proofErr w:type="spellEnd"/>
+      <w:r>
+        <w:rPr>
+          <w:sz w:val="23"/>
+          <w:szCs w:val="23"/>
+        </w:rPr>
+        <w:t xml:space="preserve"> ne može razlikovati kriptirane podatke i MAC bez pristupa ključevima sesije. S ključevima, </w:t>
+      </w:r>
+      <w:proofErr w:type="spellStart"/>
+      <w:r>
+        <w:rPr>
+          <w:sz w:val="23"/>
+          <w:szCs w:val="23"/>
+        </w:rPr>
+        <w:t>Wireshark</w:t>
+      </w:r>
+      <w:proofErr w:type="spellEnd"/>
+      <w:r>
+        <w:rPr>
+          <w:sz w:val="23"/>
+          <w:szCs w:val="23"/>
+        </w:rPr>
+        <w:t xml:space="preserve"> može dekriptirati promet i odvojeno prikazati podatke i MAC.</w:t>
+      </w:r>
+    </w:p>
+    <w:p>
+      <w:pPr>
+        <w:pStyle w:val="Default"/>
+        <w:spacing w:after="27"/>
+        <w:rPr>
+          <w:sz w:val="23"/>
+          <w:szCs w:val="23"/>
+        </w:rPr>
+      </w:pPr>
+    </w:p>
+    <w:p>
+      <w:pPr>
         <w:pStyle w:val="Odlomakpopisa"/>
         <w:numPr>
           <w:ilvl w:val="0"/>
@@ -7652,6 +7823,37 @@
           <w:lang w:val="hr-HR"/>
         </w:rPr>
       </w:pPr>
+      <w:r>
+        <w:rPr>
+          <w:lang w:val="hr-HR"/>
+        </w:rPr>
+        <w:t>----</w:t>
+      </w:r>
+    </w:p>
+    <w:p>
+      <w:pPr>
+        <w:pStyle w:val="Default"/>
+      </w:pPr>
+    </w:p>
+    <w:p>
+      <w:pPr>
+        <w:pStyle w:val="Default"/>
+        <w:rPr>
+          <w:b/>
+          <w:bCs/>
+          <w:sz w:val="23"/>
+          <w:szCs w:val="23"/>
+        </w:rPr>
+      </w:pPr>
+      <w:r>
+        <w:rPr>
+          <w:b/>
+          <w:bCs/>
+          <w:sz w:val="23"/>
+          <w:szCs w:val="23"/>
+        </w:rPr>
+        <w:t>Dodatni odgovori:</w:t>
+      </w:r>
     </w:p>
     <w:p>
       <w:pPr>
@@ -7666,17 +7868,48 @@
           <w:numId w:val="4"/>
         </w:numPr>
         <w:rPr>
+          <w:color w:val="FF0000"/>
           <w:sz w:val="23"/>
           <w:szCs w:val="23"/>
         </w:rPr>
       </w:pPr>
       <w:r>
         <w:rPr>
+          <w:color w:val="FF0000"/>
           <w:sz w:val="23"/>
           <w:szCs w:val="23"/>
         </w:rPr>
         <w:t>Koju verziju protokola ste analizirali?</w:t>
       </w:r>
+    </w:p>
+    <w:p>
+      <w:pPr>
+        <w:pStyle w:val="Default"/>
+        <w:rPr>
+          <w:sz w:val="23"/>
+          <w:szCs w:val="23"/>
+        </w:rPr>
+      </w:pPr>
+    </w:p>
+    <w:p>
+      <w:pPr>
+        <w:pStyle w:val="Default"/>
+        <w:spacing w:after="27"/>
+        <w:jc w:val="both"/>
+      </w:pPr>
+      <w:r>
+        <w:tab/>
+        <w:t>Analiziran je protokol TLS v1.2</w:t>
+      </w:r>
+    </w:p>
+    <w:p>
+      <w:pPr>
+        <w:pStyle w:val="Default"/>
+        <w:rPr>
+          <w:sz w:val="23"/>
+          <w:szCs w:val="23"/>
+        </w:rPr>
+      </w:pPr>
     </w:p>
     <w:p>
       <w:pPr>
@@ -7686,17 +7919,159 @@
           <w:numId w:val="4"/>
         </w:numPr>
         <w:rPr>
+          <w:color w:val="FF0000"/>
           <w:sz w:val="23"/>
           <w:szCs w:val="23"/>
         </w:rPr>
       </w:pPr>
       <w:r>
         <w:rPr>
+          <w:color w:val="FF0000"/>
           <w:sz w:val="23"/>
           <w:szCs w:val="23"/>
         </w:rPr>
         <w:t xml:space="preserve">Koja se je metoda koristila za razmjenu ključeva (RSA, DH, …) </w:t>
       </w:r>
+    </w:p>
+    <w:p>
+      <w:pPr>
+        <w:pStyle w:val="Default"/>
+        <w:rPr>
+          <w:sz w:val="23"/>
+          <w:szCs w:val="23"/>
+        </w:rPr>
+      </w:pPr>
+    </w:p>
+    <w:p>
+      <w:pPr>
+        <w:pStyle w:val="Default"/>
+        <w:spacing w:after="27"/>
+        <w:jc w:val="both"/>
+      </w:pPr>
+      <w:r>
+        <w:tab/>
+        <w:t xml:space="preserve">Metoda korištena za razmjenu ključeva je </w:t>
+      </w:r>
+      <w:proofErr w:type="spellStart"/>
+      <w:r>
+        <w:rPr>
+          <w:b/>
+          <w:bCs/>
+        </w:rPr>
+        <w:t>Elliptic</w:t>
+      </w:r>
+      <w:proofErr w:type="spellEnd"/>
+      <w:r>
+        <w:rPr>
+          <w:b/>
+          <w:bCs/>
+        </w:rPr>
+        <w:t xml:space="preserve"> </w:t>
+      </w:r>
+      <w:proofErr w:type="spellStart"/>
+      <w:r>
+        <w:rPr>
+          <w:b/>
+          <w:bCs/>
+        </w:rPr>
+        <w:t>Curve</w:t>
+      </w:r>
+      <w:proofErr w:type="spellEnd"/>
+      <w:r>
+        <w:rPr>
+          <w:b/>
+          <w:bCs/>
+        </w:rPr>
+        <w:t xml:space="preserve"> </w:t>
+      </w:r>
+      <w:proofErr w:type="spellStart"/>
+      <w:r>
+        <w:rPr>
+          <w:b/>
+          <w:bCs/>
+        </w:rPr>
+        <w:t>Diffie</w:t>
+      </w:r>
+      <w:proofErr w:type="spellEnd"/>
+      <w:r>
+        <w:rPr>
+          <w:b/>
+          <w:bCs/>
+        </w:rPr>
+        <w:t xml:space="preserve">-Hellman </w:t>
+      </w:r>
+      <w:proofErr w:type="spellStart"/>
+      <w:r>
+        <w:rPr>
+          <w:b/>
+          <w:bCs/>
+        </w:rPr>
+        <w:t>Ephemeral</w:t>
+      </w:r>
+      <w:proofErr w:type="spellEnd"/>
+      <w:r>
+        <w:rPr>
+          <w:b/>
+          <w:bCs/>
+        </w:rPr>
+        <w:t xml:space="preserve"> (ECDHE)</w:t>
+      </w:r>
+      <w:r>
+        <w:t xml:space="preserve">. ECDHE omogućava klijentu i serveru da sigurno uspostave zajednički tajni ključ koristeći eliptičke krivulje, što pruža visoku razinu sigurnosti i </w:t>
+      </w:r>
+      <w:proofErr w:type="spellStart"/>
+      <w:r>
+        <w:rPr>
+          <w:i/>
+          <w:iCs/>
+        </w:rPr>
+        <w:t>perfect</w:t>
+      </w:r>
+      <w:proofErr w:type="spellEnd"/>
+      <w:r>
+        <w:rPr>
+          <w:i/>
+          <w:iCs/>
+        </w:rPr>
+        <w:t xml:space="preserve"> </w:t>
+      </w:r>
+      <w:proofErr w:type="spellStart"/>
+      <w:r>
+        <w:rPr>
+          <w:i/>
+          <w:iCs/>
+        </w:rPr>
+        <w:t>forward</w:t>
+      </w:r>
+      <w:proofErr w:type="spellEnd"/>
+      <w:r>
+        <w:rPr>
+          <w:i/>
+          <w:iCs/>
+        </w:rPr>
+        <w:t xml:space="preserve"> </w:t>
+      </w:r>
+      <w:proofErr w:type="spellStart"/>
+      <w:r>
+        <w:rPr>
+          <w:i/>
+          <w:iCs/>
+        </w:rPr>
+        <w:t>secrecy</w:t>
+      </w:r>
+      <w:proofErr w:type="spellEnd"/>
+      <w:r>
+        <w:t>. U ovom slučaju, korištena je imenovana krivulja x25519, a autentičnost razmjene ključeva osigurana je RSA potpisom s SHA-256 (rsa_pkcs1_sha256).</w:t>
+      </w:r>
+    </w:p>
+    <w:p>
+      <w:pPr>
+        <w:pStyle w:val="Default"/>
+        <w:rPr>
+          <w:sz w:val="23"/>
+          <w:szCs w:val="23"/>
+        </w:rPr>
+      </w:pPr>
     </w:p>
     <w:p>
       <w:pPr>
@@ -7706,17 +8081,64 @@
           <w:numId w:val="4"/>
         </w:numPr>
         <w:rPr>
+          <w:color w:val="FF0000"/>
           <w:sz w:val="23"/>
           <w:szCs w:val="23"/>
         </w:rPr>
       </w:pPr>
       <w:r>
         <w:rPr>
+          <w:color w:val="FF0000"/>
           <w:sz w:val="23"/>
           <w:szCs w:val="23"/>
         </w:rPr>
         <w:t>Koji asimetrični algoritam se koristi u certifikatu (ako certifikat nije kriptiran – ovisno o verziji TLS-a)? Ako je, onda tu situaciju prokomentirati!</w:t>
       </w:r>
+    </w:p>
+    <w:p>
+      <w:pPr>
+        <w:pStyle w:val="Default"/>
+        <w:rPr>
+          <w:sz w:val="23"/>
+          <w:szCs w:val="23"/>
+        </w:rPr>
+      </w:pPr>
+    </w:p>
+    <w:p>
+      <w:pPr>
+        <w:pStyle w:val="Default"/>
+        <w:spacing w:after="27"/>
+        <w:jc w:val="both"/>
+      </w:pPr>
+      <w:r>
+        <w:tab/>
+        <w:t>Asimetrični algoritam koji se koristi u certifikatima za www.howsmyssl.com i R10 je RSA (</w:t>
+      </w:r>
+      <w:proofErr w:type="spellStart"/>
+      <w:r>
+        <w:t>Rivest-Shamir-Adleman</w:t>
+      </w:r>
+      <w:proofErr w:type="spellEnd"/>
+      <w:r>
+        <w:t>), što je naznačeno pod `</w:t>
+      </w:r>
+      <w:proofErr w:type="spellStart"/>
+      <w:r>
+        <w:t>subjectPublicKeyInfo</w:t>
+      </w:r>
+      <w:proofErr w:type="spellEnd"/>
+      <w:r>
+        <w:t>`.</w:t>
+      </w:r>
+    </w:p>
+    <w:p>
+      <w:pPr>
+        <w:pStyle w:val="Default"/>
+        <w:rPr>
+          <w:sz w:val="23"/>
+          <w:szCs w:val="23"/>
+        </w:rPr>
+      </w:pPr>
     </w:p>
     <w:p>
       <w:pPr>
@@ -7726,17 +8148,88 @@
           <w:numId w:val="4"/>
         </w:numPr>
         <w:rPr>
+          <w:color w:val="FF0000"/>
           <w:sz w:val="23"/>
           <w:szCs w:val="23"/>
         </w:rPr>
       </w:pPr>
       <w:r>
         <w:rPr>
+          <w:color w:val="FF0000"/>
           <w:sz w:val="23"/>
           <w:szCs w:val="23"/>
         </w:rPr>
         <w:t xml:space="preserve">Koji se simetrični algoritam koristi za kriptiranje podataka? </w:t>
       </w:r>
+    </w:p>
+    <w:p>
+      <w:pPr>
+        <w:pStyle w:val="Default"/>
+        <w:rPr>
+          <w:sz w:val="23"/>
+          <w:szCs w:val="23"/>
+        </w:rPr>
+      </w:pPr>
+    </w:p>
+    <w:p>
+      <w:pPr>
+        <w:pStyle w:val="Default"/>
+        <w:spacing w:after="27"/>
+        <w:jc w:val="both"/>
+      </w:pPr>
+      <w:r>
+        <w:tab/>
+        <w:t xml:space="preserve">Iz snimljenog prometa može se zaključiti kako se za simetrični </w:t>
+      </w:r>
+      <w:proofErr w:type="spellStart"/>
+      <w:r>
+        <w:t>algoritm</w:t>
+      </w:r>
+      <w:proofErr w:type="spellEnd"/>
+      <w:r>
+        <w:t xml:space="preserve"> za kriptiranje podataka koristi TLS_ECDHE_RSA_WITH_CHACHA20_POLY1305_SHA256 (0xcca8). Iz toga </w:t>
+      </w:r>
+      <w:proofErr w:type="spellStart"/>
+      <w:r>
+        <w:t>proizilazi</w:t>
+      </w:r>
+      <w:proofErr w:type="spellEnd"/>
+      <w:r>
+        <w:t xml:space="preserve"> kako se za simetrično kriptiranje podataka koristi ChaCha20-Poly1305. ChaCha20 je </w:t>
+      </w:r>
+      <w:proofErr w:type="spellStart"/>
+      <w:r>
+        <w:t>stream</w:t>
+      </w:r>
+      <w:proofErr w:type="spellEnd"/>
+      <w:r>
+        <w:t xml:space="preserve"> </w:t>
+      </w:r>
+      <w:proofErr w:type="spellStart"/>
+      <w:r>
+        <w:t>cipher</w:t>
+      </w:r>
+      <w:proofErr w:type="spellEnd"/>
+      <w:r>
+        <w:t xml:space="preserve"> (algoritam za šifriranje toka podataka) koji se koristi za enkripciju, dok Poly1305 služi kao </w:t>
+      </w:r>
+      <w:proofErr w:type="spellStart"/>
+      <w:r>
+        <w:t>autentifikacijski</w:t>
+      </w:r>
+      <w:proofErr w:type="spellEnd"/>
+      <w:r>
+        <w:t xml:space="preserve"> tag.</w:t>
+      </w:r>
+    </w:p>
+    <w:p>
+      <w:pPr>
+        <w:pStyle w:val="Default"/>
+        <w:rPr>
+          <w:sz w:val="23"/>
+          <w:szCs w:val="23"/>
+        </w:rPr>
+      </w:pPr>
     </w:p>
     <w:p>
       <w:pPr>
@@ -7746,6 +8239,7 @@
           <w:numId w:val="4"/>
         </w:numPr>
         <w:rPr>
+          <w:color w:val="FF0000"/>
           <w:sz w:val="23"/>
           <w:szCs w:val="23"/>
           <w:lang w:val="hr-HR"/>
@@ -7753,6 +8247,7 @@
       </w:pPr>
       <w:r>
         <w:rPr>
+          <w:color w:val="FF0000"/>
           <w:sz w:val="23"/>
           <w:szCs w:val="23"/>
           <w:lang w:val="hr-HR"/>
@@ -7763,17 +8258,1049 @@
     <w:p>
       <w:pPr>
         <w:rPr>
-          <w:lang w:val="hr-HR"/>
-        </w:rPr>
-      </w:pPr>
-      <w:r>
-        <w:rPr>
+          <w:color w:val="FF0000"/>
+          <w:lang w:val="hr-HR"/>
+        </w:rPr>
+      </w:pPr>
+      <w:r>
+        <w:rPr>
+          <w:color w:val="FF0000"/>
           <w:sz w:val="23"/>
           <w:szCs w:val="23"/>
           <w:lang w:val="hr-HR"/>
         </w:rPr>
         <w:t>Objasniti odgovor.</w:t>
       </w:r>
+    </w:p>
+    <w:p>
+      <w:pPr>
+        <w:rPr>
+          <w:lang w:val="hr-HR"/>
+        </w:rPr>
+      </w:pPr>
+    </w:p>
+    <w:p>
+      <w:pPr>
+        <w:pStyle w:val="Default"/>
+        <w:spacing w:after="27"/>
+        <w:jc w:val="both"/>
+      </w:pPr>
+      <w:r>
+        <w:tab/>
+        <w:t xml:space="preserve">Ovo je standardno TLS 1.2 rukovanje koje zahtijeva puni </w:t>
+      </w:r>
+      <w:proofErr w:type="spellStart"/>
+      <w:r>
+        <w:t>round-trip</w:t>
+      </w:r>
+      <w:proofErr w:type="spellEnd"/>
+      <w:r>
+        <w:t xml:space="preserve"> između klijenta i servera prije slanja aplikacijskih podataka. 0-RTT bi omogućio slanje podataka odmah u prvom klijentskom </w:t>
+      </w:r>
+      <w:proofErr w:type="spellStart"/>
+      <w:r>
+        <w:t>hello</w:t>
+      </w:r>
+      <w:proofErr w:type="spellEnd"/>
+      <w:r>
+        <w:t>, što ovdje nije slučaj.</w:t>
+      </w:r>
+    </w:p>
+    <w:p>
+      <w:pPr>
+        <w:rPr>
+          <w:lang w:val="hr-HR"/>
+        </w:rPr>
+      </w:pPr>
+    </w:p>
+    <w:p>
+      <w:pPr>
+        <w:rPr>
+          <w:lang w:val="hr-HR"/>
+        </w:rPr>
+      </w:pPr>
+    </w:p>
+    <w:p>
+      <w:pPr>
+        <w:rPr>
+          <w:lang w:val="hr-HR"/>
+        </w:rPr>
+      </w:pPr>
+    </w:p>
+    <w:p>
+      <w:pPr>
+        <w:rPr>
+          <w:lang w:val="hr-HR"/>
+        </w:rPr>
+      </w:pPr>
+    </w:p>
+    <w:p>
+      <w:pPr>
+        <w:rPr>
+          <w:lang w:val="hr-HR"/>
+        </w:rPr>
+      </w:pPr>
+    </w:p>
+    <w:p>
+      <w:pPr>
+        <w:jc w:val="center"/>
+        <w:rPr>
+          <w:b/>
+          <w:bCs/>
+          <w:lang w:val="hr-HR"/>
+        </w:rPr>
+      </w:pPr>
+      <w:r>
+        <w:rPr>
+          <w:b/>
+          <w:bCs/>
+          <w:sz w:val="23"/>
+          <w:szCs w:val="23"/>
+          <w:lang w:val="hr-HR"/>
+        </w:rPr>
+        <w:lastRenderedPageBreak/>
+        <w:t>II. DTLS i čitanje kriptiranog sadržaja</w:t>
+      </w:r>
+    </w:p>
+    <w:p>
+      <w:pPr>
+        <w:jc w:val="center"/>
+        <w:rPr>
+          <w:sz w:val="23"/>
+          <w:szCs w:val="23"/>
+          <w:lang w:val="pt-PT"/>
+        </w:rPr>
+      </w:pPr>
+    </w:p>
+    <w:p>
+      <w:pPr>
+        <w:rPr>
+          <w:b/>
+          <w:bCs/>
+          <w:sz w:val="23"/>
+          <w:szCs w:val="23"/>
+          <w:lang w:val="hr-HR"/>
+        </w:rPr>
+      </w:pPr>
+      <w:r>
+        <w:rPr>
+          <w:b/>
+          <w:bCs/>
+          <w:sz w:val="23"/>
+          <w:szCs w:val="23"/>
+          <w:lang w:val="hr-HR"/>
+        </w:rPr>
+        <w:t>Usporedba DTLS-a i TLS koji je namijenjen za TCP</w:t>
+      </w:r>
+    </w:p>
+    <w:p>
+      <w:pPr>
+        <w:rPr>
+          <w:b/>
+          <w:bCs/>
+          <w:sz w:val="23"/>
+          <w:szCs w:val="23"/>
+          <w:lang w:val="hr-HR"/>
+        </w:rPr>
+      </w:pPr>
+    </w:p>
+    <w:p>
+      <w:pPr>
+        <w:pStyle w:val="Odlomakpopisa"/>
+        <w:numPr>
+          <w:ilvl w:val="0"/>
+          <w:numId w:val="1"/>
+        </w:numPr>
+        <w:ind w:left="284"/>
+        <w:jc w:val="both"/>
+        <w:rPr>
+          <w:color w:val="FF0000"/>
+          <w:lang w:val="hr-HR"/>
+        </w:rPr>
+      </w:pPr>
+      <w:r>
+        <w:rPr>
+          <w:color w:val="FF0000"/>
+          <w:lang w:val="hr-HR"/>
+        </w:rPr>
+        <w:t>Proučiti poruke koje se razmjenjuju u fazi rukovanja i usporedite sa fazom rukovanja iz prvog dijela vježbe gdje ste analizirali TLS u službi HTTPS-a. Ima li DTLS neka dodatna polja u odnosu na TLS? Zašto? Čemu služe ta polja? Zabilježite svoja zapažanja.</w:t>
+      </w:r>
+    </w:p>
+    <w:p>
+      <w:pPr>
+        <w:pStyle w:val="Odlomakpopisa"/>
+        <w:ind w:left="-76"/>
+        <w:jc w:val="both"/>
+        <w:rPr>
+          <w:color w:val="FF0000"/>
+        </w:rPr>
+      </w:pPr>
+    </w:p>
+    <w:p>
+      <w:pPr>
+        <w:pStyle w:val="Default"/>
+        <w:spacing w:after="27"/>
+        <w:jc w:val="both"/>
+      </w:pPr>
+      <w:r>
+        <w:tab/>
+        <w:t>Poruke u fazi rukovanja DTLS-a razlikuju se od onih u TLS-u zbog dodatnih polja koja su prisutna. Ova dodatna polja (</w:t>
+      </w:r>
+      <w:proofErr w:type="spellStart"/>
+      <w:r>
+        <w:t>epoch</w:t>
+      </w:r>
+      <w:proofErr w:type="spellEnd"/>
+      <w:r>
+        <w:t xml:space="preserve"> i </w:t>
+      </w:r>
+      <w:proofErr w:type="spellStart"/>
+      <w:r>
+        <w:t>sequence_number</w:t>
+      </w:r>
+      <w:proofErr w:type="spellEnd"/>
+      <w:r>
+        <w:t xml:space="preserve">) su bitna zbog sigurnosnih zahtjeva UDP transporta. UDP paketi mogu biti izgubljeni ili stići u pogrešnom redoslijedu, stoga polje </w:t>
+      </w:r>
+      <w:proofErr w:type="spellStart"/>
+      <w:r>
+        <w:t>epoch</w:t>
+      </w:r>
+      <w:proofErr w:type="spellEnd"/>
+      <w:r>
+        <w:t xml:space="preserve"> se automatski povećava za 1 svaki put kada se šalje </w:t>
+      </w:r>
+      <w:proofErr w:type="spellStart"/>
+      <w:r>
+        <w:t>ChangeCipherSpec</w:t>
+      </w:r>
+      <w:proofErr w:type="spellEnd"/>
+      <w:r>
+        <w:t xml:space="preserve"> poruka. To osigurava jasnoću o trenutnim sigurnosnim parametrima. Polje </w:t>
+      </w:r>
+      <w:proofErr w:type="spellStart"/>
+      <w:r>
+        <w:t>sequence_number</w:t>
+      </w:r>
+      <w:proofErr w:type="spellEnd"/>
+      <w:r>
+        <w:t xml:space="preserve"> označava redni broj svake poruke i koristi se za sprečavanje napada snimanjem i ponavljanjem paketa.</w:t>
+      </w:r>
+    </w:p>
+    <w:p>
+      <w:pPr>
+        <w:pStyle w:val="Odlomakpopisa"/>
+        <w:ind w:left="-76"/>
+        <w:jc w:val="both"/>
+        <w:rPr>
+          <w:color w:val="FF0000"/>
+          <w:lang w:val="pt-PT"/>
+        </w:rPr>
+      </w:pPr>
+    </w:p>
+    <w:p>
+      <w:pPr>
+        <w:pStyle w:val="Odlomakpopisa"/>
+        <w:numPr>
+          <w:ilvl w:val="0"/>
+          <w:numId w:val="1"/>
+        </w:numPr>
+        <w:ind w:left="284"/>
+        <w:jc w:val="both"/>
+        <w:rPr>
+          <w:color w:val="FF0000"/>
+          <w:lang w:val="hr-HR"/>
+        </w:rPr>
+      </w:pPr>
+      <w:r>
+        <w:rPr>
+          <w:color w:val="FF0000"/>
+          <w:lang w:val="hr-HR"/>
+        </w:rPr>
+        <w:t>Jesu li sve poruke koje šalje poslužitelj stigle u pravom redoslijedu? Kako ste to provjerili?</w:t>
+      </w:r>
+    </w:p>
+    <w:p>
+      <w:pPr>
+        <w:pStyle w:val="Default"/>
+        <w:spacing w:after="27"/>
+        <w:jc w:val="both"/>
+      </w:pPr>
+    </w:p>
+    <w:p>
+      <w:pPr>
+        <w:pStyle w:val="Default"/>
+        <w:spacing w:after="27"/>
+        <w:jc w:val="both"/>
+      </w:pPr>
+      <w:r>
+        <w:tab/>
+        <w:t xml:space="preserve">Poruke poslane od strane poslužitelja primljene su u ispravnom redoslijedu. Za provjeru ove činjenice, trebamo pregledati polje </w:t>
+      </w:r>
+      <w:proofErr w:type="spellStart"/>
+      <w:r>
+        <w:t>sequence</w:t>
+      </w:r>
+      <w:proofErr w:type="spellEnd"/>
+      <w:r>
+        <w:t xml:space="preserve"> </w:t>
+      </w:r>
+      <w:proofErr w:type="spellStart"/>
+      <w:r>
+        <w:t>number</w:t>
+      </w:r>
+      <w:proofErr w:type="spellEnd"/>
+      <w:r>
+        <w:t>. Ovo polje sadrži redni broj poslane poruke koji se automatski povećava za 1 svaki put kada se poruka šalje.</w:t>
+      </w:r>
+    </w:p>
+    <w:p>
+      <w:pPr>
+        <w:pStyle w:val="Odlomakpopisa"/>
+        <w:ind w:left="-76"/>
+        <w:jc w:val="both"/>
+        <w:rPr>
+          <w:color w:val="FF0000"/>
+          <w:lang w:val="hr-HR"/>
+        </w:rPr>
+      </w:pPr>
+    </w:p>
+    <w:p>
+      <w:pPr>
+        <w:pStyle w:val="Odlomakpopisa"/>
+        <w:numPr>
+          <w:ilvl w:val="0"/>
+          <w:numId w:val="1"/>
+        </w:numPr>
+        <w:ind w:left="284"/>
+        <w:jc w:val="both"/>
+        <w:rPr>
+          <w:color w:val="FF0000"/>
+          <w:lang w:val="hr-HR"/>
+        </w:rPr>
+      </w:pPr>
+      <w:r>
+        <w:rPr>
+          <w:color w:val="FF0000"/>
+          <w:lang w:val="hr-HR"/>
+        </w:rPr>
+        <w:t>Pogledajte možete li otkriti sadržaj poruka koje klijent šalje poslužitelju? Zašto?</w:t>
+      </w:r>
+    </w:p>
+    <w:p>
+      <w:pPr>
+        <w:pStyle w:val="Default"/>
+        <w:spacing w:after="27"/>
+        <w:jc w:val="both"/>
+      </w:pPr>
+    </w:p>
+    <w:p>
+      <w:pPr>
+        <w:pStyle w:val="Default"/>
+        <w:spacing w:after="27"/>
+        <w:jc w:val="both"/>
+      </w:pPr>
+      <w:r>
+        <w:tab/>
+        <w:t>Sadržaj poruka koje klijent šalje poslužitelju nije moguće otkriti jer je taj sadržaj kriptiran simetričnim algoritmom korištenjem tajnog AES ključa.</w:t>
+      </w:r>
+    </w:p>
+    <w:p>
+      <w:pPr>
+        <w:pStyle w:val="Odlomakpopisa"/>
+        <w:ind w:left="-76"/>
+        <w:jc w:val="both"/>
+        <w:rPr>
+          <w:color w:val="FF0000"/>
+          <w:lang w:val="hr-HR"/>
+        </w:rPr>
+      </w:pPr>
+    </w:p>
+    <w:p>
+      <w:pPr>
+        <w:pStyle w:val="Odlomakpopisa"/>
+        <w:numPr>
+          <w:ilvl w:val="0"/>
+          <w:numId w:val="1"/>
+        </w:numPr>
+        <w:ind w:left="284"/>
+        <w:jc w:val="both"/>
+        <w:rPr>
+          <w:color w:val="FF0000"/>
+          <w:lang w:val="hr-HR"/>
+        </w:rPr>
+      </w:pPr>
+      <w:r>
+        <w:rPr>
+          <w:color w:val="FF0000"/>
+          <w:lang w:val="hr-HR"/>
+        </w:rPr>
+        <w:t>Koliko je bajtova velika 1.,2., 3. i 4. aplikacijska poruka u kriptiranom obliku?</w:t>
+      </w:r>
+    </w:p>
+    <w:p>
+      <w:pPr>
+        <w:pStyle w:val="Default"/>
+        <w:spacing w:after="27"/>
+        <w:jc w:val="both"/>
+      </w:pPr>
+    </w:p>
+    <w:p>
+      <w:pPr>
+        <w:rPr>
+          <w:iCs/>
+          <w:szCs w:val="20"/>
+          <w:lang w:val="hr-HR"/>
+        </w:rPr>
+      </w:pPr>
+      <w:r>
+        <w:rPr>
+          <w:lang w:val="hr-HR"/>
+        </w:rPr>
+        <w:tab/>
+      </w:r>
+      <w:r>
+        <w:rPr>
+          <w:iCs/>
+          <w:szCs w:val="20"/>
+          <w:lang w:val="hr-HR"/>
+        </w:rPr>
+        <w:t>Veličina klijentskih poruka kriptiranog sadržaja:</w:t>
+      </w:r>
+    </w:p>
+    <w:p>
+      <w:pPr>
+        <w:ind w:firstLine="720"/>
+        <w:rPr>
+          <w:iCs/>
+          <w:szCs w:val="20"/>
+          <w:lang w:val="pt-PT"/>
+        </w:rPr>
+      </w:pPr>
+      <w:r>
+        <w:rPr>
+          <w:iCs/>
+          <w:szCs w:val="20"/>
+          <w:lang w:val="pt-PT"/>
+        </w:rPr>
+        <w:t>1. poruka – 48 bajta</w:t>
+      </w:r>
+    </w:p>
+    <w:p>
+      <w:pPr>
+        <w:ind w:firstLine="720"/>
+        <w:rPr>
+          <w:iCs/>
+          <w:szCs w:val="20"/>
+          <w:lang w:val="pt-PT"/>
+        </w:rPr>
+      </w:pPr>
+      <w:r>
+        <w:rPr>
+          <w:iCs/>
+          <w:szCs w:val="20"/>
+          <w:lang w:val="pt-PT"/>
+        </w:rPr>
+        <w:t>2. poruka – 80 bajta</w:t>
+      </w:r>
+    </w:p>
+    <w:p>
+      <w:pPr>
+        <w:ind w:firstLine="720"/>
+        <w:rPr>
+          <w:iCs/>
+          <w:szCs w:val="20"/>
+          <w:lang w:val="pt-PT"/>
+        </w:rPr>
+      </w:pPr>
+      <w:r>
+        <w:rPr>
+          <w:iCs/>
+          <w:szCs w:val="20"/>
+          <w:lang w:val="pt-PT"/>
+        </w:rPr>
+        <w:t>3. poruka - 64 bajta</w:t>
+      </w:r>
+    </w:p>
+    <w:p>
+      <w:pPr>
+        <w:ind w:firstLine="720"/>
+        <w:rPr>
+          <w:iCs/>
+          <w:szCs w:val="20"/>
+          <w:lang w:val="pt-PT"/>
+        </w:rPr>
+      </w:pPr>
+      <w:r>
+        <w:rPr>
+          <w:iCs/>
+          <w:szCs w:val="20"/>
+          <w:lang w:val="pt-PT"/>
+        </w:rPr>
+        <w:t>4. poruka - 48 bajta</w:t>
+      </w:r>
+    </w:p>
+    <w:p>
+      <w:pPr>
+        <w:rPr>
+          <w:iCs/>
+          <w:szCs w:val="20"/>
+          <w:lang w:val="pt-PT"/>
+        </w:rPr>
+      </w:pPr>
+      <w:r>
+        <w:rPr>
+          <w:iCs/>
+          <w:szCs w:val="20"/>
+          <w:lang w:val="pt-PT"/>
+        </w:rPr>
+        <w:t xml:space="preserve">Informacija se može pronaći unutar polja </w:t>
+      </w:r>
+      <w:r>
+        <w:rPr>
+          <w:b/>
+          <w:bCs/>
+          <w:iCs/>
+          <w:szCs w:val="20"/>
+          <w:lang w:val="pt-PT"/>
+        </w:rPr>
+        <w:t>Length</w:t>
+      </w:r>
+      <w:r>
+        <w:rPr>
+          <w:iCs/>
+          <w:szCs w:val="20"/>
+          <w:lang w:val="pt-PT"/>
+        </w:rPr>
+        <w:t>. Za prvu klijentsku aplikacijsku poruku veličina aplikacijske poruke se može vidjeti na Slici 15 (u žutom okviru).</w:t>
+      </w:r>
+    </w:p>
+    <w:p>
+      <w:pPr>
+        <w:rPr>
+          <w:iCs/>
+          <w:szCs w:val="20"/>
+          <w:lang w:val="pt-PT"/>
+        </w:rPr>
+      </w:pPr>
+    </w:p>
+    <w:p>
+      <w:pPr>
+        <w:keepNext/>
+        <w:jc w:val="center"/>
+      </w:pPr>
+      <w:r>
+        <w:rPr>
+          <w:noProof/>
+        </w:rPr>
+        <mc:AlternateContent>
+          <mc:Choice Requires="wps">
+            <w:drawing>
+              <wp:anchor distT="0" distB="15240" distL="0" distR="19050" simplePos="0" relativeHeight="19" behindDoc="0" locked="0" layoutInCell="0" allowOverlap="1" wp14:anchorId="00CAB81E" wp14:editId="7C05FFE2">
+                <wp:simplePos x="0" y="0"/>
+                <wp:positionH relativeFrom="column">
+                  <wp:posOffset>1017270</wp:posOffset>
+                </wp:positionH>
+                <wp:positionV relativeFrom="paragraph">
+                  <wp:posOffset>1506220</wp:posOffset>
+                </wp:positionV>
+                <wp:extent cx="533400" cy="213360"/>
+                <wp:effectExtent l="9525" t="9525" r="9525" b="9525"/>
+                <wp:wrapNone/>
+                <wp:docPr id="17" name="Pravokutnik 3"/>
+                <wp:cNvGraphicFramePr/>
+                <a:graphic xmlns:a="http://schemas.openxmlformats.org/drawingml/2006/main">
+                  <a:graphicData uri="http://schemas.microsoft.com/office/word/2010/wordprocessingShape">
+                    <wps:wsp>
+                      <wps:cNvSpPr/>
+                      <wps:spPr>
+                        <a:xfrm>
+                          <a:off x="0" y="0"/>
+                          <a:ext cx="533520" cy="213480"/>
+                        </a:xfrm>
+                        <a:prstGeom prst="rect">
+                          <a:avLst/>
+                        </a:prstGeom>
+                        <a:noFill/>
+                        <a:ln w="19050">
+                          <a:solidFill>
+                            <a:srgbClr val="FFFF00"/>
+                          </a:solidFill>
+                        </a:ln>
+                      </wps:spPr>
+                      <wps:style>
+                        <a:lnRef idx="2">
+                          <a:schemeClr val="accent1">
+                            <a:shade val="15000"/>
+                          </a:schemeClr>
+                        </a:lnRef>
+                        <a:fillRef idx="1">
+                          <a:schemeClr val="accent1"/>
+                        </a:fillRef>
+                        <a:effectRef idx="0">
+                          <a:schemeClr val="accent1"/>
+                        </a:effectRef>
+                        <a:fontRef idx="minor"/>
+                      </wps:style>
+                      <wps:bodyPr/>
+                    </wps:wsp>
+                  </a:graphicData>
+                </a:graphic>
+              </wp:anchor>
+            </w:drawing>
+          </mc:Choice>
+          <mc:Fallback>
+            <w:pict>
+              <v:rect id="shape_0" ID="Pravokutnik 3" path="m0,0l-2147483645,0l-2147483645,-2147483646l0,-2147483646xe" stroked="t" o:allowincell="f" style="position:absolute;margin-left:80.1pt;margin-top:118.6pt;width:41.95pt;height:16.75pt;mso-wrap-style:none;v-text-anchor:middle" wp14:anchorId="53C93DCF">
+                <v:fill o:detectmouseclick="t" on="false"/>
+                <v:stroke color="yellow" weight="19080" joinstyle="miter" endcap="flat"/>
+                <w10:wrap type="none"/>
+              </v:rect>
+            </w:pict>
+          </mc:Fallback>
+        </mc:AlternateContent>
+      </w:r>
+      <w:r>
+        <w:rPr>
+          <w:noProof/>
+        </w:rPr>
+        <w:drawing>
+          <wp:inline distT="0" distB="0" distL="0" distR="0" wp14:anchorId="0D3668A8" wp14:editId="7B59B517">
+            <wp:extent cx="4594860" cy="1864360"/>
+            <wp:effectExtent l="0" t="0" r="0" b="0"/>
+            <wp:docPr id="18" name="Image15" descr="Slika na kojoj se prikazuje tekst, snimka zaslona, softver, Ikona na računalu&#10;&#10;Opis je automatski generiran"/>
+            <wp:cNvGraphicFramePr>
+              <a:graphicFrameLocks xmlns:a="http://schemas.openxmlformats.org/drawingml/2006/main" noChangeAspect="1"/>
+            </wp:cNvGraphicFramePr>
+            <a:graphic xmlns:a="http://schemas.openxmlformats.org/drawingml/2006/main">
+              <a:graphicData uri="http://schemas.openxmlformats.org/drawingml/2006/picture">
+                <pic:pic xmlns:pic="http://schemas.openxmlformats.org/drawingml/2006/picture">
+                  <pic:nvPicPr>
+                    <pic:cNvPr id="18" name="Image15" descr="Slika na kojoj se prikazuje tekst, snimka zaslona, softver, Ikona na računalu&#10;&#10;Opis je automatski generiran"/>
+                    <pic:cNvPicPr>
+                      <a:picLocks noChangeAspect="1" noChangeArrowheads="1"/>
+                    </pic:cNvPicPr>
+                  </pic:nvPicPr>
+                  <pic:blipFill>
+                    <a:blip r:embed="rId21"/>
+                    <a:stretch>
+                      <a:fillRect/>
+                    </a:stretch>
+                  </pic:blipFill>
+                  <pic:spPr bwMode="auto">
+                    <a:xfrm>
+                      <a:off x="0" y="0"/>
+                      <a:ext cx="4594860" cy="1864360"/>
+                    </a:xfrm>
+                    <a:prstGeom prst="rect">
+                      <a:avLst/>
+                    </a:prstGeom>
+                  </pic:spPr>
+                </pic:pic>
+              </a:graphicData>
+            </a:graphic>
+          </wp:inline>
+        </w:drawing>
+      </w:r>
+    </w:p>
+    <w:p>
+      <w:pPr>
+        <w:pStyle w:val="Opisslike"/>
+        <w:jc w:val="center"/>
+        <w:rPr>
+          <w:lang w:val="hr-HR"/>
+        </w:rPr>
+      </w:pPr>
+      <w:proofErr w:type="spellStart"/>
+      <w:r>
+        <w:t>Slika</w:t>
+      </w:r>
+      <w:proofErr w:type="spellEnd"/>
+      <w:r>
+        <w:t xml:space="preserve"> </w:t>
+      </w:r>
+      <w:r>
+        <w:fldChar w:fldCharType="begin"/>
+      </w:r>
+      <w:r>
+        <w:instrText xml:space="preserve"> SEQ Slika \* ARABIC </w:instrText>
+      </w:r>
+      <w:r>
+        <w:fldChar w:fldCharType="separate"/>
+      </w:r>
+      <w:r>
+        <w:rPr>
+          <w:noProof/>
+        </w:rPr>
+        <w:t>15</w:t>
+      </w:r>
+      <w:r>
+        <w:fldChar w:fldCharType="end"/>
+      </w:r>
+      <w:r>
+        <w:t xml:space="preserve"> – </w:t>
+      </w:r>
+      <w:proofErr w:type="spellStart"/>
+      <w:r>
+        <w:t>veličina</w:t>
+      </w:r>
+      <w:proofErr w:type="spellEnd"/>
+      <w:r>
+        <w:t xml:space="preserve"> </w:t>
+      </w:r>
+      <w:proofErr w:type="spellStart"/>
+      <w:r>
+        <w:t>aplikacijske</w:t>
+      </w:r>
+      <w:proofErr w:type="spellEnd"/>
+      <w:r>
+        <w:t xml:space="preserve"> </w:t>
+      </w:r>
+      <w:proofErr w:type="spellStart"/>
+      <w:r>
+        <w:t>poruke</w:t>
+      </w:r>
+      <w:proofErr w:type="spellEnd"/>
+    </w:p>
+    <w:p>
+      <w:pPr>
+        <w:pStyle w:val="Odlomakpopisa"/>
+        <w:ind w:left="-76"/>
+        <w:jc w:val="both"/>
+        <w:rPr>
+          <w:b/>
+          <w:bCs/>
+          <w:sz w:val="23"/>
+          <w:szCs w:val="23"/>
+          <w:lang w:val="hr-HR"/>
+        </w:rPr>
+      </w:pPr>
+    </w:p>
+    <w:p>
+      <w:pPr>
+        <w:pStyle w:val="Odlomakpopisa"/>
+        <w:ind w:left="-76"/>
+        <w:jc w:val="both"/>
+        <w:rPr>
+          <w:b/>
+          <w:bCs/>
+          <w:sz w:val="23"/>
+          <w:szCs w:val="23"/>
+          <w:lang w:val="hr-HR"/>
+        </w:rPr>
+      </w:pPr>
+    </w:p>
+    <w:p>
+      <w:pPr>
+        <w:pStyle w:val="Odlomakpopisa"/>
+        <w:ind w:left="-76"/>
+        <w:jc w:val="both"/>
+        <w:rPr>
+          <w:b/>
+          <w:bCs/>
+          <w:sz w:val="23"/>
+          <w:szCs w:val="23"/>
+          <w:lang w:val="hr-HR"/>
+        </w:rPr>
+      </w:pPr>
+    </w:p>
+    <w:p>
+      <w:pPr>
+        <w:pStyle w:val="Odlomakpopisa"/>
+        <w:ind w:left="-76"/>
+        <w:jc w:val="both"/>
+        <w:rPr>
+          <w:b/>
+          <w:bCs/>
+          <w:sz w:val="23"/>
+          <w:szCs w:val="23"/>
+          <w:lang w:val="hr-HR"/>
+        </w:rPr>
+      </w:pPr>
+    </w:p>
+    <w:p>
+      <w:pPr>
+        <w:pStyle w:val="Odlomakpopisa"/>
+        <w:ind w:left="-76"/>
+        <w:jc w:val="both"/>
+        <w:rPr>
+          <w:b/>
+          <w:bCs/>
+          <w:sz w:val="23"/>
+          <w:szCs w:val="23"/>
+          <w:lang w:val="hr-HR"/>
+        </w:rPr>
+      </w:pPr>
+      <w:r>
+        <w:rPr>
+          <w:b/>
+          <w:bCs/>
+          <w:sz w:val="23"/>
+          <w:szCs w:val="23"/>
+          <w:lang w:val="hr-HR"/>
+        </w:rPr>
+        <w:lastRenderedPageBreak/>
+        <w:t>Otkrivanje sadržaja kriptiranih poruka koje klijent šalje poslužitelju.</w:t>
+      </w:r>
+    </w:p>
+    <w:p>
+      <w:pPr>
+        <w:pStyle w:val="Odlomakpopisa"/>
+        <w:ind w:left="-76"/>
+        <w:jc w:val="both"/>
+        <w:rPr>
+          <w:color w:val="FF0000"/>
+          <w:lang w:val="hr-HR"/>
+        </w:rPr>
+      </w:pPr>
+    </w:p>
+    <w:p>
+      <w:pPr>
+        <w:pStyle w:val="Odlomakpopisa"/>
+        <w:numPr>
+          <w:ilvl w:val="0"/>
+          <w:numId w:val="1"/>
+        </w:numPr>
+        <w:ind w:left="284"/>
+        <w:jc w:val="both"/>
+        <w:rPr>
+          <w:color w:val="FF0000"/>
+          <w:lang w:val="hr-HR"/>
+        </w:rPr>
+      </w:pPr>
+      <w:r>
+        <w:rPr>
+          <w:color w:val="FF0000"/>
+          <w:lang w:val="hr-HR"/>
+        </w:rPr>
+        <w:t xml:space="preserve">Očitajte sadržaj </w:t>
+      </w:r>
+      <w:proofErr w:type="spellStart"/>
+      <w:r>
+        <w:rPr>
+          <w:color w:val="FF0000"/>
+          <w:lang w:val="hr-HR"/>
+        </w:rPr>
+        <w:t>dekriptiranih</w:t>
+      </w:r>
+      <w:proofErr w:type="spellEnd"/>
+      <w:r>
+        <w:rPr>
+          <w:color w:val="FF0000"/>
+          <w:lang w:val="hr-HR"/>
+        </w:rPr>
+        <w:t xml:space="preserve"> poruka koje je klijent poslao poslužitelju. Zabilježite sadržaj za sve 4 razmijenjene tekstualne poruke.</w:t>
+      </w:r>
+    </w:p>
+    <w:p>
+      <w:pPr>
+        <w:pStyle w:val="Odlomakpopisa"/>
+        <w:ind w:left="284"/>
+        <w:jc w:val="both"/>
+        <w:rPr>
+          <w:color w:val="FF0000"/>
+          <w:lang w:val="hr-HR"/>
+        </w:rPr>
+      </w:pPr>
+    </w:p>
+    <w:p>
+      <w:pPr>
+        <w:pStyle w:val="Default"/>
+        <w:spacing w:after="27"/>
+        <w:jc w:val="both"/>
+      </w:pPr>
+      <w:r>
+        <w:tab/>
+        <w:t>Prva poruka (Slika 16)</w:t>
+      </w:r>
+    </w:p>
+    <w:p>
+      <w:pPr>
+        <w:pStyle w:val="Default"/>
+        <w:spacing w:after="27"/>
+        <w:jc w:val="both"/>
+        <w:rPr>
+          <w:color w:val="FF0000"/>
+        </w:rPr>
+      </w:pPr>
+      <w:r>
+        <w:tab/>
+      </w:r>
+      <w:r>
+        <w:rPr>
+          <w:lang w:val="pt-PT"/>
+        </w:rPr>
+        <w:t>Druga je poruka ipak nesto duza</w:t>
+      </w:r>
+    </w:p>
+    <w:p>
+      <w:pPr>
+        <w:jc w:val="both"/>
+        <w:rPr>
+          <w:color w:val="FF0000"/>
+          <w:lang w:val="hr-HR"/>
+        </w:rPr>
+      </w:pPr>
+      <w:r>
+        <w:rPr>
+          <w:lang w:val="pt-PT"/>
+        </w:rPr>
+        <w:tab/>
+      </w:r>
+      <w:proofErr w:type="spellStart"/>
+      <w:r>
+        <w:t>Pozdrav</w:t>
+      </w:r>
+      <w:proofErr w:type="spellEnd"/>
+      <w:r>
+        <w:t xml:space="preserve"> </w:t>
+      </w:r>
+      <w:proofErr w:type="spellStart"/>
+      <w:r>
+        <w:t>prije</w:t>
+      </w:r>
+      <w:proofErr w:type="spellEnd"/>
+      <w:r>
+        <w:t xml:space="preserve"> </w:t>
+      </w:r>
+      <w:proofErr w:type="spellStart"/>
+      <w:r>
+        <w:t>kraja</w:t>
+      </w:r>
+      <w:proofErr w:type="spellEnd"/>
+      <w:r>
+        <w:t>!</w:t>
+      </w:r>
+    </w:p>
+    <w:p>
+      <w:pPr>
+        <w:jc w:val="both"/>
+        <w:rPr>
+          <w:color w:val="FF0000"/>
+          <w:lang w:val="hr-HR"/>
+        </w:rPr>
+      </w:pPr>
+      <w:r>
+        <w:tab/>
+        <w:t xml:space="preserve">exit </w:t>
+      </w:r>
+    </w:p>
+    <w:p>
+      <w:pPr>
+        <w:jc w:val="both"/>
+        <w:rPr>
+          <w:color w:val="FF0000"/>
+          <w:lang w:val="hr-HR"/>
+        </w:rPr>
+      </w:pPr>
+    </w:p>
+    <w:p>
+      <w:pPr>
+        <w:keepNext/>
+        <w:jc w:val="center"/>
+      </w:pPr>
+      <w:r>
+        <w:rPr>
+          <w:noProof/>
+        </w:rPr>
+        <w:drawing>
+          <wp:inline distT="0" distB="0" distL="0" distR="0" wp14:anchorId="3B853F2C" wp14:editId="01D552BB">
+            <wp:extent cx="5584825" cy="2214880"/>
+            <wp:effectExtent l="0" t="0" r="0" b="0"/>
+            <wp:docPr id="19" name="Image13"/>
+            <wp:cNvGraphicFramePr>
+              <a:graphicFrameLocks xmlns:a="http://schemas.openxmlformats.org/drawingml/2006/main" noChangeAspect="1"/>
+            </wp:cNvGraphicFramePr>
+            <a:graphic xmlns:a="http://schemas.openxmlformats.org/drawingml/2006/main">
+              <a:graphicData uri="http://schemas.openxmlformats.org/drawingml/2006/picture">
+                <pic:pic xmlns:pic="http://schemas.openxmlformats.org/drawingml/2006/picture">
+                  <pic:nvPicPr>
+                    <pic:cNvPr id="19" name="Image13"/>
+                    <pic:cNvPicPr>
+                      <a:picLocks noChangeAspect="1" noChangeArrowheads="1"/>
+                    </pic:cNvPicPr>
+                  </pic:nvPicPr>
+                  <pic:blipFill>
+                    <a:blip r:embed="rId22"/>
+                    <a:stretch>
+                      <a:fillRect/>
+                    </a:stretch>
+                  </pic:blipFill>
+                  <pic:spPr bwMode="auto">
+                    <a:xfrm>
+                      <a:off x="0" y="0"/>
+                      <a:ext cx="5584825" cy="2214880"/>
+                    </a:xfrm>
+                    <a:prstGeom prst="rect">
+                      <a:avLst/>
+                    </a:prstGeom>
+                  </pic:spPr>
+                </pic:pic>
+              </a:graphicData>
+            </a:graphic>
+          </wp:inline>
+        </w:drawing>
+      </w:r>
+    </w:p>
+    <w:p>
+      <w:pPr>
+        <w:pStyle w:val="Opisslike"/>
+        <w:jc w:val="center"/>
+        <w:rPr>
+          <w:color w:val="FF0000"/>
+          <w:lang w:val="hr-HR"/>
+        </w:rPr>
+      </w:pPr>
+      <w:proofErr w:type="spellStart"/>
+      <w:r>
+        <w:t>Slika</w:t>
+      </w:r>
+      <w:proofErr w:type="spellEnd"/>
+      <w:r>
+        <w:t xml:space="preserve"> </w:t>
+      </w:r>
+      <w:r>
+        <w:fldChar w:fldCharType="begin"/>
+      </w:r>
+      <w:r>
+        <w:instrText xml:space="preserve"> SEQ Slika \* ARABIC </w:instrText>
+      </w:r>
+      <w:r>
+        <w:fldChar w:fldCharType="separate"/>
+      </w:r>
+      <w:r>
+        <w:rPr>
+          <w:noProof/>
+        </w:rPr>
+        <w:t>16</w:t>
+      </w:r>
+      <w:r>
+        <w:fldChar w:fldCharType="end"/>
+      </w:r>
+      <w:r>
+        <w:t xml:space="preserve"> - </w:t>
+      </w:r>
+      <w:proofErr w:type="spellStart"/>
+      <w:r>
+        <w:t>dekriptirana</w:t>
+      </w:r>
+      <w:proofErr w:type="spellEnd"/>
+      <w:r>
+        <w:t xml:space="preserve"> </w:t>
+      </w:r>
+      <w:proofErr w:type="spellStart"/>
+      <w:r>
+        <w:t>prva</w:t>
+      </w:r>
+      <w:proofErr w:type="spellEnd"/>
+      <w:r>
+        <w:t xml:space="preserve"> </w:t>
+      </w:r>
+      <w:proofErr w:type="spellStart"/>
+      <w:r>
+        <w:t>poruka</w:t>
+      </w:r>
+      <w:proofErr w:type="spellEnd"/>
     </w:p>
     <w:sectPr>
       <w:pgSz w:w="11906" w:h="16838"/>
@@ -7789,457 +9316,592 @@
 <file path=word/numbering.xml><?xml version="1.0" encoding="utf-8"?>
 <w:numbering xmlns:wpc="http://schemas.microsoft.com/office/word/2010/wordprocessingCanvas" xmlns:cx="http://schemas.microsoft.com/office/drawing/2014/chartex" xmlns:cx1="http://schemas.microsoft.com/office/drawing/2015/9/8/chartex" xmlns:cx2="http://schemas.microsoft.com/office/drawing/2015/10/21/chartex" xmlns:cx3="http://schemas.microsoft.com/office/drawing/2016/5/9/chartex" xmlns:cx4="http://schemas.microsoft.com/office/drawing/2016/5/10/chartex" xmlns:cx5="http://schemas.microsoft.com/office/drawing/2016/5/11/chartex" xmlns:cx6="http://schemas.microsoft.com/office/drawing/2016/5/12/chartex" xmlns:cx7="http://schemas.microsoft.com/office/drawing/2016/5/13/chartex" xmlns:cx8="http://schemas.microsoft.com/office/drawing/2016/5/14/chartex" xmlns:mc="http://schemas.openxmlformats.org/markup-compatibility/2006" xmlns:aink="http://schemas.microsoft.com/office/drawing/2016/ink" xmlns:am3d="http://schemas.microsoft.com/office/drawing/2017/model3d" xmlns:o="urn:schemas-microsoft-com:office:office" xmlns:oel="http://schemas.microsoft.com/office/2019/extlst" xmlns:r="http://schemas.openxmlformats.org/officeDocument/2006/relationships" xmlns:m="http://schemas.openxmlformats.org/officeDocument/2006/math" xmlns:v="urn:schemas-microsoft-com:vml" xmlns:wp14="http://schemas.microsoft.com/office/word/2010/wordprocessingDrawing" xmlns:wp="http://schemas.openxmlformats.org/drawingml/2006/wordprocessingDrawing" xmlns:w10="urn:schemas-microsoft-com:office:word" xmlns:w="http://schemas.openxmlformats.org/wordprocessingml/2006/main" xmlns:w14="http://schemas.microsoft.com/office/word/2010/wordml" xmlns:w15="http://schemas.microsoft.com/office/word/2012/wordml" xmlns:w16cex="http://schemas.microsoft.com/office/word/2018/wordml/cex" xmlns:w16cid="http://schemas.microsoft.com/office/word/2016/wordml/cid" xmlns:w16="http://schemas.microsoft.com/office/word/2018/wordml" xmlns:w16du="http://schemas.microsoft.com/office/word/2023/wordml/word16du" xmlns:w16sdtdh="http://schemas.microsoft.com/office/word/2020/wordml/sdtdatahash" xmlns:w16se="http://schemas.microsoft.com/office/word/2015/wordml/symex" xmlns:wpg="http://schemas.microsoft.com/office/word/2010/wordprocessingGroup" xmlns:wpi="http://schemas.microsoft.com/office/word/2010/wordprocessingInk" xmlns:wne="http://schemas.microsoft.com/office/word/2006/wordml" xmlns:wps="http://schemas.microsoft.com/office/word/2010/wordprocessingShape" mc:Ignorable="w14 w15 w16se w16cid w16 w16cex w16sdtdh w16du wp14">
   <w:abstractNum w:abstractNumId="0" w15:restartNumberingAfterBreak="0">
-    <w:nsid w:val="11F05D6B"/>
-    <w:multiLevelType w:val="hybridMultilevel"/>
-    <w:tmpl w:val="F1F27A58"/>
-    <w:lvl w:ilvl="0" w:tplc="0409000F">
+    <w:nsid w:val="257E00B7"/>
+    <w:multiLevelType w:val="multilevel"/>
+    <w:tmpl w:val="566E4D94"/>
+    <w:lvl w:ilvl="0">
       <w:start w:val="1"/>
       <w:numFmt w:val="decimal"/>
       <w:lvlText w:val="%1."/>
       <w:lvlJc w:val="left"/>
       <w:pPr>
+        <w:tabs>
+          <w:tab w:val="num" w:pos="0"/>
+        </w:tabs>
         <w:ind w:left="720" w:hanging="360"/>
       </w:pPr>
-      <w:rPr>
-        <w:rFonts w:hint="default"/>
-      </w:rPr>
     </w:lvl>
-    <w:lvl w:ilvl="1" w:tplc="04090019" w:tentative="1">
+    <w:lvl w:ilvl="1">
       <w:start w:val="1"/>
       <w:numFmt w:val="lowerLetter"/>
       <w:lvlText w:val="%2."/>
       <w:lvlJc w:val="left"/>
       <w:pPr>
+        <w:tabs>
+          <w:tab w:val="num" w:pos="0"/>
+        </w:tabs>
         <w:ind w:left="1440" w:hanging="360"/>
       </w:pPr>
     </w:lvl>
-    <w:lvl w:ilvl="2" w:tplc="0409001B" w:tentative="1">
+    <w:lvl w:ilvl="2">
       <w:start w:val="1"/>
       <w:numFmt w:val="lowerRoman"/>
       <w:lvlText w:val="%3."/>
       <w:lvlJc w:val="right"/>
       <w:pPr>
+        <w:tabs>
+          <w:tab w:val="num" w:pos="0"/>
+        </w:tabs>
         <w:ind w:left="2160" w:hanging="180"/>
       </w:pPr>
     </w:lvl>
-    <w:lvl w:ilvl="3" w:tplc="0409000F" w:tentative="1">
+    <w:lvl w:ilvl="3">
       <w:start w:val="1"/>
       <w:numFmt w:val="decimal"/>
       <w:lvlText w:val="%4."/>
       <w:lvlJc w:val="left"/>
       <w:pPr>
+        <w:tabs>
+          <w:tab w:val="num" w:pos="0"/>
+        </w:tabs>
         <w:ind w:left="2880" w:hanging="360"/>
       </w:pPr>
     </w:lvl>
-    <w:lvl w:ilvl="4" w:tplc="04090019" w:tentative="1">
+    <w:lvl w:ilvl="4">
       <w:start w:val="1"/>
       <w:numFmt w:val="lowerLetter"/>
       <w:lvlText w:val="%5."/>
       <w:lvlJc w:val="left"/>
       <w:pPr>
+        <w:tabs>
+          <w:tab w:val="num" w:pos="0"/>
+        </w:tabs>
         <w:ind w:left="3600" w:hanging="360"/>
       </w:pPr>
     </w:lvl>
-    <w:lvl w:ilvl="5" w:tplc="0409001B" w:tentative="1">
+    <w:lvl w:ilvl="5">
       <w:start w:val="1"/>
       <w:numFmt w:val="lowerRoman"/>
       <w:lvlText w:val="%6."/>
       <w:lvlJc w:val="right"/>
       <w:pPr>
+        <w:tabs>
+          <w:tab w:val="num" w:pos="0"/>
+        </w:tabs>
         <w:ind w:left="4320" w:hanging="180"/>
       </w:pPr>
     </w:lvl>
-    <w:lvl w:ilvl="6" w:tplc="0409000F" w:tentative="1">
+    <w:lvl w:ilvl="6">
       <w:start w:val="1"/>
       <w:numFmt w:val="decimal"/>
       <w:lvlText w:val="%7."/>
       <w:lvlJc w:val="left"/>
       <w:pPr>
+        <w:tabs>
+          <w:tab w:val="num" w:pos="0"/>
+        </w:tabs>
         <w:ind w:left="5040" w:hanging="360"/>
       </w:pPr>
     </w:lvl>
-    <w:lvl w:ilvl="7" w:tplc="04090019" w:tentative="1">
+    <w:lvl w:ilvl="7">
       <w:start w:val="1"/>
       <w:numFmt w:val="lowerLetter"/>
       <w:lvlText w:val="%8."/>
       <w:lvlJc w:val="left"/>
       <w:pPr>
+        <w:tabs>
+          <w:tab w:val="num" w:pos="0"/>
+        </w:tabs>
         <w:ind w:left="5760" w:hanging="360"/>
       </w:pPr>
     </w:lvl>
-    <w:lvl w:ilvl="8" w:tplc="0409001B" w:tentative="1">
+    <w:lvl w:ilvl="8">
       <w:start w:val="1"/>
       <w:numFmt w:val="lowerRoman"/>
       <w:lvlText w:val="%9."/>
       <w:lvlJc w:val="right"/>
       <w:pPr>
+        <w:tabs>
+          <w:tab w:val="num" w:pos="0"/>
+        </w:tabs>
         <w:ind w:left="6480" w:hanging="180"/>
       </w:pPr>
     </w:lvl>
   </w:abstractNum>
   <w:abstractNum w:abstractNumId="1" w15:restartNumberingAfterBreak="0">
-    <w:nsid w:val="26FA022D"/>
-    <w:multiLevelType w:val="hybridMultilevel"/>
-    <w:tmpl w:val="565EA53C"/>
-    <w:lvl w:ilvl="0" w:tplc="041A000F">
+    <w:nsid w:val="36F05CFB"/>
+    <w:multiLevelType w:val="multilevel"/>
+    <w:tmpl w:val="A4B8BBDC"/>
+    <w:lvl w:ilvl="0">
+      <w:start w:val="1"/>
+      <w:numFmt w:val="upperLetter"/>
+      <w:lvlText w:val="%1."/>
+      <w:lvlJc w:val="left"/>
+      <w:pPr>
+        <w:tabs>
+          <w:tab w:val="num" w:pos="0"/>
+        </w:tabs>
+        <w:ind w:left="720" w:hanging="360"/>
+      </w:pPr>
+    </w:lvl>
+    <w:lvl w:ilvl="1">
+      <w:start w:val="1"/>
+      <w:numFmt w:val="lowerLetter"/>
+      <w:lvlText w:val="%2."/>
+      <w:lvlJc w:val="left"/>
+      <w:pPr>
+        <w:tabs>
+          <w:tab w:val="num" w:pos="0"/>
+        </w:tabs>
+        <w:ind w:left="1440" w:hanging="360"/>
+      </w:pPr>
+    </w:lvl>
+    <w:lvl w:ilvl="2">
+      <w:start w:val="1"/>
+      <w:numFmt w:val="lowerRoman"/>
+      <w:lvlText w:val="%3."/>
+      <w:lvlJc w:val="right"/>
+      <w:pPr>
+        <w:tabs>
+          <w:tab w:val="num" w:pos="0"/>
+        </w:tabs>
+        <w:ind w:left="2160" w:hanging="180"/>
+      </w:pPr>
+    </w:lvl>
+    <w:lvl w:ilvl="3">
+      <w:start w:val="1"/>
+      <w:numFmt w:val="decimal"/>
+      <w:lvlText w:val="%4."/>
+      <w:lvlJc w:val="left"/>
+      <w:pPr>
+        <w:tabs>
+          <w:tab w:val="num" w:pos="0"/>
+        </w:tabs>
+        <w:ind w:left="2880" w:hanging="360"/>
+      </w:pPr>
+    </w:lvl>
+    <w:lvl w:ilvl="4">
+      <w:start w:val="1"/>
+      <w:numFmt w:val="lowerLetter"/>
+      <w:lvlText w:val="%5."/>
+      <w:lvlJc w:val="left"/>
+      <w:pPr>
+        <w:tabs>
+          <w:tab w:val="num" w:pos="0"/>
+        </w:tabs>
+        <w:ind w:left="3600" w:hanging="360"/>
+      </w:pPr>
+    </w:lvl>
+    <w:lvl w:ilvl="5">
+      <w:start w:val="1"/>
+      <w:numFmt w:val="lowerRoman"/>
+      <w:lvlText w:val="%6."/>
+      <w:lvlJc w:val="right"/>
+      <w:pPr>
+        <w:tabs>
+          <w:tab w:val="num" w:pos="0"/>
+        </w:tabs>
+        <w:ind w:left="4320" w:hanging="180"/>
+      </w:pPr>
+    </w:lvl>
+    <w:lvl w:ilvl="6">
+      <w:start w:val="1"/>
+      <w:numFmt w:val="decimal"/>
+      <w:lvlText w:val="%7."/>
+      <w:lvlJc w:val="left"/>
+      <w:pPr>
+        <w:tabs>
+          <w:tab w:val="num" w:pos="0"/>
+        </w:tabs>
+        <w:ind w:left="5040" w:hanging="360"/>
+      </w:pPr>
+    </w:lvl>
+    <w:lvl w:ilvl="7">
+      <w:start w:val="1"/>
+      <w:numFmt w:val="lowerLetter"/>
+      <w:lvlText w:val="%8."/>
+      <w:lvlJc w:val="left"/>
+      <w:pPr>
+        <w:tabs>
+          <w:tab w:val="num" w:pos="0"/>
+        </w:tabs>
+        <w:ind w:left="5760" w:hanging="360"/>
+      </w:pPr>
+    </w:lvl>
+    <w:lvl w:ilvl="8">
+      <w:start w:val="1"/>
+      <w:numFmt w:val="lowerRoman"/>
+      <w:lvlText w:val="%9."/>
+      <w:lvlJc w:val="right"/>
+      <w:pPr>
+        <w:tabs>
+          <w:tab w:val="num" w:pos="0"/>
+        </w:tabs>
+        <w:ind w:left="6480" w:hanging="180"/>
+      </w:pPr>
+    </w:lvl>
+  </w:abstractNum>
+  <w:abstractNum w:abstractNumId="2" w15:restartNumberingAfterBreak="0">
+    <w:nsid w:val="5C3110D2"/>
+    <w:multiLevelType w:val="multilevel"/>
+    <w:tmpl w:val="1702E750"/>
+    <w:lvl w:ilvl="0">
       <w:start w:val="1"/>
       <w:numFmt w:val="decimal"/>
       <w:lvlText w:val="%1."/>
       <w:lvlJc w:val="left"/>
       <w:pPr>
-        <w:ind w:left="1428" w:hanging="360"/>
+        <w:tabs>
+          <w:tab w:val="num" w:pos="0"/>
+        </w:tabs>
+        <w:ind w:left="720" w:hanging="360"/>
       </w:pPr>
     </w:lvl>
-    <w:lvl w:ilvl="1" w:tplc="041A0019" w:tentative="1">
+    <w:lvl w:ilvl="1">
       <w:start w:val="1"/>
       <w:numFmt w:val="lowerLetter"/>
       <w:lvlText w:val="%2."/>
       <w:lvlJc w:val="left"/>
       <w:pPr>
-        <w:ind w:left="2148" w:hanging="360"/>
+        <w:tabs>
+          <w:tab w:val="num" w:pos="0"/>
+        </w:tabs>
+        <w:ind w:left="1440" w:hanging="360"/>
       </w:pPr>
     </w:lvl>
-    <w:lvl w:ilvl="2" w:tplc="041A001B" w:tentative="1">
+    <w:lvl w:ilvl="2">
       <w:start w:val="1"/>
       <w:numFmt w:val="lowerRoman"/>
       <w:lvlText w:val="%3."/>
       <w:lvlJc w:val="right"/>
       <w:pPr>
-        <w:ind w:left="2868" w:hanging="180"/>
+        <w:tabs>
+          <w:tab w:val="num" w:pos="0"/>
+        </w:tabs>
+        <w:ind w:left="2160" w:hanging="180"/>
       </w:pPr>
     </w:lvl>
-    <w:lvl w:ilvl="3" w:tplc="041A000F" w:tentative="1">
+    <w:lvl w:ilvl="3">
       <w:start w:val="1"/>
       <w:numFmt w:val="decimal"/>
       <w:lvlText w:val="%4."/>
       <w:lvlJc w:val="left"/>
       <w:pPr>
-        <w:ind w:left="3588" w:hanging="360"/>
+        <w:tabs>
+          <w:tab w:val="num" w:pos="0"/>
+        </w:tabs>
+        <w:ind w:left="2880" w:hanging="360"/>
       </w:pPr>
     </w:lvl>
-    <w:lvl w:ilvl="4" w:tplc="041A0019" w:tentative="1">
+    <w:lvl w:ilvl="4">
       <w:start w:val="1"/>
       <w:numFmt w:val="lowerLetter"/>
       <w:lvlText w:val="%5."/>
       <w:lvlJc w:val="left"/>
       <w:pPr>
-        <w:ind w:left="4308" w:hanging="360"/>
+        <w:tabs>
+          <w:tab w:val="num" w:pos="0"/>
+        </w:tabs>
+        <w:ind w:left="3600" w:hanging="360"/>
       </w:pPr>
     </w:lvl>
-    <w:lvl w:ilvl="5" w:tplc="041A001B" w:tentative="1">
+    <w:lvl w:ilvl="5">
       <w:start w:val="1"/>
       <w:numFmt w:val="lowerRoman"/>
       <w:lvlText w:val="%6."/>
       <w:lvlJc w:val="right"/>
       <w:pPr>
-        <w:ind w:left="5028" w:hanging="180"/>
+        <w:tabs>
+          <w:tab w:val="num" w:pos="0"/>
+        </w:tabs>
+        <w:ind w:left="4320" w:hanging="180"/>
       </w:pPr>
     </w:lvl>
-    <w:lvl w:ilvl="6" w:tplc="041A000F" w:tentative="1">
+    <w:lvl w:ilvl="6">
       <w:start w:val="1"/>
       <w:numFmt w:val="decimal"/>
       <w:lvlText w:val="%7."/>
       <w:lvlJc w:val="left"/>
       <w:pPr>
-        <w:ind w:left="5748" w:hanging="360"/>
+        <w:tabs>
+          <w:tab w:val="num" w:pos="0"/>
+        </w:tabs>
+        <w:ind w:left="5040" w:hanging="360"/>
       </w:pPr>
     </w:lvl>
-    <w:lvl w:ilvl="7" w:tplc="041A0019" w:tentative="1">
+    <w:lvl w:ilvl="7">
       <w:start w:val="1"/>
       <w:numFmt w:val="lowerLetter"/>
       <w:lvlText w:val="%8."/>
       <w:lvlJc w:val="left"/>
       <w:pPr>
-        <w:ind w:left="6468" w:hanging="360"/>
+        <w:tabs>
+          <w:tab w:val="num" w:pos="0"/>
+        </w:tabs>
+        <w:ind w:left="5760" w:hanging="360"/>
       </w:pPr>
     </w:lvl>
-    <w:lvl w:ilvl="8" w:tplc="041A001B" w:tentative="1">
+    <w:lvl w:ilvl="8">
       <w:start w:val="1"/>
       <w:numFmt w:val="lowerRoman"/>
       <w:lvlText w:val="%9."/>
       <w:lvlJc w:val="right"/>
       <w:pPr>
-        <w:ind w:left="7188" w:hanging="180"/>
+        <w:tabs>
+          <w:tab w:val="num" w:pos="0"/>
+        </w:tabs>
+        <w:ind w:left="6480" w:hanging="180"/>
       </w:pPr>
     </w:lvl>
   </w:abstractNum>
-  <w:abstractNum w:abstractNumId="2" w15:restartNumberingAfterBreak="0">
-    <w:nsid w:val="3F5E301E"/>
-    <w:multiLevelType w:val="hybridMultilevel"/>
-    <w:tmpl w:val="F1F27A58"/>
-    <w:lvl w:ilvl="0" w:tplc="FFFFFFFF">
+  <w:abstractNum w:abstractNumId="3" w15:restartNumberingAfterBreak="0">
+    <w:nsid w:val="6F1B1D14"/>
+    <w:multiLevelType w:val="multilevel"/>
+    <w:tmpl w:val="705A90E4"/>
+    <w:lvl w:ilvl="0">
+      <w:start w:val="1"/>
+      <w:numFmt w:val="none"/>
+      <w:suff w:val="nothing"/>
+      <w:lvlText w:val=""/>
+      <w:lvlJc w:val="left"/>
+      <w:pPr>
+        <w:tabs>
+          <w:tab w:val="num" w:pos="0"/>
+        </w:tabs>
+        <w:ind w:left="0" w:firstLine="0"/>
+      </w:pPr>
+    </w:lvl>
+    <w:lvl w:ilvl="1">
+      <w:start w:val="1"/>
+      <w:numFmt w:val="none"/>
+      <w:suff w:val="nothing"/>
+      <w:lvlText w:val=""/>
+      <w:lvlJc w:val="left"/>
+      <w:pPr>
+        <w:tabs>
+          <w:tab w:val="num" w:pos="0"/>
+        </w:tabs>
+        <w:ind w:left="0" w:firstLine="0"/>
+      </w:pPr>
+    </w:lvl>
+    <w:lvl w:ilvl="2">
+      <w:start w:val="1"/>
+      <w:numFmt w:val="none"/>
+      <w:suff w:val="nothing"/>
+      <w:lvlText w:val=""/>
+      <w:lvlJc w:val="left"/>
+      <w:pPr>
+        <w:tabs>
+          <w:tab w:val="num" w:pos="0"/>
+        </w:tabs>
+        <w:ind w:left="0" w:firstLine="0"/>
+      </w:pPr>
+    </w:lvl>
+    <w:lvl w:ilvl="3">
+      <w:start w:val="1"/>
+      <w:numFmt w:val="none"/>
+      <w:suff w:val="nothing"/>
+      <w:lvlText w:val=""/>
+      <w:lvlJc w:val="left"/>
+      <w:pPr>
+        <w:tabs>
+          <w:tab w:val="num" w:pos="0"/>
+        </w:tabs>
+        <w:ind w:left="0" w:firstLine="0"/>
+      </w:pPr>
+    </w:lvl>
+    <w:lvl w:ilvl="4">
+      <w:start w:val="1"/>
+      <w:numFmt w:val="none"/>
+      <w:suff w:val="nothing"/>
+      <w:lvlText w:val=""/>
+      <w:lvlJc w:val="left"/>
+      <w:pPr>
+        <w:tabs>
+          <w:tab w:val="num" w:pos="0"/>
+        </w:tabs>
+        <w:ind w:left="0" w:firstLine="0"/>
+      </w:pPr>
+    </w:lvl>
+    <w:lvl w:ilvl="5">
+      <w:start w:val="1"/>
+      <w:numFmt w:val="none"/>
+      <w:suff w:val="nothing"/>
+      <w:lvlText w:val=""/>
+      <w:lvlJc w:val="left"/>
+      <w:pPr>
+        <w:tabs>
+          <w:tab w:val="num" w:pos="0"/>
+        </w:tabs>
+        <w:ind w:left="0" w:firstLine="0"/>
+      </w:pPr>
+    </w:lvl>
+    <w:lvl w:ilvl="6">
+      <w:start w:val="1"/>
+      <w:numFmt w:val="none"/>
+      <w:suff w:val="nothing"/>
+      <w:lvlText w:val=""/>
+      <w:lvlJc w:val="left"/>
+      <w:pPr>
+        <w:tabs>
+          <w:tab w:val="num" w:pos="0"/>
+        </w:tabs>
+        <w:ind w:left="0" w:firstLine="0"/>
+      </w:pPr>
+    </w:lvl>
+    <w:lvl w:ilvl="7">
+      <w:start w:val="1"/>
+      <w:numFmt w:val="none"/>
+      <w:suff w:val="nothing"/>
+      <w:lvlText w:val=""/>
+      <w:lvlJc w:val="left"/>
+      <w:pPr>
+        <w:tabs>
+          <w:tab w:val="num" w:pos="0"/>
+        </w:tabs>
+        <w:ind w:left="0" w:firstLine="0"/>
+      </w:pPr>
+    </w:lvl>
+    <w:lvl w:ilvl="8">
+      <w:start w:val="1"/>
+      <w:numFmt w:val="none"/>
+      <w:suff w:val="nothing"/>
+      <w:lvlText w:val=""/>
+      <w:lvlJc w:val="left"/>
+      <w:pPr>
+        <w:tabs>
+          <w:tab w:val="num" w:pos="0"/>
+        </w:tabs>
+        <w:ind w:left="0" w:firstLine="0"/>
+      </w:pPr>
+    </w:lvl>
+  </w:abstractNum>
+  <w:abstractNum w:abstractNumId="4" w15:restartNumberingAfterBreak="0">
+    <w:nsid w:val="710F24DC"/>
+    <w:multiLevelType w:val="multilevel"/>
+    <w:tmpl w:val="A74ECE54"/>
+    <w:lvl w:ilvl="0">
       <w:start w:val="1"/>
       <w:numFmt w:val="decimal"/>
       <w:lvlText w:val="%1."/>
       <w:lvlJc w:val="left"/>
       <w:pPr>
-        <w:ind w:left="720" w:hanging="360"/>
-      </w:pPr>
-      <w:rPr>
-        <w:rFonts w:hint="default"/>
-      </w:rPr>
+        <w:tabs>
+          <w:tab w:val="num" w:pos="0"/>
+        </w:tabs>
+        <w:ind w:left="1428" w:hanging="360"/>
+      </w:pPr>
     </w:lvl>
-    <w:lvl w:ilvl="1" w:tplc="FFFFFFFF" w:tentative="1">
+    <w:lvl w:ilvl="1">
       <w:start w:val="1"/>
       <w:numFmt w:val="lowerLetter"/>
       <w:lvlText w:val="%2."/>
       <w:lvlJc w:val="left"/>
       <w:pPr>
-        <w:ind w:left="1440" w:hanging="360"/>
+        <w:tabs>
+          <w:tab w:val="num" w:pos="0"/>
+        </w:tabs>
+        <w:ind w:left="2148" w:hanging="360"/>
       </w:pPr>
     </w:lvl>
-    <w:lvl w:ilvl="2" w:tplc="FFFFFFFF" w:tentative="1">
+    <w:lvl w:ilvl="2">
       <w:start w:val="1"/>
       <w:numFmt w:val="lowerRoman"/>
       <w:lvlText w:val="%3."/>
       <w:lvlJc w:val="right"/>
       <w:pPr>
-        <w:ind w:left="2160" w:hanging="180"/>
+        <w:tabs>
+          <w:tab w:val="num" w:pos="0"/>
+        </w:tabs>
+        <w:ind w:left="2868" w:hanging="180"/>
       </w:pPr>
     </w:lvl>
-    <w:lvl w:ilvl="3" w:tplc="FFFFFFFF" w:tentative="1">
+    <w:lvl w:ilvl="3">
       <w:start w:val="1"/>
       <w:numFmt w:val="decimal"/>
       <w:lvlText w:val="%4."/>
       <w:lvlJc w:val="left"/>
       <w:pPr>
-        <w:ind w:left="2880" w:hanging="360"/>
+        <w:tabs>
+          <w:tab w:val="num" w:pos="0"/>
+        </w:tabs>
+        <w:ind w:left="3588" w:hanging="360"/>
       </w:pPr>
     </w:lvl>
-    <w:lvl w:ilvl="4" w:tplc="FFFFFFFF" w:tentative="1">
+    <w:lvl w:ilvl="4">
       <w:start w:val="1"/>
       <w:numFmt w:val="lowerLetter"/>
       <w:lvlText w:val="%5."/>
       <w:lvlJc w:val="left"/>
       <w:pPr>
-        <w:ind w:left="3600" w:hanging="360"/>
+        <w:tabs>
+          <w:tab w:val="num" w:pos="0"/>
+        </w:tabs>
+        <w:ind w:left="4308" w:hanging="360"/>
       </w:pPr>
     </w:lvl>
-    <w:lvl w:ilvl="5" w:tplc="FFFFFFFF" w:tentative="1">
+    <w:lvl w:ilvl="5">
       <w:start w:val="1"/>
       <w:numFmt w:val="lowerRoman"/>
       <w:lvlText w:val="%6."/>
       <w:lvlJc w:val="right"/>
       <w:pPr>
-        <w:ind w:left="4320" w:hanging="180"/>
+        <w:tabs>
+          <w:tab w:val="num" w:pos="0"/>
+        </w:tabs>
+        <w:ind w:left="5028" w:hanging="180"/>
       </w:pPr>
     </w:lvl>
-    <w:lvl w:ilvl="6" w:tplc="FFFFFFFF" w:tentative="1">
+    <w:lvl w:ilvl="6">
       <w:start w:val="1"/>
       <w:numFmt w:val="decimal"/>
       <w:lvlText w:val="%7."/>
       <w:lvlJc w:val="left"/>
       <w:pPr>
-        <w:ind w:left="5040" w:hanging="360"/>
+        <w:tabs>
+          <w:tab w:val="num" w:pos="0"/>
+        </w:tabs>
+        <w:ind w:left="5748" w:hanging="360"/>
       </w:pPr>
     </w:lvl>
-    <w:lvl w:ilvl="7" w:tplc="FFFFFFFF" w:tentative="1">
+    <w:lvl w:ilvl="7">
       <w:start w:val="1"/>
       <w:numFmt w:val="lowerLetter"/>
       <w:lvlText w:val="%8."/>
       <w:lvlJc w:val="left"/>
       <w:pPr>
-        <w:ind w:left="5760" w:hanging="360"/>
+        <w:tabs>
+          <w:tab w:val="num" w:pos="0"/>
+        </w:tabs>
+        <w:ind w:left="6468" w:hanging="360"/>
       </w:pPr>
     </w:lvl>
-    <w:lvl w:ilvl="8" w:tplc="FFFFFFFF" w:tentative="1">
+    <w:lvl w:ilvl="8">
       <w:start w:val="1"/>
       <w:numFmt w:val="lowerRoman"/>
       <w:lvlText w:val="%9."/>
       <w:lvlJc w:val="right"/>
       <w:pPr>
-        <w:ind w:left="6480" w:hanging="180"/>
+        <w:tabs>
+          <w:tab w:val="num" w:pos="0"/>
+        </w:tabs>
+        <w:ind w:left="7188" w:hanging="180"/>
       </w:pPr>
     </w:lvl>
   </w:abstractNum>
-  <w:abstractNum w:abstractNumId="3" w15:restartNumberingAfterBreak="0">
-    <w:nsid w:val="5B424069"/>
-    <w:multiLevelType w:val="hybridMultilevel"/>
-    <w:tmpl w:val="8BF4842C"/>
-    <w:lvl w:ilvl="0" w:tplc="E44CC656">
-      <w:start w:val="1"/>
-      <w:numFmt w:val="upperLetter"/>
-      <w:lvlText w:val="%1)"/>
-      <w:lvlJc w:val="left"/>
-      <w:pPr>
-        <w:ind w:left="720" w:hanging="360"/>
-      </w:pPr>
-      <w:rPr>
-        <w:rFonts w:hint="default"/>
-      </w:rPr>
-    </w:lvl>
-    <w:lvl w:ilvl="1" w:tplc="041A0019" w:tentative="1">
-      <w:start w:val="1"/>
-      <w:numFmt w:val="lowerLetter"/>
-      <w:lvlText w:val="%2."/>
-      <w:lvlJc w:val="left"/>
-      <w:pPr>
-        <w:ind w:left="1440" w:hanging="360"/>
-      </w:pPr>
-    </w:lvl>
-    <w:lvl w:ilvl="2" w:tplc="041A001B" w:tentative="1">
-      <w:start w:val="1"/>
-      <w:numFmt w:val="lowerRoman"/>
-      <w:lvlText w:val="%3."/>
-      <w:lvlJc w:val="right"/>
-      <w:pPr>
-        <w:ind w:left="2160" w:hanging="180"/>
-      </w:pPr>
-    </w:lvl>
-    <w:lvl w:ilvl="3" w:tplc="041A000F" w:tentative="1">
-      <w:start w:val="1"/>
-      <w:numFmt w:val="decimal"/>
-      <w:lvlText w:val="%4."/>
-      <w:lvlJc w:val="left"/>
-      <w:pPr>
-        <w:ind w:left="2880" w:hanging="360"/>
-      </w:pPr>
-    </w:lvl>
-    <w:lvl w:ilvl="4" w:tplc="041A0019" w:tentative="1">
-      <w:start w:val="1"/>
-      <w:numFmt w:val="lowerLetter"/>
-      <w:lvlText w:val="%5."/>
-      <w:lvlJc w:val="left"/>
-      <w:pPr>
-        <w:ind w:left="3600" w:hanging="360"/>
-      </w:pPr>
-    </w:lvl>
-    <w:lvl w:ilvl="5" w:tplc="041A001B" w:tentative="1">
-      <w:start w:val="1"/>
-      <w:numFmt w:val="lowerRoman"/>
-      <w:lvlText w:val="%6."/>
-      <w:lvlJc w:val="right"/>
-      <w:pPr>
-        <w:ind w:left="4320" w:hanging="180"/>
-      </w:pPr>
-    </w:lvl>
-    <w:lvl w:ilvl="6" w:tplc="041A000F" w:tentative="1">
-      <w:start w:val="1"/>
-      <w:numFmt w:val="decimal"/>
-      <w:lvlText w:val="%7."/>
-      <w:lvlJc w:val="left"/>
-      <w:pPr>
-        <w:ind w:left="5040" w:hanging="360"/>
-      </w:pPr>
-    </w:lvl>
-    <w:lvl w:ilvl="7" w:tplc="041A0019" w:tentative="1">
-      <w:start w:val="1"/>
-      <w:numFmt w:val="lowerLetter"/>
-      <w:lvlText w:val="%8."/>
-      <w:lvlJc w:val="left"/>
-      <w:pPr>
-        <w:ind w:left="5760" w:hanging="360"/>
-      </w:pPr>
-    </w:lvl>
-    <w:lvl w:ilvl="8" w:tplc="041A001B" w:tentative="1">
-      <w:start w:val="1"/>
-      <w:numFmt w:val="lowerRoman"/>
-      <w:lvlText w:val="%9."/>
-      <w:lvlJc w:val="right"/>
-      <w:pPr>
-        <w:ind w:left="6480" w:hanging="180"/>
-      </w:pPr>
-    </w:lvl>
-  </w:abstractNum>
-  <w:abstractNum w:abstractNumId="4" w15:restartNumberingAfterBreak="0">
-    <w:nsid w:val="613919C8"/>
-    <w:multiLevelType w:val="hybridMultilevel"/>
-    <w:tmpl w:val="8452BE80"/>
-    <w:lvl w:ilvl="0" w:tplc="041A0015">
-      <w:start w:val="1"/>
-      <w:numFmt w:val="upperLetter"/>
-      <w:lvlText w:val="%1."/>
-      <w:lvlJc w:val="left"/>
-      <w:pPr>
-        <w:ind w:left="720" w:hanging="360"/>
-      </w:pPr>
-    </w:lvl>
-    <w:lvl w:ilvl="1" w:tplc="041A0019" w:tentative="1">
-      <w:start w:val="1"/>
-      <w:numFmt w:val="lowerLetter"/>
-      <w:lvlText w:val="%2."/>
-      <w:lvlJc w:val="left"/>
-      <w:pPr>
-        <w:ind w:left="1440" w:hanging="360"/>
-      </w:pPr>
-    </w:lvl>
-    <w:lvl w:ilvl="2" w:tplc="041A001B" w:tentative="1">
-      <w:start w:val="1"/>
-      <w:numFmt w:val="lowerRoman"/>
-      <w:lvlText w:val="%3."/>
-      <w:lvlJc w:val="right"/>
-      <w:pPr>
-        <w:ind w:left="2160" w:hanging="180"/>
-      </w:pPr>
-    </w:lvl>
-    <w:lvl w:ilvl="3" w:tplc="041A000F" w:tentative="1">
-      <w:start w:val="1"/>
-      <w:numFmt w:val="decimal"/>
-      <w:lvlText w:val="%4."/>
-      <w:lvlJc w:val="left"/>
-      <w:pPr>
-        <w:ind w:left="2880" w:hanging="360"/>
-      </w:pPr>
-    </w:lvl>
-    <w:lvl w:ilvl="4" w:tplc="041A0019" w:tentative="1">
-      <w:start w:val="1"/>
-      <w:numFmt w:val="lowerLetter"/>
-      <w:lvlText w:val="%5."/>
-      <w:lvlJc w:val="left"/>
-      <w:pPr>
-        <w:ind w:left="3600" w:hanging="360"/>
-      </w:pPr>
-    </w:lvl>
-    <w:lvl w:ilvl="5" w:tplc="041A001B" w:tentative="1">
-      <w:start w:val="1"/>
-      <w:numFmt w:val="lowerRoman"/>
-      <w:lvlText w:val="%6."/>
-      <w:lvlJc w:val="right"/>
-      <w:pPr>
-        <w:ind w:left="4320" w:hanging="180"/>
-      </w:pPr>
-    </w:lvl>
-    <w:lvl w:ilvl="6" w:tplc="041A000F" w:tentative="1">
-      <w:start w:val="1"/>
-      <w:numFmt w:val="decimal"/>
-      <w:lvlText w:val="%7."/>
-      <w:lvlJc w:val="left"/>
-      <w:pPr>
-        <w:ind w:left="5040" w:hanging="360"/>
-      </w:pPr>
-    </w:lvl>
-    <w:lvl w:ilvl="7" w:tplc="041A0019" w:tentative="1">
-      <w:start w:val="1"/>
-      <w:numFmt w:val="lowerLetter"/>
-      <w:lvlText w:val="%8."/>
-      <w:lvlJc w:val="left"/>
-      <w:pPr>
-        <w:ind w:left="5760" w:hanging="360"/>
-      </w:pPr>
-    </w:lvl>
-    <w:lvl w:ilvl="8" w:tplc="041A001B" w:tentative="1">
-      <w:start w:val="1"/>
-      <w:numFmt w:val="lowerRoman"/>
-      <w:lvlText w:val="%9."/>
-      <w:lvlJc w:val="right"/>
-      <w:pPr>
-        <w:ind w:left="6480" w:hanging="180"/>
-      </w:pPr>
-    </w:lvl>
-  </w:abstractNum>
-  <w:num w:numId="1" w16cid:durableId="683896609">
+  <w:num w:numId="1" w16cid:durableId="1369145096">
+    <w:abstractNumId w:val="4"/>
+  </w:num>
+  <w:num w:numId="2" w16cid:durableId="1702826257">
+    <w:abstractNumId w:val="0"/>
+  </w:num>
+  <w:num w:numId="3" w16cid:durableId="73359736">
+    <w:abstractNumId w:val="2"/>
+  </w:num>
+  <w:num w:numId="4" w16cid:durableId="591596336">
     <w:abstractNumId w:val="1"/>
   </w:num>
-  <w:num w:numId="2" w16cid:durableId="2013096615">
-    <w:abstractNumId w:val="0"/>
-  </w:num>
-  <w:num w:numId="3" w16cid:durableId="437986618">
-    <w:abstractNumId w:val="2"/>
-  </w:num>
-  <w:num w:numId="4" w16cid:durableId="1620062960">
-    <w:abstractNumId w:val="4"/>
-  </w:num>
-  <w:num w:numId="5" w16cid:durableId="758908633">
+  <w:num w:numId="5" w16cid:durableId="288587328">
     <w:abstractNumId w:val="3"/>
   </w:num>
 </w:numbering>
@@ -8679,6 +10341,29 @@
       <w:u w:val="single"/>
     </w:rPr>
   </w:style>
+  <w:style w:type="character" w:customStyle="1" w:styleId="StrongEmphasis">
+    <w:name w:val="Strong Emphasis"/>
+    <w:qFormat/>
+    <w:rPr>
+      <w:b/>
+      <w:bCs/>
+    </w:rPr>
+  </w:style>
+  <w:style w:type="character" w:styleId="Istaknuto">
+    <w:name w:val="Emphasis"/>
+    <w:qFormat/>
+    <w:rPr>
+      <w:i/>
+      <w:iCs/>
+    </w:rPr>
+  </w:style>
+  <w:style w:type="character" w:customStyle="1" w:styleId="SourceText">
+    <w:name w:val="Source Text"/>
+    <w:qFormat/>
+    <w:rPr>
+      <w:rFonts w:ascii="Liberation Mono" w:eastAsia="Noto Sans Mono CJK SC" w:hAnsi="Liberation Mono" w:cs="Liberation Mono"/>
+    </w:rPr>
+  </w:style>
   <w:style w:type="paragraph" w:customStyle="1" w:styleId="Heading">
     <w:name w:val="Heading"/>
     <w:basedOn w:val="Normal"/>
@@ -8743,12 +10428,10 @@
   </w:style>
   <w:style w:type="paragraph" w:customStyle="1" w:styleId="Default">
     <w:name w:val="Default"/>
+    <w:qFormat/>
     <w:rsid w:val="00C87501"/>
     <w:pPr>
       <w:suppressAutoHyphens w:val="0"/>
-      <w:autoSpaceDE w:val="0"/>
-      <w:autoSpaceDN w:val="0"/>
-      <w:adjustRightInd w:val="0"/>
     </w:pPr>
     <w:rPr>
       <w:rFonts w:ascii="Times New Roman" w:hAnsi="Times New Roman" w:cs="Times New Roman"/>
